--- a/docs/SOP_Build_and_Use.docx
+++ b/docs/SOP_Build_and_Use.docx
@@ -561,9 +561,9 @@
       <w:r>
         <w:drawing>
           <wp:inline>
-            <wp:extent cx="5334000" cy="2506980"/>
+            <wp:extent cx="5334000" cy="3200400"/>
             <wp:effectExtent b="0" l="0" r="0" t="0"/>
-            <wp:docPr descr="Figure 1. The logger’s states. Each power-on moves it along the arrows. Every timestamp is counted from the moment it is powered on for logging, so that must happen at the start time entered in the app." title="" id="21" name="Picture"/>
+            <wp:docPr descr="Figure 1. The logger’s states and what triggers each change. The app can connect only in states 1 and 4; in state 2 the board is powered down. Every timestamp is counted from the power-on that starts data collection, so that must happen at the start time entered in the app." title="" id="21" name="Picture"/>
             <a:graphic>
               <a:graphicData uri="http://schemas.openxmlformats.org/drawingml/2006/picture">
                 <pic:pic>
@@ -582,7 +582,7 @@
                   <pic:spPr bwMode="auto">
                     <a:xfrm>
                       <a:off x="0" y="0"/>
-                      <a:ext cx="5334000" cy="2506980"/>
+                      <a:ext cx="5334000" cy="3200400"/>
                     </a:xfrm>
                     <a:prstGeom prst="rect">
                       <a:avLst/>
@@ -606,7 +606,7 @@
         <w:pStyle w:val="ImageCaption"/>
       </w:pPr>
       <w:r>
-        <w:t xml:space="preserve">Figure 1. The logger’s states. Each power-on moves it along the arrows. Every timestamp is counted from the moment it is powered on for logging, so that must happen at the start time entered in the app.</w:t>
+        <w:t xml:space="preserve">Figure 1. The logger’s states and what triggers each change. The app can connect only in states 1 and 4; in state 2 the board is powered down. Every timestamp is counted from the power-on that starts data collection, so that must happen at the start time entered in the app.</w:t>
       </w:r>
     </w:p>
     <w:tbl>
@@ -719,7 +719,7 @@
               <w:rPr>
                 <w:sz w:val="19"/>
               </w:rPr>
-              <w:t xml:space="preserve">1. Idle, no data</w:t>
+              <w:t xml:space="preserve">1. Idle; not initialized</w:t>
             </w:r>
           </w:p>
         </w:tc>
@@ -781,22 +781,22 @@
               <w:rPr>
                 <w:sz w:val="19"/>
               </w:rPr>
-              <w:t xml:space="preserve">2. Powered down</w:t>
-            </w:r>
-          </w:p>
-        </w:tc>
-        <w:tc>
-          <w:tcPr/>
-          <w:p>
-            <w:pPr>
-              <w:pStyle w:val="Compact"/>
-              <w:jc w:val="left"/>
-            </w:pPr>
-            <w:r>
-              <w:rPr>
-                <w:sz w:val="19"/>
-              </w:rPr>
-              <w:t xml:space="preserve">Off</w:t>
+              <w:t xml:space="preserve">2. Idle; initialized</w:t>
+            </w:r>
+          </w:p>
+        </w:tc>
+        <w:tc>
+          <w:tcPr/>
+          <w:p>
+            <w:pPr>
+              <w:pStyle w:val="Compact"/>
+              <w:jc w:val="left"/>
+            </w:pPr>
+            <w:r>
+              <w:rPr>
+                <w:sz w:val="19"/>
+              </w:rPr>
+              <w:t xml:space="preserve">Off (powered down)</w:t>
             </w:r>
           </w:p>
         </w:tc>
@@ -826,7 +826,7 @@
               <w:rPr>
                 <w:sz w:val="19"/>
               </w:rPr>
-              <w:t xml:space="preserve">Just initialized from the app</w:t>
+              <w:t xml:space="preserve">Initialize in the app (from state 1 or 4)</w:t>
             </w:r>
           </w:p>
         </w:tc>
@@ -843,7 +843,7 @@
               <w:rPr>
                 <w:sz w:val="19"/>
               </w:rPr>
-              <w:t xml:space="preserve">3. Logging</w:t>
+              <w:t xml:space="preserve">3. Data collection</w:t>
             </w:r>
           </w:p>
         </w:tc>
@@ -905,7 +905,7 @@
               <w:rPr>
                 <w:sz w:val="19"/>
               </w:rPr>
-              <w:t xml:space="preserve">4. Idle, has data</w:t>
+              <w:t xml:space="preserve">4. Idle; collection complete</w:t>
             </w:r>
           </w:p>
         </w:tc>
@@ -950,7 +950,7 @@
               <w:rPr>
                 <w:sz w:val="19"/>
               </w:rPr>
-              <w:t xml:space="preserve">Powered on (or reset) while logging</w:t>
+              <w:t xml:space="preserve">Power-cycle, or any reset, during collection</w:t>
             </w:r>
           </w:p>
         </w:tc>
@@ -983,13 +983,13 @@
           <w:bCs/>
           <w:b/>
         </w:rPr>
-        <w:t xml:space="preserve">logging cannot be found by the app.</w:t>
-      </w:r>
-      <w:r>
-        <w:t xml:space="preserve"> </w:t>
-      </w:r>
-      <w:r>
-        <w:t xml:space="preserve">Power-cycle it once to reach idle (state 4), then connect.</w:t>
+        <w:t xml:space="preserve">collecting data cannot be found by the app.</w:t>
+      </w:r>
+      <w:r>
+        <w:t xml:space="preserve"> </w:t>
+      </w:r>
+      <w:r>
+        <w:t xml:space="preserve">Power-cycle it once to reach state 4, then connect.</w:t>
       </w:r>
     </w:p>
     <w:p>
@@ -1023,7 +1023,7 @@
         <w:pStyle w:val="Compact"/>
       </w:pPr>
       <w:r>
-        <w:t xml:space="preserve">Initializing (state 4 → 1 → 2)</w:t>
+        <w:t xml:space="preserve">Initializing (state 4 → 2)</w:t>
       </w:r>
       <w:r>
         <w:t xml:space="preserve"> </w:t>
@@ -2160,7 +2160,7 @@
         <w:pStyle w:val="Compact"/>
       </w:pPr>
       <w:r>
-        <w:t xml:space="preserve">After flashing, the board restarts in idle mode (state 1): the green light is on.</w:t>
+        <w:t xml:space="preserve">After flashing, the board restarts in state 1 (idle; not initialized): the green light is on.</w:t>
       </w:r>
     </w:p>
     <w:p>
@@ -3605,7 +3605,7 @@
         <w:t xml:space="preserve"> </w:t>
       </w:r>
       <w:r>
-        <w:t xml:space="preserve">to bring it to idle mode (green light on, Figure 1).</w:t>
+        <w:t xml:space="preserve">to bring it to state 4 (green light on, Figure 1). Note the real time of the power-cycle in the deployment log.</w:t>
       </w:r>
     </w:p>
     <w:p>
@@ -3828,6 +3828,18 @@
       </w:pPr>
       <w:r>
         <w:t xml:space="preserve">Open it on the Data Analysis page (§9) to check that it looks complete before the logger is initialized again.</w:t>
+      </w:r>
+    </w:p>
+    <w:p>
+      <w:pPr>
+        <w:numPr>
+          <w:ilvl w:val="0"/>
+          <w:numId w:val="1015"/>
+        </w:numPr>
+        <w:pStyle w:val="Compact"/>
+      </w:pPr>
+      <w:r>
+        <w:t xml:space="preserve">Check the last timestamp in the file against the power-cycle time you noted: it should be no more than about 5 minutes earlier. A larger gap means the logger was powered on late (or early) at the start, or its clock drifted; note it in the log.</w:t>
       </w:r>
     </w:p>
     <w:p>
@@ -4868,7 +4880,7 @@
         <w:t xml:space="preserve">deployment log</w:t>
       </w:r>
       <w:r>
-        <w:t xml:space="preserve">: device label, participant ID, firmware/library versions, start time entered, actual power-on time, end date, file name, and notes (device knocked, battery changed, splint removed for long periods, skin issues).</w:t>
+        <w:t xml:space="preserve">: device label, participant ID, firmware/library versions, start time entered, actual power-on time, actual power-cycle (end) time, file name, and notes (device knocked, battery changed, splint removed for long periods, skin issues).</w:t>
       </w:r>
     </w:p>
     <w:p>

--- a/docs/SOP_Build_and_Use.docx
+++ b/docs/SOP_Build_and_Use.docx
@@ -4525,7 +4525,7 @@
         <w:t xml:space="preserve"> </w:t>
       </w:r>
       <w:r>
-        <w:t xml:space="preserve">The detection thresholds were tuned on a small amount of data and have not been checked against a record of when the splint was really worn. Long continuous wear (e.g. overnight) may be split or cut short (Project Handover, §1.2). Look at the traces, not only the totals.</w:t>
+        <w:t xml:space="preserve">The detection thresholds were tuned on a small amount of data and have not been checked against a record of when the splint was really worn. Long continuous wear (e.g. overnight) may be split or cut short (Project Handover, §5.1). Look at the traces, not only the totals.</w:t>
       </w:r>
     </w:p>
     <w:p>
@@ -5592,7 +5592,7 @@
               <w:rPr>
                 <w:sz w:val="19"/>
               </w:rPr>
-              <w:t xml:space="preserve">: no tool for this yet; see Project Handover §1.2</w:t>
+              <w:t xml:space="preserve">: no tool for this yet; see Project Handover §4.4</w:t>
             </w:r>
           </w:p>
         </w:tc>

--- a/docs/SOP_Build_and_Use.docx
+++ b/docs/SOP_Build_and_Use.docx
@@ -4525,7 +4525,7 @@
         <w:t xml:space="preserve"> </w:t>
       </w:r>
       <w:r>
-        <w:t xml:space="preserve">The detection thresholds were tuned on a small amount of data and have not been checked against a record of when the splint was really worn. Long continuous wear (e.g. overnight) may be split or cut short (Project Handover, §5.1). Look at the traces, not only the totals.</w:t>
+        <w:t xml:space="preserve">The detection thresholds were tuned on a small amount of data and have not been checked against a record of when the splint was really worn. Long continuous wear (e.g. overnight) may be split or cut short (Project Handover, §5.1). Look at the traces, not only the totals. Appendix C describes how to re-tune the detection.</w:t>
       </w:r>
     </w:p>
     <w:p>
@@ -6636,6 +6636,1254 @@
       </w:r>
     </w:p>
     <w:bookmarkEnd w:id="76"/>
+    <w:bookmarkStart w:id="81" w:name="X90b4db90829aeafcc8f98a071b2c690d37f275d"/>
+    <w:p>
+      <w:pPr>
+        <w:pStyle w:val="Heading1"/>
+      </w:pPr>
+      <w:r>
+        <w:t xml:space="preserve">Appendix C. Tuning the wear-detection parameters (for analysts and developers)</w:t>
+      </w:r>
+    </w:p>
+    <w:p>
+      <w:pPr>
+        <w:pStyle w:val="FirstParagraph"/>
+      </w:pPr>
+      <w:r>
+        <w:t xml:space="preserve">The rules that turn temperature and proximity into wear events were set by inspecting a small number of recordings (Project Handover, §5). Re-tune them once there are recordings with a known record of actual wear (</w:t>
+      </w:r>
+      <w:r>
+        <w:t xml:space="preserve">“</w:t>
+      </w:r>
+      <w:r>
+        <w:t xml:space="preserve">ground truth</w:t>
+      </w:r>
+      <w:r>
+        <w:t xml:space="preserve">”</w:t>
+      </w:r>
+      <w:r>
+        <w:t xml:space="preserve">). The parameters are constants in the code (</w:t>
+      </w:r>
+      <w:r>
+        <w:rPr>
+          <w:rStyle w:val="VerbatimChar"/>
+        </w:rPr>
+        <w:t xml:space="preserve">pages/analysis_helper.py</w:t>
+      </w:r>
+      <w:r>
+        <w:t xml:space="preserve">) with no setting in the app, so a change needs the Python version (Appendix A) and a new app release (Appendix B).</w:t>
+      </w:r>
+    </w:p>
+    <w:bookmarkStart w:id="77" w:name="c.1-collect-ground-truth"/>
+    <w:p>
+      <w:pPr>
+        <w:pStyle w:val="Heading2"/>
+      </w:pPr>
+      <w:r>
+        <w:t xml:space="preserve">C.1 Collect ground truth</w:t>
+      </w:r>
+    </w:p>
+    <w:p>
+      <w:pPr>
+        <w:numPr>
+          <w:ilvl w:val="0"/>
+          <w:numId w:val="1024"/>
+        </w:numPr>
+        <w:pStyle w:val="Compact"/>
+      </w:pPr>
+      <w:r>
+        <w:rPr>
+          <w:bCs/>
+          <w:b/>
+        </w:rPr>
+        <w:t xml:space="preserve">Wear diary:</w:t>
+      </w:r>
+      <w:r>
+        <w:t xml:space="preserve"> </w:t>
+      </w:r>
+      <w:r>
+        <w:t xml:space="preserve">the participant (or staff, in a supervised session) records on/off times. Cheap, but coarse and subject to recall bias.</w:t>
+      </w:r>
+    </w:p>
+    <w:p>
+      <w:pPr>
+        <w:numPr>
+          <w:ilvl w:val="0"/>
+          <w:numId w:val="1024"/>
+        </w:numPr>
+        <w:pStyle w:val="Compact"/>
+      </w:pPr>
+      <w:r>
+        <w:rPr>
+          <w:bCs/>
+          <w:b/>
+        </w:rPr>
+        <w:t xml:space="preserve">Supervised sessions:</w:t>
+      </w:r>
+      <w:r>
+        <w:t xml:space="preserve"> </w:t>
+      </w:r>
+      <w:r>
+        <w:t xml:space="preserve">scripted on/off periods in the lab, including long continuous wear and confounders (warm room, splint left on a warm surface, sensor covered but splint not worn).</w:t>
+      </w:r>
+    </w:p>
+    <w:p>
+      <w:pPr>
+        <w:numPr>
+          <w:ilvl w:val="0"/>
+          <w:numId w:val="1024"/>
+        </w:numPr>
+        <w:pStyle w:val="Compact"/>
+      </w:pPr>
+      <w:r>
+        <w:rPr>
+          <w:bCs/>
+          <w:b/>
+        </w:rPr>
+        <w:t xml:space="preserve">Reference sensor:</w:t>
+      </w:r>
+      <w:r>
+        <w:t xml:space="preserve"> </w:t>
+      </w:r>
+      <w:r>
+        <w:t xml:space="preserve">a second, independent sensor on the skin side (e.g. a commercial temperature button logger) for a few deployments.</w:t>
+      </w:r>
+    </w:p>
+    <w:bookmarkEnd w:id="77"/>
+    <w:bookmarkStart w:id="78" w:name="c.2-what-to-check"/>
+    <w:p>
+      <w:pPr>
+        <w:pStyle w:val="Heading2"/>
+      </w:pPr>
+      <w:r>
+        <w:t xml:space="preserve">C.2 What to check</w:t>
+      </w:r>
+    </w:p>
+    <w:p>
+      <w:pPr>
+        <w:numPr>
+          <w:ilvl w:val="0"/>
+          <w:numId w:val="1025"/>
+        </w:numPr>
+        <w:pStyle w:val="Compact"/>
+      </w:pPr>
+      <w:r>
+        <w:t xml:space="preserve">Agreement per event (start and end within one 5-minute reading) and per day (total wear minutes).</w:t>
+      </w:r>
+    </w:p>
+    <w:p>
+      <w:pPr>
+        <w:numPr>
+          <w:ilvl w:val="0"/>
+          <w:numId w:val="1025"/>
+        </w:numPr>
+        <w:pStyle w:val="Compact"/>
+      </w:pPr>
+      <w:r>
+        <w:rPr>
+          <w:bCs/>
+          <w:b/>
+        </w:rPr>
+        <w:t xml:space="preserve">Long wear:</w:t>
+      </w:r>
+      <w:r>
+        <w:t xml:space="preserve"> </w:t>
+      </w:r>
+      <w:r>
+        <w:t xml:space="preserve">whether overnight wear is split or cut short. After about an hour of continuous wear the baseline catches up with skin temperature, and a single 0.4 °C dip can end the event. Possible fixes: a longer baseline window, freezing the baseline while an event is in progress, or requiring two consecutive cooling readings before ending an event.</w:t>
+      </w:r>
+    </w:p>
+    <w:p>
+      <w:pPr>
+        <w:numPr>
+          <w:ilvl w:val="0"/>
+          <w:numId w:val="1025"/>
+        </w:numPr>
+        <w:pStyle w:val="Compact"/>
+      </w:pPr>
+      <w:r>
+        <w:t xml:space="preserve">False wear in warm environments, and missed wear with a loose splint.</w:t>
+      </w:r>
+    </w:p>
+    <w:bookmarkEnd w:id="78"/>
+    <w:bookmarkStart w:id="79" w:name="c.3-parameters"/>
+    <w:p>
+      <w:pPr>
+        <w:pStyle w:val="Heading2"/>
+      </w:pPr>
+      <w:r>
+        <w:t xml:space="preserve">C.3 Parameters</w:t>
+      </w:r>
+    </w:p>
+    <w:tbl>
+      <w:tblPr>
+        <w:tblStyle w:val="Table"/>
+        <w:tblW w:type="pct" w:w="5000"/>
+        <w:tblLook w:firstRow="1" w:lastRow="0" w:firstColumn="0" w:lastColumn="0" w:noHBand="0" w:noVBand="0" w:val="0020"/>
+        <w:jc w:val="start"/>
+        <w:tblBorders>
+          <w:top w:val="single" w:sz="4" w:space="0" w:color="BFBFBF"/>
+          <w:left w:val="single" w:sz="4" w:space="0" w:color="BFBFBF"/>
+          <w:bottom w:val="single" w:sz="4" w:space="0" w:color="BFBFBF"/>
+          <w:right w:val="single" w:sz="4" w:space="0" w:color="BFBFBF"/>
+          <w:insideH w:val="single" w:sz="4" w:space="0" w:color="BFBFBF"/>
+          <w:insideV w:val="single" w:sz="4" w:space="0" w:color="BFBFBF"/>
+        </w:tblBorders>
+      </w:tblPr>
+      <w:tblGrid>
+        <w:gridCol w:w="1827"/>
+        <w:gridCol w:w="2284"/>
+        <w:gridCol w:w="913"/>
+        <w:gridCol w:w="2893"/>
+      </w:tblGrid>
+      <w:tr>
+        <w:trPr>
+          <w:tblHeader w:val="true"/>
+        </w:trPr>
+        <w:tc>
+          <w:tcPr>
+            <w:shd w:val="clear" w:color="auto" w:fill="DCE6F1"/>
+          </w:tcPr>
+          <w:p>
+            <w:pPr>
+              <w:pStyle w:val="Compact"/>
+              <w:jc w:val="left"/>
+            </w:pPr>
+            <w:r>
+              <w:rPr>
+                <w:b/>
+                <w:sz w:val="19"/>
+              </w:rPr>
+              <w:t xml:space="preserve">Parameter</w:t>
+            </w:r>
+          </w:p>
+        </w:tc>
+        <w:tc>
+          <w:tcPr>
+            <w:shd w:val="clear" w:color="auto" w:fill="DCE6F1"/>
+          </w:tcPr>
+          <w:p>
+            <w:pPr>
+              <w:pStyle w:val="Compact"/>
+              <w:jc w:val="left"/>
+            </w:pPr>
+            <w:r>
+              <w:rPr>
+                <w:b/>
+                <w:sz w:val="19"/>
+              </w:rPr>
+              <w:t xml:space="preserve">Where</w:t>
+            </w:r>
+          </w:p>
+        </w:tc>
+        <w:tc>
+          <w:tcPr>
+            <w:shd w:val="clear" w:color="auto" w:fill="DCE6F1"/>
+          </w:tcPr>
+          <w:p>
+            <w:pPr>
+              <w:pStyle w:val="Compact"/>
+              <w:jc w:val="left"/>
+            </w:pPr>
+            <w:r>
+              <w:rPr>
+                <w:b/>
+                <w:sz w:val="19"/>
+              </w:rPr>
+              <w:t xml:space="preserve">Value</w:t>
+            </w:r>
+          </w:p>
+        </w:tc>
+        <w:tc>
+          <w:tcPr>
+            <w:shd w:val="clear" w:color="auto" w:fill="DCE6F1"/>
+          </w:tcPr>
+          <w:p>
+            <w:pPr>
+              <w:pStyle w:val="Compact"/>
+              <w:jc w:val="left"/>
+            </w:pPr>
+            <w:r>
+              <w:rPr>
+                <w:b/>
+                <w:sz w:val="19"/>
+              </w:rPr>
+              <w:t xml:space="preserve">Raising it will…</w:t>
+            </w:r>
+          </w:p>
+        </w:tc>
+      </w:tr>
+      <w:tr>
+        <w:tc>
+          <w:tcPr/>
+          <w:p>
+            <w:pPr>
+              <w:pStyle w:val="Compact"/>
+              <w:jc w:val="left"/>
+            </w:pPr>
+            <w:r>
+              <w:rPr>
+                <w:rStyle w:val="VerbatimChar"/>
+                <w:sz w:val="19"/>
+              </w:rPr>
+              <w:t xml:space="preserve">ONSET_DELTA</w:t>
+            </w:r>
+          </w:p>
+        </w:tc>
+        <w:tc>
+          <w:tcPr/>
+          <w:p>
+            <w:pPr>
+              <w:pStyle w:val="Compact"/>
+              <w:jc w:val="left"/>
+            </w:pPr>
+            <w:r>
+              <w:rPr>
+                <w:rStyle w:val="VerbatimChar"/>
+                <w:sz w:val="19"/>
+              </w:rPr>
+              <w:t xml:space="preserve">detect_onsets_offsets</w:t>
+            </w:r>
+          </w:p>
+        </w:tc>
+        <w:tc>
+          <w:tcPr/>
+          <w:p>
+            <w:pPr>
+              <w:pStyle w:val="Compact"/>
+              <w:jc w:val="left"/>
+            </w:pPr>
+            <w:r>
+              <w:rPr>
+                <w:sz w:val="19"/>
+              </w:rPr>
+              <w:t xml:space="preserve">3.0 °C</w:t>
+            </w:r>
+          </w:p>
+        </w:tc>
+        <w:tc>
+          <w:tcPr/>
+          <w:p>
+            <w:pPr>
+              <w:pStyle w:val="Compact"/>
+              <w:jc w:val="left"/>
+            </w:pPr>
+            <w:r>
+              <w:rPr>
+                <w:sz w:val="19"/>
+              </w:rPr>
+              <w:t xml:space="preserve">require more heat above room temperature to start an event (fewer false events; gentle onsets missed)</w:t>
+            </w:r>
+          </w:p>
+        </w:tc>
+      </w:tr>
+      <w:tr>
+        <w:tc>
+          <w:tcPr/>
+          <w:p>
+            <w:pPr>
+              <w:pStyle w:val="Compact"/>
+              <w:jc w:val="left"/>
+            </w:pPr>
+            <w:r>
+              <w:rPr>
+                <w:rStyle w:val="VerbatimChar"/>
+                <w:sz w:val="19"/>
+              </w:rPr>
+              <w:t xml:space="preserve">ONSET_GRAD</w:t>
+            </w:r>
+          </w:p>
+        </w:tc>
+        <w:tc>
+          <w:tcPr/>
+          <w:p>
+            <w:pPr>
+              <w:pStyle w:val="Compact"/>
+              <w:jc w:val="left"/>
+            </w:pPr>
+            <w:r>
+              <w:rPr>
+                <w:rStyle w:val="VerbatimChar"/>
+                <w:sz w:val="19"/>
+              </w:rPr>
+              <w:t xml:space="preserve">detect_onsets_offsets</w:t>
+            </w:r>
+          </w:p>
+        </w:tc>
+        <w:tc>
+          <w:tcPr/>
+          <w:p>
+            <w:pPr>
+              <w:pStyle w:val="Compact"/>
+              <w:jc w:val="left"/>
+            </w:pPr>
+            <w:r>
+              <w:rPr>
+                <w:sz w:val="19"/>
+              </w:rPr>
+              <w:t xml:space="preserve">0.8 °C/reading</w:t>
+            </w:r>
+          </w:p>
+        </w:tc>
+        <w:tc>
+          <w:tcPr/>
+          <w:p>
+            <w:pPr>
+              <w:pStyle w:val="Compact"/>
+              <w:jc w:val="left"/>
+            </w:pPr>
+            <w:r>
+              <w:rPr>
+                <w:sz w:val="19"/>
+              </w:rPr>
+              <w:t xml:space="preserve">require a sharper jump to start an event</w:t>
+            </w:r>
+          </w:p>
+        </w:tc>
+      </w:tr>
+      <w:tr>
+        <w:tc>
+          <w:tcPr/>
+          <w:p>
+            <w:pPr>
+              <w:pStyle w:val="Compact"/>
+              <w:jc w:val="left"/>
+            </w:pPr>
+            <w:r>
+              <w:rPr>
+                <w:rStyle w:val="VerbatimChar"/>
+                <w:sz w:val="19"/>
+              </w:rPr>
+              <w:t xml:space="preserve">OFFSET_GRAD</w:t>
+            </w:r>
+          </w:p>
+        </w:tc>
+        <w:tc>
+          <w:tcPr/>
+          <w:p>
+            <w:pPr>
+              <w:pStyle w:val="Compact"/>
+              <w:jc w:val="left"/>
+            </w:pPr>
+            <w:r>
+              <w:rPr>
+                <w:rStyle w:val="VerbatimChar"/>
+                <w:sz w:val="19"/>
+              </w:rPr>
+              <w:t xml:space="preserve">detect_onsets_offsets</w:t>
+            </w:r>
+          </w:p>
+        </w:tc>
+        <w:tc>
+          <w:tcPr/>
+          <w:p>
+            <w:pPr>
+              <w:pStyle w:val="Compact"/>
+              <w:jc w:val="left"/>
+            </w:pPr>
+            <w:r>
+              <w:rPr>
+                <w:sz w:val="19"/>
+              </w:rPr>
+              <w:t xml:space="preserve">−0.4 °C/reading</w:t>
+            </w:r>
+          </w:p>
+        </w:tc>
+        <w:tc>
+          <w:tcPr/>
+          <w:p>
+            <w:pPr>
+              <w:pStyle w:val="Compact"/>
+              <w:jc w:val="left"/>
+            </w:pPr>
+            <w:r>
+              <w:rPr>
+                <w:sz w:val="19"/>
+              </w:rPr>
+              <w:t xml:space="preserve">(less negative) end events on gentler cooling</w:t>
+            </w:r>
+          </w:p>
+        </w:tc>
+      </w:tr>
+      <w:tr>
+        <w:tc>
+          <w:tcPr/>
+          <w:p>
+            <w:pPr>
+              <w:pStyle w:val="Compact"/>
+              <w:jc w:val="left"/>
+            </w:pPr>
+            <w:r>
+              <w:rPr>
+                <w:rStyle w:val="VerbatimChar"/>
+                <w:sz w:val="19"/>
+              </w:rPr>
+              <w:t xml:space="preserve">OFFSET_DELTA</w:t>
+            </w:r>
+          </w:p>
+        </w:tc>
+        <w:tc>
+          <w:tcPr/>
+          <w:p>
+            <w:pPr>
+              <w:pStyle w:val="Compact"/>
+              <w:jc w:val="left"/>
+            </w:pPr>
+            <w:r>
+              <w:rPr>
+                <w:rStyle w:val="VerbatimChar"/>
+                <w:sz w:val="19"/>
+              </w:rPr>
+              <w:t xml:space="preserve">detect_onsets_offsets</w:t>
+            </w:r>
+          </w:p>
+        </w:tc>
+        <w:tc>
+          <w:tcPr/>
+          <w:p>
+            <w:pPr>
+              <w:pStyle w:val="Compact"/>
+              <w:jc w:val="left"/>
+            </w:pPr>
+            <w:r>
+              <w:rPr>
+                <w:sz w:val="19"/>
+              </w:rPr>
+              <w:t xml:space="preserve">1.5 °C</w:t>
+            </w:r>
+          </w:p>
+        </w:tc>
+        <w:tc>
+          <w:tcPr/>
+          <w:p>
+            <w:pPr>
+              <w:pStyle w:val="Compact"/>
+              <w:jc w:val="left"/>
+            </w:pPr>
+            <w:r>
+              <w:rPr>
+                <w:sz w:val="19"/>
+              </w:rPr>
+              <w:t xml:space="preserve">end events while still further above room temperature</w:t>
+            </w:r>
+          </w:p>
+        </w:tc>
+      </w:tr>
+      <w:tr>
+        <w:tc>
+          <w:tcPr/>
+          <w:p>
+            <w:pPr>
+              <w:pStyle w:val="Compact"/>
+              <w:jc w:val="left"/>
+            </w:pPr>
+            <w:r>
+              <w:rPr>
+                <w:rStyle w:val="VerbatimChar"/>
+                <w:sz w:val="19"/>
+              </w:rPr>
+              <w:t xml:space="preserve">PEAK_DROP_FACTOR</w:t>
+            </w:r>
+          </w:p>
+        </w:tc>
+        <w:tc>
+          <w:tcPr/>
+          <w:p>
+            <w:pPr>
+              <w:pStyle w:val="Compact"/>
+              <w:jc w:val="left"/>
+            </w:pPr>
+            <w:r>
+              <w:rPr>
+                <w:rStyle w:val="VerbatimChar"/>
+                <w:sz w:val="19"/>
+              </w:rPr>
+              <w:t xml:space="preserve">detect_onsets_offsets</w:t>
+            </w:r>
+          </w:p>
+        </w:tc>
+        <w:tc>
+          <w:tcPr/>
+          <w:p>
+            <w:pPr>
+              <w:pStyle w:val="Compact"/>
+              <w:jc w:val="left"/>
+            </w:pPr>
+            <w:r>
+              <w:rPr>
+                <w:sz w:val="19"/>
+              </w:rPr>
+              <w:t xml:space="preserve">0.8</w:t>
+            </w:r>
+          </w:p>
+        </w:tc>
+        <w:tc>
+          <w:tcPr/>
+          <w:p>
+            <w:pPr>
+              <w:pStyle w:val="Compact"/>
+              <w:jc w:val="left"/>
+            </w:pPr>
+            <w:r>
+              <w:rPr>
+                <w:sz w:val="19"/>
+              </w:rPr>
+              <w:t xml:space="preserve">end events after a smaller drop from the peak</w:t>
+            </w:r>
+          </w:p>
+        </w:tc>
+      </w:tr>
+      <w:tr>
+        <w:tc>
+          <w:tcPr/>
+          <w:p>
+            <w:pPr>
+              <w:pStyle w:val="Compact"/>
+              <w:jc w:val="left"/>
+            </w:pPr>
+            <w:r>
+              <w:rPr>
+                <w:sz w:val="19"/>
+              </w:rPr>
+              <w:t xml:space="preserve">Baseline window</w:t>
+            </w:r>
+          </w:p>
+        </w:tc>
+        <w:tc>
+          <w:tcPr/>
+          <w:p>
+            <w:pPr>
+              <w:pStyle w:val="Compact"/>
+              <w:jc w:val="left"/>
+            </w:pPr>
+            <w:r>
+              <w:rPr>
+                <w:rStyle w:val="VerbatimChar"/>
+                <w:sz w:val="19"/>
+              </w:rPr>
+              <w:t xml:space="preserve">detect_onsets_offsets</w:t>
+            </w:r>
+          </w:p>
+        </w:tc>
+        <w:tc>
+          <w:tcPr/>
+          <w:p>
+            <w:pPr>
+              <w:pStyle w:val="Compact"/>
+              <w:jc w:val="left"/>
+            </w:pPr>
+            <w:r>
+              <w:rPr>
+                <w:sz w:val="19"/>
+              </w:rPr>
+              <w:t xml:space="preserve">~120 min</w:t>
+            </w:r>
+          </w:p>
+        </w:tc>
+        <w:tc>
+          <w:tcPr/>
+          <w:p>
+            <w:pPr>
+              <w:pStyle w:val="Compact"/>
+              <w:jc w:val="left"/>
+            </w:pPr>
+            <w:r>
+              <w:rPr>
+                <w:sz w:val="19"/>
+              </w:rPr>
+              <w:t xml:space="preserve">give a steadier room-temperature estimate, but slower to follow room changes</w:t>
+            </w:r>
+          </w:p>
+        </w:tc>
+      </w:tr>
+      <w:tr>
+        <w:tc>
+          <w:tcPr/>
+          <w:p>
+            <w:pPr>
+              <w:pStyle w:val="Compact"/>
+              <w:jc w:val="left"/>
+            </w:pPr>
+            <w:r>
+              <w:rPr>
+                <w:sz w:val="19"/>
+              </w:rPr>
+              <w:t xml:space="preserve">Trend lag</w:t>
+            </w:r>
+          </w:p>
+        </w:tc>
+        <w:tc>
+          <w:tcPr/>
+          <w:p>
+            <w:pPr>
+              <w:pStyle w:val="Compact"/>
+              <w:jc w:val="left"/>
+            </w:pPr>
+            <w:r>
+              <w:rPr>
+                <w:rStyle w:val="VerbatimChar"/>
+                <w:sz w:val="19"/>
+              </w:rPr>
+              <w:t xml:space="preserve">detect_onsets_offsets</w:t>
+            </w:r>
+          </w:p>
+        </w:tc>
+        <w:tc>
+          <w:tcPr/>
+          <w:p>
+            <w:pPr>
+              <w:pStyle w:val="Compact"/>
+              <w:jc w:val="left"/>
+            </w:pPr>
+            <w:r>
+              <w:rPr>
+                <w:sz w:val="19"/>
+              </w:rPr>
+              <w:t xml:space="preserve">~15 min</w:t>
+            </w:r>
+          </w:p>
+        </w:tc>
+        <w:tc>
+          <w:tcPr/>
+          <w:p>
+            <w:pPr>
+              <w:pStyle w:val="Compact"/>
+              <w:jc w:val="left"/>
+            </w:pPr>
+            <w:r>
+              <w:rPr>
+                <w:sz w:val="19"/>
+              </w:rPr>
+              <w:t xml:space="preserve">smooth the</w:t>
+            </w:r>
+            <w:r>
+              <w:rPr>
+                <w:sz w:val="19"/>
+              </w:rPr>
+              <w:t xml:space="preserve"> </w:t>
+            </w:r>
+            <w:r>
+              <w:rPr>
+                <w:sz w:val="19"/>
+              </w:rPr>
+              <w:t xml:space="preserve">“</w:t>
+            </w:r>
+            <w:r>
+              <w:rPr>
+                <w:sz w:val="19"/>
+              </w:rPr>
+              <w:t xml:space="preserve">is it warming up</w:t>
+            </w:r>
+            <w:r>
+              <w:rPr>
+                <w:sz w:val="19"/>
+              </w:rPr>
+              <w:t xml:space="preserve">”</w:t>
+            </w:r>
+            <w:r>
+              <w:rPr>
+                <w:sz w:val="19"/>
+              </w:rPr>
+              <w:t xml:space="preserve"> </w:t>
+            </w:r>
+            <w:r>
+              <w:rPr>
+                <w:sz w:val="19"/>
+              </w:rPr>
+              <w:t xml:space="preserve">check more</w:t>
+            </w:r>
+          </w:p>
+        </w:tc>
+      </w:tr>
+      <w:tr>
+        <w:tc>
+          <w:tcPr/>
+          <w:p>
+            <w:pPr>
+              <w:pStyle w:val="Compact"/>
+              <w:jc w:val="left"/>
+            </w:pPr>
+            <w:r>
+              <w:rPr>
+                <w:sz w:val="19"/>
+              </w:rPr>
+              <w:t xml:space="preserve">Minimum length</w:t>
+            </w:r>
+          </w:p>
+        </w:tc>
+        <w:tc>
+          <w:tcPr/>
+          <w:p>
+            <w:pPr>
+              <w:pStyle w:val="Compact"/>
+              <w:jc w:val="left"/>
+            </w:pPr>
+            <w:r>
+              <w:rPr>
+                <w:rStyle w:val="VerbatimChar"/>
+                <w:sz w:val="19"/>
+              </w:rPr>
+              <w:t xml:space="preserve">detect_onsets_offsets</w:t>
+            </w:r>
+          </w:p>
+        </w:tc>
+        <w:tc>
+          <w:tcPr/>
+          <w:p>
+            <w:pPr>
+              <w:pStyle w:val="Compact"/>
+              <w:jc w:val="left"/>
+            </w:pPr>
+            <w:r>
+              <w:rPr>
+                <w:sz w:val="19"/>
+              </w:rPr>
+              <w:t xml:space="preserve">2 readings</w:t>
+            </w:r>
+          </w:p>
+        </w:tc>
+        <w:tc>
+          <w:tcPr/>
+          <w:p>
+            <w:pPr>
+              <w:pStyle w:val="Compact"/>
+              <w:jc w:val="left"/>
+            </w:pPr>
+            <w:r>
+              <w:rPr>
+                <w:sz w:val="19"/>
+              </w:rPr>
+              <w:t xml:space="preserve">drop more short events</w:t>
+            </w:r>
+          </w:p>
+        </w:tc>
+      </w:tr>
+      <w:tr>
+        <w:tc>
+          <w:tcPr/>
+          <w:p>
+            <w:pPr>
+              <w:pStyle w:val="Compact"/>
+              <w:jc w:val="left"/>
+            </w:pPr>
+            <w:r>
+              <w:rPr>
+                <w:sz w:val="19"/>
+              </w:rPr>
+              <w:t xml:space="preserve">Floor window</w:t>
+            </w:r>
+          </w:p>
+        </w:tc>
+        <w:tc>
+          <w:tcPr/>
+          <w:p>
+            <w:pPr>
+              <w:pStyle w:val="Compact"/>
+              <w:jc w:val="left"/>
+            </w:pPr>
+            <w:r>
+              <w:rPr>
+                <w:rStyle w:val="VerbatimChar"/>
+                <w:sz w:val="19"/>
+              </w:rPr>
+              <w:t xml:space="preserve">dedrift_proximity</w:t>
+            </w:r>
+          </w:p>
+        </w:tc>
+        <w:tc>
+          <w:tcPr/>
+          <w:p>
+            <w:pPr>
+              <w:pStyle w:val="Compact"/>
+              <w:jc w:val="left"/>
+            </w:pPr>
+            <w:r>
+              <w:rPr>
+                <w:sz w:val="19"/>
+              </w:rPr>
+              <w:t xml:space="preserve">~1 day</w:t>
+            </w:r>
+          </w:p>
+        </w:tc>
+        <w:tc>
+          <w:tcPr/>
+          <w:p>
+            <w:pPr>
+              <w:pStyle w:val="Compact"/>
+              <w:jc w:val="left"/>
+            </w:pPr>
+            <w:r>
+              <w:rPr>
+                <w:sz w:val="19"/>
+              </w:rPr>
+              <w:t xml:space="preserve">follow proximity drift more slowly</w:t>
+            </w:r>
+          </w:p>
+        </w:tc>
+      </w:tr>
+      <w:tr>
+        <w:tc>
+          <w:tcPr/>
+          <w:p>
+            <w:pPr>
+              <w:pStyle w:val="Compact"/>
+              <w:jc w:val="left"/>
+            </w:pPr>
+            <w:r>
+              <w:rPr>
+                <w:sz w:val="19"/>
+              </w:rPr>
+              <w:t xml:space="preserve">Floor quantile</w:t>
+            </w:r>
+          </w:p>
+        </w:tc>
+        <w:tc>
+          <w:tcPr/>
+          <w:p>
+            <w:pPr>
+              <w:pStyle w:val="Compact"/>
+              <w:jc w:val="left"/>
+            </w:pPr>
+            <w:r>
+              <w:rPr>
+                <w:rStyle w:val="VerbatimChar"/>
+                <w:sz w:val="19"/>
+              </w:rPr>
+              <w:t xml:space="preserve">dedrift_proximity</w:t>
+            </w:r>
+          </w:p>
+        </w:tc>
+        <w:tc>
+          <w:tcPr/>
+          <w:p>
+            <w:pPr>
+              <w:pStyle w:val="Compact"/>
+              <w:jc w:val="left"/>
+            </w:pPr>
+            <w:r>
+              <w:rPr>
+                <w:sz w:val="19"/>
+              </w:rPr>
+              <w:t xml:space="preserve">0.10</w:t>
+            </w:r>
+          </w:p>
+        </w:tc>
+        <w:tc>
+          <w:tcPr/>
+          <w:p>
+            <w:pPr>
+              <w:pStyle w:val="Compact"/>
+              <w:jc w:val="left"/>
+            </w:pPr>
+            <w:r>
+              <w:rPr>
+                <w:sz w:val="19"/>
+              </w:rPr>
+              <w:t xml:space="preserve">raise the proximity floor estimate</w:t>
+            </w:r>
+          </w:p>
+        </w:tc>
+      </w:tr>
+      <w:tr>
+        <w:tc>
+          <w:tcPr/>
+          <w:p>
+            <w:pPr>
+              <w:pStyle w:val="Compact"/>
+              <w:jc w:val="left"/>
+            </w:pPr>
+            <w:r>
+              <w:rPr>
+                <w:rStyle w:val="VerbatimChar"/>
+                <w:sz w:val="19"/>
+              </w:rPr>
+              <w:t xml:space="preserve">k</w:t>
+            </w:r>
+          </w:p>
+        </w:tc>
+        <w:tc>
+          <w:tcPr/>
+          <w:p>
+            <w:pPr>
+              <w:pStyle w:val="Compact"/>
+              <w:jc w:val="left"/>
+            </w:pPr>
+            <w:r>
+              <w:rPr>
+                <w:rStyle w:val="VerbatimChar"/>
+                <w:sz w:val="19"/>
+              </w:rPr>
+              <w:t xml:space="preserve">dedrift_proximity</w:t>
+            </w:r>
+          </w:p>
+        </w:tc>
+        <w:tc>
+          <w:tcPr/>
+          <w:p>
+            <w:pPr>
+              <w:pStyle w:val="Compact"/>
+              <w:jc w:val="left"/>
+            </w:pPr>
+            <w:r>
+              <w:rPr>
+                <w:sz w:val="19"/>
+              </w:rPr>
+              <w:t xml:space="preserve">4.0</w:t>
+            </w:r>
+          </w:p>
+        </w:tc>
+        <w:tc>
+          <w:tcPr/>
+          <w:p>
+            <w:pPr>
+              <w:pStyle w:val="Compact"/>
+              <w:jc w:val="left"/>
+            </w:pPr>
+            <w:r>
+              <w:rPr>
+                <w:sz w:val="19"/>
+              </w:rPr>
+              <w:t xml:space="preserve">allow more noise and still call the sensor covered</w:t>
+            </w:r>
+          </w:p>
+        </w:tc>
+      </w:tr>
+      <w:tr>
+        <w:tc>
+          <w:tcPr/>
+          <w:p>
+            <w:pPr>
+              <w:pStyle w:val="Compact"/>
+              <w:jc w:val="left"/>
+            </w:pPr>
+            <w:r>
+              <w:rPr>
+                <w:rStyle w:val="VerbatimChar"/>
+                <w:sz w:val="19"/>
+              </w:rPr>
+              <w:t xml:space="preserve">min_excursion</w:t>
+            </w:r>
+          </w:p>
+        </w:tc>
+        <w:tc>
+          <w:tcPr/>
+          <w:p>
+            <w:pPr>
+              <w:pStyle w:val="Compact"/>
+              <w:jc w:val="left"/>
+            </w:pPr>
+            <w:r>
+              <w:rPr>
+                <w:rStyle w:val="VerbatimChar"/>
+                <w:sz w:val="19"/>
+              </w:rPr>
+              <w:t xml:space="preserve">dedrift_proximity</w:t>
+            </w:r>
+          </w:p>
+        </w:tc>
+        <w:tc>
+          <w:tcPr/>
+          <w:p>
+            <w:pPr>
+              <w:pStyle w:val="Compact"/>
+              <w:jc w:val="left"/>
+            </w:pPr>
+            <w:r>
+              <w:rPr>
+                <w:sz w:val="19"/>
+              </w:rPr>
+              <w:t xml:space="preserve">5.0</w:t>
+            </w:r>
+          </w:p>
+        </w:tc>
+        <w:tc>
+          <w:tcPr/>
+          <w:p>
+            <w:pPr>
+              <w:pStyle w:val="Compact"/>
+              <w:jc w:val="left"/>
+            </w:pPr>
+            <w:r>
+              <w:rPr>
+                <w:sz w:val="19"/>
+              </w:rPr>
+              <w:t xml:space="preserve">raise the minimum threshold for</w:t>
+            </w:r>
+            <w:r>
+              <w:rPr>
+                <w:sz w:val="19"/>
+              </w:rPr>
+              <w:t xml:space="preserve"> </w:t>
+            </w:r>
+            <w:r>
+              <w:rPr>
+                <w:sz w:val="19"/>
+              </w:rPr>
+              <w:t xml:space="preserve">“</w:t>
+            </w:r>
+            <w:r>
+              <w:rPr>
+                <w:sz w:val="19"/>
+              </w:rPr>
+              <w:t xml:space="preserve">not covered</w:t>
+            </w:r>
+            <w:r>
+              <w:rPr>
+                <w:sz w:val="19"/>
+              </w:rPr>
+              <w:t xml:space="preserve">”</w:t>
+            </w:r>
+          </w:p>
+        </w:tc>
+      </w:tr>
+    </w:tbl>
+    <w:bookmarkEnd w:id="79"/>
+    <w:bookmarkStart w:id="80" w:name="c.4-procedure"/>
+    <w:p>
+      <w:pPr>
+        <w:pStyle w:val="Heading2"/>
+      </w:pPr>
+      <w:r>
+        <w:t xml:space="preserve">C.4 Procedure</w:t>
+      </w:r>
+    </w:p>
+    <w:p>
+      <w:pPr>
+        <w:numPr>
+          <w:ilvl w:val="0"/>
+          <w:numId w:val="1026"/>
+        </w:numPr>
+        <w:pStyle w:val="Compact"/>
+      </w:pPr>
+      <w:r>
+        <w:t xml:space="preserve">Change one parameter at a time in</w:t>
+      </w:r>
+      <w:r>
+        <w:t xml:space="preserve"> </w:t>
+      </w:r>
+      <w:r>
+        <w:rPr>
+          <w:rStyle w:val="VerbatimChar"/>
+        </w:rPr>
+        <w:t xml:space="preserve">pages/analysis_helper.py</w:t>
+      </w:r>
+      <w:r>
+        <w:t xml:space="preserve">.</w:t>
+      </w:r>
+    </w:p>
+    <w:p>
+      <w:pPr>
+        <w:numPr>
+          <w:ilvl w:val="0"/>
+          <w:numId w:val="1026"/>
+        </w:numPr>
+        <w:pStyle w:val="Compact"/>
+      </w:pPr>
+      <w:r>
+        <w:t xml:space="preserve">Run</w:t>
+      </w:r>
+      <w:r>
+        <w:t xml:space="preserve"> </w:t>
+      </w:r>
+      <w:r>
+        <w:rPr>
+          <w:rStyle w:val="VerbatimChar"/>
+        </w:rPr>
+        <w:t xml:space="preserve">pytest</w:t>
+      </w:r>
+      <w:r>
+        <w:t xml:space="preserve">; all tests should still pass.</w:t>
+      </w:r>
+    </w:p>
+    <w:p>
+      <w:pPr>
+        <w:numPr>
+          <w:ilvl w:val="0"/>
+          <w:numId w:val="1026"/>
+        </w:numPr>
+        <w:pStyle w:val="Compact"/>
+      </w:pPr>
+      <w:r>
+        <w:t xml:space="preserve">Start the app from Python (</w:t>
+      </w:r>
+      <w:r>
+        <w:rPr>
+          <w:rStyle w:val="VerbatimChar"/>
+        </w:rPr>
+        <w:t xml:space="preserve">python app.py</w:t>
+      </w:r>
+      <w:r>
+        <w:t xml:space="preserve">) and open each labelled recording on the Data Analysis page. Compare the detected events and daily totals with the ground truth.</w:t>
+      </w:r>
+    </w:p>
+    <w:p>
+      <w:pPr>
+        <w:numPr>
+          <w:ilvl w:val="0"/>
+          <w:numId w:val="1026"/>
+        </w:numPr>
+        <w:pStyle w:val="Compact"/>
+      </w:pPr>
+      <w:r>
+        <w:t xml:space="preserve">When the results improve, add each labelled recording to</w:t>
+      </w:r>
+      <w:r>
+        <w:t xml:space="preserve"> </w:t>
+      </w:r>
+      <w:r>
+        <w:rPr>
+          <w:rStyle w:val="VerbatimChar"/>
+        </w:rPr>
+        <w:t xml:space="preserve">tests/</w:t>
+      </w:r>
+      <w:r>
+        <w:t xml:space="preserve"> </w:t>
+      </w:r>
+      <w:r>
+        <w:t xml:space="preserve">as a regression case, so later changes can’t silently undo the improvement.</w:t>
+      </w:r>
+    </w:p>
+    <w:p>
+      <w:pPr>
+        <w:numPr>
+          <w:ilvl w:val="0"/>
+          <w:numId w:val="1026"/>
+        </w:numPr>
+        <w:pStyle w:val="Compact"/>
+      </w:pPr>
+      <w:r>
+        <w:t xml:space="preserve">Record the new values in</w:t>
+      </w:r>
+      <w:r>
+        <w:t xml:space="preserve"> </w:t>
+      </w:r>
+      <w:r>
+        <w:rPr>
+          <w:rStyle w:val="VerbatimChar"/>
+        </w:rPr>
+        <w:t xml:space="preserve">HANDOFF.md</w:t>
+      </w:r>
+      <w:r>
+        <w:t xml:space="preserve"> </w:t>
+      </w:r>
+      <w:r>
+        <w:t xml:space="preserve">§4.</w:t>
+      </w:r>
+    </w:p>
+    <w:p>
+      <w:pPr>
+        <w:numPr>
+          <w:ilvl w:val="0"/>
+          <w:numId w:val="1026"/>
+        </w:numPr>
+        <w:pStyle w:val="Compact"/>
+      </w:pPr>
+      <w:r>
+        <w:t xml:space="preserve">Release a new app version (Appendix B). Older downloads can simply be re-opened in the new version, since the raw readings are unchanged.</w:t>
+      </w:r>
+    </w:p>
+    <w:bookmarkEnd w:id="80"/>
+    <w:bookmarkEnd w:id="81"/>
     <w:sectPr/>
   </w:body>
 </w:document>
@@ -7243,6 +8491,42 @@
     </w:lvlOverride>
   </w:num>
   <w:num w:numId="1023">
+    <w:abstractNumId w:val="99411"/>
+    <w:lvlOverride w:ilvl="0">
+      <w:startOverride w:val="1"/>
+    </w:lvlOverride>
+    <w:lvlOverride w:ilvl="1">
+      <w:startOverride w:val="1"/>
+    </w:lvlOverride>
+    <w:lvlOverride w:ilvl="2">
+      <w:startOverride w:val="1"/>
+    </w:lvlOverride>
+    <w:lvlOverride w:ilvl="3">
+      <w:startOverride w:val="1"/>
+    </w:lvlOverride>
+    <w:lvlOverride w:ilvl="4">
+      <w:startOverride w:val="1"/>
+    </w:lvlOverride>
+    <w:lvlOverride w:ilvl="5">
+      <w:startOverride w:val="1"/>
+    </w:lvlOverride>
+    <w:lvlOverride w:ilvl="6">
+      <w:startOverride w:val="1"/>
+    </w:lvlOverride>
+    <w:lvlOverride w:ilvl="7">
+      <w:startOverride w:val="1"/>
+    </w:lvlOverride>
+    <w:lvlOverride w:ilvl="8">
+      <w:startOverride w:val="1"/>
+    </w:lvlOverride>
+  </w:num>
+  <w:num w:numId="1024">
+    <w:abstractNumId w:val="991"/>
+  </w:num>
+  <w:num w:numId="1025">
+    <w:abstractNumId w:val="991"/>
+  </w:num>
+  <w:num w:numId="1026">
     <w:abstractNumId w:val="99411"/>
     <w:lvlOverride w:ilvl="0">
       <w:startOverride w:val="1"/>

--- a/docs/SOP_Build_and_Use.docx
+++ b/docs/SOP_Build_and_Use.docx
@@ -1074,7 +1074,7 @@
         <w:t xml:space="preserve">[TODO]</w:t>
       </w:r>
       <w:r>
-        <w:t xml:space="preserve">: battery type and its safety precautions, the enclosure’s protection against moisture and sweat, skin-contact checks and how often to inspect the skin, and any ethics-approval conditions on use.</w:t>
+        <w:t xml:space="preserve">: battery type and its safety precautions, the enclosure’s protection against moisture and sweat, and skin-contact checks and how often to inspect the skin. Ethics approval has not yet been obtained; it is required before deployment with participants (Project Handover, §1.2).</w:t>
       </w:r>
     </w:p>
     <w:bookmarkEnd w:id="23"/>
@@ -4913,6 +4913,18 @@
         <w:pStyle w:val="Compact"/>
       </w:pPr>
       <w:r>
+        <w:t xml:space="preserve">Use a study code, not a name, as the participant ID: it is stored on the logger, in the file and often in the file name.</w:t>
+      </w:r>
+    </w:p>
+    <w:p>
+      <w:pPr>
+        <w:numPr>
+          <w:ilvl w:val="0"/>
+          <w:numId w:val="1020"/>
+        </w:numPr>
+        <w:pStyle w:val="Compact"/>
+      </w:pPr>
+      <w:r>
         <w:rPr>
           <w:bCs/>
           <w:b/>
@@ -4920,7 +4932,7 @@
         <w:t xml:space="preserve">[TODO]</w:t>
       </w:r>
       <w:r>
-        <w:t xml:space="preserve">: where study data are stored and who can access them (participant data).</w:t>
+        <w:t xml:space="preserve">: where study data are stored and who can access them (participant data). No policy exists yet; see Project Handover §1.2 item 4.</w:t>
       </w:r>
     </w:p>
     <w:bookmarkEnd w:id="72"/>

--- a/docs/SOP_Build_and_Use.docx
+++ b/docs/SOP_Build_and_Use.docx
@@ -199,7 +199,7 @@
         <w:t xml:space="preserve"> </w:t>
       </w:r>
       <w:r>
-        <w:t xml:space="preserve">Some details of the physical build (battery, power switch, enclosure, mounting in the splint) are not recorded in the repository. They are marked</w:t>
+        <w:t xml:space="preserve">A few items depend on the study protocol and data-governance plan, which are not yet set: participant wear instructions, how often to check the skin, and where study data are stored. They are marked</w:t>
       </w:r>
       <w:r>
         <w:t xml:space="preserve"> </w:t>
@@ -212,10 +212,7 @@
         <w:t xml:space="preserve">[TODO]</w:t>
       </w:r>
       <w:r>
-        <w:t xml:space="preserve"> </w:t>
-      </w:r>
-      <w:r>
-        <w:t xml:space="preserve">and should be filled in by whoever holds the hardware before this SOP is used.</w:t>
+        <w:t xml:space="preserve">.</w:t>
       </w:r>
     </w:p>
     <w:bookmarkStart w:id="24" w:name="purpose-and-scope"/>
@@ -394,13 +391,13 @@
           <w:bCs/>
           <w:b/>
         </w:rPr>
-        <w:t xml:space="preserve">Logging mode / idle mode.</w:t>
-      </w:r>
-      <w:r>
-        <w:t xml:space="preserve"> </w:t>
-      </w:r>
-      <w:r>
-        <w:t xml:space="preserve">The logger is either recording (logging, invisible to the computer) or waiting for the app (idle). It switches between them each time it is powered on (§1.1).</w:t>
+        <w:t xml:space="preserve">Data collection / idle.</w:t>
+      </w:r>
+      <w:r>
+        <w:t xml:space="preserve"> </w:t>
+      </w:r>
+      <w:r>
+        <w:t xml:space="preserve">The logger is either recording (data collection, invisible to the computer) or waiting for the app (idle). It switches between them each time it is powered on (§1.1).</w:t>
       </w:r>
     </w:p>
     <w:p>
@@ -422,20 +419,7 @@
         <w:t xml:space="preserve"> </w:t>
       </w:r>
       <w:r>
-        <w:t xml:space="preserve">Turning the logger off and on again.</w:t>
-      </w:r>
-      <w:r>
-        <w:t xml:space="preserve"> </w:t>
-      </w:r>
-      <w:r>
-        <w:rPr>
-          <w:bCs/>
-          <w:b/>
-        </w:rPr>
-        <w:t xml:space="preserve">[TODO]</w:t>
-      </w:r>
-      <w:r>
-        <w:t xml:space="preserve">: describe how this is done on the built device (e.g. unplug and reconnect the battery, a switch, or one press of the board’s reset button).</w:t>
+        <w:t xml:space="preserve">Turning the logger off and on again: unplug the coin cell and plug it back in.</w:t>
       </w:r>
     </w:p>
     <w:p>
@@ -1011,7 +995,7 @@
         <w:t xml:space="preserve"> </w:t>
       </w:r>
       <w:r>
-        <w:t xml:space="preserve">reset or power interruption during a deployment (a loose battery, a knock on the reset button) ends the recording. The logger goes to idle and does not resume logging.</w:t>
+        <w:t xml:space="preserve">reset or power interruption during a deployment (a loose battery, a knock on the reset button) ends the recording. The logger goes to idle and does not resume data collection.</w:t>
       </w:r>
     </w:p>
     <w:p>
@@ -1061,10 +1045,7 @@
         <w:t xml:space="preserve"> </w:t>
       </w:r>
       <w:r>
-        <w:t xml:space="preserve">This is a research prototype worn against the skin.</w:t>
-      </w:r>
-      <w:r>
-        <w:t xml:space="preserve"> </w:t>
+        <w:t xml:space="preserve">This is a research prototype worn against the skin. It runs on a CR2450 coin cell: keep spare and used cells away from children, as a swallowed coin cell can cause serious internal injury. The skin-contact face of the case is covered with skin-friendly tape, renewed for every deployment. Check the skin under the case at each visit (</w:t>
       </w:r>
       <w:r>
         <w:rPr>
@@ -1074,7 +1055,7 @@
         <w:t xml:space="preserve">[TODO]</w:t>
       </w:r>
       <w:r>
-        <w:t xml:space="preserve">: battery type and its safety precautions, the enclosure’s protection against moisture and sweat, and skin-contact checks and how often to inspect the skin. Ethics approval has not yet been obtained; it is required before deployment with participants (Project Handover, §1.2).</w:t>
+        <w:t xml:space="preserve">: frequency to be set by the study protocol). Ethics approval has not yet been obtained; it is required before deployment with participants (Project Handover, §1.2).</w:t>
       </w:r>
     </w:p>
     <w:bookmarkEnd w:id="23"/>
@@ -1179,7 +1160,7 @@
               <w:rPr>
                 <w:sz w:val="19"/>
               </w:rPr>
-              <w:t xml:space="preserve">1 per splint</w:t>
+              <w:t xml:space="preserve">1 per logger</w:t>
             </w:r>
           </w:p>
         </w:tc>
@@ -1208,7 +1189,7 @@
                 <w:b/>
                 <w:sz w:val="19"/>
               </w:rPr>
-              <w:t xml:space="preserve">Sense</w:t>
+              <w:t xml:space="preserve">Sense Rev2</w:t>
             </w:r>
           </w:p>
         </w:tc>
@@ -1237,19 +1218,60 @@
                 <w:i/>
                 <w:sz w:val="19"/>
               </w:rPr>
-              <w:t xml:space="preserve">Sense</w:t>
-            </w:r>
-            <w:r>
-              <w:rPr>
-                <w:sz w:val="19"/>
-              </w:rPr>
-              <w:t xml:space="preserve"> </w:t>
-            </w:r>
-            <w:r>
-              <w:rPr>
-                <w:sz w:val="19"/>
-              </w:rPr>
-              <w:t xml:space="preserve">version: its built-in HS300x temperature sensor and APDS9960 proximity sensor are used. Rev1 or Rev2:</w:t>
+              <w:t xml:space="preserve">Sense Rev2</w:t>
+            </w:r>
+            <w:r>
+              <w:rPr>
+                <w:sz w:val="19"/>
+              </w:rPr>
+              <w:t xml:space="preserve">: its built-in HS300x temperature sensor and APDS9960 proximity sensor are used.</w:t>
+            </w:r>
+          </w:p>
+        </w:tc>
+      </w:tr>
+      <w:tr>
+        <w:tc>
+          <w:tcPr/>
+          <w:p>
+            <w:pPr>
+              <w:pStyle w:val="Compact"/>
+              <w:jc w:val="left"/>
+            </w:pPr>
+            <w:r>
+              <w:rPr>
+                <w:sz w:val="19"/>
+              </w:rPr>
+              <w:t xml:space="preserve">1 per deployment</w:t>
+            </w:r>
+          </w:p>
+        </w:tc>
+        <w:tc>
+          <w:tcPr/>
+          <w:p>
+            <w:pPr>
+              <w:pStyle w:val="Compact"/>
+              <w:jc w:val="left"/>
+            </w:pPr>
+            <w:r>
+              <w:rPr>
+                <w:sz w:val="19"/>
+              </w:rPr>
+              <w:t xml:space="preserve">CR2450 coin cell (3 V)</w:t>
+            </w:r>
+          </w:p>
+        </w:tc>
+        <w:tc>
+          <w:tcPr/>
+          <w:p>
+            <w:pPr>
+              <w:pStyle w:val="Compact"/>
+              <w:jc w:val="left"/>
+            </w:pPr>
+            <w:r>
+              <w:rPr>
+                <w:sz w:val="19"/>
+              </w:rPr>
+              <w:t xml:space="preserve">Use a</w:t>
             </w:r>
             <w:r>
               <w:rPr>
@@ -1263,7 +1285,7 @@
                 <w:b/>
                 <w:sz w:val="19"/>
               </w:rPr>
-              <w:t xml:space="preserve">[TODO]</w:t>
+              <w:t xml:space="preserve">new</w:t>
             </w:r>
             <w:r>
               <w:rPr>
@@ -1275,7 +1297,7 @@
               <w:rPr>
                 <w:sz w:val="19"/>
               </w:rPr>
-              <w:t xml:space="preserve">confirm which revision was used.</w:t>
+              <w:t xml:space="preserve">cell for every deployment (battery life is not yet measured; §7.2).</w:t>
             </w:r>
           </w:p>
         </w:tc>
@@ -1292,37 +1314,37 @@
               <w:rPr>
                 <w:sz w:val="19"/>
               </w:rPr>
-              <w:t xml:space="preserve">1</w:t>
-            </w:r>
-          </w:p>
-        </w:tc>
-        <w:tc>
-          <w:tcPr/>
-          <w:p>
-            <w:pPr>
-              <w:pStyle w:val="Compact"/>
-              <w:jc w:val="left"/>
-            </w:pPr>
-            <w:r>
-              <w:rPr>
-                <w:sz w:val="19"/>
-              </w:rPr>
-              <w:t xml:space="preserve">USB data cable (micro-USB)</w:t>
-            </w:r>
-          </w:p>
-        </w:tc>
-        <w:tc>
-          <w:tcPr/>
-          <w:p>
-            <w:pPr>
-              <w:pStyle w:val="Compact"/>
-              <w:jc w:val="left"/>
-            </w:pPr>
-            <w:r>
-              <w:rPr>
-                <w:sz w:val="19"/>
-              </w:rPr>
-              <w:t xml:space="preserve">Must be a data cable. Some USB cables only charge, and the computer will not see the board.</w:t>
+              <w:t xml:space="preserve">1 per logger</w:t>
+            </w:r>
+          </w:p>
+        </w:tc>
+        <w:tc>
+          <w:tcPr/>
+          <w:p>
+            <w:pPr>
+              <w:pStyle w:val="Compact"/>
+              <w:jc w:val="left"/>
+            </w:pPr>
+            <w:r>
+              <w:rPr>
+                <w:sz w:val="19"/>
+              </w:rPr>
+              <w:t xml:space="preserve">Coin-cell connector / holder</w:t>
+            </w:r>
+          </w:p>
+        </w:tc>
+        <w:tc>
+          <w:tcPr/>
+          <w:p>
+            <w:pPr>
+              <w:pStyle w:val="Compact"/>
+              <w:jc w:val="left"/>
+            </w:pPr>
+            <w:r>
+              <w:rPr>
+                <w:sz w:val="19"/>
+              </w:rPr>
+              <w:t xml:space="preserve">Wired to the board’s 3.3 V and GND pins (§3.1); unplugging it is how the logger is power-cycled.</w:t>
             </w:r>
           </w:p>
         </w:tc>
@@ -1339,45 +1361,62 @@
               <w:rPr>
                 <w:sz w:val="19"/>
               </w:rPr>
-              <w:t xml:space="preserve">1 per splint</w:t>
-            </w:r>
-          </w:p>
-        </w:tc>
-        <w:tc>
-          <w:tcPr/>
-          <w:p>
-            <w:pPr>
-              <w:pStyle w:val="Compact"/>
-              <w:jc w:val="left"/>
-            </w:pPr>
-            <w:r>
-              <w:rPr>
-                <w:sz w:val="19"/>
-              </w:rPr>
-              <w:t xml:space="preserve">Battery / power source</w:t>
-            </w:r>
-          </w:p>
-        </w:tc>
-        <w:tc>
-          <w:tcPr/>
-          <w:p>
-            <w:pPr>
-              <w:pStyle w:val="Compact"/>
-              <w:jc w:val="left"/>
-            </w:pPr>
-            <w:r>
-              <w:rPr>
-                <w:bCs/>
-                <w:b/>
-                <w:sz w:val="19"/>
-              </w:rPr>
-              <w:t xml:space="preserve">[TODO]</w:t>
-            </w:r>
-            <w:r>
-              <w:rPr>
-                <w:sz w:val="19"/>
-              </w:rPr>
-              <w:t xml:space="preserve">: type, capacity, connector, charging.</w:t>
+              <w:t xml:space="preserve">1 per logger</w:t>
+            </w:r>
+          </w:p>
+        </w:tc>
+        <w:tc>
+          <w:tcPr/>
+          <w:p>
+            <w:pPr>
+              <w:pStyle w:val="Compact"/>
+              <w:jc w:val="left"/>
+            </w:pPr>
+            <w:r>
+              <w:rPr>
+                <w:sz w:val="19"/>
+              </w:rPr>
+              <w:t xml:space="preserve">3D-printed case</w:t>
+            </w:r>
+          </w:p>
+        </w:tc>
+        <w:tc>
+          <w:tcPr/>
+          <w:p>
+            <w:pPr>
+              <w:pStyle w:val="Compact"/>
+              <w:jc w:val="left"/>
+            </w:pPr>
+            <w:r>
+              <w:rPr>
+                <w:sz w:val="19"/>
+              </w:rPr>
+              <w:t xml:space="preserve">Printed from</w:t>
+            </w:r>
+            <w:r>
+              <w:rPr>
+                <w:sz w:val="19"/>
+              </w:rPr>
+              <w:t xml:space="preserve"> </w:t>
+            </w:r>
+            <w:r>
+              <w:rPr>
+                <w:rStyle w:val="VerbatimChar"/>
+                <w:sz w:val="19"/>
+              </w:rPr>
+              <w:t xml:space="preserve">splint_adherece_case.stl</w:t>
+            </w:r>
+            <w:r>
+              <w:rPr>
+                <w:sz w:val="19"/>
+              </w:rPr>
+              <w:t xml:space="preserve"> </w:t>
+            </w:r>
+            <w:r>
+              <w:rPr>
+                <w:sz w:val="19"/>
+              </w:rPr>
+              <w:t xml:space="preserve">in the repository.</w:t>
             </w:r>
           </w:p>
         </w:tc>
@@ -1394,45 +1433,37 @@
               <w:rPr>
                 <w:sz w:val="19"/>
               </w:rPr>
-              <w:t xml:space="preserve">1 per splint</w:t>
-            </w:r>
-          </w:p>
-        </w:tc>
-        <w:tc>
-          <w:tcPr/>
-          <w:p>
-            <w:pPr>
-              <w:pStyle w:val="Compact"/>
-              <w:jc w:val="left"/>
-            </w:pPr>
-            <w:r>
-              <w:rPr>
-                <w:sz w:val="19"/>
-              </w:rPr>
-              <w:t xml:space="preserve">Power switch or connector</w:t>
-            </w:r>
-          </w:p>
-        </w:tc>
-        <w:tc>
-          <w:tcPr/>
-          <w:p>
-            <w:pPr>
-              <w:pStyle w:val="Compact"/>
-              <w:jc w:val="left"/>
-            </w:pPr>
-            <w:r>
-              <w:rPr>
-                <w:bCs/>
-                <w:b/>
-                <w:sz w:val="19"/>
-              </w:rPr>
-              <w:t xml:space="preserve">[TODO]</w:t>
-            </w:r>
-            <w:r>
-              <w:rPr>
-                <w:sz w:val="19"/>
-              </w:rPr>
-              <w:t xml:space="preserve">: how the device is turned off and on (power-cycle).</w:t>
+              <w:t xml:space="preserve">1 per deployment</w:t>
+            </w:r>
+          </w:p>
+        </w:tc>
+        <w:tc>
+          <w:tcPr/>
+          <w:p>
+            <w:pPr>
+              <w:pStyle w:val="Compact"/>
+              <w:jc w:val="left"/>
+            </w:pPr>
+            <w:r>
+              <w:rPr>
+                <w:sz w:val="19"/>
+              </w:rPr>
+              <w:t xml:space="preserve">Chicago screw</w:t>
+            </w:r>
+          </w:p>
+        </w:tc>
+        <w:tc>
+          <w:tcPr/>
+          <w:p>
+            <w:pPr>
+              <w:pStyle w:val="Compact"/>
+              <w:jc w:val="left"/>
+            </w:pPr>
+            <w:r>
+              <w:rPr>
+                <w:sz w:val="19"/>
+              </w:rPr>
+              <w:t xml:space="preserve">Secures the case through the thermoplastic splint (§3.2).</w:t>
             </w:r>
           </w:p>
         </w:tc>
@@ -1449,45 +1480,37 @@
               <w:rPr>
                 <w:sz w:val="19"/>
               </w:rPr>
-              <w:t xml:space="preserve">1 per splint</w:t>
-            </w:r>
-          </w:p>
-        </w:tc>
-        <w:tc>
-          <w:tcPr/>
-          <w:p>
-            <w:pPr>
-              <w:pStyle w:val="Compact"/>
-              <w:jc w:val="left"/>
-            </w:pPr>
-            <w:r>
-              <w:rPr>
-                <w:sz w:val="19"/>
-              </w:rPr>
-              <w:t xml:space="preserve">Enclosure</w:t>
-            </w:r>
-          </w:p>
-        </w:tc>
-        <w:tc>
-          <w:tcPr/>
-          <w:p>
-            <w:pPr>
-              <w:pStyle w:val="Compact"/>
-              <w:jc w:val="left"/>
-            </w:pPr>
-            <w:r>
-              <w:rPr>
-                <w:bCs/>
-                <w:b/>
-                <w:sz w:val="19"/>
-              </w:rPr>
-              <w:t xml:space="preserve">[TODO]</w:t>
-            </w:r>
-            <w:r>
-              <w:rPr>
-                <w:sz w:val="19"/>
-              </w:rPr>
-              <w:t xml:space="preserve">: design file or source, and how the sensors are exposed to the skin.</w:t>
+              <w:t xml:space="preserve">1 per deployment</w:t>
+            </w:r>
+          </w:p>
+        </w:tc>
+        <w:tc>
+          <w:tcPr/>
+          <w:p>
+            <w:pPr>
+              <w:pStyle w:val="Compact"/>
+              <w:jc w:val="left"/>
+            </w:pPr>
+            <w:r>
+              <w:rPr>
+                <w:sz w:val="19"/>
+              </w:rPr>
+              <w:t xml:space="preserve">Skin-friendly tape</w:t>
+            </w:r>
+          </w:p>
+        </w:tc>
+        <w:tc>
+          <w:tcPr/>
+          <w:p>
+            <w:pPr>
+              <w:pStyle w:val="Compact"/>
+              <w:jc w:val="left"/>
+            </w:pPr>
+            <w:r>
+              <w:rPr>
+                <w:sz w:val="19"/>
+              </w:rPr>
+              <w:t xml:space="preserve">Covers the skin-contact face of the case; renewed every deployment.</w:t>
             </w:r>
           </w:p>
         </w:tc>
@@ -1504,6 +1527,53 @@
               <w:rPr>
                 <w:sz w:val="19"/>
               </w:rPr>
+              <w:t xml:space="preserve">1 per participant</w:t>
+            </w:r>
+          </w:p>
+        </w:tc>
+        <w:tc>
+          <w:tcPr/>
+          <w:p>
+            <w:pPr>
+              <w:pStyle w:val="Compact"/>
+              <w:jc w:val="left"/>
+            </w:pPr>
+            <w:r>
+              <w:rPr>
+                <w:sz w:val="19"/>
+              </w:rPr>
+              <w:t xml:space="preserve">Thermoplastic splint</w:t>
+            </w:r>
+          </w:p>
+        </w:tc>
+        <w:tc>
+          <w:tcPr/>
+          <w:p>
+            <w:pPr>
+              <w:pStyle w:val="Compact"/>
+              <w:jc w:val="left"/>
+            </w:pPr>
+            <w:r>
+              <w:rPr>
+                <w:sz w:val="19"/>
+              </w:rPr>
+              <w:t xml:space="preserve">Custom-moulded for each participant.</w:t>
+            </w:r>
+          </w:p>
+        </w:tc>
+      </w:tr>
+      <w:tr>
+        <w:tc>
+          <w:tcPr/>
+          <w:p>
+            <w:pPr>
+              <w:pStyle w:val="Compact"/>
+              <w:jc w:val="left"/>
+            </w:pPr>
+            <w:r>
+              <w:rPr>
+                <w:sz w:val="19"/>
+              </w:rPr>
               <w:t xml:space="preserve">1</w:t>
             </w:r>
           </w:p>
@@ -1519,30 +1589,22 @@
               <w:rPr>
                 <w:sz w:val="19"/>
               </w:rPr>
-              <w:t xml:space="preserve">Thermoplastic splint</w:t>
-            </w:r>
-          </w:p>
-        </w:tc>
-        <w:tc>
-          <w:tcPr/>
-          <w:p>
-            <w:pPr>
-              <w:pStyle w:val="Compact"/>
-              <w:jc w:val="left"/>
-            </w:pPr>
-            <w:r>
-              <w:rPr>
-                <w:bCs/>
-                <w:b/>
-                <w:sz w:val="19"/>
-              </w:rPr>
-              <w:t xml:space="preserve">[TODO]</w:t>
-            </w:r>
-            <w:r>
-              <w:rPr>
-                <w:sz w:val="19"/>
-              </w:rPr>
-              <w:t xml:space="preserve">: splint type and how the logger is attached.</w:t>
+              <w:t xml:space="preserve">USB data cable (micro-USB)</w:t>
+            </w:r>
+          </w:p>
+        </w:tc>
+        <w:tc>
+          <w:tcPr/>
+          <w:p>
+            <w:pPr>
+              <w:pStyle w:val="Compact"/>
+              <w:jc w:val="left"/>
+            </w:pPr>
+            <w:r>
+              <w:rPr>
+                <w:sz w:val="19"/>
+              </w:rPr>
+              <w:t xml:space="preserve">Must be a data cable. Some USB cables only charge, and the computer will not see the board.</w:t>
             </w:r>
           </w:p>
         </w:tc>
@@ -1605,28 +1667,13 @@
         <w:t xml:space="preserve">3. Building the device</w:t>
       </w:r>
     </w:p>
-    <w:p>
-      <w:pPr>
-        <w:pStyle w:val="FirstParagraph"/>
-      </w:pPr>
-      <w:r>
-        <w:rPr>
-          <w:bCs/>
-          <w:b/>
-        </w:rPr>
-        <w:t xml:space="preserve">[TODO]</w:t>
-      </w:r>
-      <w:r>
-        <w:t xml:space="preserve">: this section needs the build details. Suggested content, mirroring what is known:</w:t>
-      </w:r>
-    </w:p>
-    <w:bookmarkStart w:id="26" w:name="power"/>
+    <w:bookmarkStart w:id="26" w:name="power-wiring"/>
     <w:p>
       <w:pPr>
         <w:pStyle w:val="Heading2"/>
       </w:pPr>
       <w:r>
-        <w:t xml:space="preserve">3.1 Power</w:t>
+        <w:t xml:space="preserve">3.1 Power wiring</w:t>
       </w:r>
     </w:p>
     <w:p>
@@ -1638,14 +1685,39 @@
         <w:pStyle w:val="Compact"/>
       </w:pPr>
       <w:r>
-        <w:rPr>
-          <w:bCs/>
-          <w:b/>
-        </w:rPr>
-        <w:t xml:space="preserve">[TODO]</w:t>
-      </w:r>
-      <w:r>
-        <w:t xml:space="preserve">: how the battery is wired to the board (VIN or 3.3 V pin, or the USB connector), and any protection.</w:t>
+        <w:t xml:space="preserve">Wire the coin-cell connector to the board’s</w:t>
+      </w:r>
+      <w:r>
+        <w:t xml:space="preserve"> </w:t>
+      </w:r>
+      <w:r>
+        <w:rPr>
+          <w:bCs/>
+          <w:b/>
+        </w:rPr>
+        <w:t xml:space="preserve">3.3 V</w:t>
+      </w:r>
+      <w:r>
+        <w:t xml:space="preserve"> </w:t>
+      </w:r>
+      <w:r>
+        <w:t xml:space="preserve">and</w:t>
+      </w:r>
+      <w:r>
+        <w:t xml:space="preserve"> </w:t>
+      </w:r>
+      <w:r>
+        <w:rPr>
+          <w:bCs/>
+          <w:b/>
+        </w:rPr>
+        <w:t xml:space="preserve">GND</w:t>
+      </w:r>
+      <w:r>
+        <w:t xml:space="preserve"> </w:t>
+      </w:r>
+      <w:r>
+        <w:t xml:space="preserve">pins.</w:t>
       </w:r>
     </w:p>
     <w:p>
@@ -1657,7 +1729,20 @@
         <w:pStyle w:val="Compact"/>
       </w:pPr>
       <w:r>
-        <w:t xml:space="preserve">The firmware already powers down most of the board between readings. A resting current below about 750 µA was measured on the bench with this power-down approach.</w:t>
+        <w:t xml:space="preserve">Cut the</w:t>
+      </w:r>
+      <w:r>
+        <w:t xml:space="preserve"> </w:t>
+      </w:r>
+      <w:r>
+        <w:rPr>
+          <w:bCs/>
+          <w:b/>
+        </w:rPr>
+        <w:t xml:space="preserve">3.3 V jumper on the back of the board</w:t>
+      </w:r>
+      <w:r>
+        <w:t xml:space="preserve">. This stops the board’s regulator and USB circuitry from drawing power, which is what keeps the resting current low (below about 750 µA, measured on the bench).</w:t>
       </w:r>
     </w:p>
     <w:p>
@@ -1669,33 +1754,30 @@
         <w:pStyle w:val="Compact"/>
       </w:pPr>
       <w:r>
-        <w:t xml:space="preserve">Battery life over a full deployment has</w:t>
-      </w:r>
-      <w:r>
-        <w:t xml:space="preserve"> </w:t>
-      </w:r>
-      <w:r>
-        <w:rPr>
-          <w:bCs/>
-          <w:b/>
-        </w:rPr>
-        <w:t xml:space="preserve">not</w:t>
-      </w:r>
-      <w:r>
-        <w:t xml:space="preserve"> </w:t>
-      </w:r>
-      <w:r>
-        <w:t xml:space="preserve">been measured (see the Project Handover, §1.2).</w:t>
+        <w:t xml:space="preserve">With the jumper cut,</w:t>
+      </w:r>
+      <w:r>
+        <w:t xml:space="preserve"> </w:t>
+      </w:r>
+      <w:r>
+        <w:rPr>
+          <w:bCs/>
+          <w:b/>
+        </w:rPr>
+        <w:t xml:space="preserve">USB alone does not power the logger</w:t>
+      </w:r>
+      <w:r>
+        <w:t xml:space="preserve">: the coin cell must be connected whenever the logger is used with the app (Initialize, Download). Flashing new firmware needs the jumper bridged first (§4.2).</w:t>
       </w:r>
     </w:p>
     <w:bookmarkEnd w:id="26"/>
-    <w:bookmarkStart w:id="27" w:name="enclosure-and-mounting-in-the-splint"/>
+    <w:bookmarkStart w:id="27" w:name="case-and-mounting-in-the-splint"/>
     <w:p>
       <w:pPr>
         <w:pStyle w:val="Heading2"/>
       </w:pPr>
       <w:r>
-        <w:t xml:space="preserve">3.2 Enclosure and mounting in the splint</w:t>
+        <w:t xml:space="preserve">3.2 Case and mounting in the splint</w:t>
       </w:r>
     </w:p>
     <w:p>
@@ -1707,14 +1789,19 @@
         <w:pStyle w:val="Compact"/>
       </w:pPr>
       <w:r>
-        <w:rPr>
-          <w:bCs/>
-          <w:b/>
-        </w:rPr>
-        <w:t xml:space="preserve">[TODO]</w:t>
-      </w:r>
-      <w:r>
-        <w:t xml:space="preserve">: enclosure design, how it is fixed to the splint, and the orientation of the board.</w:t>
+        <w:t xml:space="preserve">Print the case from</w:t>
+      </w:r>
+      <w:r>
+        <w:t xml:space="preserve"> </w:t>
+      </w:r>
+      <w:r>
+        <w:rPr>
+          <w:rStyle w:val="VerbatimChar"/>
+        </w:rPr>
+        <w:t xml:space="preserve">splint_adherece_case.stl</w:t>
+      </w:r>
+      <w:r>
+        <w:t xml:space="preserve">.</w:t>
       </w:r>
     </w:p>
     <w:p>
@@ -1726,23 +1813,20 @@
         <w:pStyle w:val="Compact"/>
       </w:pPr>
       <w:r>
-        <w:t xml:space="preserve">The</w:t>
-      </w:r>
-      <w:r>
-        <w:t xml:space="preserve"> </w:t>
-      </w:r>
-      <w:r>
-        <w:rPr>
-          <w:bCs/>
-          <w:b/>
-        </w:rPr>
-        <w:t xml:space="preserve">proximity sensor</w:t>
-      </w:r>
-      <w:r>
-        <w:t xml:space="preserve"> </w:t>
-      </w:r>
-      <w:r>
-        <w:t xml:space="preserve">must face the skin, so it reads</w:t>
+        <w:t xml:space="preserve">Fit the board in the case with the</w:t>
+      </w:r>
+      <w:r>
+        <w:t xml:space="preserve"> </w:t>
+      </w:r>
+      <w:r>
+        <w:rPr>
+          <w:bCs/>
+          <w:b/>
+        </w:rPr>
+        <w:t xml:space="preserve">proximity sensor and temperature sensor facing the skin side</w:t>
+      </w:r>
+      <w:r>
+        <w:t xml:space="preserve">: the proximity sensor must read</w:t>
       </w:r>
       <w:r>
         <w:t xml:space="preserve"> </w:t>
@@ -1760,7 +1844,7 @@
         <w:t xml:space="preserve"> </w:t>
       </w:r>
       <w:r>
-        <w:t xml:space="preserve">when the splint is worn.</w:t>
+        <w:t xml:space="preserve">when the splint is worn, and the temperature sensor must warm clearly (the analysis looks for a rise of about 3 °C or more above room temperature).</w:t>
       </w:r>
     </w:p>
     <w:p>
@@ -1772,23 +1856,7 @@
         <w:pStyle w:val="Compact"/>
       </w:pPr>
       <w:r>
-        <w:t xml:space="preserve">The</w:t>
-      </w:r>
-      <w:r>
-        <w:t xml:space="preserve"> </w:t>
-      </w:r>
-      <w:r>
-        <w:rPr>
-          <w:bCs/>
-          <w:b/>
-        </w:rPr>
-        <w:t xml:space="preserve">temperature sensor</w:t>
-      </w:r>
-      <w:r>
-        <w:t xml:space="preserve"> </w:t>
-      </w:r>
-      <w:r>
-        <w:t xml:space="preserve">must be thermally close to the skin side, so that wearing the splint raises the reading clearly (the analysis looks for a rise of about 3 °C or more above room temperature).</w:t>
+        <w:t xml:space="preserve">Cover the skin-contact face of the case with skin-friendly tape.</w:t>
       </w:r>
     </w:p>
     <w:p>
@@ -1800,7 +1868,19 @@
         <w:pStyle w:val="Compact"/>
       </w:pPr>
       <w:r>
-        <w:t xml:space="preserve">Leave the USB port reachable, or note how the board is removed for download.</w:t>
+        <w:t xml:space="preserve">Mould the case into the participant’s custom splint and secure it through the thermoplastic with a Chicago screw.</w:t>
+      </w:r>
+    </w:p>
+    <w:p>
+      <w:pPr>
+        <w:numPr>
+          <w:ilvl w:val="0"/>
+          <w:numId w:val="1004"/>
+        </w:numPr>
+        <w:pStyle w:val="Compact"/>
+      </w:pPr>
+      <w:r>
+        <w:t xml:space="preserve">Make sure the coin cell can be reached to unplug and replug it, and that the USB port can be reached for download (or note how the case is removed).</w:t>
       </w:r>
     </w:p>
     <w:p>
@@ -2004,7 +2084,7 @@
         <w:t xml:space="preserve"> </w:t>
       </w:r>
       <w:r>
-        <w:t xml:space="preserve">Firmware from before PR #10 stored its settings in an older format. After flashing the current firmware over it, the logger has no valid settings and downloads report the start time as</w:t>
+        <w:t xml:space="preserve">Firmware older than the September 2026 update stored its settings in an older format. After flashing the current firmware over it, the logger has no valid settings and downloads report the start time as</w:t>
       </w:r>
       <w:r>
         <w:t xml:space="preserve"> </w:t>
@@ -2069,7 +2149,23 @@
         <w:pStyle w:val="Compact"/>
       </w:pPr>
       <w:r>
-        <w:t xml:space="preserve">Connect the logger to the computer by USB. In the Arduino IDE, open</w:t>
+        <w:t xml:space="preserve">Bridge the</w:t>
+      </w:r>
+      <w:r>
+        <w:t xml:space="preserve"> </w:t>
+      </w:r>
+      <w:r>
+        <w:rPr>
+          <w:bCs/>
+          <w:b/>
+        </w:rPr>
+        <w:t xml:space="preserve">3.3 V jumper on the back of the board</w:t>
+      </w:r>
+      <w:r>
+        <w:t xml:space="preserve"> </w:t>
+      </w:r>
+      <w:r>
+        <w:t xml:space="preserve">(a small solder bridge), so the board can be flashed over USB. Connect the logger to the computer by USB. In the Arduino IDE, open</w:t>
       </w:r>
       <w:r>
         <w:t xml:space="preserve"> </w:t>
@@ -2248,6 +2344,34 @@
       </w:r>
       <w:r>
         <w:t xml:space="preserve">afterwards, because only one program can use the connection at a time.</w:t>
+      </w:r>
+    </w:p>
+    <w:p>
+      <w:pPr>
+        <w:numPr>
+          <w:ilvl w:val="0"/>
+          <w:numId w:val="1006"/>
+        </w:numPr>
+        <w:pStyle w:val="Compact"/>
+      </w:pPr>
+      <w:r>
+        <w:t xml:space="preserve">Disconnect USB and</w:t>
+      </w:r>
+      <w:r>
+        <w:t xml:space="preserve"> </w:t>
+      </w:r>
+      <w:r>
+        <w:rPr>
+          <w:bCs/>
+          <w:b/>
+        </w:rPr>
+        <w:t xml:space="preserve">cut the 3.3 V jumper again</w:t>
+      </w:r>
+      <w:r>
+        <w:t xml:space="preserve"> </w:t>
+      </w:r>
+      <w:r>
+        <w:t xml:space="preserve">before the logger is deployed, to restore low power (§3.1).</w:t>
       </w:r>
     </w:p>
     <w:p>
@@ -2714,20 +2838,23 @@
         <w:pStyle w:val="Compact"/>
       </w:pPr>
       <w:r>
-        <w:t xml:space="preserve">☐ The battery is charged or new.</w:t>
-      </w:r>
-      <w:r>
-        <w:t xml:space="preserve"> </w:t>
-      </w:r>
-      <w:r>
-        <w:rPr>
-          <w:bCs/>
-          <w:b/>
-        </w:rPr>
-        <w:t xml:space="preserve">[TODO]</w:t>
-      </w:r>
-      <w:r>
-        <w:t xml:space="preserve">: acceptance check (e.g. voltage).</w:t>
+        <w:t xml:space="preserve">☐ A</w:t>
+      </w:r>
+      <w:r>
+        <w:t xml:space="preserve"> </w:t>
+      </w:r>
+      <w:r>
+        <w:rPr>
+          <w:bCs/>
+          <w:b/>
+        </w:rPr>
+        <w:t xml:space="preserve">new</w:t>
+      </w:r>
+      <w:r>
+        <w:t xml:space="preserve"> </w:t>
+      </w:r>
+      <w:r>
+        <w:t xml:space="preserve">CR2450 coin cell is ready for this deployment.</w:t>
       </w:r>
     </w:p>
     <w:p>
@@ -2739,7 +2866,31 @@
         <w:pStyle w:val="Compact"/>
       </w:pPr>
       <w:r>
-        <w:t xml:space="preserve">☐ The logger is in idle mode (green light on). If not, power-cycle it once.</w:t>
+        <w:t xml:space="preserve">☐ The 3.3 V jumper on the back of the board is cut (§3.1).</w:t>
+      </w:r>
+    </w:p>
+    <w:p>
+      <w:pPr>
+        <w:numPr>
+          <w:ilvl w:val="0"/>
+          <w:numId w:val="1010"/>
+        </w:numPr>
+        <w:pStyle w:val="Compact"/>
+      </w:pPr>
+      <w:r>
+        <w:t xml:space="preserve">☐ The skin-friendly tape on the case has been renewed.</w:t>
+      </w:r>
+    </w:p>
+    <w:p>
+      <w:pPr>
+        <w:numPr>
+          <w:ilvl w:val="0"/>
+          <w:numId w:val="1010"/>
+        </w:numPr>
+        <w:pStyle w:val="Compact"/>
+      </w:pPr>
+      <w:r>
+        <w:t xml:space="preserve">☐ With the coin cell connected, the logger is idle (green light on). If not, power-cycle it once.</w:t>
       </w:r>
     </w:p>
     <w:p>
@@ -2837,7 +2988,7 @@
         <w:pStyle w:val="Compact"/>
       </w:pPr>
       <w:r>
-        <w:t xml:space="preserve">Connect the logger (in idle mode) by USB.</w:t>
+        <w:t xml:space="preserve">Connect the coin cell, then connect the logger (idle, green light on) by USB. The cell must stay connected: USB alone does not power the logger.</w:t>
       </w:r>
     </w:p>
     <w:p>
@@ -2953,7 +3104,7 @@
         <w:t xml:space="preserve">Minute</w:t>
       </w:r>
       <w:r>
-        <w:t xml:space="preserve">: when the logger will be powered on to start logging, in</w:t>
+        <w:t xml:space="preserve">: when the logger will be powered on to start collecting data, in</w:t>
       </w:r>
       <w:r>
         <w:t xml:space="preserve"> </w:t>
@@ -3084,7 +3235,7 @@
         <w:pStyle w:val="Compact"/>
       </w:pPr>
       <w:r>
-        <w:t xml:space="preserve">Disconnect the logger. To prepare another one, connect it and click</w:t>
+        <w:t xml:space="preserve">Disconnect USB and unplug the coin cell. To prepare another logger, connect it and click</w:t>
       </w:r>
       <w:r>
         <w:t xml:space="preserve"> </w:t>
@@ -3121,7 +3272,7 @@
           <wp:inline>
             <wp:extent cx="2933700" cy="2420302"/>
             <wp:effectExtent b="0" l="0" r="0" t="0"/>
-            <wp:docPr descr="Figure 3. “No device found”: the logger is not connected, not powered, or still in logging mode." title="" id="38" name="Picture"/>
+            <wp:docPr descr="Figure 3. “No device found”: the logger is not connected, its coin cell is not connected, or it is still collecting data." title="" id="38" name="Picture"/>
             <a:graphic>
               <a:graphicData uri="http://schemas.openxmlformats.org/drawingml/2006/picture">
                 <pic:pic>
@@ -3179,7 +3330,7 @@
         <w:t xml:space="preserve">”</w:t>
       </w:r>
       <w:r>
-        <w:t xml:space="preserve">: the logger is not connected, not powered, or still in logging mode.</w:t>
+        <w:t xml:space="preserve">: the logger is not connected, its coin cell is not connected, or it is still collecting data.</w:t>
       </w:r>
     </w:p>
     <w:p>
@@ -3246,7 +3397,7 @@
           <wp:inline>
             <wp:extent cx="2933700" cy="2420302"/>
             <wp:effectExtent b="0" l="0" r="0" t="0"/>
-            <wp:docPr descr="Figure 5. Initialize succeeded: the logger has powered down and starts logging the next time it is powered on." title="" id="44" name="Picture"/>
+            <wp:docPr descr="Figure 5. Initialize succeeded: the logger has powered down and starts collecting data the next time it is powered on." title="" id="44" name="Picture"/>
             <a:graphic>
               <a:graphicData uri="http://schemas.openxmlformats.org/drawingml/2006/picture">
                 <pic:pic>
@@ -3289,7 +3440,7 @@
         <w:pStyle w:val="ImageCaption"/>
       </w:pPr>
       <w:r>
-        <w:t xml:space="preserve">Figure 5. Initialize succeeded: the logger has powered down and starts logging the next time it is powered on.</w:t>
+        <w:t xml:space="preserve">Figure 5. Initialize succeeded: the logger has powered down and starts collecting data the next time it is powered on.</w:t>
       </w:r>
     </w:p>
     <w:p>
@@ -3342,7 +3493,87 @@
         <w:pStyle w:val="Compact"/>
       </w:pPr>
       <w:r>
-        <w:t xml:space="preserve">At the start time entered in §6, power the logger on.</w:t>
+        <w:t xml:space="preserve">Secure the case into the participant’s splint with the Chicago screw (§3.2), with fresh skin-friendly tape on the skin-contact face.</w:t>
+      </w:r>
+    </w:p>
+    <w:p>
+      <w:pPr>
+        <w:numPr>
+          <w:ilvl w:val="0"/>
+          <w:numId w:val="1013"/>
+        </w:numPr>
+        <w:pStyle w:val="Compact"/>
+      </w:pPr>
+      <w:r>
+        <w:t xml:space="preserve">At the start time entered in §6, connect a</w:t>
+      </w:r>
+      <w:r>
+        <w:t xml:space="preserve"> </w:t>
+      </w:r>
+      <w:r>
+        <w:rPr>
+          <w:bCs/>
+          <w:b/>
+        </w:rPr>
+        <w:t xml:space="preserve">new</w:t>
+      </w:r>
+      <w:r>
+        <w:t xml:space="preserve"> </w:t>
+      </w:r>
+      <w:r>
+        <w:t xml:space="preserve">CR2450 coin cell. Note the actual time in the deployment log.</w:t>
+      </w:r>
+    </w:p>
+    <w:p>
+      <w:pPr>
+        <w:numPr>
+          <w:ilvl w:val="0"/>
+          <w:numId w:val="1013"/>
+        </w:numPr>
+        <w:pStyle w:val="Compact"/>
+      </w:pPr>
+      <w:r>
+        <w:t xml:space="preserve">The lights come on briefly, then go off when the first reading is taken; after that the logger stays dark. (A logger left with its green light on is idle, not collecting data: re-check §6.)</w:t>
+      </w:r>
+    </w:p>
+    <w:p>
+      <w:pPr>
+        <w:numPr>
+          <w:ilvl w:val="0"/>
+          <w:numId w:val="1013"/>
+        </w:numPr>
+        <w:pStyle w:val="Compact"/>
+      </w:pPr>
+      <w:r>
+        <w:t xml:space="preserve">Do</w:t>
+      </w:r>
+      <w:r>
+        <w:t xml:space="preserve"> </w:t>
+      </w:r>
+      <w:r>
+        <w:rPr>
+          <w:bCs/>
+          <w:b/>
+        </w:rPr>
+        <w:t xml:space="preserve">not</w:t>
+      </w:r>
+      <w:r>
+        <w:t xml:space="preserve"> </w:t>
+      </w:r>
+      <w:r>
+        <w:t xml:space="preserve">unplug the cell or reset the logger again until the deployment ends. Doing so stops the recording (§1.1).</w:t>
+      </w:r>
+    </w:p>
+    <w:p>
+      <w:pPr>
+        <w:numPr>
+          <w:ilvl w:val="0"/>
+          <w:numId w:val="1013"/>
+        </w:numPr>
+        <w:pStyle w:val="Compact"/>
+      </w:pPr>
+      <w:r>
+        <w:t xml:space="preserve">Give the participant their instructions.</w:t>
       </w:r>
       <w:r>
         <w:t xml:space="preserve"> </w:t>
@@ -3355,85 +3586,7 @@
         <w:t xml:space="preserve">[TODO]</w:t>
       </w:r>
       <w:r>
-        <w:t xml:space="preserve">: exact action (battery connection, switch, etc.).</w:t>
-      </w:r>
-    </w:p>
-    <w:p>
-      <w:pPr>
-        <w:numPr>
-          <w:ilvl w:val="0"/>
-          <w:numId w:val="1013"/>
-        </w:numPr>
-        <w:pStyle w:val="Compact"/>
-      </w:pPr>
-      <w:r>
-        <w:t xml:space="preserve">The lights come on briefly, then go off when the first reading is taken; after that the logger stays dark.</w:t>
-      </w:r>
-      <w:r>
-        <w:t xml:space="preserve"> </w:t>
-      </w:r>
-      <w:r>
-        <w:rPr>
-          <w:bCs/>
-          <w:b/>
-        </w:rPr>
-        <w:t xml:space="preserve">[TODO]</w:t>
-      </w:r>
-      <w:r>
-        <w:t xml:space="preserve">: confirm on the built device. (A logger left with its green light on is in idle mode, not logging: re-check §6.)</w:t>
-      </w:r>
-    </w:p>
-    <w:p>
-      <w:pPr>
-        <w:numPr>
-          <w:ilvl w:val="0"/>
-          <w:numId w:val="1013"/>
-        </w:numPr>
-        <w:pStyle w:val="Compact"/>
-      </w:pPr>
-      <w:r>
-        <w:t xml:space="preserve">Do</w:t>
-      </w:r>
-      <w:r>
-        <w:t xml:space="preserve"> </w:t>
-      </w:r>
-      <w:r>
-        <w:rPr>
-          <w:bCs/>
-          <w:b/>
-        </w:rPr>
-        <w:t xml:space="preserve">not</w:t>
-      </w:r>
-      <w:r>
-        <w:t xml:space="preserve"> </w:t>
-      </w:r>
-      <w:r>
-        <w:t xml:space="preserve">power-cycle or reset the logger again until the deployment ends. Doing so stops the recording (§1.1).</w:t>
-      </w:r>
-    </w:p>
-    <w:p>
-      <w:pPr>
-        <w:numPr>
-          <w:ilvl w:val="0"/>
-          <w:numId w:val="1013"/>
-        </w:numPr>
-        <w:pStyle w:val="Compact"/>
-      </w:pPr>
-      <w:r>
-        <w:t xml:space="preserve">Fit the splint.</w:t>
-      </w:r>
-      <w:r>
-        <w:t xml:space="preserve"> </w:t>
-      </w:r>
-      <w:r>
-        <w:rPr>
-          <w:bCs/>
-          <w:b/>
-        </w:rPr>
-        <w:t xml:space="preserve">[TODO]</w:t>
-      </w:r>
-      <w:r>
-        <w:t xml:space="preserve">: fitting instructions and participant instructions (wear schedule, removing for washing, keeping it dry, what to do if the device is knocked or the battery comes loose).</w:t>
+        <w:t xml:space="preserve">: wear schedule, removing the splint for washing, keeping it dry, and what to do if the device is knocked or the cell comes loose; to be set with the study protocol.</w:t>
       </w:r>
     </w:p>
     <w:bookmarkEnd w:id="47"/>
@@ -3542,14 +3695,7 @@
         <w:t xml:space="preserve"> </w:t>
       </w:r>
       <w:r>
-        <w:rPr>
-          <w:bCs/>
-          <w:b/>
-        </w:rPr>
-        <w:t xml:space="preserve">[TODO]</w:t>
-      </w:r>
-      <w:r>
-        <w:t xml:space="preserve">: add the expected battery life once measured.</w:t>
+        <w:t xml:space="preserve">A CR2450 (about 620 mAh) at the measured resting current gives a rough upper bound of about 34 days, which fits the 36-day recording. This is why a new cell is used for every deployment.</w:t>
       </w:r>
     </w:p>
     <w:p>
@@ -3605,7 +3751,7 @@
         <w:t xml:space="preserve"> </w:t>
       </w:r>
       <w:r>
-        <w:t xml:space="preserve">to bring it to state 4 (green light on, Figure 1). Note the real time of the power-cycle in the deployment log.</w:t>
+        <w:t xml:space="preserve">(unplug the coin cell and plug it back in) to bring it to state 4 (green light on, Figure 1). Note the real time of the power-cycle in the deployment log.</w:t>
       </w:r>
     </w:p>
     <w:p>
@@ -3617,7 +3763,7 @@
         <w:pStyle w:val="Compact"/>
       </w:pPr>
       <w:r>
-        <w:t xml:space="preserve">Connect it by USB. In the app, click</w:t>
+        <w:t xml:space="preserve">With the cell still connected, connect the logger by USB. In the app, click</w:t>
       </w:r>
       <w:r>
         <w:t xml:space="preserve"> </w:t>
@@ -5063,7 +5209,7 @@
               <w:rPr>
                 <w:sz w:val="19"/>
               </w:rPr>
-              <w:t xml:space="preserve">Logger is in</w:t>
+              <w:t xml:space="preserve">Logger is still</w:t>
             </w:r>
             <w:r>
               <w:rPr>
@@ -5077,7 +5223,7 @@
                 <w:b/>
                 <w:sz w:val="19"/>
               </w:rPr>
-              <w:t xml:space="preserve">logging mode</w:t>
+              <w:t xml:space="preserve">collecting data</w:t>
             </w:r>
             <w:r>
               <w:rPr>
@@ -5089,7 +5235,7 @@
               <w:rPr>
                 <w:sz w:val="19"/>
               </w:rPr>
-              <w:t xml:space="preserve">(most common), not powered, or not connected</w:t>
+              <w:t xml:space="preserve">(most common), or not connected</w:t>
             </w:r>
           </w:p>
         </w:tc>
@@ -5159,37 +5305,37 @@
               <w:rPr>
                 <w:sz w:val="19"/>
               </w:rPr>
-              <w:t xml:space="preserve">with the green light on</w:t>
-            </w:r>
-          </w:p>
-        </w:tc>
-        <w:tc>
-          <w:tcPr/>
-          <w:p>
-            <w:pPr>
-              <w:pStyle w:val="Compact"/>
-              <w:jc w:val="left"/>
-            </w:pPr>
-            <w:r>
-              <w:rPr>
-                <w:sz w:val="19"/>
-              </w:rPr>
-              <w:t xml:space="preserve">Charge-only cable, loose cable, or another program (Arduino Serial Monitor) is using the port</w:t>
-            </w:r>
-          </w:p>
-        </w:tc>
-        <w:tc>
-          <w:tcPr/>
-          <w:p>
-            <w:pPr>
-              <w:pStyle w:val="Compact"/>
-              <w:jc w:val="left"/>
-            </w:pPr>
-            <w:r>
-              <w:rPr>
-                <w:sz w:val="19"/>
-              </w:rPr>
-              <w:t xml:space="preserve">Use a data cable, try another USB port, close the Serial Monitor</w:t>
+              <w:t xml:space="preserve">and no lights at all</w:t>
+            </w:r>
+          </w:p>
+        </w:tc>
+        <w:tc>
+          <w:tcPr/>
+          <w:p>
+            <w:pPr>
+              <w:pStyle w:val="Compact"/>
+              <w:jc w:val="left"/>
+            </w:pPr>
+            <w:r>
+              <w:rPr>
+                <w:sz w:val="19"/>
+              </w:rPr>
+              <w:t xml:space="preserve">Coin cell not connected or flat: USB alone does not power the logger</w:t>
+            </w:r>
+          </w:p>
+        </w:tc>
+        <w:tc>
+          <w:tcPr/>
+          <w:p>
+            <w:pPr>
+              <w:pStyle w:val="Compact"/>
+              <w:jc w:val="left"/>
+            </w:pPr>
+            <w:r>
+              <w:rPr>
+                <w:sz w:val="19"/>
+              </w:rPr>
+              <w:t xml:space="preserve">Connect a coin cell (a new one if in doubt), then retry</w:t>
             </w:r>
           </w:p>
         </w:tc>
@@ -5212,7 +5358,7 @@
               <w:rPr>
                 <w:sz w:val="19"/>
               </w:rPr>
-              <w:t xml:space="preserve">This device has not been initialized…</w:t>
+              <w:t xml:space="preserve">No device found</w:t>
             </w:r>
             <w:r>
               <w:rPr>
@@ -5230,37 +5376,37 @@
               <w:rPr>
                 <w:sz w:val="19"/>
               </w:rPr>
-              <w:t xml:space="preserve">on download</w:t>
-            </w:r>
-          </w:p>
-        </w:tc>
-        <w:tc>
-          <w:tcPr/>
-          <w:p>
-            <w:pPr>
-              <w:pStyle w:val="Compact"/>
-              <w:jc w:val="left"/>
-            </w:pPr>
-            <w:r>
-              <w:rPr>
-                <w:sz w:val="19"/>
-              </w:rPr>
-              <w:t xml:space="preserve">The logger has no recording</w:t>
-            </w:r>
-          </w:p>
-        </w:tc>
-        <w:tc>
-          <w:tcPr/>
-          <w:p>
-            <w:pPr>
-              <w:pStyle w:val="Compact"/>
-              <w:jc w:val="left"/>
-            </w:pPr>
-            <w:r>
-              <w:rPr>
-                <w:sz w:val="19"/>
-              </w:rPr>
-              <w:t xml:space="preserve">Nothing to download; check you have the right logger</w:t>
+              <w:t xml:space="preserve">with the green light on</w:t>
+            </w:r>
+          </w:p>
+        </w:tc>
+        <w:tc>
+          <w:tcPr/>
+          <w:p>
+            <w:pPr>
+              <w:pStyle w:val="Compact"/>
+              <w:jc w:val="left"/>
+            </w:pPr>
+            <w:r>
+              <w:rPr>
+                <w:sz w:val="19"/>
+              </w:rPr>
+              <w:t xml:space="preserve">Charge-only cable, loose cable, or another program (Arduino Serial Monitor) is using the port</w:t>
+            </w:r>
+          </w:p>
+        </w:tc>
+        <w:tc>
+          <w:tcPr/>
+          <w:p>
+            <w:pPr>
+              <w:pStyle w:val="Compact"/>
+              <w:jc w:val="left"/>
+            </w:pPr>
+            <w:r>
+              <w:rPr>
+                <w:sz w:val="19"/>
+              </w:rPr>
+              <w:t xml:space="preserve">Use a data cable, try another USB port, close the Serial Monitor</w:t>
             </w:r>
           </w:p>
         </w:tc>
@@ -5277,6 +5423,77 @@
               <w:rPr>
                 <w:sz w:val="19"/>
               </w:rPr>
+              <w:t xml:space="preserve">“</w:t>
+            </w:r>
+            <w:r>
+              <w:rPr>
+                <w:sz w:val="19"/>
+              </w:rPr>
+              <w:t xml:space="preserve">This device has not been initialized…</w:t>
+            </w:r>
+            <w:r>
+              <w:rPr>
+                <w:sz w:val="19"/>
+              </w:rPr>
+              <w:t xml:space="preserve">”</w:t>
+            </w:r>
+            <w:r>
+              <w:rPr>
+                <w:sz w:val="19"/>
+              </w:rPr>
+              <w:t xml:space="preserve"> </w:t>
+            </w:r>
+            <w:r>
+              <w:rPr>
+                <w:sz w:val="19"/>
+              </w:rPr>
+              <w:t xml:space="preserve">on download</w:t>
+            </w:r>
+          </w:p>
+        </w:tc>
+        <w:tc>
+          <w:tcPr/>
+          <w:p>
+            <w:pPr>
+              <w:pStyle w:val="Compact"/>
+              <w:jc w:val="left"/>
+            </w:pPr>
+            <w:r>
+              <w:rPr>
+                <w:sz w:val="19"/>
+              </w:rPr>
+              <w:t xml:space="preserve">The logger has no recording</w:t>
+            </w:r>
+          </w:p>
+        </w:tc>
+        <w:tc>
+          <w:tcPr/>
+          <w:p>
+            <w:pPr>
+              <w:pStyle w:val="Compact"/>
+              <w:jc w:val="left"/>
+            </w:pPr>
+            <w:r>
+              <w:rPr>
+                <w:sz w:val="19"/>
+              </w:rPr>
+              <w:t xml:space="preserve">Nothing to download; check you have the right logger</w:t>
+            </w:r>
+          </w:p>
+        </w:tc>
+      </w:tr>
+      <w:tr>
+        <w:tc>
+          <w:tcPr/>
+          <w:p>
+            <w:pPr>
+              <w:pStyle w:val="Compact"/>
+              <w:jc w:val="left"/>
+            </w:pPr>
+            <w:r>
+              <w:rPr>
+                <w:sz w:val="19"/>
+              </w:rPr>
               <w:t xml:space="preserve">Initialize shows an error</w:t>
             </w:r>
           </w:p>
@@ -5522,22 +5739,22 @@
               <w:rPr>
                 <w:sz w:val="19"/>
               </w:rPr>
-              <w:t xml:space="preserve">The logger was reset or lost power during the deployment (it then stops logging)</w:t>
-            </w:r>
-          </w:p>
-        </w:tc>
-        <w:tc>
-          <w:tcPr/>
-          <w:p>
-            <w:pPr>
-              <w:pStyle w:val="Compact"/>
-              <w:jc w:val="left"/>
-            </w:pPr>
-            <w:r>
-              <w:rPr>
-                <w:sz w:val="19"/>
-              </w:rPr>
-              <w:t xml:space="preserve">Check the battery and connections; note it in the log</w:t>
+              <w:t xml:space="preserve">The logger was reset or lost power during the deployment (it then stops collecting data)</w:t>
+            </w:r>
+          </w:p>
+        </w:tc>
+        <w:tc>
+          <w:tcPr/>
+          <w:p>
+            <w:pPr>
+              <w:pStyle w:val="Compact"/>
+              <w:jc w:val="left"/>
+            </w:pPr>
+            <w:r>
+              <w:rPr>
+                <w:sz w:val="19"/>
+              </w:rPr>
+              <w:t xml:space="preserve">Check the coin cell and its connector; note it in the log</w:t>
             </w:r>
           </w:p>
         </w:tc>
@@ -5584,27 +5801,7 @@
               <w:rPr>
                 <w:sz w:val="19"/>
               </w:rPr>
-              <w:t xml:space="preserve">Correct using the actual power-on time from the deployment log</w:t>
-            </w:r>
-            <w:r>
-              <w:rPr>
-                <w:sz w:val="19"/>
-              </w:rPr>
-              <w:t xml:space="preserve"> </w:t>
-            </w:r>
-            <w:r>
-              <w:rPr>
-                <w:bCs/>
-                <w:b/>
-                <w:sz w:val="19"/>
-              </w:rPr>
-              <w:t xml:space="preserve">[TODO]</w:t>
-            </w:r>
-            <w:r>
-              <w:rPr>
-                <w:sz w:val="19"/>
-              </w:rPr>
-              <w:t xml:space="preserve">: no tool for this yet; see Project Handover §4.4</w:t>
+              <w:t xml:space="preserve">Record the actual power-on time in the deployment log and report the offset with the data; the app has no correction tool for this</w:t>
             </w:r>
           </w:p>
         </w:tc>
@@ -5943,22 +6140,22 @@
               <w:rPr>
                 <w:sz w:val="19"/>
               </w:rPr>
-              <w:t xml:space="preserve">Charge-only cable, faulty port, or the board is busy</w:t>
-            </w:r>
-          </w:p>
-        </w:tc>
-        <w:tc>
-          <w:tcPr/>
-          <w:p>
-            <w:pPr>
-              <w:pStyle w:val="Compact"/>
-              <w:jc w:val="left"/>
-            </w:pPr>
-            <w:r>
-              <w:rPr>
-                <w:sz w:val="19"/>
-              </w:rPr>
-              <w:t xml:space="preserve">Data cable, another port; double-press reset and upload again (§4.2)</w:t>
+              <w:t xml:space="preserve">3.3 V jumper not bridged, charge-only cable, faulty port, or the board is busy</w:t>
+            </w:r>
+          </w:p>
+        </w:tc>
+        <w:tc>
+          <w:tcPr/>
+          <w:p>
+            <w:pPr>
+              <w:pStyle w:val="Compact"/>
+              <w:jc w:val="left"/>
+            </w:pPr>
+            <w:r>
+              <w:rPr>
+                <w:sz w:val="19"/>
+              </w:rPr>
+              <w:t xml:space="preserve">Bridge the jumper (§4.2); data cable, another port; double-press reset and upload again</w:t>
             </w:r>
           </w:p>
         </w:tc>
@@ -6007,20 +6204,7 @@
         <w:pStyle w:val="Compact"/>
       </w:pPr>
       <w:r>
-        <w:t xml:space="preserve">Clean the splint and logger.</w:t>
-      </w:r>
-      <w:r>
-        <w:t xml:space="preserve"> </w:t>
-      </w:r>
-      <w:r>
-        <w:rPr>
-          <w:bCs/>
-          <w:b/>
-        </w:rPr>
-        <w:t xml:space="preserve">[TODO]</w:t>
-      </w:r>
-      <w:r>
-        <w:t xml:space="preserve">: cleaning method that is safe for the electronics.</w:t>
+        <w:t xml:space="preserve">Unscrew the case from the splint. The splint is custom-moulded for the participant and is not reused.</w:t>
       </w:r>
     </w:p>
     <w:p>
@@ -6032,17 +6216,19 @@
         <w:pStyle w:val="Compact"/>
       </w:pPr>
       <w:r>
-        <w:t xml:space="preserve">Recharge or replace the battery.</w:t>
-      </w:r>
-      <w:r>
-        <w:t xml:space="preserve"> </w:t>
-      </w:r>
-      <w:r>
-        <w:rPr>
-          <w:bCs/>
-          <w:b/>
-        </w:rPr>
-        <w:t xml:space="preserve">[TODO]</w:t>
+        <w:t xml:space="preserve">Remove the coin cell and dispose of it safely, out of reach of children.</w:t>
+      </w:r>
+    </w:p>
+    <w:p>
+      <w:pPr>
+        <w:numPr>
+          <w:ilvl w:val="0"/>
+          <w:numId w:val="1021"/>
+        </w:numPr>
+        <w:pStyle w:val="Compact"/>
+      </w:pPr>
+      <w:r>
+        <w:t xml:space="preserve">Wipe the case, remove the old skin-friendly tape, and apply new tape before the next deployment.</w:t>
       </w:r>
     </w:p>
     <w:p>
@@ -8173,10 +8359,64 @@
     <w:abstractNumId w:val="991"/>
   </w:num>
   <w:num w:numId="1003">
-    <w:abstractNumId w:val="991"/>
+    <w:abstractNumId w:val="99411"/>
+    <w:lvlOverride w:ilvl="0">
+      <w:startOverride w:val="1"/>
+    </w:lvlOverride>
+    <w:lvlOverride w:ilvl="1">
+      <w:startOverride w:val="1"/>
+    </w:lvlOverride>
+    <w:lvlOverride w:ilvl="2">
+      <w:startOverride w:val="1"/>
+    </w:lvlOverride>
+    <w:lvlOverride w:ilvl="3">
+      <w:startOverride w:val="1"/>
+    </w:lvlOverride>
+    <w:lvlOverride w:ilvl="4">
+      <w:startOverride w:val="1"/>
+    </w:lvlOverride>
+    <w:lvlOverride w:ilvl="5">
+      <w:startOverride w:val="1"/>
+    </w:lvlOverride>
+    <w:lvlOverride w:ilvl="6">
+      <w:startOverride w:val="1"/>
+    </w:lvlOverride>
+    <w:lvlOverride w:ilvl="7">
+      <w:startOverride w:val="1"/>
+    </w:lvlOverride>
+    <w:lvlOverride w:ilvl="8">
+      <w:startOverride w:val="1"/>
+    </w:lvlOverride>
   </w:num>
   <w:num w:numId="1004">
-    <w:abstractNumId w:val="991"/>
+    <w:abstractNumId w:val="99411"/>
+    <w:lvlOverride w:ilvl="0">
+      <w:startOverride w:val="1"/>
+    </w:lvlOverride>
+    <w:lvlOverride w:ilvl="1">
+      <w:startOverride w:val="1"/>
+    </w:lvlOverride>
+    <w:lvlOverride w:ilvl="2">
+      <w:startOverride w:val="1"/>
+    </w:lvlOverride>
+    <w:lvlOverride w:ilvl="3">
+      <w:startOverride w:val="1"/>
+    </w:lvlOverride>
+    <w:lvlOverride w:ilvl="4">
+      <w:startOverride w:val="1"/>
+    </w:lvlOverride>
+    <w:lvlOverride w:ilvl="5">
+      <w:startOverride w:val="1"/>
+    </w:lvlOverride>
+    <w:lvlOverride w:ilvl="6">
+      <w:startOverride w:val="1"/>
+    </w:lvlOverride>
+    <w:lvlOverride w:ilvl="7">
+      <w:startOverride w:val="1"/>
+    </w:lvlOverride>
+    <w:lvlOverride w:ilvl="8">
+      <w:startOverride w:val="1"/>
+    </w:lvlOverride>
   </w:num>
   <w:num w:numId="1005">
     <w:abstractNumId w:val="99411"/>

--- a/docs/SOP_Build_and_Use.docx
+++ b/docs/SOP_Build_and_Use.docx
@@ -180,82 +180,107 @@
         <w:t xml:space="preserve">Drafted in October 2026, prepared by Jamie Kim.</w:t>
       </w:r>
     </w:p>
-    <w:p>
-      <w:pPr>
-        <w:pStyle w:val="BlockText"/>
-        <w:pBdr>
-          <w:left w:val="single" w:sz="18" w:space="8" w:color="1F4E79"/>
-        </w:pBdr>
-        <w:shd w:val="clear" w:color="auto" w:fill="F2F6FA"/>
+    <w:bookmarkStart w:id="24" w:name="purpose-and-scope"/>
+    <w:p>
+      <w:pPr>
+        <w:pStyle w:val="Heading1"/>
+      </w:pPr>
+      <w:r>
+        <w:t xml:space="preserve">1. Purpose and scope</w:t>
+      </w:r>
+    </w:p>
+    <w:p>
+      <w:pPr>
+        <w:pStyle w:val="FirstParagraph"/>
+      </w:pPr>
+      <w:r>
+        <w:t xml:space="preserve">This SOP describes how to build the splint adherence logger, set up its software, deploy it with a participant, and download and analyze the recording. It covers the system as it currently exists: an Arduino-based logger embedded in a thermoplastic splint, configured and read over USB by a desktop application.</w:t>
+      </w:r>
+    </w:p>
+    <w:p>
+      <w:pPr>
+        <w:pStyle w:val="BodyText"/>
       </w:pPr>
       <w:r>
         <w:rPr>
           <w:bCs/>
           <w:b/>
         </w:rPr>
-        <w:t xml:space="preserve">About the [TODO] markers.</w:t>
-      </w:r>
-      <w:r>
-        <w:t xml:space="preserve"> </w:t>
-      </w:r>
-      <w:r>
-        <w:t xml:space="preserve">A few items depend on the study protocol and data-governance plan, which are not yet set: participant wear instructions, how often to check the skin, and where study data are stored. They are marked</w:t>
-      </w:r>
-      <w:r>
-        <w:t xml:space="preserve"> </w:t>
-      </w:r>
+        <w:t xml:space="preserve">How it works.</w:t>
+      </w:r>
+      <w:r>
+        <w:t xml:space="preserve"> </w:t>
+      </w:r>
+      <w:r>
+        <w:t xml:space="preserve">A small board in the splint wakes up every 5 minutes, measures temperature and how close something is to its proximity sensor, writes both to its own memory, and goes back to sleep. When the splint is worn, the skin warms the temperature sensor and covers the proximity sensor. After the deployment, the desktop application downloads the recording and estimates when, and for how long, the splint was worn.</w:t>
+      </w:r>
+    </w:p>
+    <w:p>
+      <w:pPr>
+        <w:pStyle w:val="BodyText"/>
+      </w:pPr>
+      <w:r>
+        <w:t xml:space="preserve">Key terms used in this SOP:</w:t>
+      </w:r>
+    </w:p>
+    <w:p>
+      <w:pPr>
+        <w:numPr>
+          <w:ilvl w:val="0"/>
+          <w:numId w:val="1001"/>
+        </w:numPr>
+        <w:pStyle w:val="Compact"/>
+      </w:pPr>
       <w:r>
         <w:rPr>
           <w:bCs/>
           <w:b/>
         </w:rPr>
-        <w:t xml:space="preserve">[TODO]</w:t>
-      </w:r>
-      <w:r>
-        <w:t xml:space="preserve">.</w:t>
-      </w:r>
-    </w:p>
-    <w:bookmarkStart w:id="24" w:name="purpose-and-scope"/>
-    <w:p>
-      <w:pPr>
-        <w:pStyle w:val="Heading1"/>
-      </w:pPr>
-      <w:r>
-        <w:t xml:space="preserve">1. Purpose and scope</w:t>
-      </w:r>
-    </w:p>
-    <w:p>
-      <w:pPr>
-        <w:pStyle w:val="FirstParagraph"/>
-      </w:pPr>
-      <w:r>
-        <w:t xml:space="preserve">This SOP describes how to build the splint adherence logger, set up its software, deploy it with a participant, and download and analyse the recording. It covers the system as it currently exists: one Arduino-based logger embedded in a thermoplastic splint, configured and read over USB by a desktop application.</w:t>
-      </w:r>
-    </w:p>
-    <w:p>
-      <w:pPr>
-        <w:pStyle w:val="BodyText"/>
+        <w:t xml:space="preserve">Logger / device.</w:t>
+      </w:r>
+      <w:r>
+        <w:t xml:space="preserve"> </w:t>
+      </w:r>
+      <w:r>
+        <w:t xml:space="preserve">The Arduino board in the splint, with its temperature and proximity sensors.</w:t>
+      </w:r>
+    </w:p>
+    <w:p>
+      <w:pPr>
+        <w:numPr>
+          <w:ilvl w:val="0"/>
+          <w:numId w:val="1001"/>
+        </w:numPr>
+        <w:pStyle w:val="Compact"/>
       </w:pPr>
       <w:r>
         <w:rPr>
           <w:bCs/>
           <w:b/>
         </w:rPr>
-        <w:t xml:space="preserve">How it works.</w:t>
-      </w:r>
-      <w:r>
-        <w:t xml:space="preserve"> </w:t>
-      </w:r>
-      <w:r>
-        <w:t xml:space="preserve">A small board in the splint wakes up every 5 minutes, measures temperature and how close something is to its proximity sensor, writes both to its own memory, and goes back to sleep. When the splint is worn, the skin warms the temperature sensor and covers the proximity sensor. After the deployment, the desktop application downloads the recording and estimates when, and for how long, the splint was worn.</w:t>
-      </w:r>
-    </w:p>
-    <w:p>
-      <w:pPr>
-        <w:pStyle w:val="BodyText"/>
-      </w:pPr>
-      <w:r>
-        <w:t xml:space="preserve">Key terms used in this SOP:</w:t>
+        <w:t xml:space="preserve">App.</w:t>
+      </w:r>
+      <w:r>
+        <w:t xml:space="preserve"> </w:t>
+      </w:r>
+      <w:r>
+        <w:t xml:space="preserve">The desktop program</w:t>
+      </w:r>
+      <w:r>
+        <w:t xml:space="preserve"> </w:t>
+      </w:r>
+      <w:r>
+        <w:rPr>
+          <w:iCs/>
+          <w:i/>
+        </w:rPr>
+        <w:t xml:space="preserve">Splint Adherence</w:t>
+      </w:r>
+      <w:r>
+        <w:t xml:space="preserve"> </w:t>
+      </w:r>
+      <w:r>
+        <w:t xml:space="preserve">(Windows or macOS). It opens in your web browser but runs entirely on your computer; no internet connection is needed.</w:t>
       </w:r>
     </w:p>
     <w:p>
@@ -271,13 +296,13 @@
           <w:bCs/>
           <w:b/>
         </w:rPr>
-        <w:t xml:space="preserve">Logger / device.</w:t>
-      </w:r>
-      <w:r>
-        <w:t xml:space="preserve"> </w:t>
-      </w:r>
-      <w:r>
-        <w:t xml:space="preserve">The Arduino board in the splint, with its temperature and proximity sensors.</w:t>
+        <w:t xml:space="preserve">Firmware / flashing.</w:t>
+      </w:r>
+      <w:r>
+        <w:t xml:space="preserve"> </w:t>
+      </w:r>
+      <w:r>
+        <w:t xml:space="preserve">The program that runs on the logger, and loading it onto the board (§3.2).</w:t>
       </w:r>
     </w:p>
     <w:p>
@@ -293,29 +318,13 @@
           <w:bCs/>
           <w:b/>
         </w:rPr>
-        <w:t xml:space="preserve">App.</w:t>
-      </w:r>
-      <w:r>
-        <w:t xml:space="preserve"> </w:t>
-      </w:r>
-      <w:r>
-        <w:t xml:space="preserve">The desktop program</w:t>
-      </w:r>
-      <w:r>
-        <w:t xml:space="preserve"> </w:t>
-      </w:r>
-      <w:r>
-        <w:rPr>
-          <w:iCs/>
-          <w:i/>
-        </w:rPr>
-        <w:t xml:space="preserve">Splint Adherence</w:t>
-      </w:r>
-      <w:r>
-        <w:t xml:space="preserve"> </w:t>
-      </w:r>
-      <w:r>
-        <w:t xml:space="preserve">(Windows or macOS). It opens in your web browser but runs entirely on your computer; no internet connection is needed.</w:t>
+        <w:t xml:space="preserve">Initialize.</w:t>
+      </w:r>
+      <w:r>
+        <w:t xml:space="preserve"> </w:t>
+      </w:r>
+      <w:r>
+        <w:t xml:space="preserve">Sending a start time and participant ID to the logger from the app. This erases any recording still on the logger (§5).</w:t>
       </w:r>
     </w:p>
     <w:p>
@@ -331,13 +340,13 @@
           <w:bCs/>
           <w:b/>
         </w:rPr>
-        <w:t xml:space="preserve">Firmware / flashing.</w:t>
-      </w:r>
-      <w:r>
-        <w:t xml:space="preserve"> </w:t>
-      </w:r>
-      <w:r>
-        <w:t xml:space="preserve">The program that runs on the logger, and loading it onto the board (§4.2).</w:t>
+        <w:t xml:space="preserve">Data collection / idle.</w:t>
+      </w:r>
+      <w:r>
+        <w:t xml:space="preserve"> </w:t>
+      </w:r>
+      <w:r>
+        <w:t xml:space="preserve">The logger is either recording (data collection, invisible to the computer) or waiting for the app (idle). It switches between them each time it is powered on (§1.1).</w:t>
       </w:r>
     </w:p>
     <w:p>
@@ -353,29 +362,74 @@
           <w:bCs/>
           <w:b/>
         </w:rPr>
-        <w:t xml:space="preserve">Initialize.</w:t>
-      </w:r>
-      <w:r>
-        <w:t xml:space="preserve"> </w:t>
-      </w:r>
-      <w:r>
-        <w:t xml:space="preserve">Sending a start time and participant ID to the logger from the app. This</w:t>
-      </w:r>
-      <w:r>
-        <w:t xml:space="preserve"> </w:t>
-      </w:r>
+        <w:t xml:space="preserve">Power-cycle.</w:t>
+      </w:r>
+      <w:r>
+        <w:t xml:space="preserve"> </w:t>
+      </w:r>
+      <w:r>
+        <w:t xml:space="preserve">Turning the logger off and on again: unplug the coin cell and plug it back in.</w:t>
+      </w:r>
+    </w:p>
+    <w:p>
+      <w:pPr>
+        <w:numPr>
+          <w:ilvl w:val="0"/>
+          <w:numId w:val="1001"/>
+        </w:numPr>
+        <w:pStyle w:val="Compact"/>
+      </w:pPr>
       <w:r>
         <w:rPr>
           <w:bCs/>
           <w:b/>
         </w:rPr>
-        <w:t xml:space="preserve">erases</w:t>
-      </w:r>
-      <w:r>
-        <w:t xml:space="preserve"> </w:t>
-      </w:r>
-      <w:r>
-        <w:t xml:space="preserve">any recording still on the logger (§6).</w:t>
+        <w:t xml:space="preserve">Participant ID.</w:t>
+      </w:r>
+      <w:r>
+        <w:t xml:space="preserve"> </w:t>
+      </w:r>
+      <w:r>
+        <w:t xml:space="preserve">Up to 15 letters, digits,</w:t>
+      </w:r>
+      <w:r>
+        <w:t xml:space="preserve"> </w:t>
+      </w:r>
+      <w:r>
+        <w:rPr>
+          <w:rStyle w:val="VerbatimChar"/>
+        </w:rPr>
+        <w:t xml:space="preserve">-</w:t>
+      </w:r>
+      <w:r>
+        <w:t xml:space="preserve"> </w:t>
+      </w:r>
+      <w:r>
+        <w:t xml:space="preserve">or</w:t>
+      </w:r>
+      <w:r>
+        <w:t xml:space="preserve"> </w:t>
+      </w:r>
+      <w:r>
+        <w:rPr>
+          <w:rStyle w:val="VerbatimChar"/>
+        </w:rPr>
+        <w:t xml:space="preserve">_</w:t>
+      </w:r>
+      <w:r>
+        <w:t xml:space="preserve"> </w:t>
+      </w:r>
+      <w:r>
+        <w:t xml:space="preserve">(no spaces), e.g. </w:t>
+      </w:r>
+      <w:r>
+        <w:rPr>
+          <w:rStyle w:val="VerbatimChar"/>
+        </w:rPr>
+        <w:t xml:space="preserve">SA-014</w:t>
+      </w:r>
+      <w:r>
+        <w:t xml:space="preserve">. It is stored on the logger and in the downloaded file.</w:t>
       </w:r>
     </w:p>
     <w:p>
@@ -391,111 +445,6 @@
           <w:bCs/>
           <w:b/>
         </w:rPr>
-        <w:t xml:space="preserve">Data collection / idle.</w:t>
-      </w:r>
-      <w:r>
-        <w:t xml:space="preserve"> </w:t>
-      </w:r>
-      <w:r>
-        <w:t xml:space="preserve">The logger is either recording (data collection, invisible to the computer) or waiting for the app (idle). It switches between them each time it is powered on (§1.1).</w:t>
-      </w:r>
-    </w:p>
-    <w:p>
-      <w:pPr>
-        <w:numPr>
-          <w:ilvl w:val="0"/>
-          <w:numId w:val="1001"/>
-        </w:numPr>
-        <w:pStyle w:val="Compact"/>
-      </w:pPr>
-      <w:r>
-        <w:rPr>
-          <w:bCs/>
-          <w:b/>
-        </w:rPr>
-        <w:t xml:space="preserve">Power-cycle.</w:t>
-      </w:r>
-      <w:r>
-        <w:t xml:space="preserve"> </w:t>
-      </w:r>
-      <w:r>
-        <w:t xml:space="preserve">Turning the logger off and on again: unplug the coin cell and plug it back in.</w:t>
-      </w:r>
-    </w:p>
-    <w:p>
-      <w:pPr>
-        <w:numPr>
-          <w:ilvl w:val="0"/>
-          <w:numId w:val="1001"/>
-        </w:numPr>
-        <w:pStyle w:val="Compact"/>
-      </w:pPr>
-      <w:r>
-        <w:rPr>
-          <w:bCs/>
-          <w:b/>
-        </w:rPr>
-        <w:t xml:space="preserve">Participant ID.</w:t>
-      </w:r>
-      <w:r>
-        <w:t xml:space="preserve"> </w:t>
-      </w:r>
-      <w:r>
-        <w:t xml:space="preserve">Up to 15 letters, digits,</w:t>
-      </w:r>
-      <w:r>
-        <w:t xml:space="preserve"> </w:t>
-      </w:r>
-      <w:r>
-        <w:rPr>
-          <w:rStyle w:val="VerbatimChar"/>
-        </w:rPr>
-        <w:t xml:space="preserve">-</w:t>
-      </w:r>
-      <w:r>
-        <w:t xml:space="preserve"> </w:t>
-      </w:r>
-      <w:r>
-        <w:t xml:space="preserve">or</w:t>
-      </w:r>
-      <w:r>
-        <w:t xml:space="preserve"> </w:t>
-      </w:r>
-      <w:r>
-        <w:rPr>
-          <w:rStyle w:val="VerbatimChar"/>
-        </w:rPr>
-        <w:t xml:space="preserve">_</w:t>
-      </w:r>
-      <w:r>
-        <w:t xml:space="preserve"> </w:t>
-      </w:r>
-      <w:r>
-        <w:t xml:space="preserve">(no spaces), e.g. </w:t>
-      </w:r>
-      <w:r>
-        <w:rPr>
-          <w:rStyle w:val="VerbatimChar"/>
-        </w:rPr>
-        <w:t xml:space="preserve">SA-014</w:t>
-      </w:r>
-      <w:r>
-        <w:t xml:space="preserve">. It is stored on the logger and in the downloaded file.</w:t>
-      </w:r>
-    </w:p>
-    <w:p>
-      <w:pPr>
-        <w:numPr>
-          <w:ilvl w:val="0"/>
-          <w:numId w:val="1001"/>
-        </w:numPr>
-        <w:pStyle w:val="Compact"/>
-      </w:pPr>
-      <w:r>
-        <w:rPr>
-          <w:bCs/>
-          <w:b/>
-        </w:rPr>
         <w:t xml:space="preserve">Wear event.</w:t>
       </w:r>
       <w:r>
@@ -519,23 +468,7 @@
         <w:pStyle w:val="FirstParagraph"/>
       </w:pPr>
       <w:r>
-        <w:t xml:space="preserve">The most important thing to understand before using the logger:</w:t>
-      </w:r>
-      <w:r>
-        <w:t xml:space="preserve"> </w:t>
-      </w:r>
-      <w:r>
-        <w:rPr>
-          <w:bCs/>
-          <w:b/>
-        </w:rPr>
-        <w:t xml:space="preserve">every time it is powered on, it decides what to do from what happened last time</w:t>
-      </w:r>
-      <w:r>
-        <w:t xml:space="preserve"> </w:t>
-      </w:r>
-      <w:r>
-        <w:t xml:space="preserve">(Figure 1).</w:t>
+        <w:t xml:space="preserve">The most important thing to understand before using the logger: every time it is powered on, it decides what to do from what happened last time (Figure 1).</w:t>
       </w:r>
     </w:p>
     <w:p>
@@ -957,7 +890,7 @@
         <w:pStyle w:val="Compact"/>
       </w:pPr>
       <w:r>
-        <w:t xml:space="preserve">A logger that is</w:t>
+        <w:t xml:space="preserve">A logger that is collecting data</w:t>
       </w:r>
       <w:r>
         <w:t xml:space="preserve"> </w:t>
@@ -967,13 +900,10 @@
           <w:bCs/>
           <w:b/>
         </w:rPr>
-        <w:t xml:space="preserve">collecting data cannot be found by the app.</w:t>
-      </w:r>
-      <w:r>
-        <w:t xml:space="preserve"> </w:t>
-      </w:r>
-      <w:r>
-        <w:t xml:space="preserve">Power-cycle it once to reach state 4, then connect.</w:t>
+        <w:t xml:space="preserve">cannot be found by the app</w:t>
+      </w:r>
+      <w:r>
+        <w:t xml:space="preserve">. Power-cycle it once to reach state 4, then connect.</w:t>
       </w:r>
     </w:p>
     <w:p>
@@ -989,13 +919,13 @@
           <w:bCs/>
           <w:b/>
         </w:rPr>
-        <w:t xml:space="preserve">Any</w:t>
-      </w:r>
-      <w:r>
-        <w:t xml:space="preserve"> </w:t>
-      </w:r>
-      <w:r>
-        <w:t xml:space="preserve">reset or power interruption during a deployment (a loose battery, a knock on the reset button) ends the recording. The logger goes to idle and does not resume data collection.</w:t>
+        <w:t xml:space="preserve">Any reset or power interruption</w:t>
+      </w:r>
+      <w:r>
+        <w:t xml:space="preserve"> </w:t>
+      </w:r>
+      <w:r>
+        <w:t xml:space="preserve">during a deployment (a loose battery, a knock on the reset button) ends the recording. The logger goes to idle and does not resume data collection.</w:t>
       </w:r>
     </w:p>
     <w:p>
@@ -1017,13 +947,10 @@
           <w:bCs/>
           <w:b/>
         </w:rPr>
-        <w:t xml:space="preserve">erases the previous recording.</w:t>
-      </w:r>
-      <w:r>
-        <w:t xml:space="preserve"> </w:t>
-      </w:r>
-      <w:r>
-        <w:t xml:space="preserve">Always download first.</w:t>
+        <w:t xml:space="preserve">erases the previous recording</w:t>
+      </w:r>
+      <w:r>
+        <w:t xml:space="preserve">. Ensure that you have downloaded the existing data first.</w:t>
       </w:r>
     </w:p>
     <w:p>
@@ -1045,28 +972,26 @@
         <w:t xml:space="preserve"> </w:t>
       </w:r>
       <w:r>
-        <w:t xml:space="preserve">This is a research prototype worn against the skin. It runs on a CR2450 coin cell: keep spare and used cells away from children, as a swallowed coin cell can cause serious internal injury. The skin-contact face of the case is covered with skin-friendly tape, renewed for every deployment. Check the skin under the case at each visit (</w:t>
-      </w:r>
-      <w:r>
-        <w:rPr>
-          <w:bCs/>
-          <w:b/>
-        </w:rPr>
-        <w:t xml:space="preserve">[TODO]</w:t>
-      </w:r>
-      <w:r>
-        <w:t xml:space="preserve">: frequency to be set by the study protocol). Ethics approval has not yet been obtained; it is required before deployment with participants (Project Handover, §1.2).</w:t>
+        <w:t xml:space="preserve">This is a research prototype worn against the skin. It runs on a CR2450 coin cell: keep spare and used cells away from children, as a swallowed coin cell can cause serious internal injury. The skin-contact face of the case is covered with skin-friendly tape, renewed for every deployment. Check the skin under the case at each visit.</w:t>
       </w:r>
     </w:p>
     <w:bookmarkEnd w:id="23"/>
     <w:bookmarkEnd w:id="24"/>
-    <w:bookmarkStart w:id="25" w:name="materials"/>
+    <w:bookmarkStart w:id="42" w:name="building-the-device"/>
     <w:p>
       <w:pPr>
         <w:pStyle w:val="Heading1"/>
       </w:pPr>
       <w:r>
-        <w:t xml:space="preserve">2. Materials</w:t>
+        <w:t xml:space="preserve">2. Building the device</w:t>
+      </w:r>
+    </w:p>
+    <w:p>
+      <w:pPr>
+        <w:pStyle w:val="FirstParagraph"/>
+      </w:pPr>
+      <w:r>
+        <w:t xml:space="preserve">To assemble the device, you need the following materials and equipment. The assembly involves sharp tools and soldering: follow the safety instructions for each piece of equipment, wear the appropriate personal protective equipment, and work in a well-ventilated area.</w:t>
       </w:r>
     </w:p>
     <w:tbl>
@@ -1085,9 +1010,9 @@
         </w:tblBorders>
       </w:tblPr>
       <w:tblGrid>
-        <w:gridCol w:w="1200"/>
-        <w:gridCol w:w="1920"/>
-        <w:gridCol w:w="4800"/>
+        <w:gridCol w:w="880"/>
+        <w:gridCol w:w="2640"/>
+        <w:gridCol w:w="4400"/>
       </w:tblGrid>
       <w:tr>
         <w:trPr>
@@ -1160,71 +1085,37 @@
               <w:rPr>
                 <w:sz w:val="19"/>
               </w:rPr>
-              <w:t xml:space="preserve">1 per logger</w:t>
-            </w:r>
-          </w:p>
-        </w:tc>
-        <w:tc>
-          <w:tcPr/>
-          <w:p>
-            <w:pPr>
-              <w:pStyle w:val="Compact"/>
-              <w:jc w:val="left"/>
-            </w:pPr>
-            <w:r>
-              <w:rPr>
-                <w:sz w:val="19"/>
-              </w:rPr>
-              <w:t xml:space="preserve">Arduino Nano 33 BLE</w:t>
-            </w:r>
-            <w:r>
-              <w:rPr>
-                <w:sz w:val="19"/>
-              </w:rPr>
-              <w:t xml:space="preserve"> </w:t>
-            </w:r>
-            <w:r>
-              <w:rPr>
-                <w:bCs/>
-                <w:b/>
-                <w:sz w:val="19"/>
-              </w:rPr>
-              <w:t xml:space="preserve">Sense Rev2</w:t>
-            </w:r>
-          </w:p>
-        </w:tc>
-        <w:tc>
-          <w:tcPr/>
-          <w:p>
-            <w:pPr>
-              <w:pStyle w:val="Compact"/>
-              <w:jc w:val="left"/>
-            </w:pPr>
-            <w:r>
-              <w:rPr>
-                <w:sz w:val="19"/>
-              </w:rPr>
-              <w:t xml:space="preserve">Must be the</w:t>
-            </w:r>
-            <w:r>
-              <w:rPr>
-                <w:sz w:val="19"/>
-              </w:rPr>
-              <w:t xml:space="preserve"> </w:t>
-            </w:r>
-            <w:r>
-              <w:rPr>
-                <w:iCs/>
-                <w:i/>
-                <w:sz w:val="19"/>
-              </w:rPr>
-              <w:t xml:space="preserve">Sense Rev2</w:t>
-            </w:r>
-            <w:r>
-              <w:rPr>
-                <w:sz w:val="19"/>
-              </w:rPr>
-              <w:t xml:space="preserve">: its built-in HS300x temperature sensor and APDS9960 proximity sensor are used.</w:t>
+              <w:t xml:space="preserve">1</w:t>
+            </w:r>
+          </w:p>
+        </w:tc>
+        <w:tc>
+          <w:tcPr/>
+          <w:p>
+            <w:pPr>
+              <w:pStyle w:val="Compact"/>
+              <w:jc w:val="left"/>
+            </w:pPr>
+            <w:r>
+              <w:rPr>
+                <w:sz w:val="19"/>
+              </w:rPr>
+              <w:t xml:space="preserve">Arduino Nano 33 BLE Sense Rev2</w:t>
+            </w:r>
+          </w:p>
+        </w:tc>
+        <w:tc>
+          <w:tcPr/>
+          <w:p>
+            <w:pPr>
+              <w:pStyle w:val="Compact"/>
+              <w:jc w:val="left"/>
+            </w:pPr>
+            <w:r>
+              <w:rPr>
+                <w:sz w:val="19"/>
+              </w:rPr>
+              <w:t xml:space="preserve">Microcontroller with onboard sensors, including the HS300x temperature sensor and the APDS9960 proximity sensor</w:t>
             </w:r>
           </w:p>
         </w:tc>
@@ -1241,63 +1132,37 @@
               <w:rPr>
                 <w:sz w:val="19"/>
               </w:rPr>
-              <w:t xml:space="preserve">1 per deployment</w:t>
-            </w:r>
-          </w:p>
-        </w:tc>
-        <w:tc>
-          <w:tcPr/>
-          <w:p>
-            <w:pPr>
-              <w:pStyle w:val="Compact"/>
-              <w:jc w:val="left"/>
-            </w:pPr>
-            <w:r>
-              <w:rPr>
-                <w:sz w:val="19"/>
-              </w:rPr>
-              <w:t xml:space="preserve">CR2450 coin cell (3 V)</w:t>
-            </w:r>
-          </w:p>
-        </w:tc>
-        <w:tc>
-          <w:tcPr/>
-          <w:p>
-            <w:pPr>
-              <w:pStyle w:val="Compact"/>
-              <w:jc w:val="left"/>
-            </w:pPr>
-            <w:r>
-              <w:rPr>
-                <w:sz w:val="19"/>
-              </w:rPr>
-              <w:t xml:space="preserve">Use a</w:t>
-            </w:r>
-            <w:r>
-              <w:rPr>
-                <w:sz w:val="19"/>
-              </w:rPr>
-              <w:t xml:space="preserve"> </w:t>
-            </w:r>
-            <w:r>
-              <w:rPr>
-                <w:bCs/>
-                <w:b/>
-                <w:sz w:val="19"/>
-              </w:rPr>
-              <w:t xml:space="preserve">new</w:t>
-            </w:r>
-            <w:r>
-              <w:rPr>
-                <w:sz w:val="19"/>
-              </w:rPr>
-              <w:t xml:space="preserve"> </w:t>
-            </w:r>
-            <w:r>
-              <w:rPr>
-                <w:sz w:val="19"/>
-              </w:rPr>
-              <w:t xml:space="preserve">cell for every deployment (battery life is not yet measured; §7.2).</w:t>
+              <w:t xml:space="preserve">1</w:t>
+            </w:r>
+          </w:p>
+        </w:tc>
+        <w:tc>
+          <w:tcPr/>
+          <w:p>
+            <w:pPr>
+              <w:pStyle w:val="Compact"/>
+              <w:jc w:val="left"/>
+            </w:pPr>
+            <w:r>
+              <w:rPr>
+                <w:sz w:val="19"/>
+              </w:rPr>
+              <w:t xml:space="preserve">CR2450 coin cell battery</w:t>
+            </w:r>
+          </w:p>
+        </w:tc>
+        <w:tc>
+          <w:tcPr/>
+          <w:p>
+            <w:pPr>
+              <w:pStyle w:val="Compact"/>
+              <w:jc w:val="left"/>
+            </w:pPr>
+            <w:r>
+              <w:rPr>
+                <w:sz w:val="19"/>
+              </w:rPr>
+              <w:t xml:space="preserve">Use a new cell for every deployment</w:t>
             </w:r>
           </w:p>
         </w:tc>
@@ -1308,43 +1173,36 @@
           <w:p>
             <w:pPr>
               <w:pStyle w:val="Compact"/>
-              <w:jc w:val="left"/>
-            </w:pPr>
-            <w:r>
-              <w:rPr>
-                <w:sz w:val="19"/>
-              </w:rPr>
-              <w:t xml:space="preserve">1 per logger</w:t>
-            </w:r>
-          </w:p>
-        </w:tc>
-        <w:tc>
-          <w:tcPr/>
-          <w:p>
-            <w:pPr>
-              <w:pStyle w:val="Compact"/>
-              <w:jc w:val="left"/>
-            </w:pPr>
-            <w:r>
-              <w:rPr>
-                <w:sz w:val="19"/>
-              </w:rPr>
-              <w:t xml:space="preserve">Coin-cell connector / holder</w:t>
-            </w:r>
-          </w:p>
-        </w:tc>
-        <w:tc>
-          <w:tcPr/>
-          <w:p>
-            <w:pPr>
-              <w:pStyle w:val="Compact"/>
-              <w:jc w:val="left"/>
-            </w:pPr>
-            <w:r>
-              <w:rPr>
-                <w:sz w:val="19"/>
-              </w:rPr>
-              <w:t xml:space="preserve">Wired to the board’s 3.3 V and GND pins (§3.1); unplugging it is how the logger is power-cycled.</w:t>
+            </w:pPr>
+          </w:p>
+        </w:tc>
+        <w:tc>
+          <w:tcPr/>
+          <w:p>
+            <w:pPr>
+              <w:pStyle w:val="Compact"/>
+              <w:jc w:val="left"/>
+            </w:pPr>
+            <w:r>
+              <w:rPr>
+                <w:sz w:val="19"/>
+              </w:rPr>
+              <w:t xml:space="preserve">Red silicone-covered stranded-core wire (diameter 1.52 mm)</w:t>
+            </w:r>
+          </w:p>
+        </w:tc>
+        <w:tc>
+          <w:tcPr/>
+          <w:p>
+            <w:pPr>
+              <w:pStyle w:val="Compact"/>
+              <w:jc w:val="left"/>
+            </w:pPr>
+            <w:r>
+              <w:rPr>
+                <w:sz w:val="19"/>
+              </w:rPr>
+              <w:t xml:space="preserve">Does not have to be this exact specification, as long as it fits the Arduino Nano 33 BLE Rev2 pins. Connects the coin cell holder to the Arduino’s 3.3 V pin</w:t>
             </w:r>
           </w:p>
         </w:tc>
@@ -1355,68 +1213,36 @@
           <w:p>
             <w:pPr>
               <w:pStyle w:val="Compact"/>
-              <w:jc w:val="left"/>
-            </w:pPr>
-            <w:r>
-              <w:rPr>
-                <w:sz w:val="19"/>
-              </w:rPr>
-              <w:t xml:space="preserve">1 per logger</w:t>
-            </w:r>
-          </w:p>
-        </w:tc>
-        <w:tc>
-          <w:tcPr/>
-          <w:p>
-            <w:pPr>
-              <w:pStyle w:val="Compact"/>
-              <w:jc w:val="left"/>
-            </w:pPr>
-            <w:r>
-              <w:rPr>
-                <w:sz w:val="19"/>
-              </w:rPr>
-              <w:t xml:space="preserve">3D-printed case</w:t>
-            </w:r>
-          </w:p>
-        </w:tc>
-        <w:tc>
-          <w:tcPr/>
-          <w:p>
-            <w:pPr>
-              <w:pStyle w:val="Compact"/>
-              <w:jc w:val="left"/>
-            </w:pPr>
-            <w:r>
-              <w:rPr>
-                <w:sz w:val="19"/>
-              </w:rPr>
-              <w:t xml:space="preserve">Printed from</w:t>
-            </w:r>
-            <w:r>
-              <w:rPr>
-                <w:sz w:val="19"/>
-              </w:rPr>
-              <w:t xml:space="preserve"> </w:t>
-            </w:r>
-            <w:r>
-              <w:rPr>
-                <w:rStyle w:val="VerbatimChar"/>
-                <w:sz w:val="19"/>
-              </w:rPr>
-              <w:t xml:space="preserve">splint_adherece_case.stl</w:t>
-            </w:r>
-            <w:r>
-              <w:rPr>
-                <w:sz w:val="19"/>
-              </w:rPr>
-              <w:t xml:space="preserve"> </w:t>
-            </w:r>
-            <w:r>
-              <w:rPr>
-                <w:sz w:val="19"/>
-              </w:rPr>
-              <w:t xml:space="preserve">in the repository.</w:t>
+            </w:pPr>
+          </w:p>
+        </w:tc>
+        <w:tc>
+          <w:tcPr/>
+          <w:p>
+            <w:pPr>
+              <w:pStyle w:val="Compact"/>
+              <w:jc w:val="left"/>
+            </w:pPr>
+            <w:r>
+              <w:rPr>
+                <w:sz w:val="19"/>
+              </w:rPr>
+              <w:t xml:space="preserve">Black (or blue) silicone-covered stranded-core wire (diameter 1.52 mm)</w:t>
+            </w:r>
+          </w:p>
+        </w:tc>
+        <w:tc>
+          <w:tcPr/>
+          <w:p>
+            <w:pPr>
+              <w:pStyle w:val="Compact"/>
+              <w:jc w:val="left"/>
+            </w:pPr>
+            <w:r>
+              <w:rPr>
+                <w:sz w:val="19"/>
+              </w:rPr>
+              <w:t xml:space="preserve">Does not have to be this exact specification, as long as it fits the Arduino Nano 33 BLE Rev2 pins. Connects the coin cell holder to the Arduino’s GND (ground) pin</w:t>
             </w:r>
           </w:p>
         </w:tc>
@@ -1427,43 +1253,36 @@
           <w:p>
             <w:pPr>
               <w:pStyle w:val="Compact"/>
-              <w:jc w:val="left"/>
-            </w:pPr>
-            <w:r>
-              <w:rPr>
-                <w:sz w:val="19"/>
-              </w:rPr>
-              <w:t xml:space="preserve">1 per deployment</w:t>
-            </w:r>
-          </w:p>
-        </w:tc>
-        <w:tc>
-          <w:tcPr/>
-          <w:p>
-            <w:pPr>
-              <w:pStyle w:val="Compact"/>
-              <w:jc w:val="left"/>
-            </w:pPr>
-            <w:r>
-              <w:rPr>
-                <w:sz w:val="19"/>
-              </w:rPr>
-              <w:t xml:space="preserve">Chicago screw</w:t>
-            </w:r>
-          </w:p>
-        </w:tc>
-        <w:tc>
-          <w:tcPr/>
-          <w:p>
-            <w:pPr>
-              <w:pStyle w:val="Compact"/>
-              <w:jc w:val="left"/>
-            </w:pPr>
-            <w:r>
-              <w:rPr>
-                <w:sz w:val="19"/>
-              </w:rPr>
-              <w:t xml:space="preserve">Secures the case through the thermoplastic splint (§3.2).</w:t>
+            </w:pPr>
+          </w:p>
+        </w:tc>
+        <w:tc>
+          <w:tcPr/>
+          <w:p>
+            <w:pPr>
+              <w:pStyle w:val="Compact"/>
+              <w:jc w:val="left"/>
+            </w:pPr>
+            <w:r>
+              <w:rPr>
+                <w:sz w:val="19"/>
+              </w:rPr>
+              <w:t xml:space="preserve">Wire cutter and stripper</w:t>
+            </w:r>
+          </w:p>
+        </w:tc>
+        <w:tc>
+          <w:tcPr/>
+          <w:p>
+            <w:pPr>
+              <w:pStyle w:val="Compact"/>
+              <w:jc w:val="left"/>
+            </w:pPr>
+            <w:r>
+              <w:rPr>
+                <w:sz w:val="19"/>
+              </w:rPr>
+              <w:t xml:space="preserve">Used to prepare the connection wires</w:t>
             </w:r>
           </w:p>
         </w:tc>
@@ -1474,44 +1293,30 @@
           <w:p>
             <w:pPr>
               <w:pStyle w:val="Compact"/>
-              <w:jc w:val="left"/>
-            </w:pPr>
-            <w:r>
-              <w:rPr>
-                <w:sz w:val="19"/>
-              </w:rPr>
-              <w:t xml:space="preserve">1 per deployment</w:t>
-            </w:r>
-          </w:p>
-        </w:tc>
-        <w:tc>
-          <w:tcPr/>
-          <w:p>
-            <w:pPr>
-              <w:pStyle w:val="Compact"/>
-              <w:jc w:val="left"/>
-            </w:pPr>
-            <w:r>
-              <w:rPr>
-                <w:sz w:val="19"/>
-              </w:rPr>
-              <w:t xml:space="preserve">Skin-friendly tape</w:t>
-            </w:r>
-          </w:p>
-        </w:tc>
-        <w:tc>
-          <w:tcPr/>
-          <w:p>
-            <w:pPr>
-              <w:pStyle w:val="Compact"/>
-              <w:jc w:val="left"/>
-            </w:pPr>
-            <w:r>
-              <w:rPr>
-                <w:sz w:val="19"/>
-              </w:rPr>
-              <w:t xml:space="preserve">Covers the skin-contact face of the case; renewed every deployment.</w:t>
-            </w:r>
+            </w:pPr>
+          </w:p>
+        </w:tc>
+        <w:tc>
+          <w:tcPr/>
+          <w:p>
+            <w:pPr>
+              <w:pStyle w:val="Compact"/>
+              <w:jc w:val="left"/>
+            </w:pPr>
+            <w:r>
+              <w:rPr>
+                <w:sz w:val="19"/>
+              </w:rPr>
+              <w:t xml:space="preserve">Solder</w:t>
+            </w:r>
+          </w:p>
+        </w:tc>
+        <w:tc>
+          <w:tcPr/>
+          <w:p>
+            <w:pPr>
+              <w:pStyle w:val="Compact"/>
+            </w:pPr>
           </w:p>
         </w:tc>
       </w:tr>
@@ -1521,43 +1326,36 @@
           <w:p>
             <w:pPr>
               <w:pStyle w:val="Compact"/>
-              <w:jc w:val="left"/>
-            </w:pPr>
-            <w:r>
-              <w:rPr>
-                <w:sz w:val="19"/>
-              </w:rPr>
-              <w:t xml:space="preserve">1 per participant</w:t>
-            </w:r>
-          </w:p>
-        </w:tc>
-        <w:tc>
-          <w:tcPr/>
-          <w:p>
-            <w:pPr>
-              <w:pStyle w:val="Compact"/>
-              <w:jc w:val="left"/>
-            </w:pPr>
-            <w:r>
-              <w:rPr>
-                <w:sz w:val="19"/>
-              </w:rPr>
-              <w:t xml:space="preserve">Thermoplastic splint</w:t>
-            </w:r>
-          </w:p>
-        </w:tc>
-        <w:tc>
-          <w:tcPr/>
-          <w:p>
-            <w:pPr>
-              <w:pStyle w:val="Compact"/>
-              <w:jc w:val="left"/>
-            </w:pPr>
-            <w:r>
-              <w:rPr>
-                <w:sz w:val="19"/>
-              </w:rPr>
-              <w:t xml:space="preserve">Custom-moulded for each participant.</w:t>
+            </w:pPr>
+          </w:p>
+        </w:tc>
+        <w:tc>
+          <w:tcPr/>
+          <w:p>
+            <w:pPr>
+              <w:pStyle w:val="Compact"/>
+              <w:jc w:val="left"/>
+            </w:pPr>
+            <w:r>
+              <w:rPr>
+                <w:sz w:val="19"/>
+              </w:rPr>
+              <w:t xml:space="preserve">Solder flux</w:t>
+            </w:r>
+          </w:p>
+        </w:tc>
+        <w:tc>
+          <w:tcPr/>
+          <w:p>
+            <w:pPr>
+              <w:pStyle w:val="Compact"/>
+              <w:jc w:val="left"/>
+            </w:pPr>
+            <w:r>
+              <w:rPr>
+                <w:sz w:val="19"/>
+              </w:rPr>
+              <w:t xml:space="preserve">Helps the solder stick to the joints. Optional</w:t>
             </w:r>
           </w:p>
         </w:tc>
@@ -1568,44 +1366,30 @@
           <w:p>
             <w:pPr>
               <w:pStyle w:val="Compact"/>
-              <w:jc w:val="left"/>
-            </w:pPr>
-            <w:r>
-              <w:rPr>
-                <w:sz w:val="19"/>
-              </w:rPr>
-              <w:t xml:space="preserve">1</w:t>
-            </w:r>
-          </w:p>
-        </w:tc>
-        <w:tc>
-          <w:tcPr/>
-          <w:p>
-            <w:pPr>
-              <w:pStyle w:val="Compact"/>
-              <w:jc w:val="left"/>
-            </w:pPr>
-            <w:r>
-              <w:rPr>
-                <w:sz w:val="19"/>
-              </w:rPr>
-              <w:t xml:space="preserve">USB data cable (micro-USB)</w:t>
-            </w:r>
-          </w:p>
-        </w:tc>
-        <w:tc>
-          <w:tcPr/>
-          <w:p>
-            <w:pPr>
-              <w:pStyle w:val="Compact"/>
-              <w:jc w:val="left"/>
-            </w:pPr>
-            <w:r>
-              <w:rPr>
-                <w:sz w:val="19"/>
-              </w:rPr>
-              <w:t xml:space="preserve">Must be a data cable. Some USB cables only charge, and the computer will not see the board.</w:t>
-            </w:r>
+            </w:pPr>
+          </w:p>
+        </w:tc>
+        <w:tc>
+          <w:tcPr/>
+          <w:p>
+            <w:pPr>
+              <w:pStyle w:val="Compact"/>
+              <w:jc w:val="left"/>
+            </w:pPr>
+            <w:r>
+              <w:rPr>
+                <w:sz w:val="19"/>
+              </w:rPr>
+              <w:t xml:space="preserve">Soldering iron</w:t>
+            </w:r>
+          </w:p>
+        </w:tc>
+        <w:tc>
+          <w:tcPr/>
+          <w:p>
+            <w:pPr>
+              <w:pStyle w:val="Compact"/>
+            </w:pPr>
           </w:p>
         </w:tc>
       </w:tr>
@@ -1615,6 +1399,126 @@
           <w:p>
             <w:pPr>
               <w:pStyle w:val="Compact"/>
+            </w:pPr>
+          </w:p>
+        </w:tc>
+        <w:tc>
+          <w:tcPr/>
+          <w:p>
+            <w:pPr>
+              <w:pStyle w:val="Compact"/>
+              <w:jc w:val="left"/>
+            </w:pPr>
+            <w:r>
+              <w:rPr>
+                <w:sz w:val="19"/>
+              </w:rPr>
+              <w:t xml:space="preserve">Helping-hands soldering stand</w:t>
+            </w:r>
+          </w:p>
+        </w:tc>
+        <w:tc>
+          <w:tcPr/>
+          <w:p>
+            <w:pPr>
+              <w:pStyle w:val="Compact"/>
+              <w:jc w:val="left"/>
+            </w:pPr>
+            <w:r>
+              <w:rPr>
+                <w:sz w:val="19"/>
+              </w:rPr>
+              <w:t xml:space="preserve">Holds parts while soldering. Optional</w:t>
+            </w:r>
+          </w:p>
+        </w:tc>
+      </w:tr>
+      <w:tr>
+        <w:tc>
+          <w:tcPr/>
+          <w:p>
+            <w:pPr>
+              <w:pStyle w:val="Compact"/>
+            </w:pPr>
+          </w:p>
+        </w:tc>
+        <w:tc>
+          <w:tcPr/>
+          <w:p>
+            <w:pPr>
+              <w:pStyle w:val="Compact"/>
+              <w:jc w:val="left"/>
+            </w:pPr>
+            <w:r>
+              <w:rPr>
+                <w:sz w:val="19"/>
+              </w:rPr>
+              <w:t xml:space="preserve">Tweezers</w:t>
+            </w:r>
+          </w:p>
+        </w:tc>
+        <w:tc>
+          <w:tcPr/>
+          <w:p>
+            <w:pPr>
+              <w:pStyle w:val="Compact"/>
+              <w:jc w:val="left"/>
+            </w:pPr>
+            <w:r>
+              <w:rPr>
+                <w:sz w:val="19"/>
+              </w:rPr>
+              <w:t xml:space="preserve">Used to hold the wires and parts. Optional</w:t>
+            </w:r>
+          </w:p>
+        </w:tc>
+      </w:tr>
+      <w:tr>
+        <w:tc>
+          <w:tcPr/>
+          <w:p>
+            <w:pPr>
+              <w:pStyle w:val="Compact"/>
+            </w:pPr>
+          </w:p>
+        </w:tc>
+        <w:tc>
+          <w:tcPr/>
+          <w:p>
+            <w:pPr>
+              <w:pStyle w:val="Compact"/>
+              <w:jc w:val="left"/>
+            </w:pPr>
+            <w:r>
+              <w:rPr>
+                <w:sz w:val="19"/>
+              </w:rPr>
+              <w:t xml:space="preserve">Kapton tape</w:t>
+            </w:r>
+          </w:p>
+        </w:tc>
+        <w:tc>
+          <w:tcPr/>
+          <w:p>
+            <w:pPr>
+              <w:pStyle w:val="Compact"/>
+              <w:jc w:val="left"/>
+            </w:pPr>
+            <w:r>
+              <w:rPr>
+                <w:sz w:val="19"/>
+              </w:rPr>
+              <w:t xml:space="preserve">Protects the bottom of the board</w:t>
+            </w:r>
+          </w:p>
+        </w:tc>
+      </w:tr>
+      <w:tr>
+        <w:tc>
+          <w:tcPr/>
+          <w:p>
+            <w:pPr>
+              <w:pStyle w:val="Compact"/>
               <w:jc w:val="left"/>
             </w:pPr>
             <w:r>
@@ -1636,44 +1540,407 @@
               <w:rPr>
                 <w:sz w:val="19"/>
               </w:rPr>
-              <w:t xml:space="preserve">Computer</w:t>
-            </w:r>
-          </w:p>
-        </w:tc>
-        <w:tc>
-          <w:tcPr/>
-          <w:p>
-            <w:pPr>
-              <w:pStyle w:val="Compact"/>
-              <w:jc w:val="left"/>
-            </w:pPr>
-            <w:r>
-              <w:rPr>
-                <w:sz w:val="19"/>
-              </w:rPr>
-              <w:t xml:space="preserve">Windows or macOS for the ready-made app (§4.3). Any OS with Python 3.11+ for the Python version (Appendix A). Needed only to initialize and to download, not during the deployment.</w:t>
+              <w:t xml:space="preserve">Fielect CR/LIR2450 horizontal coin button battery holder</w:t>
+            </w:r>
+          </w:p>
+        </w:tc>
+        <w:tc>
+          <w:tcPr/>
+          <w:p>
+            <w:pPr>
+              <w:pStyle w:val="Compact"/>
+              <w:jc w:val="left"/>
+            </w:pPr>
+            <w:r>
+              <w:rPr>
+                <w:sz w:val="19"/>
+              </w:rPr>
+              <w:t xml:space="preserve">Holds the CR2450 that powers the Arduino. If another battery holder is used, the case may need a redesign</w:t>
+            </w:r>
+          </w:p>
+        </w:tc>
+      </w:tr>
+      <w:tr>
+        <w:tc>
+          <w:tcPr/>
+          <w:p>
+            <w:pPr>
+              <w:pStyle w:val="Compact"/>
+            </w:pPr>
+          </w:p>
+        </w:tc>
+        <w:tc>
+          <w:tcPr/>
+          <w:p>
+            <w:pPr>
+              <w:pStyle w:val="Compact"/>
+              <w:jc w:val="left"/>
+            </w:pPr>
+            <w:r>
+              <w:rPr>
+                <w:sz w:val="19"/>
+              </w:rPr>
+              <w:t xml:space="preserve">Multimeter</w:t>
+            </w:r>
+          </w:p>
+        </w:tc>
+        <w:tc>
+          <w:tcPr/>
+          <w:p>
+            <w:pPr>
+              <w:pStyle w:val="Compact"/>
+              <w:jc w:val="left"/>
+            </w:pPr>
+            <w:r>
+              <w:rPr>
+                <w:sz w:val="19"/>
+              </w:rPr>
+              <w:t xml:space="preserve">Used to check the soldered joints</w:t>
+            </w:r>
+          </w:p>
+        </w:tc>
+      </w:tr>
+      <w:tr>
+        <w:tc>
+          <w:tcPr/>
+          <w:p>
+            <w:pPr>
+              <w:pStyle w:val="Compact"/>
+              <w:jc w:val="left"/>
+            </w:pPr>
+            <w:r>
+              <w:rPr>
+                <w:sz w:val="19"/>
+              </w:rPr>
+              <w:t xml:space="preserve">1</w:t>
+            </w:r>
+          </w:p>
+        </w:tc>
+        <w:tc>
+          <w:tcPr/>
+          <w:p>
+            <w:pPr>
+              <w:pStyle w:val="Compact"/>
+              <w:jc w:val="left"/>
+            </w:pPr>
+            <w:r>
+              <w:rPr>
+                <w:sz w:val="19"/>
+              </w:rPr>
+              <w:t xml:space="preserve">3D-printed case</w:t>
+            </w:r>
+          </w:p>
+        </w:tc>
+        <w:tc>
+          <w:tcPr/>
+          <w:p>
+            <w:pPr>
+              <w:pStyle w:val="Compact"/>
+              <w:jc w:val="left"/>
+            </w:pPr>
+            <w:r>
+              <w:rPr>
+                <w:sz w:val="19"/>
+              </w:rPr>
+              <w:t xml:space="preserve">Printed from</w:t>
+            </w:r>
+            <w:r>
+              <w:rPr>
+                <w:sz w:val="19"/>
+              </w:rPr>
+              <w:t xml:space="preserve"> </w:t>
+            </w:r>
+            <w:r>
+              <w:rPr>
+                <w:rStyle w:val="VerbatimChar"/>
+                <w:sz w:val="19"/>
+              </w:rPr>
+              <w:t xml:space="preserve">splint_adherece_case.stl</w:t>
+            </w:r>
+            <w:r>
+              <w:rPr>
+                <w:sz w:val="19"/>
+              </w:rPr>
+              <w:t xml:space="preserve"> </w:t>
+            </w:r>
+            <w:r>
+              <w:rPr>
+                <w:sz w:val="19"/>
+              </w:rPr>
+              <w:t xml:space="preserve">in the repository. MSK-IF used PLA as the filament material</w:t>
+            </w:r>
+          </w:p>
+        </w:tc>
+      </w:tr>
+      <w:tr>
+        <w:tc>
+          <w:tcPr/>
+          <w:p>
+            <w:pPr>
+              <w:pStyle w:val="Compact"/>
+              <w:jc w:val="left"/>
+            </w:pPr>
+            <w:r>
+              <w:rPr>
+                <w:sz w:val="19"/>
+              </w:rPr>
+              <w:t xml:space="preserve">1</w:t>
+            </w:r>
+          </w:p>
+        </w:tc>
+        <w:tc>
+          <w:tcPr/>
+          <w:p>
+            <w:pPr>
+              <w:pStyle w:val="Compact"/>
+              <w:jc w:val="left"/>
+            </w:pPr>
+            <w:r>
+              <w:rPr>
+                <w:sz w:val="19"/>
+              </w:rPr>
+              <w:t xml:space="preserve">Clear acrylic window, 1 mm thick (1 cm × 1 cm)</w:t>
+            </w:r>
+          </w:p>
+        </w:tc>
+        <w:tc>
+          <w:tcPr/>
+          <w:p>
+            <w:pPr>
+              <w:pStyle w:val="Compact"/>
+              <w:jc w:val="left"/>
+            </w:pPr>
+            <w:r>
+              <w:rPr>
+                <w:sz w:val="19"/>
+              </w:rPr>
+              <w:t xml:space="preserve">Lets the APDS9960’s infrared light pass through. Needs to be cut from a 1 mm sheet; sheets are available in Rm 1588, Elborn College</w:t>
+            </w:r>
+          </w:p>
+        </w:tc>
+      </w:tr>
+      <w:tr>
+        <w:tc>
+          <w:tcPr/>
+          <w:p>
+            <w:pPr>
+              <w:pStyle w:val="Compact"/>
+            </w:pPr>
+          </w:p>
+        </w:tc>
+        <w:tc>
+          <w:tcPr/>
+          <w:p>
+            <w:pPr>
+              <w:pStyle w:val="Compact"/>
+              <w:jc w:val="left"/>
+            </w:pPr>
+            <w:r>
+              <w:rPr>
+                <w:sz w:val="19"/>
+              </w:rPr>
+              <w:t xml:space="preserve">Acrylic (plexiglass) sheet cutter</w:t>
+            </w:r>
+          </w:p>
+        </w:tc>
+        <w:tc>
+          <w:tcPr/>
+          <w:p>
+            <w:pPr>
+              <w:pStyle w:val="Compact"/>
+              <w:jc w:val="left"/>
+            </w:pPr>
+            <w:r>
+              <w:rPr>
+                <w:sz w:val="19"/>
+              </w:rPr>
+              <w:t xml:space="preserve">Used to cut the window; available in Rm 1588, Elborn College</w:t>
+            </w:r>
+          </w:p>
+        </w:tc>
+      </w:tr>
+      <w:tr>
+        <w:tc>
+          <w:tcPr/>
+          <w:p>
+            <w:pPr>
+              <w:pStyle w:val="Compact"/>
+            </w:pPr>
+          </w:p>
+        </w:tc>
+        <w:tc>
+          <w:tcPr/>
+          <w:p>
+            <w:pPr>
+              <w:pStyle w:val="Compact"/>
+              <w:jc w:val="left"/>
+            </w:pPr>
+            <w:r>
+              <w:rPr>
+                <w:sz w:val="19"/>
+              </w:rPr>
+              <w:t xml:space="preserve">Super glue</w:t>
+            </w:r>
+          </w:p>
+        </w:tc>
+        <w:tc>
+          <w:tcPr/>
+          <w:p>
+            <w:pPr>
+              <w:pStyle w:val="Compact"/>
+              <w:jc w:val="left"/>
+            </w:pPr>
+            <w:r>
+              <w:rPr>
+                <w:sz w:val="19"/>
+              </w:rPr>
+              <w:t xml:space="preserve">Glues the window to the case</w:t>
+            </w:r>
+          </w:p>
+        </w:tc>
+      </w:tr>
+      <w:tr>
+        <w:tc>
+          <w:tcPr/>
+          <w:p>
+            <w:pPr>
+              <w:pStyle w:val="Compact"/>
+            </w:pPr>
+          </w:p>
+        </w:tc>
+        <w:tc>
+          <w:tcPr/>
+          <w:p>
+            <w:pPr>
+              <w:pStyle w:val="Compact"/>
+              <w:jc w:val="left"/>
+            </w:pPr>
+            <w:r>
+              <w:rPr>
+                <w:sz w:val="19"/>
+              </w:rPr>
+              <w:t xml:space="preserve">Cotton swab (Q-tip)</w:t>
+            </w:r>
+          </w:p>
+        </w:tc>
+        <w:tc>
+          <w:tcPr/>
+          <w:p>
+            <w:pPr>
+              <w:pStyle w:val="Compact"/>
+              <w:jc w:val="left"/>
+            </w:pPr>
+            <w:r>
+              <w:rPr>
+                <w:sz w:val="19"/>
+              </w:rPr>
+              <w:t xml:space="preserve">Spreads or cleans up excess glue around the window</w:t>
+            </w:r>
+          </w:p>
+        </w:tc>
+      </w:tr>
+      <w:tr>
+        <w:tc>
+          <w:tcPr/>
+          <w:p>
+            <w:pPr>
+              <w:pStyle w:val="Compact"/>
+              <w:jc w:val="left"/>
+            </w:pPr>
+            <w:r>
+              <w:rPr>
+                <w:sz w:val="19"/>
+              </w:rPr>
+              <w:t xml:space="preserve">2</w:t>
+            </w:r>
+          </w:p>
+        </w:tc>
+        <w:tc>
+          <w:tcPr/>
+          <w:p>
+            <w:pPr>
+              <w:pStyle w:val="Compact"/>
+              <w:jc w:val="left"/>
+            </w:pPr>
+            <w:r>
+              <w:rPr>
+                <w:sz w:val="19"/>
+              </w:rPr>
+              <w:t xml:space="preserve">Chicago screws</w:t>
+            </w:r>
+          </w:p>
+        </w:tc>
+        <w:tc>
+          <w:tcPr/>
+          <w:p>
+            <w:pPr>
+              <w:pStyle w:val="Compact"/>
+              <w:jc w:val="left"/>
+            </w:pPr>
+            <w:r>
+              <w:rPr>
+                <w:sz w:val="19"/>
+              </w:rPr>
+              <w:t xml:space="preserve">Secure the case through the thermoplastic splint (§6). Depending on how securely the case sits in the moulded splint, the screws may be optional</w:t>
+            </w:r>
+          </w:p>
+        </w:tc>
+      </w:tr>
+      <w:tr>
+        <w:tc>
+          <w:tcPr/>
+          <w:p>
+            <w:pPr>
+              <w:pStyle w:val="Compact"/>
+              <w:jc w:val="left"/>
+            </w:pPr>
+            <w:r>
+              <w:rPr>
+                <w:sz w:val="19"/>
+              </w:rPr>
+              <w:t xml:space="preserve">1</w:t>
+            </w:r>
+          </w:p>
+        </w:tc>
+        <w:tc>
+          <w:tcPr/>
+          <w:p>
+            <w:pPr>
+              <w:pStyle w:val="Compact"/>
+              <w:jc w:val="left"/>
+            </w:pPr>
+            <w:r>
+              <w:rPr>
+                <w:sz w:val="19"/>
+              </w:rPr>
+              <w:t xml:space="preserve">Skin-friendly tape</w:t>
+            </w:r>
+          </w:p>
+        </w:tc>
+        <w:tc>
+          <w:tcPr/>
+          <w:p>
+            <w:pPr>
+              <w:pStyle w:val="Compact"/>
+              <w:jc w:val="left"/>
+            </w:pPr>
+            <w:r>
+              <w:rPr>
+                <w:sz w:val="19"/>
+              </w:rPr>
+              <w:t xml:space="preserve">Covers the skin-contact face of the case; renewed every deployment</w:t>
             </w:r>
           </w:p>
         </w:tc>
       </w:tr>
     </w:tbl>
-    <w:bookmarkEnd w:id="25"/>
-    <w:bookmarkStart w:id="28" w:name="building-the-device"/>
-    <w:p>
-      <w:pPr>
-        <w:pStyle w:val="Heading1"/>
-      </w:pPr>
-      <w:r>
-        <w:t xml:space="preserve">3. Building the device</w:t>
-      </w:r>
-    </w:p>
-    <w:bookmarkStart w:id="26" w:name="power-wiring"/>
+    <w:bookmarkStart w:id="34" w:name="power-wiring"/>
     <w:p>
       <w:pPr>
         <w:pStyle w:val="Heading2"/>
       </w:pPr>
       <w:r>
-        <w:t xml:space="preserve">3.1 Power wiring</w:t>
+        <w:t xml:space="preserve">2.1 Power wiring</w:t>
       </w:r>
     </w:p>
     <w:p>
@@ -1682,29 +1949,41 @@
           <w:ilvl w:val="0"/>
           <w:numId w:val="1003"/>
         </w:numPr>
-        <w:pStyle w:val="Compact"/>
-      </w:pPr>
-      <w:r>
-        <w:t xml:space="preserve">Wire the coin-cell connector to the board’s</w:t>
-      </w:r>
-      <w:r>
-        <w:t xml:space="preserve"> </w:t>
+      </w:pPr>
+      <w:r>
+        <w:t xml:space="preserve">Cut the red and the black (or blue) wire to about 25 mm each. Adjust the length for your wire type.</w:t>
+      </w:r>
+    </w:p>
+    <w:p>
+      <w:pPr>
+        <w:numPr>
+          <w:ilvl w:val="0"/>
+          <w:numId w:val="1003"/>
+        </w:numPr>
+      </w:pPr>
+      <w:r>
+        <w:t xml:space="preserve">Using the wire stripper, strip both ends of each wire (about 3 mm).</w:t>
+      </w:r>
+    </w:p>
+    <w:p>
+      <w:pPr>
+        <w:numPr>
+          <w:ilvl w:val="0"/>
+          <w:numId w:val="1003"/>
+        </w:numPr>
+      </w:pPr>
+      <w:r>
+        <w:t xml:space="preserve">Locate the 3.3 V pin (</w:t>
       </w:r>
       <w:r>
         <w:rPr>
           <w:bCs/>
           <w:b/>
         </w:rPr>
-        <w:t xml:space="preserve">3.3 V</w:t>
-      </w:r>
-      <w:r>
-        <w:t xml:space="preserve"> </w:t>
-      </w:r>
-      <w:r>
-        <w:t xml:space="preserve">and</w:t>
-      </w:r>
-      <w:r>
-        <w:t xml:space="preserve"> </w:t>
+        <w:t xml:space="preserve">3V3</w:t>
+      </w:r>
+      <w:r>
+        <w:t xml:space="preserve">) and the ground pin (</w:t>
       </w:r>
       <w:r>
         <w:rPr>
@@ -1714,1010 +1993,1374 @@
         <w:t xml:space="preserve">GND</w:t>
       </w:r>
       <w:r>
-        <w:t xml:space="preserve"> </w:t>
-      </w:r>
-      <w:r>
-        <w:t xml:space="preserve">pins.</w:t>
-      </w:r>
-    </w:p>
-    <w:p>
-      <w:pPr>
-        <w:numPr>
-          <w:ilvl w:val="0"/>
-          <w:numId w:val="1003"/>
-        </w:numPr>
-        <w:pStyle w:val="Compact"/>
-      </w:pPr>
-      <w:r>
-        <w:t xml:space="preserve">Cut the</w:t>
-      </w:r>
-      <w:r>
-        <w:t xml:space="preserve"> </w:t>
-      </w:r>
-      <w:r>
-        <w:rPr>
-          <w:bCs/>
-          <w:b/>
-        </w:rPr>
-        <w:t xml:space="preserve">3.3 V jumper on the back of the board</w:t>
-      </w:r>
-      <w:r>
-        <w:t xml:space="preserve">. This stops the board’s regulator and USB circuitry from drawing power, which is what keeps the resting current low (below about 750 µA, measured on the bench).</w:t>
-      </w:r>
-    </w:p>
-    <w:p>
-      <w:pPr>
-        <w:numPr>
-          <w:ilvl w:val="0"/>
-          <w:numId w:val="1003"/>
-        </w:numPr>
-        <w:pStyle w:val="Compact"/>
-      </w:pPr>
-      <w:r>
-        <w:t xml:space="preserve">With the jumper cut,</w:t>
-      </w:r>
-      <w:r>
-        <w:t xml:space="preserve"> </w:t>
-      </w:r>
-      <w:r>
-        <w:rPr>
-          <w:bCs/>
-          <w:b/>
-        </w:rPr>
-        <w:t xml:space="preserve">USB alone does not power the logger</w:t>
-      </w:r>
-      <w:r>
-        <w:t xml:space="preserve">: the coin cell must be connected whenever the logger is used with the app (Initialize, Download). Flashing new firmware needs the jumper bridged first (§4.2).</w:t>
-      </w:r>
-    </w:p>
-    <w:bookmarkEnd w:id="26"/>
-    <w:bookmarkStart w:id="27" w:name="case-and-mounting-in-the-splint"/>
-    <w:p>
-      <w:pPr>
-        <w:pStyle w:val="Heading2"/>
-      </w:pPr>
-      <w:r>
-        <w:t xml:space="preserve">3.2 Case and mounting in the splint</w:t>
-      </w:r>
-    </w:p>
-    <w:p>
-      <w:pPr>
-        <w:numPr>
-          <w:ilvl w:val="0"/>
-          <w:numId w:val="1004"/>
-        </w:numPr>
-        <w:pStyle w:val="Compact"/>
-      </w:pPr>
-      <w:r>
-        <w:t xml:space="preserve">Print the case from</w:t>
-      </w:r>
-      <w:r>
-        <w:t xml:space="preserve"> </w:t>
-      </w:r>
-      <w:r>
-        <w:rPr>
-          <w:rStyle w:val="VerbatimChar"/>
-        </w:rPr>
-        <w:t xml:space="preserve">splint_adherece_case.stl</w:t>
-      </w:r>
-      <w:r>
-        <w:t xml:space="preserve">.</w:t>
-      </w:r>
-    </w:p>
-    <w:p>
-      <w:pPr>
-        <w:numPr>
-          <w:ilvl w:val="0"/>
-          <w:numId w:val="1004"/>
-        </w:numPr>
-        <w:pStyle w:val="Compact"/>
-      </w:pPr>
-      <w:r>
-        <w:t xml:space="preserve">Fit the board in the case with the</w:t>
-      </w:r>
-      <w:r>
-        <w:t xml:space="preserve"> </w:t>
-      </w:r>
-      <w:r>
-        <w:rPr>
-          <w:bCs/>
-          <w:b/>
-        </w:rPr>
-        <w:t xml:space="preserve">proximity sensor and temperature sensor facing the skin side</w:t>
-      </w:r>
-      <w:r>
-        <w:t xml:space="preserve">: the proximity sensor must read</w:t>
-      </w:r>
-      <w:r>
-        <w:t xml:space="preserve"> </w:t>
-      </w:r>
-      <w:r>
-        <w:t xml:space="preserve">“</w:t>
-      </w:r>
-      <w:r>
-        <w:t xml:space="preserve">covered</w:t>
-      </w:r>
-      <w:r>
-        <w:t xml:space="preserve">”</w:t>
-      </w:r>
-      <w:r>
-        <w:t xml:space="preserve"> </w:t>
-      </w:r>
-      <w:r>
-        <w:t xml:space="preserve">when the splint is worn, and the temperature sensor must warm clearly (the analysis looks for a rise of about 3 °C or more above room temperature).</w:t>
-      </w:r>
-    </w:p>
-    <w:p>
-      <w:pPr>
-        <w:numPr>
-          <w:ilvl w:val="0"/>
-          <w:numId w:val="1004"/>
-        </w:numPr>
-        <w:pStyle w:val="Compact"/>
-      </w:pPr>
-      <w:r>
-        <w:t xml:space="preserve">Cover the skin-contact face of the case with skin-friendly tape.</w:t>
-      </w:r>
-    </w:p>
-    <w:p>
-      <w:pPr>
-        <w:numPr>
-          <w:ilvl w:val="0"/>
-          <w:numId w:val="1004"/>
-        </w:numPr>
-        <w:pStyle w:val="Compact"/>
-      </w:pPr>
-      <w:r>
-        <w:t xml:space="preserve">Mould the case into the participant’s custom splint and secure it through the thermoplastic with a Chicago screw.</w:t>
-      </w:r>
-    </w:p>
-    <w:p>
-      <w:pPr>
-        <w:numPr>
-          <w:ilvl w:val="0"/>
-          <w:numId w:val="1004"/>
-        </w:numPr>
-        <w:pStyle w:val="Compact"/>
-      </w:pPr>
-      <w:r>
-        <w:t xml:space="preserve">Make sure the coin cell can be reached to unplug and replug it, and that the USB port can be reached for download (or note how the case is removed).</w:t>
-      </w:r>
-    </w:p>
-    <w:p>
-      <w:pPr>
-        <w:numPr>
-          <w:ilvl w:val="0"/>
-          <w:numId w:val="1004"/>
-        </w:numPr>
-        <w:pStyle w:val="Compact"/>
-      </w:pPr>
-      <w:r>
-        <w:t xml:space="preserve">Label each logger (e.g. a device number) so recordings can be matched to devices.</w:t>
-      </w:r>
-    </w:p>
-    <w:bookmarkEnd w:id="27"/>
-    <w:bookmarkEnd w:id="28"/>
-    <w:bookmarkStart w:id="35" w:name="software-setup-once-per-computer"/>
-    <w:p>
-      <w:pPr>
-        <w:pStyle w:val="Heading1"/>
-      </w:pPr>
-      <w:r>
-        <w:t xml:space="preserve">4. Software setup (once per computer)</w:t>
-      </w:r>
-    </w:p>
-    <w:bookmarkStart w:id="29" w:name="firmware-tools"/>
-    <w:p>
-      <w:pPr>
-        <w:pStyle w:val="Heading2"/>
-      </w:pPr>
-      <w:r>
-        <w:t xml:space="preserve">4.1 Firmware tools</w:t>
-      </w:r>
-    </w:p>
-    <w:p>
-      <w:pPr>
-        <w:pStyle w:val="FirstParagraph"/>
-      </w:pPr>
-      <w:r>
-        <w:t xml:space="preserve">The Arduino IDE is a free program used to load the firmware onto the logger. It is only needed to flash new or updated boards.</w:t>
-      </w:r>
-    </w:p>
-    <w:p>
-      <w:pPr>
-        <w:numPr>
-          <w:ilvl w:val="0"/>
-          <w:numId w:val="1005"/>
-        </w:numPr>
-        <w:pStyle w:val="Compact"/>
-      </w:pPr>
-      <w:r>
-        <w:t xml:space="preserve">Install the Arduino IDE (version 2.x) from arduino.cc.</w:t>
-      </w:r>
-    </w:p>
-    <w:p>
-      <w:pPr>
-        <w:numPr>
-          <w:ilvl w:val="0"/>
-          <w:numId w:val="1005"/>
-        </w:numPr>
-        <w:pStyle w:val="Compact"/>
-      </w:pPr>
-      <w:r>
-        <w:t xml:space="preserve">Open</w:t>
-      </w:r>
-      <w:r>
-        <w:t xml:space="preserve"> </w:t>
-      </w:r>
-      <w:r>
-        <w:rPr>
-          <w:bCs/>
-          <w:b/>
-        </w:rPr>
-        <w:t xml:space="preserve">Tools → Board → Boards Manager</w:t>
-      </w:r>
-      <w:r>
-        <w:t xml:space="preserve">, search for</w:t>
-      </w:r>
-      <w:r>
-        <w:t xml:space="preserve"> </w:t>
-      </w:r>
-      <w:r>
-        <w:rPr>
-          <w:bCs/>
-          <w:b/>
-        </w:rPr>
-        <w:t xml:space="preserve">Arduino Mbed OS Nano Boards</w:t>
-      </w:r>
-      <w:r>
-        <w:t xml:space="preserve"> </w:t>
-      </w:r>
-      <w:r>
-        <w:t xml:space="preserve">and click</w:t>
-      </w:r>
-      <w:r>
-        <w:t xml:space="preserve"> </w:t>
-      </w:r>
-      <w:r>
-        <w:rPr>
-          <w:bCs/>
-          <w:b/>
-        </w:rPr>
-        <w:t xml:space="preserve">Install</w:t>
-      </w:r>
-      <w:r>
-        <w:t xml:space="preserve">. On Windows, accept the driver installation if asked.</w:t>
-      </w:r>
-    </w:p>
-    <w:p>
-      <w:pPr>
-        <w:numPr>
-          <w:ilvl w:val="0"/>
-          <w:numId w:val="1005"/>
-        </w:numPr>
-        <w:pStyle w:val="Compact"/>
-      </w:pPr>
-      <w:r>
-        <w:t xml:space="preserve">Open</w:t>
-      </w:r>
-      <w:r>
-        <w:t xml:space="preserve"> </w:t>
-      </w:r>
-      <w:r>
-        <w:rPr>
-          <w:bCs/>
-          <w:b/>
-        </w:rPr>
-        <w:t xml:space="preserve">Tools → Manage Libraries</w:t>
-      </w:r>
-      <w:r>
-        <w:t xml:space="preserve">, then search for and install</w:t>
-      </w:r>
-      <w:r>
-        <w:t xml:space="preserve"> </w:t>
-      </w:r>
-      <w:r>
-        <w:rPr>
-          <w:bCs/>
-          <w:b/>
-        </w:rPr>
-        <w:t xml:space="preserve">Arduino_APDS9960</w:t>
-      </w:r>
-      <w:r>
-        <w:t xml:space="preserve"> </w:t>
-      </w:r>
-      <w:r>
-        <w:t xml:space="preserve">and</w:t>
-      </w:r>
-      <w:r>
-        <w:t xml:space="preserve"> </w:t>
-      </w:r>
-      <w:r>
-        <w:rPr>
-          <w:bCs/>
-          <w:b/>
-        </w:rPr>
-        <w:t xml:space="preserve">Arduino_HS300x</w:t>
-      </w:r>
-      <w:r>
-        <w:t xml:space="preserve">.</w:t>
-      </w:r>
-    </w:p>
-    <w:p>
-      <w:pPr>
-        <w:numPr>
-          <w:ilvl w:val="0"/>
-          <w:numId w:val="1005"/>
-        </w:numPr>
-        <w:pStyle w:val="Compact"/>
-      </w:pPr>
-      <w:r>
-        <w:t xml:space="preserve">Write down the versions of the board package and both libraries you installed. Keep them in the deployment log so every logger can be traced to the exact build.</w:t>
-      </w:r>
-    </w:p>
-    <w:bookmarkEnd w:id="29"/>
-    <w:bookmarkStart w:id="30" w:name="flashing-the-logger"/>
-    <w:p>
-      <w:pPr>
-        <w:pStyle w:val="Heading2"/>
-      </w:pPr>
-      <w:r>
-        <w:t xml:space="preserve">4.2 Flashing the logger</w:t>
-      </w:r>
-    </w:p>
-    <w:p>
-      <w:pPr>
-        <w:pStyle w:val="BlockText"/>
-        <w:pBdr>
-          <w:left w:val="single" w:sz="18" w:space="8" w:color="1F4E79"/>
-        </w:pBdr>
-        <w:shd w:val="clear" w:color="auto" w:fill="F2F6FA"/>
-      </w:pPr>
-      <w:r>
-        <w:rPr>
-          <w:bCs/>
-          <w:b/>
-        </w:rPr>
-        <w:t xml:space="preserve">Download any recording before re-flashing.</w:t>
-      </w:r>
-      <w:r>
-        <w:t xml:space="preserve"> </w:t>
-      </w:r>
-      <w:r>
-        <w:t xml:space="preserve">Firmware older than the September 2026 update stored its settings in an older format. After flashing the current firmware over it, the logger has no valid settings and downloads report the start time as</w:t>
-      </w:r>
-      <w:r>
-        <w:t xml:space="preserve"> </w:t>
-      </w:r>
-      <w:r>
-        <w:rPr>
-          <w:rStyle w:val="VerbatimChar"/>
-        </w:rPr>
-        <w:t xml:space="preserve">UNKNOWN</w:t>
-      </w:r>
-      <w:r>
-        <w:t xml:space="preserve">. The readings themselves survive, and the start time can be rebuilt later (§8.2), but it is simpler to download first and initialize again afterwards.</w:t>
-      </w:r>
-    </w:p>
-    <w:p>
-      <w:pPr>
-        <w:numPr>
-          <w:ilvl w:val="0"/>
-          <w:numId w:val="1006"/>
-        </w:numPr>
-        <w:pStyle w:val="Compact"/>
-      </w:pPr>
-      <w:r>
-        <w:t xml:space="preserve">Download the project files from the repository (https://github.com/Jamie215/splint_adherence): green</w:t>
-      </w:r>
-      <w:r>
-        <w:t xml:space="preserve"> </w:t>
-      </w:r>
-      <w:r>
-        <w:rPr>
-          <w:bCs/>
-          <w:b/>
-        </w:rPr>
-        <w:t xml:space="preserve">Code</w:t>
-      </w:r>
-      <w:r>
-        <w:t xml:space="preserve"> </w:t>
-      </w:r>
-      <w:r>
-        <w:t xml:space="preserve">button →</w:t>
-      </w:r>
-      <w:r>
-        <w:t xml:space="preserve"> </w:t>
-      </w:r>
-      <w:r>
-        <w:rPr>
-          <w:bCs/>
-          <w:b/>
-        </w:rPr>
-        <w:t xml:space="preserve">Download ZIP</w:t>
-      </w:r>
-      <w:r>
-        <w:t xml:space="preserve">, then unzip.</w:t>
-      </w:r>
-    </w:p>
-    <w:p>
-      <w:pPr>
-        <w:numPr>
-          <w:ilvl w:val="0"/>
-          <w:numId w:val="1006"/>
-        </w:numPr>
-        <w:pStyle w:val="Compact"/>
-      </w:pPr>
-      <w:r>
-        <w:t xml:space="preserve">Bridge the</w:t>
-      </w:r>
-      <w:r>
-        <w:t xml:space="preserve"> </w:t>
-      </w:r>
-      <w:r>
-        <w:rPr>
-          <w:bCs/>
-          <w:b/>
-        </w:rPr>
-        <w:t xml:space="preserve">3.3 V jumper on the back of the board</w:t>
-      </w:r>
-      <w:r>
-        <w:t xml:space="preserve"> </w:t>
-      </w:r>
-      <w:r>
-        <w:t xml:space="preserve">(a small solder bridge), so the board can be flashed over USB. Connect the logger to the computer by USB. In the Arduino IDE, open</w:t>
-      </w:r>
-      <w:r>
-        <w:t xml:space="preserve"> </w:t>
-      </w:r>
-      <w:r>
-        <w:rPr>
-          <w:rStyle w:val="VerbatimChar"/>
-        </w:rPr>
-        <w:t xml:space="preserve">collect_temperature/collect_temperature.ino</w:t>
-      </w:r>
-      <w:r>
-        <w:t xml:space="preserve">.</w:t>
-      </w:r>
-    </w:p>
-    <w:p>
-      <w:pPr>
-        <w:numPr>
-          <w:ilvl w:val="0"/>
-          <w:numId w:val="1006"/>
-        </w:numPr>
-        <w:pStyle w:val="Compact"/>
-      </w:pPr>
-      <w:r>
-        <w:t xml:space="preserve">Select the board</w:t>
-      </w:r>
-      <w:r>
-        <w:t xml:space="preserve"> </w:t>
-      </w:r>
-      <w:r>
-        <w:rPr>
-          <w:bCs/>
-          <w:b/>
-        </w:rPr>
-        <w:t xml:space="preserve">Arduino Nano 33 BLE</w:t>
-      </w:r>
-      <w:r>
-        <w:t xml:space="preserve"> </w:t>
-      </w:r>
-      <w:r>
-        <w:t xml:space="preserve">and its port (</w:t>
-      </w:r>
-      <w:r>
-        <w:rPr>
-          <w:bCs/>
-          <w:b/>
-        </w:rPr>
-        <w:t xml:space="preserve">Tools → Port</w:t>
-      </w:r>
-      <w:r>
-        <w:t xml:space="preserve">), then click</w:t>
-      </w:r>
-      <w:r>
-        <w:t xml:space="preserve"> </w:t>
-      </w:r>
-      <w:r>
-        <w:rPr>
-          <w:bCs/>
-          <w:b/>
-        </w:rPr>
-        <w:t xml:space="preserve">Upload</w:t>
-      </w:r>
-      <w:r>
-        <w:t xml:space="preserve"> </w:t>
-      </w:r>
-      <w:r>
-        <w:t xml:space="preserve">(→ arrow). Wait for</w:t>
-      </w:r>
-      <w:r>
-        <w:t xml:space="preserve"> </w:t>
-      </w:r>
-      <w:r>
-        <w:rPr>
-          <w:bCs/>
-          <w:b/>
-        </w:rPr>
-        <w:t xml:space="preserve">Done uploading</w:t>
-      </w:r>
-      <w:r>
-        <w:t xml:space="preserve">.</w:t>
-      </w:r>
-    </w:p>
-    <w:p>
-      <w:pPr>
-        <w:numPr>
-          <w:ilvl w:val="0"/>
-          <w:numId w:val="1006"/>
-        </w:numPr>
-        <w:pStyle w:val="Compact"/>
-      </w:pPr>
-      <w:r>
-        <w:t xml:space="preserve">After flashing, the board restarts in state 1 (idle; not initialized): the green light is on.</w:t>
-      </w:r>
-    </w:p>
-    <w:p>
-      <w:pPr>
-        <w:numPr>
-          <w:ilvl w:val="0"/>
-          <w:numId w:val="1006"/>
-        </w:numPr>
-        <w:pStyle w:val="Compact"/>
-      </w:pPr>
-      <w:r>
-        <w:t xml:space="preserve">Optional check: open</w:t>
-      </w:r>
-      <w:r>
-        <w:t xml:space="preserve"> </w:t>
-      </w:r>
-      <w:r>
-        <w:rPr>
-          <w:bCs/>
-          <w:b/>
-        </w:rPr>
-        <w:t xml:space="preserve">Tools → Serial Monitor</w:t>
-      </w:r>
-      <w:r>
-        <w:t xml:space="preserve"> </w:t>
-      </w:r>
-      <w:r>
-        <w:t xml:space="preserve">(9600 baud). The board prints</w:t>
-      </w:r>
-      <w:r>
-        <w:t xml:space="preserve"> </w:t>
-      </w:r>
-      <w:r>
-        <w:rPr>
-          <w:bCs/>
-          <w:b/>
-        </w:rPr>
-        <w:t xml:space="preserve">Ready for Connection</w:t>
-      </w:r>
-      <w:r>
-        <w:t xml:space="preserve"> </w:t>
-      </w:r>
-      <w:r>
-        <w:t xml:space="preserve">when it restarts. Type</w:t>
-      </w:r>
-      <w:r>
-        <w:t xml:space="preserve"> </w:t>
-      </w:r>
-      <w:r>
-        <w:rPr>
-          <w:rStyle w:val="VerbatimChar"/>
-        </w:rPr>
-        <w:t xml:space="preserve">?</w:t>
-      </w:r>
-      <w:r>
-        <w:t xml:space="preserve"> </w:t>
-      </w:r>
-      <w:r>
-        <w:t xml:space="preserve">and press Enter: it replies</w:t>
-      </w:r>
-      <w:r>
-        <w:t xml:space="preserve"> </w:t>
-      </w:r>
-      <w:r>
-        <w:rPr>
-          <w:rStyle w:val="VerbatimChar"/>
-        </w:rPr>
-        <w:t xml:space="preserve">Hello World!</w:t>
-      </w:r>
-      <w:r>
-        <w:t xml:space="preserve">.</w:t>
-      </w:r>
-      <w:r>
-        <w:t xml:space="preserve"> </w:t>
-      </w:r>
-      <w:r>
-        <w:rPr>
-          <w:bCs/>
-          <w:b/>
-        </w:rPr>
-        <w:t xml:space="preserve">Close the Serial Monitor</w:t>
-      </w:r>
-      <w:r>
-        <w:t xml:space="preserve"> </w:t>
-      </w:r>
-      <w:r>
-        <w:t xml:space="preserve">afterwards, because only one program can use the connection at a time.</w:t>
-      </w:r>
-    </w:p>
-    <w:p>
-      <w:pPr>
-        <w:numPr>
-          <w:ilvl w:val="0"/>
-          <w:numId w:val="1006"/>
-        </w:numPr>
-        <w:pStyle w:val="Compact"/>
-      </w:pPr>
-      <w:r>
-        <w:t xml:space="preserve">Disconnect USB and</w:t>
-      </w:r>
-      <w:r>
-        <w:t xml:space="preserve"> </w:t>
-      </w:r>
-      <w:r>
-        <w:rPr>
-          <w:bCs/>
-          <w:b/>
-        </w:rPr>
-        <w:t xml:space="preserve">cut the 3.3 V jumper again</w:t>
-      </w:r>
-      <w:r>
-        <w:t xml:space="preserve"> </w:t>
-      </w:r>
-      <w:r>
-        <w:t xml:space="preserve">before the logger is deployed, to restore low power (§3.1).</w:t>
-      </w:r>
-    </w:p>
-    <w:p>
-      <w:pPr>
-        <w:pStyle w:val="FirstParagraph"/>
-      </w:pPr>
-      <w:r>
-        <w:t xml:space="preserve">If the upload fails or no port is listed: check the cable is a data cable and try another USB port. If it still fails, press the board’s reset button</w:t>
-      </w:r>
-      <w:r>
-        <w:t xml:space="preserve"> </w:t>
-      </w:r>
-      <w:r>
-        <w:rPr>
-          <w:bCs/>
-          <w:b/>
-        </w:rPr>
-        <w:t xml:space="preserve">twice quickly</w:t>
-      </w:r>
-      <w:r>
-        <w:t xml:space="preserve"> </w:t>
-      </w:r>
-      <w:r>
-        <w:t xml:space="preserve">(the orange light pulses slowly, meaning it is ready to be flashed), then click Upload again.</w:t>
-      </w:r>
-    </w:p>
-    <w:bookmarkEnd w:id="30"/>
-    <w:bookmarkStart w:id="34" w:name="installing-the-app"/>
-    <w:p>
-      <w:pPr>
-        <w:pStyle w:val="Heading2"/>
-      </w:pPr>
-      <w:r>
-        <w:t xml:space="preserve">4.3 Installing the app</w:t>
-      </w:r>
-    </w:p>
-    <w:p>
-      <w:pPr>
-        <w:numPr>
-          <w:ilvl w:val="0"/>
-          <w:numId w:val="1007"/>
-        </w:numPr>
-        <w:pStyle w:val="Compact"/>
-      </w:pPr>
-      <w:r>
-        <w:t xml:space="preserve">Open the project’s</w:t>
-      </w:r>
-      <w:r>
-        <w:t xml:space="preserve"> </w:t>
-      </w:r>
-      <w:r>
-        <w:rPr>
-          <w:bCs/>
-          <w:b/>
-        </w:rPr>
-        <w:t xml:space="preserve">Releases</w:t>
-      </w:r>
-      <w:r>
-        <w:t xml:space="preserve"> </w:t>
-      </w:r>
-      <w:r>
-        <w:t xml:space="preserve">page (https://github.com/Jamie215/splint_adherence/releases) and, under</w:t>
-      </w:r>
-      <w:r>
-        <w:t xml:space="preserve"> </w:t>
-      </w:r>
-      <w:r>
-        <w:rPr>
-          <w:bCs/>
-          <w:b/>
-        </w:rPr>
-        <w:t xml:space="preserve">Assets</w:t>
-      </w:r>
-      <w:r>
-        <w:t xml:space="preserve"> </w:t>
-      </w:r>
-      <w:r>
-        <w:t xml:space="preserve">of the latest release, download:</w:t>
-      </w:r>
-    </w:p>
-    <w:p>
-      <w:pPr>
-        <w:numPr>
-          <w:ilvl w:val="1"/>
-          <w:numId w:val="1008"/>
-        </w:numPr>
-        <w:pStyle w:val="Compact"/>
-      </w:pPr>
-      <w:r>
-        <w:t xml:space="preserve">Windows:</w:t>
-      </w:r>
-      <w:r>
-        <w:t xml:space="preserve"> </w:t>
-      </w:r>
-      <w:r>
-        <w:rPr>
-          <w:rStyle w:val="VerbatimChar"/>
-        </w:rPr>
-        <w:t xml:space="preserve">Splint_Adherence-windows.zip</w:t>
-      </w:r>
-    </w:p>
-    <w:p>
-      <w:pPr>
-        <w:numPr>
-          <w:ilvl w:val="1"/>
-          <w:numId w:val="1008"/>
-        </w:numPr>
-        <w:pStyle w:val="Compact"/>
-      </w:pPr>
-      <w:r>
-        <w:t xml:space="preserve">macOS:</w:t>
-      </w:r>
-      <w:r>
-        <w:t xml:space="preserve"> </w:t>
-      </w:r>
-      <w:r>
-        <w:rPr>
-          <w:rStyle w:val="VerbatimChar"/>
-        </w:rPr>
-        <w:t xml:space="preserve">Splint_Adherence-macos.zip</w:t>
-      </w:r>
-    </w:p>
-    <w:p>
-      <w:pPr>
-        <w:numPr>
-          <w:ilvl w:val="0"/>
-          <w:numId w:val="1007"/>
-        </w:numPr>
-        <w:pStyle w:val="Compact"/>
-      </w:pPr>
-      <w:r>
-        <w:t xml:space="preserve">Unzip it to a folder you can write to, e.g. </w:t>
-      </w:r>
-      <w:r>
-        <w:rPr>
-          <w:rStyle w:val="VerbatimChar"/>
-        </w:rPr>
-        <w:t xml:space="preserve">Documents\Splint_Adherence</w:t>
-      </w:r>
-      <w:r>
-        <w:t xml:space="preserve"> </w:t>
-      </w:r>
-      <w:r>
-        <w:t xml:space="preserve">(not Program Files).</w:t>
-      </w:r>
-    </w:p>
-    <w:p>
-      <w:pPr>
-        <w:numPr>
-          <w:ilvl w:val="0"/>
-          <w:numId w:val="1007"/>
-        </w:numPr>
-        <w:pStyle w:val="Compact"/>
-      </w:pPr>
-      <w:r>
-        <w:t xml:space="preserve">Start it:</w:t>
-      </w:r>
-    </w:p>
-    <w:p>
-      <w:pPr>
-        <w:numPr>
-          <w:ilvl w:val="1"/>
-          <w:numId w:val="1009"/>
-        </w:numPr>
-        <w:pStyle w:val="Compact"/>
-      </w:pPr>
-      <w:r>
-        <w:rPr>
-          <w:bCs/>
-          <w:b/>
-        </w:rPr>
-        <w:t xml:space="preserve">Windows:</w:t>
-      </w:r>
-      <w:r>
-        <w:t xml:space="preserve"> </w:t>
-      </w:r>
-      <w:r>
-        <w:t xml:space="preserve">open the</w:t>
-      </w:r>
-      <w:r>
-        <w:t xml:space="preserve"> </w:t>
-      </w:r>
-      <w:r>
-        <w:rPr>
-          <w:rStyle w:val="VerbatimChar"/>
-        </w:rPr>
-        <w:t xml:space="preserve">Splint_Adherence</w:t>
-      </w:r>
-      <w:r>
-        <w:t xml:space="preserve"> </w:t>
-      </w:r>
-      <w:r>
-        <w:t xml:space="preserve">folder and double-click</w:t>
-      </w:r>
-      <w:r>
-        <w:t xml:space="preserve"> </w:t>
-      </w:r>
-      <w:r>
-        <w:rPr>
-          <w:rStyle w:val="VerbatimChar"/>
-        </w:rPr>
-        <w:t xml:space="preserve">app.exe</w:t>
-      </w:r>
-      <w:r>
-        <w:t xml:space="preserve">. The first time, Windows may show</w:t>
-      </w:r>
-      <w:r>
-        <w:t xml:space="preserve"> </w:t>
-      </w:r>
-      <w:r>
-        <w:t xml:space="preserve">“</w:t>
-      </w:r>
-      <w:r>
-        <w:t xml:space="preserve">Windows protected your PC</w:t>
-      </w:r>
-      <w:r>
-        <w:t xml:space="preserve">”</w:t>
-      </w:r>
-      <w:r>
-        <w:t xml:space="preserve">, because the program is not signed by a publisher. Click</w:t>
-      </w:r>
-      <w:r>
-        <w:t xml:space="preserve"> </w:t>
-      </w:r>
-      <w:r>
-        <w:rPr>
-          <w:bCs/>
-          <w:b/>
-        </w:rPr>
-        <w:t xml:space="preserve">More info</w:t>
-      </w:r>
-      <w:r>
-        <w:t xml:space="preserve">, then</w:t>
-      </w:r>
-      <w:r>
-        <w:t xml:space="preserve"> </w:t>
-      </w:r>
-      <w:r>
-        <w:rPr>
-          <w:bCs/>
-          <w:b/>
-        </w:rPr>
-        <w:t xml:space="preserve">Run anyway</w:t>
-      </w:r>
-      <w:r>
-        <w:t xml:space="preserve">.</w:t>
-      </w:r>
-    </w:p>
-    <w:p>
-      <w:pPr>
-        <w:numPr>
-          <w:ilvl w:val="1"/>
-          <w:numId w:val="1009"/>
-        </w:numPr>
-        <w:pStyle w:val="Compact"/>
-      </w:pPr>
-      <w:r>
-        <w:rPr>
-          <w:bCs/>
-          <w:b/>
-        </w:rPr>
-        <w:t xml:space="preserve">macOS:</w:t>
-      </w:r>
-      <w:r>
-        <w:t xml:space="preserve"> </w:t>
-      </w:r>
-      <w:r>
-        <w:t xml:space="preserve">right-click</w:t>
-      </w:r>
-      <w:r>
-        <w:t xml:space="preserve"> </w:t>
-      </w:r>
-      <w:r>
-        <w:rPr>
-          <w:rStyle w:val="VerbatimChar"/>
-        </w:rPr>
-        <w:t xml:space="preserve">Splint_Adherence.app</w:t>
-      </w:r>
-      <w:r>
-        <w:t xml:space="preserve"> </w:t>
-      </w:r>
-      <w:r>
-        <w:t xml:space="preserve">→</w:t>
-      </w:r>
-      <w:r>
-        <w:t xml:space="preserve"> </w:t>
-      </w:r>
-      <w:r>
-        <w:rPr>
-          <w:bCs/>
-          <w:b/>
-        </w:rPr>
-        <w:t xml:space="preserve">Open</w:t>
-      </w:r>
-      <w:r>
-        <w:t xml:space="preserve">, then confirm. (A plain double-click is blocked the first time because the app is not signed.)</w:t>
-      </w:r>
-    </w:p>
-    <w:p>
-      <w:pPr>
-        <w:numPr>
-          <w:ilvl w:val="0"/>
-          <w:numId w:val="1007"/>
-        </w:numPr>
-        <w:pStyle w:val="Compact"/>
-      </w:pPr>
-      <w:r>
-        <w:t xml:space="preserve">After a few seconds the app opens in your web browser at</w:t>
-      </w:r>
-      <w:r>
-        <w:t xml:space="preserve"> </w:t>
-      </w:r>
-      <w:r>
-        <w:rPr>
-          <w:rStyle w:val="VerbatimChar"/>
-        </w:rPr>
-        <w:t xml:space="preserve">http://127.0.0.1:8050</w:t>
-      </w:r>
-      <w:r>
-        <w:t xml:space="preserve"> </w:t>
-      </w:r>
-      <w:r>
-        <w:t xml:space="preserve">(Figure 2).</w:t>
-      </w:r>
-    </w:p>
-    <w:p>
-      <w:pPr>
+        <w:t xml:space="preserve">) on the Arduino.</w:t>
+      </w:r>
+    </w:p>
+    <w:p>
+      <w:pPr>
+        <w:numPr>
+          <w:ilvl w:val="0"/>
+          <w:numId w:val="1000"/>
+        </w:numPr>
         <w:pStyle w:val="CaptionedFigure"/>
       </w:pPr>
       <w:r>
         <w:drawing>
           <wp:inline>
-            <wp:extent cx="4267200" cy="2444496"/>
+            <wp:extent cx="2133600" cy="2493668"/>
             <wp:effectExtent b="0" l="0" r="0" t="0"/>
-            <wp:docPr descr="Figure 2. The app’s home page." title="" id="32" name="Picture"/>
+            <wp:docPr descr="Figure 2. Top view of the Arduino Nano 33 BLE Sense Rev2, soldered at the 3V3 and GND pins, shown seated in the case (the GND wire is blue here)." title="" id="26" name="Picture"/>
             <a:graphic>
               <a:graphicData uri="http://schemas.openxmlformats.org/drawingml/2006/picture">
                 <pic:pic>
                   <pic:nvPicPr>
-                    <pic:cNvPr descr="images/app_home.png" id="33" name="Picture"/>
+                    <pic:cNvPr descr="images/sop/board_3v3_gnd.jpeg" id="27" name="Picture"/>
+                    <pic:cNvPicPr>
+                      <a:picLocks noChangeArrowheads="1" noChangeAspect="1"/>
+                    </pic:cNvPicPr>
+                  </pic:nvPicPr>
+                  <pic:blipFill>
+                    <a:blip r:embed="rId25"/>
+                    <a:stretch>
+                      <a:fillRect/>
+                    </a:stretch>
+                  </pic:blipFill>
+                  <pic:spPr bwMode="auto">
+                    <a:xfrm>
+                      <a:off x="0" y="0"/>
+                      <a:ext cx="2133600" cy="2493668"/>
+                    </a:xfrm>
+                    <a:prstGeom prst="rect">
+                      <a:avLst/>
+                    </a:prstGeom>
+                    <a:noFill/>
+                    <a:ln w="9525">
+                      <a:noFill/>
+                      <a:headEnd/>
+                      <a:tailEnd/>
+                    </a:ln>
+                  </pic:spPr>
+                </pic:pic>
+              </a:graphicData>
+            </a:graphic>
+          </wp:inline>
+        </w:drawing>
+      </w:r>
+    </w:p>
+    <w:p>
+      <w:pPr>
+        <w:numPr>
+          <w:ilvl w:val="0"/>
+          <w:numId w:val="1000"/>
+        </w:numPr>
+        <w:pStyle w:val="ImageCaption"/>
+      </w:pPr>
+      <w:r>
+        <w:t xml:space="preserve">Figure 2. Top view of the Arduino Nano 33 BLE Sense Rev2, soldered at the 3V3 and GND pins, shown seated in the case (the GND wire is blue here).</w:t>
+      </w:r>
+    </w:p>
+    <w:p>
+      <w:pPr>
+        <w:numPr>
+          <w:ilvl w:val="0"/>
+          <w:numId w:val="1003"/>
+        </w:numPr>
+      </w:pPr>
+      <w:r>
+        <w:t xml:space="preserve">Insert one end of the red wire into the 3V3 pin and solder the joint from the top, at a suitable soldering-iron temperature (e.g. 580 °F, about 305 °C; follow your solder’s datasheet). Use solder flux, helping hands and tweezers as needed.</w:t>
+      </w:r>
+    </w:p>
+    <w:p>
+      <w:pPr>
+        <w:numPr>
+          <w:ilvl w:val="0"/>
+          <w:numId w:val="1003"/>
+        </w:numPr>
+      </w:pPr>
+      <w:r>
+        <w:t xml:space="preserve">Insert one end of the black (or blue) wire into the GND pin and solder it the same way.</w:t>
+      </w:r>
+    </w:p>
+    <w:p>
+      <w:pPr>
+        <w:numPr>
+          <w:ilvl w:val="0"/>
+          <w:numId w:val="1003"/>
+        </w:numPr>
+      </w:pPr>
+      <w:r>
+        <w:t xml:space="preserve">Once both joints are secure, trim the excess solder underneath so the bottom of the board sits flat.</w:t>
+      </w:r>
+    </w:p>
+    <w:p>
+      <w:pPr>
+        <w:numPr>
+          <w:ilvl w:val="0"/>
+          <w:numId w:val="1003"/>
+        </w:numPr>
+      </w:pPr>
+      <w:r>
+        <w:t xml:space="preserve">Solder the other ends to the battery holder’s pins: red wire to</w:t>
+      </w:r>
+      <w:r>
+        <w:t xml:space="preserve"> </w:t>
+      </w:r>
+      <w:r>
+        <w:t xml:space="preserve">“</w:t>
+      </w:r>
+      <w:r>
+        <w:t xml:space="preserve">+</w:t>
+      </w:r>
+      <w:r>
+        <w:t xml:space="preserve">”</w:t>
+      </w:r>
+      <w:r>
+        <w:t xml:space="preserve">, black (or blue) wire to</w:t>
+      </w:r>
+      <w:r>
+        <w:t xml:space="preserve"> </w:t>
+      </w:r>
+      <w:r>
+        <w:t xml:space="preserve">“</w:t>
+      </w:r>
+      <w:r>
+        <w:t xml:space="preserve">−</w:t>
+      </w:r>
+      <w:r>
+        <w:t xml:space="preserve">”</w:t>
+      </w:r>
+      <w:r>
+        <w:t xml:space="preserve">.</w:t>
+      </w:r>
+    </w:p>
+    <w:p>
+      <w:pPr>
+        <w:numPr>
+          <w:ilvl w:val="0"/>
+          <w:numId w:val="1000"/>
+        </w:numPr>
+        <w:pStyle w:val="CaptionedFigure"/>
+      </w:pPr>
+      <w:r>
+        <w:drawing>
+          <wp:inline>
+            <wp:extent cx="2667000" cy="2591125"/>
+            <wp:effectExtent b="0" l="0" r="0" t="0"/>
+            <wp:docPr descr="Figure 3. Fielect CR2450 horizontal coin cell holder, with its pins labelled." title="" id="29" name="Picture"/>
+            <a:graphic>
+              <a:graphicData uri="http://schemas.openxmlformats.org/drawingml/2006/picture">
+                <pic:pic>
+                  <pic:nvPicPr>
+                    <pic:cNvPr descr="images/sop/holder_pins.jpeg" id="30" name="Picture"/>
+                    <pic:cNvPicPr>
+                      <a:picLocks noChangeArrowheads="1" noChangeAspect="1"/>
+                    </pic:cNvPicPr>
+                  </pic:nvPicPr>
+                  <pic:blipFill>
+                    <a:blip r:embed="rId28"/>
+                    <a:stretch>
+                      <a:fillRect/>
+                    </a:stretch>
+                  </pic:blipFill>
+                  <pic:spPr bwMode="auto">
+                    <a:xfrm>
+                      <a:off x="0" y="0"/>
+                      <a:ext cx="2667000" cy="2591125"/>
+                    </a:xfrm>
+                    <a:prstGeom prst="rect">
+                      <a:avLst/>
+                    </a:prstGeom>
+                    <a:noFill/>
+                    <a:ln w="9525">
+                      <a:noFill/>
+                      <a:headEnd/>
+                      <a:tailEnd/>
+                    </a:ln>
+                  </pic:spPr>
+                </pic:pic>
+              </a:graphicData>
+            </a:graphic>
+          </wp:inline>
+        </w:drawing>
+      </w:r>
+    </w:p>
+    <w:p>
+      <w:pPr>
+        <w:numPr>
+          <w:ilvl w:val="0"/>
+          <w:numId w:val="1000"/>
+        </w:numPr>
+        <w:pStyle w:val="ImageCaption"/>
+      </w:pPr>
+      <w:r>
+        <w:t xml:space="preserve">Figure 3. Fielect CR2450 horizontal coin cell holder, with its pins labelled.</w:t>
+      </w:r>
+    </w:p>
+    <w:p>
+      <w:pPr>
+        <w:numPr>
+          <w:ilvl w:val="0"/>
+          <w:numId w:val="1003"/>
+        </w:numPr>
+      </w:pPr>
+      <w:r>
+        <w:t xml:space="preserve">Insert a CR2450 to check that the Arduino is powered, and use the multimeter across the joints to check the voltage.</w:t>
+      </w:r>
+      <w:r>
+        <w:t xml:space="preserve"> </w:t>
+      </w:r>
+      <w:r>
+        <w:rPr>
+          <w:bCs/>
+          <w:b/>
+        </w:rPr>
+        <w:t xml:space="preserve">Remove the battery</w:t>
+      </w:r>
+      <w:r>
+        <w:t xml:space="preserve"> </w:t>
+      </w:r>
+      <w:r>
+        <w:t xml:space="preserve">once the test is complete.</w:t>
+      </w:r>
+    </w:p>
+    <w:p>
+      <w:pPr>
+        <w:numPr>
+          <w:ilvl w:val="0"/>
+          <w:numId w:val="1003"/>
+        </w:numPr>
+      </w:pPr>
+      <w:r>
+        <w:t xml:space="preserve">Apply Kapton tape to the bottom of the board for protection.</w:t>
+      </w:r>
+    </w:p>
+    <w:p>
+      <w:pPr>
+        <w:numPr>
+          <w:ilvl w:val="0"/>
+          <w:numId w:val="1000"/>
+        </w:numPr>
+        <w:pStyle w:val="CaptionedFigure"/>
+      </w:pPr>
+      <w:r>
+        <w:drawing>
+          <wp:inline>
+            <wp:extent cx="1866900" cy="2398612"/>
+            <wp:effectExtent b="0" l="0" r="0" t="0"/>
+            <wp:docPr descr="Figure 4. Kapton tape applied to the bottom of the Arduino." title="" id="32" name="Picture"/>
+            <a:graphic>
+              <a:graphicData uri="http://schemas.openxmlformats.org/drawingml/2006/picture">
+                <pic:pic>
+                  <pic:nvPicPr>
+                    <pic:cNvPr descr="images/sop/kapton.jpeg" id="33" name="Picture"/>
                     <pic:cNvPicPr>
                       <a:picLocks noChangeArrowheads="1" noChangeAspect="1"/>
                     </pic:cNvPicPr>
                   </pic:nvPicPr>
                   <pic:blipFill>
                     <a:blip r:embed="rId31"/>
+                    <a:stretch>
+                      <a:fillRect/>
+                    </a:stretch>
+                  </pic:blipFill>
+                  <pic:spPr bwMode="auto">
+                    <a:xfrm>
+                      <a:off x="0" y="0"/>
+                      <a:ext cx="1866900" cy="2398612"/>
+                    </a:xfrm>
+                    <a:prstGeom prst="rect">
+                      <a:avLst/>
+                    </a:prstGeom>
+                    <a:noFill/>
+                    <a:ln w="9525">
+                      <a:noFill/>
+                      <a:headEnd/>
+                      <a:tailEnd/>
+                    </a:ln>
+                  </pic:spPr>
+                </pic:pic>
+              </a:graphicData>
+            </a:graphic>
+          </wp:inline>
+        </w:drawing>
+      </w:r>
+    </w:p>
+    <w:p>
+      <w:pPr>
+        <w:numPr>
+          <w:ilvl w:val="0"/>
+          <w:numId w:val="1000"/>
+        </w:numPr>
+        <w:pStyle w:val="ImageCaption"/>
+      </w:pPr>
+      <w:r>
+        <w:t xml:space="preserve">Figure 4. Kapton tape applied to the bottom of the Arduino.</w:t>
+      </w:r>
+    </w:p>
+    <w:bookmarkEnd w:id="34"/>
+    <w:bookmarkStart w:id="41" w:name="case"/>
+    <w:p>
+      <w:pPr>
+        <w:pStyle w:val="Heading2"/>
+      </w:pPr>
+      <w:r>
+        <w:t xml:space="preserve">2.2 Case</w:t>
+      </w:r>
+    </w:p>
+    <w:p>
+      <w:pPr>
+        <w:numPr>
+          <w:ilvl w:val="0"/>
+          <w:numId w:val="1004"/>
+        </w:numPr>
+      </w:pPr>
+      <w:r>
+        <w:t xml:space="preserve">3D print the case from</w:t>
+      </w:r>
+      <w:r>
+        <w:t xml:space="preserve"> </w:t>
+      </w:r>
+      <w:r>
+        <w:rPr>
+          <w:rStyle w:val="VerbatimChar"/>
+        </w:rPr>
+        <w:t xml:space="preserve">splint_adherece_case.stl</w:t>
+      </w:r>
+      <w:r>
+        <w:t xml:space="preserve">, in a material of your choice. PLA was used during MSK-IF development.</w:t>
+      </w:r>
+    </w:p>
+    <w:p>
+      <w:pPr>
+        <w:numPr>
+          <w:ilvl w:val="0"/>
+          <w:numId w:val="1004"/>
+        </w:numPr>
+      </w:pPr>
+      <w:r>
+        <w:t xml:space="preserve">Prepare a clear acrylic (plexiglass) window, 1 cm × 1 cm.</w:t>
+      </w:r>
+    </w:p>
+    <w:p>
+      <w:pPr>
+        <w:numPr>
+          <w:ilvl w:val="0"/>
+          <w:numId w:val="1004"/>
+        </w:numPr>
+      </w:pPr>
+      <w:r>
+        <w:t xml:space="preserve">From the inside, slide the window into the opening in the middle of the lid. It should slide easily between the printed rails. Make sure it fully covers the opening.</w:t>
+      </w:r>
+    </w:p>
+    <w:p>
+      <w:pPr>
+        <w:numPr>
+          <w:ilvl w:val="0"/>
+          <w:numId w:val="1000"/>
+        </w:numPr>
+        <w:pStyle w:val="CaptionedFigure"/>
+      </w:pPr>
+      <w:r>
+        <w:drawing>
+          <wp:inline>
+            <wp:extent cx="3200400" cy="2087217"/>
+            <wp:effectExtent b="0" l="0" r="0" t="0"/>
+            <wp:docPr descr="Figure 5. Acrylic window placed inside the lid opening." title="" id="36" name="Picture"/>
+            <a:graphic>
+              <a:graphicData uri="http://schemas.openxmlformats.org/drawingml/2006/picture">
+                <pic:pic>
+                  <pic:nvPicPr>
+                    <pic:cNvPr descr="images/sop/lid_window.jpeg" id="37" name="Picture"/>
+                    <pic:cNvPicPr>
+                      <a:picLocks noChangeArrowheads="1" noChangeAspect="1"/>
+                    </pic:cNvPicPr>
+                  </pic:nvPicPr>
+                  <pic:blipFill>
+                    <a:blip r:embed="rId35"/>
+                    <a:stretch>
+                      <a:fillRect/>
+                    </a:stretch>
+                  </pic:blipFill>
+                  <pic:spPr bwMode="auto">
+                    <a:xfrm>
+                      <a:off x="0" y="0"/>
+                      <a:ext cx="3200400" cy="2087217"/>
+                    </a:xfrm>
+                    <a:prstGeom prst="rect">
+                      <a:avLst/>
+                    </a:prstGeom>
+                    <a:noFill/>
+                    <a:ln w="9525">
+                      <a:noFill/>
+                      <a:headEnd/>
+                      <a:tailEnd/>
+                    </a:ln>
+                  </pic:spPr>
+                </pic:pic>
+              </a:graphicData>
+            </a:graphic>
+          </wp:inline>
+        </w:drawing>
+      </w:r>
+    </w:p>
+    <w:p>
+      <w:pPr>
+        <w:numPr>
+          <w:ilvl w:val="0"/>
+          <w:numId w:val="1000"/>
+        </w:numPr>
+        <w:pStyle w:val="ImageCaption"/>
+      </w:pPr>
+      <w:r>
+        <w:t xml:space="preserve">Figure 5. Acrylic window placed inside the lid opening.</w:t>
+      </w:r>
+    </w:p>
+    <w:p>
+      <w:pPr>
+        <w:numPr>
+          <w:ilvl w:val="0"/>
+          <w:numId w:val="1004"/>
+        </w:numPr>
+      </w:pPr>
+      <w:r>
+        <w:t xml:space="preserve">Apply a small amount of super glue to the raised edges of the opening, place the window directly on top, and remove any excess glue with a cotton swab. Keep the centre of the window free of glue.</w:t>
+      </w:r>
+    </w:p>
+    <w:p>
+      <w:pPr>
+        <w:numPr>
+          <w:ilvl w:val="0"/>
+          <w:numId w:val="1004"/>
+        </w:numPr>
+      </w:pPr>
+      <w:r>
+        <w:t xml:space="preserve">Let the glue harden so the window is held securely inside the lid.</w:t>
+      </w:r>
+    </w:p>
+    <w:p>
+      <w:pPr>
+        <w:numPr>
+          <w:ilvl w:val="0"/>
+          <w:numId w:val="1004"/>
+        </w:numPr>
+      </w:pPr>
+      <w:r>
+        <w:t xml:space="preserve">Test-fit the soldered board from §2.1 as in Figure 2. Fold it so the positive (+) side of the battery faces the bottom of the case and the top of the Arduino faces the lid. Use the extra space on the left for the wires, so the Arduino sits flat.</w:t>
+      </w:r>
+    </w:p>
+    <w:p>
+      <w:pPr>
+        <w:numPr>
+          <w:ilvl w:val="0"/>
+          <w:numId w:val="1004"/>
+        </w:numPr>
+      </w:pPr>
+      <w:r>
+        <w:t xml:space="preserve">Close the lid, with its micro-USB groove lined up with the Arduino’s micro-USB socket. The proximity sensor (APDS9960) should sit directly under the window (Figure 6). Then open the lid again: the case is closed for good at deployment (§6).</w:t>
+      </w:r>
+    </w:p>
+    <w:p>
+      <w:pPr>
+        <w:numPr>
+          <w:ilvl w:val="0"/>
+          <w:numId w:val="1000"/>
+        </w:numPr>
+        <w:pStyle w:val="CaptionedFigure"/>
+      </w:pPr>
+      <w:r>
+        <w:drawing>
+          <wp:inline>
+            <wp:extent cx="3200400" cy="1908469"/>
+            <wp:effectExtent b="0" l="0" r="0" t="0"/>
+            <wp:docPr descr="Figure 6. With the lid closed, the APDS9960 sensor sits directly under the window (left). Location of the APDS9960 on the board (right; image: Arduino)." title="" id="39" name="Picture"/>
+            <a:graphic>
+              <a:graphicData uri="http://schemas.openxmlformats.org/drawingml/2006/picture">
+                <pic:pic>
+                  <pic:nvPicPr>
+                    <pic:cNvPr descr="images/sop/sensor_window_and_location.jpeg" id="40" name="Picture"/>
+                    <pic:cNvPicPr>
+                      <a:picLocks noChangeArrowheads="1" noChangeAspect="1"/>
+                    </pic:cNvPicPr>
+                  </pic:nvPicPr>
+                  <pic:blipFill>
+                    <a:blip r:embed="rId38"/>
+                    <a:stretch>
+                      <a:fillRect/>
+                    </a:stretch>
+                  </pic:blipFill>
+                  <pic:spPr bwMode="auto">
+                    <a:xfrm>
+                      <a:off x="0" y="0"/>
+                      <a:ext cx="3200400" cy="1908469"/>
+                    </a:xfrm>
+                    <a:prstGeom prst="rect">
+                      <a:avLst/>
+                    </a:prstGeom>
+                    <a:noFill/>
+                    <a:ln w="9525">
+                      <a:noFill/>
+                      <a:headEnd/>
+                      <a:tailEnd/>
+                    </a:ln>
+                  </pic:spPr>
+                </pic:pic>
+              </a:graphicData>
+            </a:graphic>
+          </wp:inline>
+        </w:drawing>
+      </w:r>
+    </w:p>
+    <w:p>
+      <w:pPr>
+        <w:numPr>
+          <w:ilvl w:val="0"/>
+          <w:numId w:val="1000"/>
+        </w:numPr>
+        <w:pStyle w:val="ImageCaption"/>
+      </w:pPr>
+      <w:r>
+        <w:t xml:space="preserve">Figure 6. With the lid closed, the APDS9960 sensor sits directly under the window (left). Location of the APDS9960 on the board (right; image: Arduino).</w:t>
+      </w:r>
+    </w:p>
+    <w:p>
+      <w:pPr>
+        <w:pStyle w:val="FirstParagraph"/>
+      </w:pPr>
+      <w:r>
+        <w:t xml:space="preserve">Once done, label each logger (e.g. with a device number) so recordings can be matched to devices.</w:t>
+      </w:r>
+    </w:p>
+    <w:bookmarkEnd w:id="41"/>
+    <w:bookmarkEnd w:id="42"/>
+    <w:bookmarkStart w:id="52" w:name="software-setup"/>
+    <w:p>
+      <w:pPr>
+        <w:pStyle w:val="Heading1"/>
+      </w:pPr>
+      <w:r>
+        <w:t xml:space="preserve">3. Software setup</w:t>
+      </w:r>
+    </w:p>
+    <w:bookmarkStart w:id="43" w:name="firmware-tools"/>
+    <w:p>
+      <w:pPr>
+        <w:pStyle w:val="Heading2"/>
+      </w:pPr>
+      <w:r>
+        <w:t xml:space="preserve">3.1 Firmware tools</w:t>
+      </w:r>
+    </w:p>
+    <w:p>
+      <w:pPr>
+        <w:pStyle w:val="FirstParagraph"/>
+      </w:pPr>
+      <w:r>
+        <w:t xml:space="preserve">The Arduino IDE is a program used to load the firmware onto the logger.</w:t>
+      </w:r>
+    </w:p>
+    <w:p>
+      <w:pPr>
+        <w:numPr>
+          <w:ilvl w:val="0"/>
+          <w:numId w:val="1005"/>
+        </w:numPr>
+        <w:pStyle w:val="Compact"/>
+      </w:pPr>
+      <w:r>
+        <w:t xml:space="preserve">Install the Arduino IDE (version 2.x) from arduino.cc.</w:t>
+      </w:r>
+    </w:p>
+    <w:p>
+      <w:pPr>
+        <w:numPr>
+          <w:ilvl w:val="0"/>
+          <w:numId w:val="1005"/>
+        </w:numPr>
+        <w:pStyle w:val="Compact"/>
+      </w:pPr>
+      <w:r>
+        <w:t xml:space="preserve">Open</w:t>
+      </w:r>
+      <w:r>
+        <w:t xml:space="preserve"> </w:t>
+      </w:r>
+      <w:r>
+        <w:rPr>
+          <w:bCs/>
+          <w:b/>
+        </w:rPr>
+        <w:t xml:space="preserve">Tools → Board → Boards Manager</w:t>
+      </w:r>
+      <w:r>
+        <w:t xml:space="preserve">, search for</w:t>
+      </w:r>
+      <w:r>
+        <w:t xml:space="preserve"> </w:t>
+      </w:r>
+      <w:r>
+        <w:rPr>
+          <w:bCs/>
+          <w:b/>
+        </w:rPr>
+        <w:t xml:space="preserve">Arduino Mbed OS Nano Boards</w:t>
+      </w:r>
+      <w:r>
+        <w:t xml:space="preserve"> </w:t>
+      </w:r>
+      <w:r>
+        <w:t xml:space="preserve">and click</w:t>
+      </w:r>
+      <w:r>
+        <w:t xml:space="preserve"> </w:t>
+      </w:r>
+      <w:r>
+        <w:rPr>
+          <w:bCs/>
+          <w:b/>
+        </w:rPr>
+        <w:t xml:space="preserve">Install</w:t>
+      </w:r>
+      <w:r>
+        <w:t xml:space="preserve">. On Windows, accept the driver installation if asked.</w:t>
+      </w:r>
+    </w:p>
+    <w:p>
+      <w:pPr>
+        <w:numPr>
+          <w:ilvl w:val="0"/>
+          <w:numId w:val="1005"/>
+        </w:numPr>
+        <w:pStyle w:val="Compact"/>
+      </w:pPr>
+      <w:r>
+        <w:t xml:space="preserve">Open</w:t>
+      </w:r>
+      <w:r>
+        <w:t xml:space="preserve"> </w:t>
+      </w:r>
+      <w:r>
+        <w:rPr>
+          <w:bCs/>
+          <w:b/>
+        </w:rPr>
+        <w:t xml:space="preserve">Tools → Manage Libraries</w:t>
+      </w:r>
+      <w:r>
+        <w:t xml:space="preserve">, then search for and install</w:t>
+      </w:r>
+      <w:r>
+        <w:t xml:space="preserve"> </w:t>
+      </w:r>
+      <w:r>
+        <w:rPr>
+          <w:bCs/>
+          <w:b/>
+        </w:rPr>
+        <w:t xml:space="preserve">Arduino_APDS9960</w:t>
+      </w:r>
+      <w:r>
+        <w:t xml:space="preserve"> </w:t>
+      </w:r>
+      <w:r>
+        <w:t xml:space="preserve">and</w:t>
+      </w:r>
+      <w:r>
+        <w:t xml:space="preserve"> </w:t>
+      </w:r>
+      <w:r>
+        <w:rPr>
+          <w:bCs/>
+          <w:b/>
+        </w:rPr>
+        <w:t xml:space="preserve">Arduino_HS300x</w:t>
+      </w:r>
+      <w:r>
+        <w:t xml:space="preserve">.</w:t>
+      </w:r>
+    </w:p>
+    <w:bookmarkEnd w:id="43"/>
+    <w:bookmarkStart w:id="47" w:name="flashing-the-logger"/>
+    <w:p>
+      <w:pPr>
+        <w:pStyle w:val="Heading2"/>
+      </w:pPr>
+      <w:r>
+        <w:t xml:space="preserve">3.2 Flashing the logger</w:t>
+      </w:r>
+    </w:p>
+    <w:p>
+      <w:pPr>
+        <w:pStyle w:val="BlockText"/>
+        <w:pBdr>
+          <w:left w:val="single" w:sz="18" w:space="8" w:color="1F4E79"/>
+        </w:pBdr>
+        <w:shd w:val="clear" w:color="auto" w:fill="F2F6FA"/>
+      </w:pPr>
+      <w:r>
+        <w:rPr>
+          <w:bCs/>
+          <w:b/>
+        </w:rPr>
+        <w:t xml:space="preserve">Remove the coin cell before connecting USB</w:t>
+      </w:r>
+      <w:r>
+        <w:t xml:space="preserve"> </w:t>
+      </w:r>
+      <w:r>
+        <w:t xml:space="preserve">whenever the 3.3 V jumper on the back of the board is intact or bridged. With the jumper closed, the board’s own 3.3 V supply would push current into the coin cell, which is not rechargeable.</w:t>
+      </w:r>
+    </w:p>
+    <w:p>
+      <w:pPr>
+        <w:numPr>
+          <w:ilvl w:val="0"/>
+          <w:numId w:val="1006"/>
+        </w:numPr>
+      </w:pPr>
+      <w:r>
+        <w:t xml:space="preserve">Download the project files from the repository (https://github.com/Jamie215/splint_adherence): green</w:t>
+      </w:r>
+      <w:r>
+        <w:t xml:space="preserve"> </w:t>
+      </w:r>
+      <w:r>
+        <w:rPr>
+          <w:bCs/>
+          <w:b/>
+        </w:rPr>
+        <w:t xml:space="preserve">Code</w:t>
+      </w:r>
+      <w:r>
+        <w:t xml:space="preserve"> </w:t>
+      </w:r>
+      <w:r>
+        <w:t xml:space="preserve">button →</w:t>
+      </w:r>
+      <w:r>
+        <w:t xml:space="preserve"> </w:t>
+      </w:r>
+      <w:r>
+        <w:rPr>
+          <w:bCs/>
+          <w:b/>
+        </w:rPr>
+        <w:t xml:space="preserve">Download ZIP</w:t>
+      </w:r>
+      <w:r>
+        <w:t xml:space="preserve">, then unzip.</w:t>
+      </w:r>
+    </w:p>
+    <w:p>
+      <w:pPr>
+        <w:numPr>
+          <w:ilvl w:val="0"/>
+          <w:numId w:val="1006"/>
+        </w:numPr>
+      </w:pPr>
+      <w:r>
+        <w:t xml:space="preserve">Connect the logger to the computer by USB (no coin cell). In the Arduino IDE, open</w:t>
+      </w:r>
+      <w:r>
+        <w:t xml:space="preserve"> </w:t>
+      </w:r>
+      <w:r>
+        <w:rPr>
+          <w:rStyle w:val="VerbatimChar"/>
+        </w:rPr>
+        <w:t xml:space="preserve">collect_temperature/collect_temperature.ino</w:t>
+      </w:r>
+      <w:r>
+        <w:t xml:space="preserve">.</w:t>
+      </w:r>
+    </w:p>
+    <w:p>
+      <w:pPr>
+        <w:numPr>
+          <w:ilvl w:val="0"/>
+          <w:numId w:val="1006"/>
+        </w:numPr>
+      </w:pPr>
+      <w:r>
+        <w:t xml:space="preserve">Select the board</w:t>
+      </w:r>
+      <w:r>
+        <w:t xml:space="preserve"> </w:t>
+      </w:r>
+      <w:r>
+        <w:rPr>
+          <w:bCs/>
+          <w:b/>
+        </w:rPr>
+        <w:t xml:space="preserve">Arduino Nano 33 BLE</w:t>
+      </w:r>
+      <w:r>
+        <w:t xml:space="preserve"> </w:t>
+      </w:r>
+      <w:r>
+        <w:t xml:space="preserve">and its port (</w:t>
+      </w:r>
+      <w:r>
+        <w:rPr>
+          <w:bCs/>
+          <w:b/>
+        </w:rPr>
+        <w:t xml:space="preserve">Tools → Port</w:t>
+      </w:r>
+      <w:r>
+        <w:t xml:space="preserve">), then click</w:t>
+      </w:r>
+      <w:r>
+        <w:t xml:space="preserve"> </w:t>
+      </w:r>
+      <w:r>
+        <w:rPr>
+          <w:bCs/>
+          <w:b/>
+        </w:rPr>
+        <w:t xml:space="preserve">Upload</w:t>
+      </w:r>
+      <w:r>
+        <w:t xml:space="preserve"> </w:t>
+      </w:r>
+      <w:r>
+        <w:t xml:space="preserve">(→ arrow). Wait for</w:t>
+      </w:r>
+      <w:r>
+        <w:t xml:space="preserve"> </w:t>
+      </w:r>
+      <w:r>
+        <w:rPr>
+          <w:bCs/>
+          <w:b/>
+        </w:rPr>
+        <w:t xml:space="preserve">Done uploading</w:t>
+      </w:r>
+      <w:r>
+        <w:t xml:space="preserve">.</w:t>
+      </w:r>
+    </w:p>
+    <w:p>
+      <w:pPr>
+        <w:numPr>
+          <w:ilvl w:val="0"/>
+          <w:numId w:val="1000"/>
+        </w:numPr>
+      </w:pPr>
+      <w:r>
+        <w:t xml:space="preserve">If the upload fails or no port is listed: check that the cable is a data cable and try another USB port. If it still fails, press the board’s reset button twice quickly (the orange light pulses slowly, meaning it is ready to be flashed), then click</w:t>
+      </w:r>
+      <w:r>
+        <w:t xml:space="preserve"> </w:t>
+      </w:r>
+      <w:r>
+        <w:rPr>
+          <w:bCs/>
+          <w:b/>
+        </w:rPr>
+        <w:t xml:space="preserve">Upload</w:t>
+      </w:r>
+      <w:r>
+        <w:t xml:space="preserve"> </w:t>
+      </w:r>
+      <w:r>
+        <w:t xml:space="preserve">again.</w:t>
+      </w:r>
+    </w:p>
+    <w:p>
+      <w:pPr>
+        <w:numPr>
+          <w:ilvl w:val="0"/>
+          <w:numId w:val="1006"/>
+        </w:numPr>
+      </w:pPr>
+      <w:r>
+        <w:t xml:space="preserve">After flashing, the board restarts in state 1 (idle; not initialized): the green light is on.</w:t>
+      </w:r>
+    </w:p>
+    <w:p>
+      <w:pPr>
+        <w:numPr>
+          <w:ilvl w:val="0"/>
+          <w:numId w:val="1006"/>
+        </w:numPr>
+      </w:pPr>
+      <w:r>
+        <w:t xml:space="preserve">Optional check: open</w:t>
+      </w:r>
+      <w:r>
+        <w:t xml:space="preserve"> </w:t>
+      </w:r>
+      <w:r>
+        <w:rPr>
+          <w:bCs/>
+          <w:b/>
+        </w:rPr>
+        <w:t xml:space="preserve">Tools → Serial Monitor</w:t>
+      </w:r>
+      <w:r>
+        <w:t xml:space="preserve"> </w:t>
+      </w:r>
+      <w:r>
+        <w:t xml:space="preserve">(9600 baud). The board prints</w:t>
+      </w:r>
+      <w:r>
+        <w:t xml:space="preserve"> </w:t>
+      </w:r>
+      <w:r>
+        <w:rPr>
+          <w:bCs/>
+          <w:b/>
+        </w:rPr>
+        <w:t xml:space="preserve">Ready for Connection</w:t>
+      </w:r>
+      <w:r>
+        <w:t xml:space="preserve"> </w:t>
+      </w:r>
+      <w:r>
+        <w:t xml:space="preserve">when it restarts. Type</w:t>
+      </w:r>
+      <w:r>
+        <w:t xml:space="preserve"> </w:t>
+      </w:r>
+      <w:r>
+        <w:rPr>
+          <w:rStyle w:val="VerbatimChar"/>
+        </w:rPr>
+        <w:t xml:space="preserve">?</w:t>
+      </w:r>
+      <w:r>
+        <w:t xml:space="preserve"> </w:t>
+      </w:r>
+      <w:r>
+        <w:t xml:space="preserve">and press Enter: it replies</w:t>
+      </w:r>
+      <w:r>
+        <w:t xml:space="preserve"> </w:t>
+      </w:r>
+      <w:r>
+        <w:rPr>
+          <w:bCs/>
+          <w:b/>
+        </w:rPr>
+        <w:t xml:space="preserve">Hello World!</w:t>
+      </w:r>
+      <w:r>
+        <w:t xml:space="preserve">. Close the Serial Monitor afterwards, because only one program can use the connection at a time.</w:t>
+      </w:r>
+    </w:p>
+    <w:p>
+      <w:pPr>
+        <w:numPr>
+          <w:ilvl w:val="0"/>
+          <w:numId w:val="1006"/>
+        </w:numPr>
+      </w:pPr>
+      <w:r>
+        <w:t xml:space="preserve">Disconnect the micro-USB cable, then</w:t>
+      </w:r>
+      <w:r>
+        <w:t xml:space="preserve"> </w:t>
+      </w:r>
+      <w:r>
+        <w:rPr>
+          <w:bCs/>
+          <w:b/>
+        </w:rPr>
+        <w:t xml:space="preserve">cut the 3.3 V jumper trace</w:t>
+      </w:r>
+      <w:r>
+        <w:t xml:space="preserve"> </w:t>
+      </w:r>
+      <w:r>
+        <w:t xml:space="preserve">on the back of the board (Figure 7). This stops the board’s regulator and USB circuitry from drawing power, which keeps the resting current low (below about 750 µA, measured on the bench).</w:t>
+      </w:r>
+    </w:p>
+    <w:p>
+      <w:pPr>
+        <w:numPr>
+          <w:ilvl w:val="0"/>
+          <w:numId w:val="1000"/>
+        </w:numPr>
+        <w:pStyle w:val="CaptionedFigure"/>
+      </w:pPr>
+      <w:r>
+        <w:drawing>
+          <wp:inline>
+            <wp:extent cx="1600200" cy="2478424"/>
+            <wp:effectExtent b="0" l="0" r="0" t="0"/>
+            <wp:docPr descr="Figure 7. Cut the 3.3 V jumper trace on the underside of the Arduino board." title="" id="45" name="Picture"/>
+            <a:graphic>
+              <a:graphicData uri="http://schemas.openxmlformats.org/drawingml/2006/picture">
+                <pic:pic>
+                  <pic:nvPicPr>
+                    <pic:cNvPr descr="images/sop/cut_3v3_trace.png" id="46" name="Picture"/>
+                    <pic:cNvPicPr>
+                      <a:picLocks noChangeArrowheads="1" noChangeAspect="1"/>
+                    </pic:cNvPicPr>
+                  </pic:nvPicPr>
+                  <pic:blipFill>
+                    <a:blip r:embed="rId44"/>
+                    <a:stretch>
+                      <a:fillRect/>
+                    </a:stretch>
+                  </pic:blipFill>
+                  <pic:spPr bwMode="auto">
+                    <a:xfrm>
+                      <a:off x="0" y="0"/>
+                      <a:ext cx="1600200" cy="2478424"/>
+                    </a:xfrm>
+                    <a:prstGeom prst="rect">
+                      <a:avLst/>
+                    </a:prstGeom>
+                    <a:noFill/>
+                    <a:ln w="9525">
+                      <a:noFill/>
+                      <a:headEnd/>
+                      <a:tailEnd/>
+                    </a:ln>
+                  </pic:spPr>
+                </pic:pic>
+              </a:graphicData>
+            </a:graphic>
+          </wp:inline>
+        </w:drawing>
+      </w:r>
+    </w:p>
+    <w:p>
+      <w:pPr>
+        <w:numPr>
+          <w:ilvl w:val="0"/>
+          <w:numId w:val="1000"/>
+        </w:numPr>
+        <w:pStyle w:val="ImageCaption"/>
+      </w:pPr>
+      <w:r>
+        <w:t xml:space="preserve">Figure 7. Cut the 3.3 V jumper trace on the underside of the Arduino board.</w:t>
+      </w:r>
+    </w:p>
+    <w:p>
+      <w:pPr>
+        <w:pStyle w:val="FirstParagraph"/>
+      </w:pPr>
+      <w:r>
+        <w:t xml:space="preserve">With the jumper cut, USB alone does not power the logger: the coin cell must be connected whenever the logger is used with the app (Initialize, Download). To update the firmware after the jumper has been cut, first bridge the 3.3 V jumper with a small solder bridge, remove the coin cell, and repeat steps 2–6 of this section.</w:t>
+      </w:r>
+    </w:p>
+    <w:bookmarkEnd w:id="47"/>
+    <w:bookmarkStart w:id="51" w:name="installing-the-app"/>
+    <w:p>
+      <w:pPr>
+        <w:pStyle w:val="Heading2"/>
+      </w:pPr>
+      <w:r>
+        <w:t xml:space="preserve">3.3 Installing the app</w:t>
+      </w:r>
+    </w:p>
+    <w:p>
+      <w:pPr>
+        <w:numPr>
+          <w:ilvl w:val="0"/>
+          <w:numId w:val="1007"/>
+        </w:numPr>
+        <w:pStyle w:val="Compact"/>
+      </w:pPr>
+      <w:r>
+        <w:t xml:space="preserve">Open the project’s</w:t>
+      </w:r>
+      <w:r>
+        <w:t xml:space="preserve"> </w:t>
+      </w:r>
+      <w:r>
+        <w:rPr>
+          <w:bCs/>
+          <w:b/>
+        </w:rPr>
+        <w:t xml:space="preserve">Releases</w:t>
+      </w:r>
+      <w:r>
+        <w:t xml:space="preserve"> </w:t>
+      </w:r>
+      <w:r>
+        <w:t xml:space="preserve">page (https://github.com/Jamie215/splint_adherence/releases) and, under</w:t>
+      </w:r>
+      <w:r>
+        <w:t xml:space="preserve"> </w:t>
+      </w:r>
+      <w:r>
+        <w:rPr>
+          <w:bCs/>
+          <w:b/>
+        </w:rPr>
+        <w:t xml:space="preserve">Assets</w:t>
+      </w:r>
+      <w:r>
+        <w:t xml:space="preserve"> </w:t>
+      </w:r>
+      <w:r>
+        <w:t xml:space="preserve">of the latest release, download:</w:t>
+      </w:r>
+    </w:p>
+    <w:p>
+      <w:pPr>
+        <w:numPr>
+          <w:ilvl w:val="1"/>
+          <w:numId w:val="1008"/>
+        </w:numPr>
+        <w:pStyle w:val="Compact"/>
+      </w:pPr>
+      <w:r>
+        <w:t xml:space="preserve">Windows:</w:t>
+      </w:r>
+      <w:r>
+        <w:t xml:space="preserve"> </w:t>
+      </w:r>
+      <w:r>
+        <w:rPr>
+          <w:rStyle w:val="VerbatimChar"/>
+        </w:rPr>
+        <w:t xml:space="preserve">Splint_Adherence-windows.zip</w:t>
+      </w:r>
+    </w:p>
+    <w:p>
+      <w:pPr>
+        <w:numPr>
+          <w:ilvl w:val="1"/>
+          <w:numId w:val="1008"/>
+        </w:numPr>
+        <w:pStyle w:val="Compact"/>
+      </w:pPr>
+      <w:r>
+        <w:t xml:space="preserve">macOS:</w:t>
+      </w:r>
+      <w:r>
+        <w:t xml:space="preserve"> </w:t>
+      </w:r>
+      <w:r>
+        <w:rPr>
+          <w:rStyle w:val="VerbatimChar"/>
+        </w:rPr>
+        <w:t xml:space="preserve">Splint_Adherence-macos.zip</w:t>
+      </w:r>
+    </w:p>
+    <w:p>
+      <w:pPr>
+        <w:numPr>
+          <w:ilvl w:val="0"/>
+          <w:numId w:val="1007"/>
+        </w:numPr>
+        <w:pStyle w:val="Compact"/>
+      </w:pPr>
+      <w:r>
+        <w:t xml:space="preserve">Unzip it to a folder you can write to (e.g. </w:t>
+      </w:r>
+      <w:r>
+        <w:rPr>
+          <w:rStyle w:val="VerbatimChar"/>
+        </w:rPr>
+        <w:t xml:space="preserve">Documents\Splint_Adherence</w:t>
+      </w:r>
+      <w:r>
+        <w:t xml:space="preserve">).</w:t>
+      </w:r>
+    </w:p>
+    <w:p>
+      <w:pPr>
+        <w:numPr>
+          <w:ilvl w:val="0"/>
+          <w:numId w:val="1007"/>
+        </w:numPr>
+        <w:pStyle w:val="Compact"/>
+      </w:pPr>
+      <w:r>
+        <w:t xml:space="preserve">Start it:</w:t>
+      </w:r>
+    </w:p>
+    <w:p>
+      <w:pPr>
+        <w:numPr>
+          <w:ilvl w:val="1"/>
+          <w:numId w:val="1009"/>
+        </w:numPr>
+        <w:pStyle w:val="Compact"/>
+      </w:pPr>
+      <w:r>
+        <w:rPr>
+          <w:bCs/>
+          <w:b/>
+        </w:rPr>
+        <w:t xml:space="preserve">Windows:</w:t>
+      </w:r>
+      <w:r>
+        <w:t xml:space="preserve"> </w:t>
+      </w:r>
+      <w:r>
+        <w:t xml:space="preserve">open the</w:t>
+      </w:r>
+      <w:r>
+        <w:t xml:space="preserve"> </w:t>
+      </w:r>
+      <w:r>
+        <w:rPr>
+          <w:rStyle w:val="VerbatimChar"/>
+        </w:rPr>
+        <w:t xml:space="preserve">Splint_Adherence</w:t>
+      </w:r>
+      <w:r>
+        <w:t xml:space="preserve"> </w:t>
+      </w:r>
+      <w:r>
+        <w:t xml:space="preserve">folder and double-click</w:t>
+      </w:r>
+      <w:r>
+        <w:t xml:space="preserve"> </w:t>
+      </w:r>
+      <w:r>
+        <w:rPr>
+          <w:rStyle w:val="VerbatimChar"/>
+        </w:rPr>
+        <w:t xml:space="preserve">app.exe</w:t>
+      </w:r>
+      <w:r>
+        <w:t xml:space="preserve">. The first time, Windows may show</w:t>
+      </w:r>
+      <w:r>
+        <w:t xml:space="preserve"> </w:t>
+      </w:r>
+      <w:r>
+        <w:rPr>
+          <w:bCs/>
+          <w:b/>
+        </w:rPr>
+        <w:t xml:space="preserve">Windows protected your PC</w:t>
+      </w:r>
+      <w:r>
+        <w:t xml:space="preserve">, because the program is not signed by a publisher. Click</w:t>
+      </w:r>
+      <w:r>
+        <w:t xml:space="preserve"> </w:t>
+      </w:r>
+      <w:r>
+        <w:rPr>
+          <w:bCs/>
+          <w:b/>
+        </w:rPr>
+        <w:t xml:space="preserve">More info</w:t>
+      </w:r>
+      <w:r>
+        <w:t xml:space="preserve">, then</w:t>
+      </w:r>
+      <w:r>
+        <w:t xml:space="preserve"> </w:t>
+      </w:r>
+      <w:r>
+        <w:rPr>
+          <w:bCs/>
+          <w:b/>
+        </w:rPr>
+        <w:t xml:space="preserve">Run anyway</w:t>
+      </w:r>
+      <w:r>
+        <w:t xml:space="preserve">.</w:t>
+      </w:r>
+    </w:p>
+    <w:p>
+      <w:pPr>
+        <w:numPr>
+          <w:ilvl w:val="1"/>
+          <w:numId w:val="1009"/>
+        </w:numPr>
+        <w:pStyle w:val="Compact"/>
+      </w:pPr>
+      <w:r>
+        <w:rPr>
+          <w:bCs/>
+          <w:b/>
+        </w:rPr>
+        <w:t xml:space="preserve">macOS:</w:t>
+      </w:r>
+      <w:r>
+        <w:t xml:space="preserve"> </w:t>
+      </w:r>
+      <w:r>
+        <w:t xml:space="preserve">right-click</w:t>
+      </w:r>
+      <w:r>
+        <w:t xml:space="preserve"> </w:t>
+      </w:r>
+      <w:r>
+        <w:rPr>
+          <w:rStyle w:val="VerbatimChar"/>
+        </w:rPr>
+        <w:t xml:space="preserve">Splint_Adherence.app</w:t>
+      </w:r>
+      <w:r>
+        <w:t xml:space="preserve"> </w:t>
+      </w:r>
+      <w:r>
+        <w:t xml:space="preserve">→</w:t>
+      </w:r>
+      <w:r>
+        <w:t xml:space="preserve"> </w:t>
+      </w:r>
+      <w:r>
+        <w:rPr>
+          <w:bCs/>
+          <w:b/>
+        </w:rPr>
+        <w:t xml:space="preserve">Open</w:t>
+      </w:r>
+      <w:r>
+        <w:t xml:space="preserve">, then confirm. (A plain double-click is blocked the first time because the app is not signed.)</w:t>
+      </w:r>
+    </w:p>
+    <w:p>
+      <w:pPr>
+        <w:numPr>
+          <w:ilvl w:val="0"/>
+          <w:numId w:val="1007"/>
+        </w:numPr>
+        <w:pStyle w:val="Compact"/>
+      </w:pPr>
+      <w:r>
+        <w:t xml:space="preserve">After a few seconds the app opens in your web browser at</w:t>
+      </w:r>
+      <w:r>
+        <w:t xml:space="preserve"> </w:t>
+      </w:r>
+      <w:r>
+        <w:rPr>
+          <w:rStyle w:val="VerbatimChar"/>
+        </w:rPr>
+        <w:t xml:space="preserve">http://127.0.0.1:8050</w:t>
+      </w:r>
+      <w:r>
+        <w:t xml:space="preserve"> </w:t>
+      </w:r>
+      <w:r>
+        <w:t xml:space="preserve">(Figure 8).</w:t>
+      </w:r>
+    </w:p>
+    <w:p>
+      <w:pPr>
+        <w:pStyle w:val="CaptionedFigure"/>
+      </w:pPr>
+      <w:r>
+        <w:drawing>
+          <wp:inline>
+            <wp:extent cx="4267200" cy="2444496"/>
+            <wp:effectExtent b="0" l="0" r="0" t="0"/>
+            <wp:docPr descr="Figure 8. The app’s home page." title="" id="49" name="Picture"/>
+            <a:graphic>
+              <a:graphicData uri="http://schemas.openxmlformats.org/drawingml/2006/picture">
+                <pic:pic>
+                  <pic:nvPicPr>
+                    <pic:cNvPr descr="images/app_home.png" id="50" name="Picture"/>
+                    <pic:cNvPicPr>
+                      <a:picLocks noChangeArrowheads="1" noChangeAspect="1"/>
+                    </pic:cNvPicPr>
+                  </pic:nvPicPr>
+                  <pic:blipFill>
+                    <a:blip r:embed="rId48"/>
                     <a:stretch>
                       <a:fillRect/>
                     </a:stretch>
@@ -2749,44 +3392,74 @@
         <w:pStyle w:val="ImageCaption"/>
       </w:pPr>
       <w:r>
-        <w:t xml:space="preserve">Figure 2. The app’s home page.</w:t>
+        <w:t xml:space="preserve">Figure 8. The app’s home page.</w:t>
       </w:r>
     </w:p>
     <w:p>
       <w:pPr>
         <w:pStyle w:val="BodyText"/>
       </w:pPr>
+      <w:r>
+        <w:t xml:space="preserve">Keep the browser tab open while you use the app. The app runs only while its tab is open. About 5 minutes after the tab is closed it shuts itself down; you will have to start it again to continue.</w:t>
+      </w:r>
+    </w:p>
+    <w:p>
+      <w:pPr>
+        <w:pStyle w:val="BodyText"/>
+      </w:pPr>
+      <w:r>
+        <w:t xml:space="preserve">To update the app later, download the newer release and replace the old folder.</w:t>
+      </w:r>
+    </w:p>
+    <w:bookmarkEnd w:id="51"/>
+    <w:bookmarkEnd w:id="52"/>
+    <w:bookmarkStart w:id="53" w:name="pre-deployment-checklist"/>
+    <w:p>
+      <w:pPr>
+        <w:pStyle w:val="Heading1"/>
+      </w:pPr>
+      <w:r>
+        <w:t xml:space="preserve">4. Pre-deployment checklist</w:t>
+      </w:r>
+    </w:p>
+    <w:p>
+      <w:pPr>
+        <w:numPr>
+          <w:ilvl w:val="0"/>
+          <w:numId w:val="1010"/>
+        </w:numPr>
+        <w:pStyle w:val="Compact"/>
+      </w:pPr>
+      <w:r>
+        <w:t xml:space="preserve">☐ The logger is flashed with the current firmware (§3.2).</w:t>
+      </w:r>
+    </w:p>
+    <w:p>
+      <w:pPr>
+        <w:numPr>
+          <w:ilvl w:val="0"/>
+          <w:numId w:val="1010"/>
+        </w:numPr>
+        <w:pStyle w:val="Compact"/>
+      </w:pPr>
+      <w:r>
+        <w:t xml:space="preserve">☐ Any previous recording on this logger has been</w:t>
+      </w:r>
+      <w:r>
+        <w:t xml:space="preserve"> </w:t>
+      </w:r>
       <w:r>
         <w:rPr>
           <w:bCs/>
           <w:b/>
         </w:rPr>
-        <w:t xml:space="preserve">Keep the browser tab open while you use the app.</w:t>
-      </w:r>
-      <w:r>
-        <w:t xml:space="preserve"> </w:t>
-      </w:r>
-      <w:r>
-        <w:t xml:space="preserve">The app runs only while its tab is open. About 5 minutes after the tab is closed it shuts itself down; start it again to continue.</w:t>
-      </w:r>
-    </w:p>
-    <w:p>
-      <w:pPr>
-        <w:pStyle w:val="BodyText"/>
-      </w:pPr>
-      <w:r>
-        <w:t xml:space="preserve">To update the app later, download the newer release and replace the old folder.</w:t>
-      </w:r>
-    </w:p>
-    <w:bookmarkEnd w:id="34"/>
-    <w:bookmarkEnd w:id="35"/>
-    <w:bookmarkStart w:id="36" w:name="pre-deployment-checklist"/>
-    <w:p>
-      <w:pPr>
-        <w:pStyle w:val="Heading1"/>
-      </w:pPr>
-      <w:r>
-        <w:t xml:space="preserve">5. Pre-deployment checklist</w:t>
+        <w:t xml:space="preserve">downloaded and checked</w:t>
+      </w:r>
+      <w:r>
+        <w:t xml:space="preserve"> </w:t>
+      </w:r>
+      <w:r>
+        <w:t xml:space="preserve">(§7). Initializing will erase it.</w:t>
       </w:r>
     </w:p>
     <w:p>
@@ -2798,19 +3471,7 @@
         <w:pStyle w:val="Compact"/>
       </w:pPr>
       <w:r>
-        <w:t xml:space="preserve">☐ The logger is flashed with the current firmware (§4.2), and the firmware and library versions are recorded.</w:t>
-      </w:r>
-    </w:p>
-    <w:p>
-      <w:pPr>
-        <w:numPr>
-          <w:ilvl w:val="0"/>
-          <w:numId w:val="1010"/>
-        </w:numPr>
-        <w:pStyle w:val="Compact"/>
-      </w:pPr>
-      <w:r>
-        <w:t xml:space="preserve">☐</w:t>
+        <w:t xml:space="preserve">☐ A</w:t>
       </w:r>
       <w:r>
         <w:t xml:space="preserve"> </w:t>
@@ -2820,13 +3481,13 @@
           <w:bCs/>
           <w:b/>
         </w:rPr>
-        <w:t xml:space="preserve">Any previous recording on this logger has been downloaded and checked</w:t>
-      </w:r>
-      <w:r>
-        <w:t xml:space="preserve"> </w:t>
-      </w:r>
-      <w:r>
-        <w:t xml:space="preserve">(§8). Initializing will erase it.</w:t>
+        <w:t xml:space="preserve">new</w:t>
+      </w:r>
+      <w:r>
+        <w:t xml:space="preserve"> </w:t>
+      </w:r>
+      <w:r>
+        <w:t xml:space="preserve">CR2450 coin cell is ready for this deployment.</w:t>
       </w:r>
     </w:p>
     <w:p>
@@ -2838,7 +3499,67 @@
         <w:pStyle w:val="Compact"/>
       </w:pPr>
       <w:r>
-        <w:t xml:space="preserve">☐ A</w:t>
+        <w:t xml:space="preserve">☐ The 3.3 V jumper on the back of the board is cut (§3.2).</w:t>
+      </w:r>
+    </w:p>
+    <w:p>
+      <w:pPr>
+        <w:numPr>
+          <w:ilvl w:val="0"/>
+          <w:numId w:val="1010"/>
+        </w:numPr>
+        <w:pStyle w:val="Compact"/>
+      </w:pPr>
+      <w:r>
+        <w:t xml:space="preserve">☐ The skin-friendly tape on the case has been renewed.</w:t>
+      </w:r>
+    </w:p>
+    <w:p>
+      <w:pPr>
+        <w:numPr>
+          <w:ilvl w:val="0"/>
+          <w:numId w:val="1010"/>
+        </w:numPr>
+        <w:pStyle w:val="Compact"/>
+      </w:pPr>
+      <w:r>
+        <w:t xml:space="preserve">☐ With the coin cell connected, the logger is idle (green light on). If not, power-cycle it once.</w:t>
+      </w:r>
+    </w:p>
+    <w:p>
+      <w:pPr>
+        <w:numPr>
+          <w:ilvl w:val="0"/>
+          <w:numId w:val="1010"/>
+        </w:numPr>
+        <w:pStyle w:val="Compact"/>
+      </w:pPr>
+      <w:r>
+        <w:t xml:space="preserve">☐ A USB data cable is at hand, and the Arduino Serial Monitor (or anything else using the logger’s port) is closed.</w:t>
+      </w:r>
+    </w:p>
+    <w:p>
+      <w:pPr>
+        <w:numPr>
+          <w:ilvl w:val="0"/>
+          <w:numId w:val="1010"/>
+        </w:numPr>
+        <w:pStyle w:val="Compact"/>
+      </w:pPr>
+      <w:r>
+        <w:t xml:space="preserve">☐ The participant ID and the planned start date and time are decided.</w:t>
+      </w:r>
+    </w:p>
+    <w:p>
+      <w:pPr>
+        <w:numPr>
+          <w:ilvl w:val="0"/>
+          <w:numId w:val="1010"/>
+        </w:numPr>
+        <w:pStyle w:val="Compact"/>
+      </w:pPr>
+      <w:r>
+        <w:t xml:space="preserve">☐ The deployment is planned to last</w:t>
       </w:r>
       <w:r>
         <w:t xml:space="preserve"> </w:t>
@@ -2848,61 +3569,43 @@
           <w:bCs/>
           <w:b/>
         </w:rPr>
-        <w:t xml:space="preserve">new</w:t>
-      </w:r>
-      <w:r>
-        <w:t xml:space="preserve"> </w:t>
-      </w:r>
-      <w:r>
-        <w:t xml:space="preserve">CR2450 coin cell is ready for this deployment.</w:t>
-      </w:r>
-    </w:p>
-    <w:p>
-      <w:pPr>
-        <w:numPr>
-          <w:ilvl w:val="0"/>
-          <w:numId w:val="1010"/>
+        <w:t xml:space="preserve">no longer than about one month</w:t>
+      </w:r>
+      <w:r>
+        <w:t xml:space="preserve"> </w:t>
+      </w:r>
+      <w:r>
+        <w:t xml:space="preserve">(§6).</w:t>
+      </w:r>
+    </w:p>
+    <w:bookmarkEnd w:id="53"/>
+    <w:bookmarkStart w:id="63" w:name="initializing-a-logger"/>
+    <w:p>
+      <w:pPr>
+        <w:pStyle w:val="Heading1"/>
+      </w:pPr>
+      <w:r>
+        <w:t xml:space="preserve">5. Initializing a logger</w:t>
+      </w:r>
+    </w:p>
+    <w:p>
+      <w:pPr>
+        <w:pStyle w:val="FirstParagraph"/>
+      </w:pPr>
+      <w:r>
+        <w:t xml:space="preserve">Initializing tells the logger its participant ID and when its recording starts, erases the previous recording, and powers it down, ready for the deployment.</w:t>
+      </w:r>
+    </w:p>
+    <w:p>
+      <w:pPr>
+        <w:numPr>
+          <w:ilvl w:val="0"/>
+          <w:numId w:val="1011"/>
         </w:numPr>
         <w:pStyle w:val="Compact"/>
       </w:pPr>
       <w:r>
-        <w:t xml:space="preserve">☐ The 3.3 V jumper on the back of the board is cut (§3.1).</w:t>
-      </w:r>
-    </w:p>
-    <w:p>
-      <w:pPr>
-        <w:numPr>
-          <w:ilvl w:val="0"/>
-          <w:numId w:val="1010"/>
-        </w:numPr>
-        <w:pStyle w:val="Compact"/>
-      </w:pPr>
-      <w:r>
-        <w:t xml:space="preserve">☐ The skin-friendly tape on the case has been renewed.</w:t>
-      </w:r>
-    </w:p>
-    <w:p>
-      <w:pPr>
-        <w:numPr>
-          <w:ilvl w:val="0"/>
-          <w:numId w:val="1010"/>
-        </w:numPr>
-        <w:pStyle w:val="Compact"/>
-      </w:pPr>
-      <w:r>
-        <w:t xml:space="preserve">☐ With the coin cell connected, the logger is idle (green light on). If not, power-cycle it once.</w:t>
-      </w:r>
-    </w:p>
-    <w:p>
-      <w:pPr>
-        <w:numPr>
-          <w:ilvl w:val="0"/>
-          <w:numId w:val="1010"/>
-        </w:numPr>
-        <w:pStyle w:val="Compact"/>
-      </w:pPr>
-      <w:r>
-        <w:t xml:space="preserve">☐ A USB</w:t>
+        <w:t xml:space="preserve">Connect the coin cell, then connect the logger (idle, green light on) by USB.</w:t>
       </w:r>
       <w:r>
         <w:t xml:space="preserve"> </w:t>
@@ -2912,37 +3615,22 @@
           <w:bCs/>
           <w:b/>
         </w:rPr>
-        <w:t xml:space="preserve">data</w:t>
-      </w:r>
-      <w:r>
-        <w:t xml:space="preserve"> </w:t>
-      </w:r>
-      <w:r>
-        <w:t xml:space="preserve">cable is at hand, and the Arduino Serial Monitor (or anything else using the logger’s port) is closed.</w:t>
-      </w:r>
-    </w:p>
-    <w:p>
-      <w:pPr>
-        <w:numPr>
-          <w:ilvl w:val="0"/>
-          <w:numId w:val="1010"/>
+        <w:t xml:space="preserve">The cell must stay connected</w:t>
+      </w:r>
+      <w:r>
+        <w:t xml:space="preserve">: USB alone does not power the logger.</w:t>
+      </w:r>
+    </w:p>
+    <w:p>
+      <w:pPr>
+        <w:numPr>
+          <w:ilvl w:val="0"/>
+          <w:numId w:val="1011"/>
         </w:numPr>
         <w:pStyle w:val="Compact"/>
       </w:pPr>
       <w:r>
-        <w:t xml:space="preserve">☐ The participant ID and the planned start date and time are decided.</w:t>
-      </w:r>
-    </w:p>
-    <w:p>
-      <w:pPr>
-        <w:numPr>
-          <w:ilvl w:val="0"/>
-          <w:numId w:val="1010"/>
-        </w:numPr>
-        <w:pStyle w:val="Compact"/>
-      </w:pPr>
-      <w:r>
-        <w:t xml:space="preserve">☐ The deployment is planned to last</w:t>
+        <w:t xml:space="preserve">In the app, click</w:t>
       </w:r>
       <w:r>
         <w:t xml:space="preserve"> </w:t>
@@ -2952,55 +3640,10 @@
           <w:bCs/>
           <w:b/>
         </w:rPr>
-        <w:t xml:space="preserve">no longer than about one month</w:t>
-      </w:r>
-      <w:r>
-        <w:t xml:space="preserve"> </w:t>
-      </w:r>
-      <w:r>
-        <w:t xml:space="preserve">(§7.2).</w:t>
-      </w:r>
-    </w:p>
-    <w:bookmarkEnd w:id="36"/>
-    <w:bookmarkStart w:id="46" w:name="initializing-a-logger"/>
-    <w:p>
-      <w:pPr>
-        <w:pStyle w:val="Heading1"/>
-      </w:pPr>
-      <w:r>
-        <w:t xml:space="preserve">6. Initializing a logger</w:t>
-      </w:r>
-    </w:p>
-    <w:p>
-      <w:pPr>
-        <w:pStyle w:val="FirstParagraph"/>
-      </w:pPr>
-      <w:r>
-        <w:t xml:space="preserve">Initializing tells the logger its participant ID and when its recording starts, erases the previous recording, and powers it down, ready for the deployment.</w:t>
-      </w:r>
-    </w:p>
-    <w:p>
-      <w:pPr>
-        <w:numPr>
-          <w:ilvl w:val="0"/>
-          <w:numId w:val="1011"/>
-        </w:numPr>
-        <w:pStyle w:val="Compact"/>
-      </w:pPr>
-      <w:r>
-        <w:t xml:space="preserve">Connect the coin cell, then connect the logger (idle, green light on) by USB. The cell must stay connected: USB alone does not power the logger.</w:t>
-      </w:r>
-    </w:p>
-    <w:p>
-      <w:pPr>
-        <w:numPr>
-          <w:ilvl w:val="0"/>
-          <w:numId w:val="1011"/>
-        </w:numPr>
-        <w:pStyle w:val="Compact"/>
-      </w:pPr>
-      <w:r>
-        <w:t xml:space="preserve">In the app, click</w:t>
+        <w:t xml:space="preserve">Initialize Device</w:t>
+      </w:r>
+      <w:r>
+        <w:t xml:space="preserve">, then</w:t>
       </w:r>
       <w:r>
         <w:t xml:space="preserve"> </w:t>
@@ -3010,10 +3653,10 @@
           <w:bCs/>
           <w:b/>
         </w:rPr>
-        <w:t xml:space="preserve">Initialize Device</w:t>
-      </w:r>
-      <w:r>
-        <w:t xml:space="preserve">, then</w:t>
+        <w:t xml:space="preserve">Connect</w:t>
+      </w:r>
+      <w:r>
+        <w:t xml:space="preserve">. If you see</w:t>
       </w:r>
       <w:r>
         <w:t xml:space="preserve"> </w:t>
@@ -3023,28 +3666,13 @@
           <w:bCs/>
           <w:b/>
         </w:rPr>
-        <w:t xml:space="preserve">Connect</w:t>
-      </w:r>
-      <w:r>
-        <w:t xml:space="preserve">. If you see</w:t>
-      </w:r>
-      <w:r>
-        <w:t xml:space="preserve"> </w:t>
-      </w:r>
-      <w:r>
-        <w:t xml:space="preserve">“</w:t>
-      </w:r>
-      <w:r>
         <w:t xml:space="preserve">No device found</w:t>
       </w:r>
       <w:r>
-        <w:t xml:space="preserve">”</w:t>
-      </w:r>
-      <w:r>
-        <w:t xml:space="preserve"> </w:t>
-      </w:r>
-      <w:r>
-        <w:t xml:space="preserve">(Figure 3), see §11.</w:t>
+        <w:t xml:space="preserve"> </w:t>
+      </w:r>
+      <w:r>
+        <w:t xml:space="preserve">(Figure 9), see §10.</w:t>
       </w:r>
     </w:p>
     <w:p>
@@ -3056,7 +3684,7 @@
         <w:pStyle w:val="Compact"/>
       </w:pPr>
       <w:r>
-        <w:t xml:space="preserve">Fill in the form (Figure 4):</w:t>
+        <w:t xml:space="preserve">Fill in the form (Figure 10):</w:t>
       </w:r>
     </w:p>
     <w:p>
@@ -3104,23 +3732,74 @@
         <w:t xml:space="preserve">Minute</w:t>
       </w:r>
       <w:r>
-        <w:t xml:space="preserve">: when the logger will be powered on to start collecting data, in</w:t>
-      </w:r>
-      <w:r>
-        <w:t xml:space="preserve"> </w:t>
-      </w:r>
+        <w:t xml:space="preserve">: when the logger will be powered on to start collecting data, in Eastern time on a 24-hour clock, whatever time zone the computer is set to. It defaults to now, and can be up to 60 days ahead.</w:t>
+      </w:r>
+    </w:p>
+    <w:p>
+      <w:pPr>
+        <w:numPr>
+          <w:ilvl w:val="1"/>
+          <w:numId w:val="1012"/>
+        </w:numPr>
+        <w:pStyle w:val="Compact"/>
+      </w:pPr>
       <w:r>
         <w:rPr>
           <w:bCs/>
           <w:b/>
         </w:rPr>
-        <w:t xml:space="preserve">Eastern time</w:t>
-      </w:r>
-      <w:r>
-        <w:t xml:space="preserve"> </w:t>
-      </w:r>
-      <w:r>
-        <w:t xml:space="preserve">on a</w:t>
+        <w:t xml:space="preserve">Participant ID</w:t>
+      </w:r>
+      <w:r>
+        <w:t xml:space="preserve">: up to 15 letters, digits,</w:t>
+      </w:r>
+      <w:r>
+        <w:t xml:space="preserve"> </w:t>
+      </w:r>
+      <w:r>
+        <w:rPr>
+          <w:rStyle w:val="VerbatimChar"/>
+        </w:rPr>
+        <w:t xml:space="preserve">-</w:t>
+      </w:r>
+      <w:r>
+        <w:t xml:space="preserve"> </w:t>
+      </w:r>
+      <w:r>
+        <w:t xml:space="preserve">or</w:t>
+      </w:r>
+      <w:r>
+        <w:t xml:space="preserve"> </w:t>
+      </w:r>
+      <w:r>
+        <w:rPr>
+          <w:rStyle w:val="VerbatimChar"/>
+        </w:rPr>
+        <w:t xml:space="preserve">_</w:t>
+      </w:r>
+      <w:r>
+        <w:t xml:space="preserve">, e.g. </w:t>
+      </w:r>
+      <w:r>
+        <w:rPr>
+          <w:rStyle w:val="VerbatimChar"/>
+        </w:rPr>
+        <w:t xml:space="preserve">SA-014</w:t>
+      </w:r>
+      <w:r>
+        <w:t xml:space="preserve">. An invalid ID is flagged in red, and Initialize does nothing until it is fixed.</w:t>
+      </w:r>
+    </w:p>
+    <w:p>
+      <w:pPr>
+        <w:numPr>
+          <w:ilvl w:val="0"/>
+          <w:numId w:val="1011"/>
+        </w:numPr>
+        <w:pStyle w:val="Compact"/>
+      </w:pPr>
+      <w:r>
+        <w:t xml:space="preserve">Click</w:t>
       </w:r>
       <w:r>
         <w:t xml:space="preserve"> </w:t>
@@ -3130,100 +3809,23 @@
           <w:bCs/>
           <w:b/>
         </w:rPr>
-        <w:t xml:space="preserve">24-hour clock</w:t>
-      </w:r>
-      <w:r>
-        <w:t xml:space="preserve">, whatever time zone the computer is set to. It defaults to now, and can be up to 60 days ahead.</w:t>
-      </w:r>
-    </w:p>
-    <w:p>
-      <w:pPr>
-        <w:numPr>
-          <w:ilvl w:val="1"/>
-          <w:numId w:val="1012"/>
-        </w:numPr>
-        <w:pStyle w:val="Compact"/>
-      </w:pPr>
+        <w:t xml:space="preserve">Initialize</w:t>
+      </w:r>
+      <w:r>
+        <w:t xml:space="preserve">. The confirmation shows the start time (Figure 11). The logger has now powered down (all lights off) and its USB connection drops;</w:t>
+      </w:r>
+      <w:r>
+        <w:t xml:space="preserve"> </w:t>
+      </w:r>
       <w:r>
         <w:rPr>
           <w:bCs/>
           <w:b/>
         </w:rPr>
-        <w:t xml:space="preserve">Participant ID</w:t>
-      </w:r>
-      <w:r>
-        <w:t xml:space="preserve">: up to 15 letters, digits,</w:t>
-      </w:r>
-      <w:r>
-        <w:t xml:space="preserve"> </w:t>
-      </w:r>
-      <w:r>
-        <w:rPr>
-          <w:rStyle w:val="VerbatimChar"/>
-        </w:rPr>
-        <w:t xml:space="preserve">-</w:t>
-      </w:r>
-      <w:r>
-        <w:t xml:space="preserve"> </w:t>
-      </w:r>
-      <w:r>
-        <w:t xml:space="preserve">or</w:t>
-      </w:r>
-      <w:r>
-        <w:t xml:space="preserve"> </w:t>
-      </w:r>
-      <w:r>
-        <w:rPr>
-          <w:rStyle w:val="VerbatimChar"/>
-        </w:rPr>
-        <w:t xml:space="preserve">_</w:t>
-      </w:r>
-      <w:r>
-        <w:t xml:space="preserve">, e.g. </w:t>
-      </w:r>
-      <w:r>
-        <w:rPr>
-          <w:rStyle w:val="VerbatimChar"/>
-        </w:rPr>
-        <w:t xml:space="preserve">SA-014</w:t>
-      </w:r>
-      <w:r>
-        <w:t xml:space="preserve">. An invalid ID is flagged in red and Initialize does nothing until it is fixed.</w:t>
-      </w:r>
-    </w:p>
-    <w:p>
-      <w:pPr>
-        <w:numPr>
-          <w:ilvl w:val="0"/>
-          <w:numId w:val="1011"/>
-        </w:numPr>
-        <w:pStyle w:val="Compact"/>
-      </w:pPr>
-      <w:r>
-        <w:t xml:space="preserve">Click</w:t>
-      </w:r>
-      <w:r>
-        <w:t xml:space="preserve"> </w:t>
-      </w:r>
-      <w:r>
-        <w:rPr>
-          <w:bCs/>
-          <w:b/>
-        </w:rPr>
-        <w:t xml:space="preserve">Initialize</w:t>
-      </w:r>
-      <w:r>
-        <w:t xml:space="preserve">. The confirmation shows the start time (Figure 5). The logger has now powered down (all lights off) and its USB connection drops;</w:t>
-      </w:r>
-      <w:r>
-        <w:t xml:space="preserve"> </w:t>
-      </w:r>
-      <w:r>
-        <w:rPr>
-          <w:bCs/>
-          <w:b/>
-        </w:rPr>
-        <w:t xml:space="preserve">this is expected.</w:t>
+        <w:t xml:space="preserve">this is expected</w:t>
+      </w:r>
+      <w:r>
+        <w:t xml:space="preserve">.</w:t>
       </w:r>
     </w:p>
     <w:p>
@@ -3272,18 +3874,18 @@
           <wp:inline>
             <wp:extent cx="2933700" cy="2420302"/>
             <wp:effectExtent b="0" l="0" r="0" t="0"/>
-            <wp:docPr descr="Figure 3. “No device found”: the logger is not connected, its coin cell is not connected, or it is still collecting data." title="" id="38" name="Picture"/>
+            <wp:docPr descr="Figure 9. “No device found”: the logger is not connected, its coin cell is not connected, or it is still collecting data." title="" id="55" name="Picture"/>
             <a:graphic>
               <a:graphicData uri="http://schemas.openxmlformats.org/drawingml/2006/picture">
                 <pic:pic>
                   <pic:nvPicPr>
-                    <pic:cNvPr descr="images/app_no_device.png" id="39" name="Picture"/>
+                    <pic:cNvPr descr="images/app_no_device.png" id="56" name="Picture"/>
                     <pic:cNvPicPr>
                       <a:picLocks noChangeArrowheads="1" noChangeAspect="1"/>
                     </pic:cNvPicPr>
                   </pic:nvPicPr>
                   <pic:blipFill>
-                    <a:blip r:embed="rId37"/>
+                    <a:blip r:embed="rId54"/>
                     <a:stretch>
                       <a:fillRect/>
                     </a:stretch>
@@ -3315,7 +3917,7 @@
         <w:pStyle w:val="ImageCaption"/>
       </w:pPr>
       <w:r>
-        <w:t xml:space="preserve">Figure 3.</w:t>
+        <w:t xml:space="preserve">Figure 9.</w:t>
       </w:r>
       <w:r>
         <w:t xml:space="preserve"> </w:t>
@@ -3342,18 +3944,18 @@
           <wp:inline>
             <wp:extent cx="2933700" cy="2420302"/>
             <wp:effectExtent b="0" l="0" r="0" t="0"/>
-            <wp:docPr descr="Figure 4. Initialize form: start time (Eastern, 24-hour) and participant ID." title="" id="41" name="Picture"/>
+            <wp:docPr descr="Figure 10. Initialize form: start time (Eastern, 24-hour) and participant ID." title="" id="58" name="Picture"/>
             <a:graphic>
               <a:graphicData uri="http://schemas.openxmlformats.org/drawingml/2006/picture">
                 <pic:pic>
                   <pic:nvPicPr>
-                    <pic:cNvPr descr="images/app_initialize_form.png" id="42" name="Picture"/>
+                    <pic:cNvPr descr="images/app_initialize_form.png" id="59" name="Picture"/>
                     <pic:cNvPicPr>
                       <a:picLocks noChangeArrowheads="1" noChangeAspect="1"/>
                     </pic:cNvPicPr>
                   </pic:nvPicPr>
                   <pic:blipFill>
-                    <a:blip r:embed="rId40"/>
+                    <a:blip r:embed="rId57"/>
                     <a:stretch>
                       <a:fillRect/>
                     </a:stretch>
@@ -3385,7 +3987,7 @@
         <w:pStyle w:val="ImageCaption"/>
       </w:pPr>
       <w:r>
-        <w:t xml:space="preserve">Figure 4. Initialize form: start time (Eastern, 24-hour) and participant ID.</w:t>
+        <w:t xml:space="preserve">Figure 10. Initialize form: start time (Eastern, 24-hour) and participant ID.</w:t>
       </w:r>
     </w:p>
     <w:p>
@@ -3397,18 +3999,18 @@
           <wp:inline>
             <wp:extent cx="2933700" cy="2420302"/>
             <wp:effectExtent b="0" l="0" r="0" t="0"/>
-            <wp:docPr descr="Figure 5. Initialize succeeded: the logger has powered down and starts collecting data the next time it is powered on." title="" id="44" name="Picture"/>
+            <wp:docPr descr="Figure 11. Initialize succeeded: the logger has powered down and starts collecting data the next time it is powered on." title="" id="61" name="Picture"/>
             <a:graphic>
               <a:graphicData uri="http://schemas.openxmlformats.org/drawingml/2006/picture">
                 <pic:pic>
                   <pic:nvPicPr>
-                    <pic:cNvPr descr="images/app_initialize_done.png" id="45" name="Picture"/>
+                    <pic:cNvPr descr="images/app_initialize_done.png" id="62" name="Picture"/>
                     <pic:cNvPicPr>
                       <a:picLocks noChangeArrowheads="1" noChangeAspect="1"/>
                     </pic:cNvPicPr>
                   </pic:nvPicPr>
                   <pic:blipFill>
-                    <a:blip r:embed="rId43"/>
+                    <a:blip r:embed="rId60"/>
                     <a:stretch>
                       <a:fillRect/>
                     </a:stretch>
@@ -3440,7 +4042,7 @@
         <w:pStyle w:val="ImageCaption"/>
       </w:pPr>
       <w:r>
-        <w:t xml:space="preserve">Figure 5. Initialize succeeded: the logger has powered down and starts collecting data the next time it is powered on.</w:t>
+        <w:t xml:space="preserve">Figure 11. Initialize succeeded: the logger has powered down and starts collecting data the next time it is powered on.</w:t>
       </w:r>
     </w:p>
     <w:p>
@@ -3462,26 +4064,17 @@
         <w:t xml:space="preserve"> </w:t>
       </w:r>
       <w:r>
-        <w:t xml:space="preserve">The logger does not have a real clock. It stores the start time you entered and counts the seconds from the moment it is next powered on. If it is powered on at 14:20 but the start time entered was 14:00, every timestamp in the recording will be 20 minutes early. Power it on at the entered time, as closely as you can (§7.1).</w:t>
-      </w:r>
-    </w:p>
-    <w:bookmarkEnd w:id="46"/>
-    <w:bookmarkStart w:id="49" w:name="deployment"/>
+        <w:t xml:space="preserve">The logger does not have a real clock. It stores the start time you entered and counts the seconds from the moment it is next powered on. If it is powered on at 14:20 but the start time entered was 14:00, every timestamp in the recording will be 20 minutes early. Power it on at the entered time, as closely as you can (§6).</w:t>
+      </w:r>
+    </w:p>
+    <w:bookmarkEnd w:id="63"/>
+    <w:bookmarkStart w:id="64" w:name="deployment"/>
     <w:p>
       <w:pPr>
         <w:pStyle w:val="Heading1"/>
       </w:pPr>
       <w:r>
-        <w:t xml:space="preserve">7. Deployment</w:t>
-      </w:r>
-    </w:p>
-    <w:bookmarkStart w:id="47" w:name="starting-the-recording"/>
-    <w:p>
-      <w:pPr>
-        <w:pStyle w:val="Heading2"/>
-      </w:pPr>
-      <w:r>
-        <w:t xml:space="preserve">7.1 Starting the recording</w:t>
+        <w:t xml:space="preserve">6. Deployment</w:t>
       </w:r>
     </w:p>
     <w:p>
@@ -3493,19 +4086,7 @@
         <w:pStyle w:val="Compact"/>
       </w:pPr>
       <w:r>
-        <w:t xml:space="preserve">Secure the case into the participant’s splint with the Chicago screw (§3.2), with fresh skin-friendly tape on the skin-contact face.</w:t>
-      </w:r>
-    </w:p>
-    <w:p>
-      <w:pPr>
-        <w:numPr>
-          <w:ilvl w:val="0"/>
-          <w:numId w:val="1013"/>
-        </w:numPr>
-        <w:pStyle w:val="Compact"/>
-      </w:pPr>
-      <w:r>
-        <w:t xml:space="preserve">At the start time entered in §6, connect a</w:t>
+        <w:t xml:space="preserve">At the start time entered in §5, connect a</w:t>
       </w:r>
       <w:r>
         <w:t xml:space="preserve"> </w:t>
@@ -3533,7 +4114,7 @@
         <w:pStyle w:val="Compact"/>
       </w:pPr>
       <w:r>
-        <w:t xml:space="preserve">The lights come on briefly, then go off when the first reading is taken; after that the logger stays dark. (A logger left with its green light on is idle, not collecting data: re-check §6.)</w:t>
+        <w:t xml:space="preserve">The lights come on briefly, then go off when the first reading is taken; after that the logger stays dark. (A logger left with its green light on is idle, not collecting data: re-check §5.)</w:t>
       </w:r>
     </w:p>
     <w:p>
@@ -3545,35 +4126,53 @@
         <w:pStyle w:val="Compact"/>
       </w:pPr>
       <w:r>
-        <w:t xml:space="preserve">Do</w:t>
-      </w:r>
-      <w:r>
-        <w:t xml:space="preserve"> </w:t>
-      </w:r>
+        <w:t xml:space="preserve">Fit the device into its case and close the lid, as in Figure 6.</w:t>
+      </w:r>
+    </w:p>
+    <w:p>
+      <w:pPr>
+        <w:numPr>
+          <w:ilvl w:val="0"/>
+          <w:numId w:val="1013"/>
+        </w:numPr>
+        <w:pStyle w:val="Compact"/>
+      </w:pPr>
+      <w:r>
+        <w:t xml:space="preserve">Secure the case into the participant’s splint with the Chicago screws, with fresh skin-friendly tape on the skin-contact face.</w:t>
+      </w:r>
+    </w:p>
+    <w:p>
+      <w:pPr>
+        <w:numPr>
+          <w:ilvl w:val="0"/>
+          <w:numId w:val="1013"/>
+        </w:numPr>
+        <w:pStyle w:val="Compact"/>
+      </w:pPr>
+      <w:r>
+        <w:t xml:space="preserve">Give the participant their instructions, based on the study protocol (e.g. wearing schedule, keeping the splint away from moisture, and what to do if the device is knocked or comes loose).</w:t>
+      </w:r>
+    </w:p>
+    <w:p>
+      <w:pPr>
+        <w:pStyle w:val="BlockText"/>
+        <w:pBdr>
+          <w:left w:val="single" w:sz="18" w:space="8" w:color="1F4E79"/>
+        </w:pBdr>
+        <w:shd w:val="clear" w:color="auto" w:fill="F2F6FA"/>
+      </w:pPr>
       <w:r>
         <w:rPr>
           <w:bCs/>
           <w:b/>
         </w:rPr>
-        <w:t xml:space="preserve">not</w:t>
-      </w:r>
-      <w:r>
-        <w:t xml:space="preserve"> </w:t>
-      </w:r>
-      <w:r>
-        <w:t xml:space="preserve">unplug the cell or reset the logger again until the deployment ends. Doing so stops the recording (§1.1).</w:t>
-      </w:r>
-    </w:p>
-    <w:p>
-      <w:pPr>
-        <w:numPr>
-          <w:ilvl w:val="0"/>
-          <w:numId w:val="1013"/>
-        </w:numPr>
-        <w:pStyle w:val="Compact"/>
-      </w:pPr>
-      <w:r>
-        <w:t xml:space="preserve">Give the participant their instructions.</w:t>
+        <w:t xml:space="preserve">Note.</w:t>
+      </w:r>
+      <w:r>
+        <w:t xml:space="preserve"> </w:t>
+      </w:r>
+      <w:r>
+        <w:t xml:space="preserve">Plan deployments for</w:t>
       </w:r>
       <w:r>
         <w:t xml:space="preserve"> </w:t>
@@ -3583,28 +4182,89 @@
           <w:bCs/>
           <w:b/>
         </w:rPr>
-        <w:t xml:space="preserve">[TODO]</w:t>
-      </w:r>
-      <w:r>
-        <w:t xml:space="preserve">: wear schedule, removing the splint for washing, keeping it dry, and what to do if the device is knocked or the cell comes loose; to be set with the study protocol.</w:t>
-      </w:r>
-    </w:p>
-    <w:bookmarkEnd w:id="47"/>
-    <w:bookmarkStart w:id="48" w:name="how-long-a-deployment-can-last"/>
+        <w:t xml:space="preserve">about one month at most</w:t>
+      </w:r>
+      <w:r>
+        <w:t xml:space="preserve">. The longest full recording tested lasted about 36 days.</w:t>
+      </w:r>
+    </w:p>
+    <w:p>
+      <w:pPr>
+        <w:numPr>
+          <w:ilvl w:val="0"/>
+          <w:numId w:val="1014"/>
+        </w:numPr>
+        <w:pStyle w:val="Compact"/>
+      </w:pPr>
+      <w:r>
+        <w:t xml:space="preserve">At about 49.7 days the logger’s internal timer rolls over, and its sampling is expected to misbehave (a burst of readings, then possibly a long gap). This is predicted from the code and has not been bench-tested.</w:t>
+      </w:r>
+    </w:p>
+    <w:p>
+      <w:pPr>
+        <w:numPr>
+          <w:ilvl w:val="0"/>
+          <w:numId w:val="1014"/>
+        </w:numPr>
+        <w:pStyle w:val="Compact"/>
+      </w:pPr>
+      <w:r>
+        <w:t xml:space="preserve">Storage is full after about 52 days (15 000 readings at one every 5 minutes).</w:t>
+      </w:r>
+    </w:p>
+    <w:p>
+      <w:pPr>
+        <w:numPr>
+          <w:ilvl w:val="0"/>
+          <w:numId w:val="1014"/>
+        </w:numPr>
+        <w:pStyle w:val="Compact"/>
+      </w:pPr>
+      <w:r>
+        <w:t xml:space="preserve">Battery life over a full deployment has not been measured. A CR2450 (about 620 mAh) at the measured resting current gives a rough upper bound of about 34 days, which fits the 36-day recording. This is why a new cell is used for every deployment.</w:t>
+      </w:r>
+    </w:p>
+    <w:bookmarkEnd w:id="64"/>
+    <w:bookmarkStart w:id="73" w:name="downloading-data"/>
+    <w:p>
+      <w:pPr>
+        <w:pStyle w:val="Heading1"/>
+      </w:pPr>
+      <w:r>
+        <w:t xml:space="preserve">7. Downloading data</w:t>
+      </w:r>
+    </w:p>
+    <w:bookmarkStart w:id="71" w:name="download"/>
     <w:p>
       <w:pPr>
         <w:pStyle w:val="Heading2"/>
       </w:pPr>
       <w:r>
-        <w:t xml:space="preserve">7.2 How long a deployment can last</w:t>
-      </w:r>
-    </w:p>
-    <w:p>
-      <w:pPr>
-        <w:pStyle w:val="FirstParagraph"/>
-      </w:pPr>
-      <w:r>
-        <w:t xml:space="preserve">Plan deployments for</w:t>
+        <w:t xml:space="preserve">7.1 Download</w:t>
+      </w:r>
+    </w:p>
+    <w:p>
+      <w:pPr>
+        <w:numPr>
+          <w:ilvl w:val="0"/>
+          <w:numId w:val="1015"/>
+        </w:numPr>
+        <w:pStyle w:val="Compact"/>
+      </w:pPr>
+      <w:r>
+        <w:t xml:space="preserve">At the end of the deployment, power-cycle the logger once (unplug the coin cell and plug it back in) to bring it to state 4 (green light on; Figure 1). Note the real time of the power-cycle in the deployment log.</w:t>
+      </w:r>
+    </w:p>
+    <w:p>
+      <w:pPr>
+        <w:numPr>
+          <w:ilvl w:val="0"/>
+          <w:numId w:val="1015"/>
+        </w:numPr>
+        <w:pStyle w:val="Compact"/>
+      </w:pPr>
+      <w:r>
+        <w:t xml:space="preserve">With the cell still connected, connect the logger by USB. In the app, click</w:t>
       </w:r>
       <w:r>
         <w:t xml:space="preserve"> </w:t>
@@ -3614,22 +4274,10 @@
           <w:bCs/>
           <w:b/>
         </w:rPr>
-        <w:t xml:space="preserve">about one month at most</w:t>
-      </w:r>
-      <w:r>
-        <w:t xml:space="preserve">. The longest full recording tested lasted about 36 days.</w:t>
-      </w:r>
-    </w:p>
-    <w:p>
-      <w:pPr>
-        <w:numPr>
-          <w:ilvl w:val="0"/>
-          <w:numId w:val="1014"/>
-        </w:numPr>
-        <w:pStyle w:val="Compact"/>
-      </w:pPr>
-      <w:r>
-        <w:t xml:space="preserve">At about</w:t>
+        <w:t xml:space="preserve">Data Download</w:t>
+      </w:r>
+      <w:r>
+        <w:t xml:space="preserve">, then</w:t>
       </w:r>
       <w:r>
         <w:t xml:space="preserve"> </w:t>
@@ -3639,48 +4287,36 @@
           <w:bCs/>
           <w:b/>
         </w:rPr>
-        <w:t xml:space="preserve">49.7 days</w:t>
-      </w:r>
-      <w:r>
-        <w:t xml:space="preserve"> </w:t>
-      </w:r>
-      <w:r>
-        <w:t xml:space="preserve">the logger’s internal timer rolls over, and its sampling is expected to misbehave (a burst of readings, then possibly a long gap). This is predicted from the code and has not been bench-tested.</w:t>
-      </w:r>
-    </w:p>
-    <w:p>
-      <w:pPr>
-        <w:numPr>
-          <w:ilvl w:val="0"/>
-          <w:numId w:val="1014"/>
+        <w:t xml:space="preserve">Connect</w:t>
+      </w:r>
+      <w:r>
+        <w:t xml:space="preserve">.</w:t>
+      </w:r>
+    </w:p>
+    <w:p>
+      <w:pPr>
+        <w:numPr>
+          <w:ilvl w:val="1"/>
+          <w:numId w:val="1016"/>
         </w:numPr>
         <w:pStyle w:val="Compact"/>
       </w:pPr>
-      <w:r>
-        <w:t xml:space="preserve">Storage is full after about</w:t>
-      </w:r>
-      <w:r>
-        <w:t xml:space="preserve"> </w:t>
-      </w:r>
       <w:r>
         <w:rPr>
           <w:bCs/>
           <w:b/>
         </w:rPr>
-        <w:t xml:space="preserve">52 days</w:t>
-      </w:r>
-      <w:r>
-        <w:t xml:space="preserve"> </w:t>
-      </w:r>
-      <w:r>
-        <w:t xml:space="preserve">(15 000 readings at one every 5 minutes).</w:t>
-      </w:r>
-    </w:p>
-    <w:p>
-      <w:pPr>
-        <w:numPr>
-          <w:ilvl w:val="0"/>
-          <w:numId w:val="1014"/>
+        <w:t xml:space="preserve">This device has not been initialized…</w:t>
+      </w:r>
+      <w:r>
+        <w:t xml:space="preserve">: the logger holds no recording.</w:t>
+      </w:r>
+    </w:p>
+    <w:p>
+      <w:pPr>
+        <w:numPr>
+          <w:ilvl w:val="1"/>
+          <w:numId w:val="1016"/>
         </w:numPr>
         <w:pStyle w:val="Compact"/>
       </w:pPr>
@@ -3689,41 +4325,10 @@
           <w:bCs/>
           <w:b/>
         </w:rPr>
-        <w:t xml:space="preserve">Battery life over a full deployment has not been measured.</w:t>
-      </w:r>
-      <w:r>
-        <w:t xml:space="preserve"> </w:t>
-      </w:r>
-      <w:r>
-        <w:t xml:space="preserve">A CR2450 (about 620 mAh) at the measured resting current gives a rough upper bound of about 34 days, which fits the 36-day recording. This is why a new cell is used for every deployment.</w:t>
-      </w:r>
-    </w:p>
-    <w:p>
-      <w:pPr>
-        <w:pStyle w:val="FirstParagraph"/>
-      </w:pPr>
-      <w:r>
-        <w:t xml:space="preserve">Do not run past about 49 days, and check the end of any recording longer than 36 days carefully.</w:t>
-      </w:r>
-    </w:p>
-    <w:bookmarkEnd w:id="48"/>
-    <w:bookmarkEnd w:id="49"/>
-    <w:bookmarkStart w:id="58" w:name="downloading-data"/>
-    <w:p>
-      <w:pPr>
-        <w:pStyle w:val="Heading1"/>
-      </w:pPr>
-      <w:r>
-        <w:t xml:space="preserve">8. Downloading data</w:t>
-      </w:r>
-    </w:p>
-    <w:bookmarkStart w:id="56" w:name="download"/>
-    <w:p>
-      <w:pPr>
-        <w:pStyle w:val="Heading2"/>
-      </w:pPr>
-      <w:r>
-        <w:t xml:space="preserve">8.1 Download</w:t>
+        <w:t xml:space="preserve">No device found</w:t>
+      </w:r>
+      <w:r>
+        <w:t xml:space="preserve">: see §10.</w:t>
       </w:r>
     </w:p>
     <w:p>
@@ -3735,7 +4340,7 @@
         <w:pStyle w:val="Compact"/>
       </w:pPr>
       <w:r>
-        <w:t xml:space="preserve">At the end of the deployment,</w:t>
+        <w:t xml:space="preserve">Enter a</w:t>
       </w:r>
       <w:r>
         <w:t xml:space="preserve"> </w:t>
@@ -3745,13 +4350,46 @@
           <w:bCs/>
           <w:b/>
         </w:rPr>
-        <w:t xml:space="preserve">power-cycle the logger once</w:t>
-      </w:r>
-      <w:r>
-        <w:t xml:space="preserve"> </w:t>
-      </w:r>
-      <w:r>
-        <w:t xml:space="preserve">(unplug the coin cell and plug it back in) to bring it to state 4 (green light on, Figure 1). Note the real time of the power-cycle in the deployment log.</w:t>
+        <w:t xml:space="preserve">File name</w:t>
+      </w:r>
+      <w:r>
+        <w:t xml:space="preserve"> </w:t>
+      </w:r>
+      <w:r>
+        <w:t xml:space="preserve">(Figure 12). The placeholder shows the naming convention</w:t>
+      </w:r>
+      <w:r>
+        <w:t xml:space="preserve"> </w:t>
+      </w:r>
+      <w:r>
+        <w:rPr>
+          <w:rStyle w:val="VerbatimChar"/>
+        </w:rPr>
+        <w:t xml:space="preserve">Subject(UID)_(Quarter).(DeviceIteration)</w:t>
+      </w:r>
+      <w:r>
+        <w:t xml:space="preserve">, e.g. </w:t>
+      </w:r>
+      <w:r>
+        <w:rPr>
+          <w:rStyle w:val="VerbatimChar"/>
+        </w:rPr>
+        <w:t xml:space="preserve">SA014_Q3.1</w:t>
+      </w:r>
+      <w:r>
+        <w:t xml:space="preserve">. Do not add</w:t>
+      </w:r>
+      <w:r>
+        <w:t xml:space="preserve"> </w:t>
+      </w:r>
+      <w:r>
+        <w:rPr>
+          <w:rStyle w:val="VerbatimChar"/>
+        </w:rPr>
+        <w:t xml:space="preserve">.csv</w:t>
+      </w:r>
+      <w:r>
+        <w:t xml:space="preserve">; the app adds it.</w:t>
       </w:r>
     </w:p>
     <w:p>
@@ -3763,7 +4401,7 @@
         <w:pStyle w:val="Compact"/>
       </w:pPr>
       <w:r>
-        <w:t xml:space="preserve">With the cell still connected, connect the logger by USB. In the app, click</w:t>
+        <w:t xml:space="preserve">Click</w:t>
       </w:r>
       <w:r>
         <w:t xml:space="preserve"> </w:t>
@@ -3773,10 +4411,10 @@
           <w:bCs/>
           <w:b/>
         </w:rPr>
-        <w:t xml:space="preserve">Data Download</w:t>
-      </w:r>
-      <w:r>
-        <w:t xml:space="preserve">, then</w:t>
+        <w:t xml:space="preserve">Download Data</w:t>
+      </w:r>
+      <w:r>
+        <w:t xml:space="preserve">. A full month takes about a minute; keep the window open until</w:t>
       </w:r>
       <w:r>
         <w:t xml:space="preserve"> </w:t>
@@ -3786,64 +4424,37 @@
           <w:bCs/>
           <w:b/>
         </w:rPr>
-        <w:t xml:space="preserve">Connect</w:t>
-      </w:r>
-      <w:r>
-        <w:t xml:space="preserve">.</w:t>
-      </w:r>
-    </w:p>
-    <w:p>
-      <w:pPr>
-        <w:numPr>
-          <w:ilvl w:val="1"/>
-          <w:numId w:val="1016"/>
+        <w:t xml:space="preserve">Download complete</w:t>
+      </w:r>
+      <w:r>
+        <w:t xml:space="preserve"> </w:t>
+      </w:r>
+      <w:r>
+        <w:t xml:space="preserve">appears (Figure 13).</w:t>
+      </w:r>
+    </w:p>
+    <w:p>
+      <w:pPr>
+        <w:numPr>
+          <w:ilvl w:val="0"/>
+          <w:numId w:val="1015"/>
         </w:numPr>
         <w:pStyle w:val="Compact"/>
       </w:pPr>
       <w:r>
-        <w:t xml:space="preserve">“</w:t>
-      </w:r>
-      <w:r>
-        <w:t xml:space="preserve">This device has not been initialized, so it has no data to download</w:t>
-      </w:r>
-      <w:r>
-        <w:t xml:space="preserve">”</w:t>
-      </w:r>
-      <w:r>
-        <w:t xml:space="preserve">: the logger holds no recording.</w:t>
-      </w:r>
-    </w:p>
-    <w:p>
-      <w:pPr>
-        <w:numPr>
-          <w:ilvl w:val="1"/>
-          <w:numId w:val="1016"/>
+        <w:t xml:space="preserve">The file is saved through the browser, normally to your Downloads folder. Move it to the study’s data storage.</w:t>
+      </w:r>
+    </w:p>
+    <w:p>
+      <w:pPr>
+        <w:numPr>
+          <w:ilvl w:val="0"/>
+          <w:numId w:val="1015"/>
         </w:numPr>
         <w:pStyle w:val="Compact"/>
       </w:pPr>
       <w:r>
-        <w:t xml:space="preserve">“</w:t>
-      </w:r>
-      <w:r>
-        <w:t xml:space="preserve">No device found</w:t>
-      </w:r>
-      <w:r>
-        <w:t xml:space="preserve">”</w:t>
-      </w:r>
-      <w:r>
-        <w:t xml:space="preserve">: see §11.</w:t>
-      </w:r>
-    </w:p>
-    <w:p>
-      <w:pPr>
-        <w:numPr>
-          <w:ilvl w:val="0"/>
-          <w:numId w:val="1015"/>
-        </w:numPr>
-        <w:pStyle w:val="Compact"/>
-      </w:pPr>
-      <w:r>
-        <w:t xml:space="preserve">Enter a</w:t>
+        <w:t xml:space="preserve">Open it on the</w:t>
       </w:r>
       <w:r>
         <w:t xml:space="preserve"> </w:t>
@@ -3853,127 +4464,13 @@
           <w:bCs/>
           <w:b/>
         </w:rPr>
-        <w:t xml:space="preserve">File name</w:t>
-      </w:r>
-      <w:r>
-        <w:t xml:space="preserve"> </w:t>
-      </w:r>
-      <w:r>
-        <w:t xml:space="preserve">(Figure 6). The placeholder shows the naming convention</w:t>
-      </w:r>
-      <w:r>
-        <w:t xml:space="preserve"> </w:t>
-      </w:r>
-      <w:r>
-        <w:rPr>
-          <w:rStyle w:val="VerbatimChar"/>
-        </w:rPr>
-        <w:t xml:space="preserve">Subject(UID)_(Quarter).(DeviceIteration)</w:t>
-      </w:r>
-      <w:r>
-        <w:t xml:space="preserve">, e.g. </w:t>
-      </w:r>
-      <w:r>
-        <w:rPr>
-          <w:rStyle w:val="VerbatimChar"/>
-        </w:rPr>
-        <w:t xml:space="preserve">SA014_Q3.1</w:t>
-      </w:r>
-      <w:r>
-        <w:t xml:space="preserve">. Do not add</w:t>
-      </w:r>
-      <w:r>
-        <w:t xml:space="preserve"> </w:t>
-      </w:r>
-      <w:r>
-        <w:rPr>
-          <w:rStyle w:val="VerbatimChar"/>
-        </w:rPr>
-        <w:t xml:space="preserve">.csv</w:t>
-      </w:r>
-      <w:r>
-        <w:t xml:space="preserve">; the app adds it.</w:t>
-      </w:r>
-    </w:p>
-    <w:p>
-      <w:pPr>
-        <w:numPr>
-          <w:ilvl w:val="0"/>
-          <w:numId w:val="1015"/>
-        </w:numPr>
-        <w:pStyle w:val="Compact"/>
-      </w:pPr>
-      <w:r>
-        <w:t xml:space="preserve">Click</w:t>
-      </w:r>
-      <w:r>
-        <w:t xml:space="preserve"> </w:t>
-      </w:r>
-      <w:r>
-        <w:rPr>
-          <w:bCs/>
-          <w:b/>
-        </w:rPr>
-        <w:t xml:space="preserve">Download Data</w:t>
-      </w:r>
-      <w:r>
-        <w:t xml:space="preserve">. A full month takes about a minute; keep the window open until</w:t>
-      </w:r>
-      <w:r>
-        <w:t xml:space="preserve"> </w:t>
-      </w:r>
-      <w:r>
-        <w:rPr>
-          <w:bCs/>
-          <w:b/>
-        </w:rPr>
-        <w:t xml:space="preserve">Download complete</w:t>
-      </w:r>
-      <w:r>
-        <w:t xml:space="preserve"> </w:t>
-      </w:r>
-      <w:r>
-        <w:t xml:space="preserve">appears (Figure 7).</w:t>
-      </w:r>
-    </w:p>
-    <w:p>
-      <w:pPr>
-        <w:numPr>
-          <w:ilvl w:val="0"/>
-          <w:numId w:val="1015"/>
-        </w:numPr>
-        <w:pStyle w:val="Compact"/>
-      </w:pPr>
-      <w:r>
-        <w:t xml:space="preserve">The file is saved through the browser, normally to your</w:t>
-      </w:r>
-      <w:r>
-        <w:t xml:space="preserve"> </w:t>
-      </w:r>
-      <w:r>
-        <w:rPr>
-          <w:bCs/>
-          <w:b/>
-        </w:rPr>
-        <w:t xml:space="preserve">Downloads</w:t>
-      </w:r>
-      <w:r>
-        <w:t xml:space="preserve"> </w:t>
-      </w:r>
-      <w:r>
-        <w:t xml:space="preserve">folder. Move it to the study’s data storage.</w:t>
-      </w:r>
-    </w:p>
-    <w:p>
-      <w:pPr>
-        <w:numPr>
-          <w:ilvl w:val="0"/>
-          <w:numId w:val="1015"/>
-        </w:numPr>
-        <w:pStyle w:val="Compact"/>
-      </w:pPr>
-      <w:r>
-        <w:t xml:space="preserve">Open it on the Data Analysis page (§9) to check that it looks complete before the logger is initialized again.</w:t>
+        <w:t xml:space="preserve">Data Analysis</w:t>
+      </w:r>
+      <w:r>
+        <w:t xml:space="preserve"> </w:t>
+      </w:r>
+      <w:r>
+        <w:t xml:space="preserve">page (§8) to check that it looks complete before the logger is initialized again.</w:t>
       </w:r>
     </w:p>
     <w:p>
@@ -3997,18 +4494,18 @@
           <wp:inline>
             <wp:extent cx="2933700" cy="2420302"/>
             <wp:effectExtent b="0" l="0" r="0" t="0"/>
-            <wp:docPr descr="Figure 6. Download: enter a file name and click Download Data." title="" id="51" name="Picture"/>
+            <wp:docPr descr="Figure 12. Download: enter a file name and click Download Data." title="" id="66" name="Picture"/>
             <a:graphic>
               <a:graphicData uri="http://schemas.openxmlformats.org/drawingml/2006/picture">
                 <pic:pic>
                   <pic:nvPicPr>
-                    <pic:cNvPr descr="images/app_download_form.png" id="52" name="Picture"/>
+                    <pic:cNvPr descr="images/app_download_form.png" id="67" name="Picture"/>
                     <pic:cNvPicPr>
                       <a:picLocks noChangeArrowheads="1" noChangeAspect="1"/>
                     </pic:cNvPicPr>
                   </pic:nvPicPr>
                   <pic:blipFill>
-                    <a:blip r:embed="rId50"/>
+                    <a:blip r:embed="rId65"/>
                     <a:stretch>
                       <a:fillRect/>
                     </a:stretch>
@@ -4040,7 +4537,7 @@
         <w:pStyle w:val="ImageCaption"/>
       </w:pPr>
       <w:r>
-        <w:t xml:space="preserve">Figure 6. Download: enter a file name and click Download Data.</w:t>
+        <w:t xml:space="preserve">Figure 12. Download: enter a file name and click Download Data.</w:t>
       </w:r>
     </w:p>
     <w:p>
@@ -4052,18 +4549,18 @@
           <wp:inline>
             <wp:extent cx="2933700" cy="2420302"/>
             <wp:effectExtent b="0" l="0" r="0" t="0"/>
-            <wp:docPr descr="Figure 7. Download complete. The CSV file is saved through the browser." title="" id="54" name="Picture"/>
+            <wp:docPr descr="Figure 13. Download complete. The CSV file is saved through the browser." title="" id="69" name="Picture"/>
             <a:graphic>
               <a:graphicData uri="http://schemas.openxmlformats.org/drawingml/2006/picture">
                 <pic:pic>
                   <pic:nvPicPr>
-                    <pic:cNvPr descr="images/app_download_done.png" id="55" name="Picture"/>
+                    <pic:cNvPr descr="images/app_download_done.png" id="70" name="Picture"/>
                     <pic:cNvPicPr>
                       <a:picLocks noChangeArrowheads="1" noChangeAspect="1"/>
                     </pic:cNvPicPr>
                   </pic:nvPicPr>
                   <pic:blipFill>
-                    <a:blip r:embed="rId53"/>
+                    <a:blip r:embed="rId68"/>
                     <a:stretch>
                       <a:fillRect/>
                     </a:stretch>
@@ -4095,7 +4592,7 @@
         <w:pStyle w:val="ImageCaption"/>
       </w:pPr>
       <w:r>
-        <w:t xml:space="preserve">Figure 7. Download complete. The CSV file is saved through the browser.</w:t>
+        <w:t xml:space="preserve">Figure 13. Download complete. The CSV file is saved through the browser.</w:t>
       </w:r>
     </w:p>
     <w:p>
@@ -4106,14 +4603,14 @@
         <w:t xml:space="preserve">Closing the modal window releases the logger. Power-cycling the logger in idle mode keeps it idle; the recording stays on it until the next Initialize.</w:t>
       </w:r>
     </w:p>
-    <w:bookmarkEnd w:id="56"/>
-    <w:bookmarkStart w:id="57" w:name="if-the-start-time-is-missing"/>
+    <w:bookmarkEnd w:id="71"/>
+    <w:bookmarkStart w:id="72" w:name="if-the-start-time-is-missing"/>
     <w:p>
       <w:pPr>
         <w:pStyle w:val="Heading2"/>
       </w:pPr>
       <w:r>
-        <w:t xml:space="preserve">8.2 If the start time is missing</w:t>
+        <w:t xml:space="preserve">7.2 If the start time is missing</w:t>
       </w:r>
     </w:p>
     <w:p>
@@ -4121,7 +4618,7 @@
         <w:pStyle w:val="FirstParagraph"/>
       </w:pPr>
       <w:r>
-        <w:t xml:space="preserve">If the logger lost its settings (for example after re-flashing, §4.2), the readings and the time between them are intact but the start time is not. The app then shows</w:t>
+        <w:t xml:space="preserve">If the logger lost its settings (for example after re-flashing, §3.2), the readings and the time between them are intact but the start time is not. The app then shows</w:t>
       </w:r>
       <w:r>
         <w:t xml:space="preserve"> </w:t>
@@ -4256,15 +4753,15 @@
         <w:t xml:space="preserve">; it can be rebuilt later on the Data Analysis page.</w:t>
       </w:r>
     </w:p>
-    <w:bookmarkEnd w:id="57"/>
-    <w:bookmarkEnd w:id="58"/>
-    <w:bookmarkStart w:id="71" w:name="analysing-data"/>
+    <w:bookmarkEnd w:id="72"/>
+    <w:bookmarkEnd w:id="73"/>
+    <w:bookmarkStart w:id="86" w:name="analysing-data"/>
     <w:p>
       <w:pPr>
         <w:pStyle w:val="Heading1"/>
       </w:pPr>
       <w:r>
-        <w:t xml:space="preserve">9. Analysing data</w:t>
+        <w:t xml:space="preserve">8. Analysing data</w:t>
       </w:r>
     </w:p>
     <w:p>
@@ -4317,7 +4814,7 @@
         <w:pStyle w:val="Compact"/>
       </w:pPr>
       <w:r>
-        <w:t xml:space="preserve">The page shows (Figures 8–11):</w:t>
+        <w:t xml:space="preserve">The page shows (Figures 14–17):</w:t>
       </w:r>
     </w:p>
     <w:p>
@@ -4413,23 +4910,7 @@
         <w:pStyle w:val="FirstParagraph"/>
       </w:pPr>
       <w:r>
-        <w:t xml:space="preserve">All times are Eastern time, with daylight-saving changes handled. The screenshots below use</w:t>
-      </w:r>
-      <w:r>
-        <w:t xml:space="preserve"> </w:t>
-      </w:r>
-      <w:r>
-        <w:rPr>
-          <w:bCs/>
-          <w:b/>
-        </w:rPr>
-        <w:t xml:space="preserve">simulated</w:t>
-      </w:r>
-      <w:r>
-        <w:t xml:space="preserve"> </w:t>
-      </w:r>
-      <w:r>
-        <w:t xml:space="preserve">data, so real recordings will look less regular.</w:t>
+        <w:t xml:space="preserve">All times are Eastern time, with daylight-saving changes handled. The screenshots below use simulated data, so real recordings will look less regular.</w:t>
       </w:r>
     </w:p>
     <w:p>
@@ -4441,18 +4922,18 @@
           <wp:inline>
             <wp:extent cx="5334000" cy="1531620"/>
             <wp:effectExtent b="0" l="0" r="0" t="0"/>
-            <wp:docPr descr="Figure 8. Upload and file information (simulated data)." title="" id="60" name="Picture"/>
+            <wp:docPr descr="Figure 14. Upload and file information (simulated data)." title="" id="75" name="Picture"/>
             <a:graphic>
               <a:graphicData uri="http://schemas.openxmlformats.org/drawingml/2006/picture">
                 <pic:pic>
                   <pic:nvPicPr>
-                    <pic:cNvPr descr="images/app_analysis_upload.png" id="61" name="Picture"/>
+                    <pic:cNvPr descr="images/app_analysis_upload.png" id="76" name="Picture"/>
                     <pic:cNvPicPr>
                       <a:picLocks noChangeArrowheads="1" noChangeAspect="1"/>
                     </pic:cNvPicPr>
                   </pic:nvPicPr>
                   <pic:blipFill>
-                    <a:blip r:embed="rId59"/>
+                    <a:blip r:embed="rId74"/>
                     <a:stretch>
                       <a:fillRect/>
                     </a:stretch>
@@ -4484,7 +4965,7 @@
         <w:pStyle w:val="ImageCaption"/>
       </w:pPr>
       <w:r>
-        <w:t xml:space="preserve">Figure 8. Upload and file information (simulated data).</w:t>
+        <w:t xml:space="preserve">Figure 14. Upload and file information (simulated data).</w:t>
       </w:r>
     </w:p>
     <w:p>
@@ -4496,18 +4977,18 @@
           <wp:inline>
             <wp:extent cx="5334000" cy="4377690"/>
             <wp:effectExtent b="0" l="0" r="0" t="0"/>
-            <wp:docPr descr="Figure 9. Detected wear events: traces with shaded wear periods, and the events table (simulated data)." title="" id="63" name="Picture"/>
+            <wp:docPr descr="Figure 15. Detected wear events: traces with shaded wear periods, and the events table (simulated data)." title="" id="78" name="Picture"/>
             <a:graphic>
               <a:graphicData uri="http://schemas.openxmlformats.org/drawingml/2006/picture">
                 <pic:pic>
                   <pic:nvPicPr>
-                    <pic:cNvPr descr="images/app_analysis_events.png" id="64" name="Picture"/>
+                    <pic:cNvPr descr="images/app_analysis_events.png" id="79" name="Picture"/>
                     <pic:cNvPicPr>
                       <a:picLocks noChangeArrowheads="1" noChangeAspect="1"/>
                     </pic:cNvPicPr>
                   </pic:nvPicPr>
                   <pic:blipFill>
-                    <a:blip r:embed="rId62"/>
+                    <a:blip r:embed="rId77"/>
                     <a:stretch>
                       <a:fillRect/>
                     </a:stretch>
@@ -4539,7 +5020,7 @@
         <w:pStyle w:val="ImageCaption"/>
       </w:pPr>
       <w:r>
-        <w:t xml:space="preserve">Figure 9. Detected wear events: traces with shaded wear periods, and the events table (simulated data).</w:t>
+        <w:t xml:space="preserve">Figure 15. Detected wear events: traces with shaded wear periods, and the events table (simulated data).</w:t>
       </w:r>
     </w:p>
     <w:p>
@@ -4551,18 +5032,18 @@
           <wp:inline>
             <wp:extent cx="5334000" cy="2785110"/>
             <wp:effectExtent b="0" l="0" r="0" t="0"/>
-            <wp:docPr descr="Figure 10. Daily wear summary (simulated data)." title="" id="66" name="Picture"/>
+            <wp:docPr descr="Figure 16. Daily wear summary (simulated data)." title="" id="81" name="Picture"/>
             <a:graphic>
               <a:graphicData uri="http://schemas.openxmlformats.org/drawingml/2006/picture">
                 <pic:pic>
                   <pic:nvPicPr>
-                    <pic:cNvPr descr="images/app_analysis_daily.png" id="67" name="Picture"/>
+                    <pic:cNvPr descr="images/app_analysis_daily.png" id="82" name="Picture"/>
                     <pic:cNvPicPr>
                       <a:picLocks noChangeArrowheads="1" noChangeAspect="1"/>
                     </pic:cNvPicPr>
                   </pic:nvPicPr>
                   <pic:blipFill>
-                    <a:blip r:embed="rId65"/>
+                    <a:blip r:embed="rId80"/>
                     <a:stretch>
                       <a:fillRect/>
                     </a:stretch>
@@ -4594,7 +5075,7 @@
         <w:pStyle w:val="ImageCaption"/>
       </w:pPr>
       <w:r>
-        <w:t xml:space="preserve">Figure 10. Daily wear summary (simulated data).</w:t>
+        <w:t xml:space="preserve">Figure 16. Daily wear summary (simulated data).</w:t>
       </w:r>
     </w:p>
     <w:p>
@@ -4606,18 +5087,18 @@
           <wp:inline>
             <wp:extent cx="5334000" cy="3139440"/>
             <wp:effectExtent b="0" l="0" r="0" t="0"/>
-            <wp:docPr descr="Figure 11. Wear periods by hour of day (simulated data)." title="" id="69" name="Picture"/>
+            <wp:docPr descr="Figure 17. Wear periods by hour of day (simulated data)." title="" id="84" name="Picture"/>
             <a:graphic>
               <a:graphicData uri="http://schemas.openxmlformats.org/drawingml/2006/picture">
                 <pic:pic>
                   <pic:nvPicPr>
-                    <pic:cNvPr descr="images/app_analysis_hourly.png" id="70" name="Picture"/>
+                    <pic:cNvPr descr="images/app_analysis_hourly.png" id="85" name="Picture"/>
                     <pic:cNvPicPr>
                       <a:picLocks noChangeArrowheads="1" noChangeAspect="1"/>
                     </pic:cNvPicPr>
                   </pic:nvPicPr>
                   <pic:blipFill>
-                    <a:blip r:embed="rId68"/>
+                    <a:blip r:embed="rId83"/>
                     <a:stretch>
                       <a:fillRect/>
                     </a:stretch>
@@ -4649,7 +5130,7 @@
         <w:pStyle w:val="ImageCaption"/>
       </w:pPr>
       <w:r>
-        <w:t xml:space="preserve">Figure 11. Wear periods by hour of day (simulated data).</w:t>
+        <w:t xml:space="preserve">Figure 17. Wear periods by hour of day (simulated data).</w:t>
       </w:r>
     </w:p>
     <w:p>
@@ -4682,14 +5163,14 @@
         <w:t xml:space="preserve">The page also opens older files: files without a proximity column (treated as covered throughout) and files downloaded before app v1.2.0 (timestamps converted from UTC to Eastern automatically).</w:t>
       </w:r>
     </w:p>
-    <w:bookmarkEnd w:id="71"/>
-    <w:bookmarkStart w:id="72" w:name="data-handling"/>
+    <w:bookmarkEnd w:id="86"/>
+    <w:bookmarkStart w:id="87" w:name="data-handling"/>
     <w:p>
       <w:pPr>
         <w:pStyle w:val="Heading1"/>
       </w:pPr>
       <w:r>
-        <w:t xml:space="preserve">10. Data handling</w:t>
+        <w:t xml:space="preserve">9. Data handling</w:t>
       </w:r>
     </w:p>
     <w:p>
@@ -4972,33 +5453,7 @@
               <w:rPr>
                 <w:sz w:val="19"/>
               </w:rPr>
-              <w:t xml:space="preserve">0–255 from the APDS9960 sensor;</w:t>
-            </w:r>
-            <w:r>
-              <w:rPr>
-                <w:sz w:val="19"/>
-              </w:rPr>
-              <w:t xml:space="preserve"> </w:t>
-            </w:r>
-            <w:r>
-              <w:rPr>
-                <w:bCs/>
-                <w:b/>
-                <w:sz w:val="19"/>
-              </w:rPr>
-              <w:t xml:space="preserve">low = covered</w:t>
-            </w:r>
-            <w:r>
-              <w:rPr>
-                <w:sz w:val="19"/>
-              </w:rPr>
-              <w:t xml:space="preserve"> </w:t>
-            </w:r>
-            <w:r>
-              <w:rPr>
-                <w:sz w:val="19"/>
-              </w:rPr>
-              <w:t xml:space="preserve">(worn). Its baseline creeps upward over a long deployment; the analysis allows for this.</w:t>
+              <w:t xml:space="preserve">0–255 from the APDS9960 sensor; low = covered (worn). Its baseline creeps upward over a long deployment; the analysis allows for this.</w:t>
             </w:r>
           </w:p>
         </w:tc>
@@ -5013,82 +5468,69 @@
         <w:pStyle w:val="Compact"/>
       </w:pPr>
       <w:r>
-        <w:t xml:space="preserve">Keep a</w:t>
-      </w:r>
-      <w:r>
-        <w:t xml:space="preserve"> </w:t>
-      </w:r>
+        <w:t xml:space="preserve">Keep a deployment log: device label, participant ID, firmware/library versions, start time entered, actual power-on time, actual power-cycle (end) time, file name, and notes (device knocked, battery changed, splint removed for long periods, skin issues).</w:t>
+      </w:r>
+    </w:p>
+    <w:p>
+      <w:pPr>
+        <w:numPr>
+          <w:ilvl w:val="0"/>
+          <w:numId w:val="1020"/>
+        </w:numPr>
+        <w:pStyle w:val="Compact"/>
+      </w:pPr>
+      <w:r>
+        <w:t xml:space="preserve">Keep the original download untouched; save any corrected copy (</w:t>
+      </w:r>
+      <w:r>
+        <w:rPr>
+          <w:rStyle w:val="VerbatimChar"/>
+        </w:rPr>
+        <w:t xml:space="preserve">_recovered.csv</w:t>
+      </w:r>
+      <w:r>
+        <w:t xml:space="preserve">) alongside it.</w:t>
+      </w:r>
+    </w:p>
+    <w:p>
+      <w:pPr>
+        <w:numPr>
+          <w:ilvl w:val="0"/>
+          <w:numId w:val="1020"/>
+        </w:numPr>
+        <w:pStyle w:val="Compact"/>
+      </w:pPr>
+      <w:r>
+        <w:t xml:space="preserve">Use a study code, not a name, as the participant ID: it is stored on the logger, in the file and often in the file name.</w:t>
+      </w:r>
+    </w:p>
+    <w:p>
+      <w:pPr>
+        <w:numPr>
+          <w:ilvl w:val="0"/>
+          <w:numId w:val="1020"/>
+        </w:numPr>
+        <w:pStyle w:val="Compact"/>
+      </w:pPr>
       <w:r>
         <w:rPr>
           <w:bCs/>
           <w:b/>
         </w:rPr>
-        <w:t xml:space="preserve">deployment log</w:t>
-      </w:r>
-      <w:r>
-        <w:t xml:space="preserve">: device label, participant ID, firmware/library versions, start time entered, actual power-on time, actual power-cycle (end) time, file name, and notes (device knocked, battery changed, splint removed for long periods, skin issues).</w:t>
-      </w:r>
-    </w:p>
-    <w:p>
-      <w:pPr>
-        <w:numPr>
-          <w:ilvl w:val="0"/>
-          <w:numId w:val="1020"/>
-        </w:numPr>
-        <w:pStyle w:val="Compact"/>
-      </w:pPr>
-      <w:r>
-        <w:t xml:space="preserve">Keep the original download untouched; save any corrected copy (</w:t>
-      </w:r>
-      <w:r>
-        <w:rPr>
-          <w:rStyle w:val="VerbatimChar"/>
-        </w:rPr>
-        <w:t xml:space="preserve">_recovered.csv</w:t>
-      </w:r>
-      <w:r>
-        <w:t xml:space="preserve">) alongside it.</w:t>
-      </w:r>
-    </w:p>
-    <w:p>
-      <w:pPr>
-        <w:numPr>
-          <w:ilvl w:val="0"/>
-          <w:numId w:val="1020"/>
-        </w:numPr>
-        <w:pStyle w:val="Compact"/>
-      </w:pPr>
-      <w:r>
-        <w:t xml:space="preserve">Use a study code, not a name, as the participant ID: it is stored on the logger, in the file and often in the file name.</w:t>
-      </w:r>
-    </w:p>
-    <w:p>
-      <w:pPr>
-        <w:numPr>
-          <w:ilvl w:val="0"/>
-          <w:numId w:val="1020"/>
-        </w:numPr>
-        <w:pStyle w:val="Compact"/>
-      </w:pPr>
-      <w:r>
-        <w:rPr>
-          <w:bCs/>
-          <w:b/>
-        </w:rPr>
         <w:t xml:space="preserve">[TODO]</w:t>
       </w:r>
       <w:r>
         <w:t xml:space="preserve">: where study data are stored and who can access them (participant data). No policy exists yet; see Project Handover §1.2 item 4.</w:t>
       </w:r>
     </w:p>
-    <w:bookmarkEnd w:id="72"/>
-    <w:bookmarkStart w:id="73" w:name="troubleshooting"/>
+    <w:bookmarkEnd w:id="87"/>
+    <w:bookmarkStart w:id="88" w:name="troubleshooting"/>
     <w:p>
       <w:pPr>
         <w:pStyle w:val="Heading1"/>
       </w:pPr>
       <w:r>
-        <w:t xml:space="preserve">11. Troubleshooting</w:t>
+        <w:t xml:space="preserve">10. Troubleshooting</w:t>
       </w:r>
     </w:p>
     <w:tbl>
@@ -5180,62 +5622,26 @@
             </w:pPr>
             <w:r>
               <w:rPr>
-                <w:sz w:val="19"/>
-              </w:rPr>
-              <w:t xml:space="preserve">“</w:t>
-            </w:r>
-            <w:r>
-              <w:rPr>
-                <w:sz w:val="19"/>
-              </w:rPr>
-              <w:t xml:space="preserve">No device found</w:t>
-            </w:r>
-            <w:r>
-              <w:rPr>
-                <w:sz w:val="19"/>
-              </w:rPr>
-              <w:t xml:space="preserve">”</w:t>
-            </w:r>
-          </w:p>
-        </w:tc>
-        <w:tc>
-          <w:tcPr/>
-          <w:p>
-            <w:pPr>
-              <w:pStyle w:val="Compact"/>
-              <w:jc w:val="left"/>
-            </w:pPr>
-            <w:r>
-              <w:rPr>
-                <w:sz w:val="19"/>
-              </w:rPr>
-              <w:t xml:space="preserve">Logger is still</w:t>
-            </w:r>
-            <w:r>
-              <w:rPr>
-                <w:sz w:val="19"/>
-              </w:rPr>
-              <w:t xml:space="preserve"> </w:t>
-            </w:r>
-            <w:r>
-              <w:rPr>
                 <w:bCs/>
                 <w:b/>
                 <w:sz w:val="19"/>
               </w:rPr>
-              <w:t xml:space="preserve">collecting data</w:t>
-            </w:r>
-            <w:r>
-              <w:rPr>
-                <w:sz w:val="19"/>
-              </w:rPr>
-              <w:t xml:space="preserve"> </w:t>
-            </w:r>
-            <w:r>
-              <w:rPr>
-                <w:sz w:val="19"/>
-              </w:rPr>
-              <w:t xml:space="preserve">(most common), or not connected</w:t>
+              <w:t xml:space="preserve">No device found</w:t>
+            </w:r>
+          </w:p>
+        </w:tc>
+        <w:tc>
+          <w:tcPr/>
+          <w:p>
+            <w:pPr>
+              <w:pStyle w:val="Compact"/>
+              <w:jc w:val="left"/>
+            </w:pPr>
+            <w:r>
+              <w:rPr>
+                <w:sz w:val="19"/>
+              </w:rPr>
+              <w:t xml:space="preserve">Logger is still collecting data (most common), or not connected</w:t>
             </w:r>
           </w:p>
         </w:tc>
@@ -5279,21 +5685,11 @@
             </w:pPr>
             <w:r>
               <w:rPr>
-                <w:sz w:val="19"/>
-              </w:rPr>
-              <w:t xml:space="preserve">“</w:t>
-            </w:r>
-            <w:r>
-              <w:rPr>
+                <w:bCs/>
+                <w:b/>
                 <w:sz w:val="19"/>
               </w:rPr>
               <w:t xml:space="preserve">No device found</w:t>
-            </w:r>
-            <w:r>
-              <w:rPr>
-                <w:sz w:val="19"/>
-              </w:rPr>
-              <w:t xml:space="preserve">”</w:t>
             </w:r>
             <w:r>
               <w:rPr>
@@ -5350,21 +5746,11 @@
             </w:pPr>
             <w:r>
               <w:rPr>
-                <w:sz w:val="19"/>
-              </w:rPr>
-              <w:t xml:space="preserve">“</w:t>
-            </w:r>
-            <w:r>
-              <w:rPr>
+                <w:bCs/>
+                <w:b/>
                 <w:sz w:val="19"/>
               </w:rPr>
               <w:t xml:space="preserve">No device found</w:t>
-            </w:r>
-            <w:r>
-              <w:rPr>
-                <w:sz w:val="19"/>
-              </w:rPr>
-              <w:t xml:space="preserve">”</w:t>
             </w:r>
             <w:r>
               <w:rPr>
@@ -5707,7 +6093,7 @@
               <w:rPr>
                 <w:sz w:val="19"/>
               </w:rPr>
-              <w:t xml:space="preserve">Rebuild the timestamps from the deployment log (§8.2)</w:t>
+              <w:t xml:space="preserve">Rebuild the timestamps from the deployment log (§7.2)</w:t>
             </w:r>
           </w:p>
         </w:tc>
@@ -5833,7 +6219,7 @@
               <w:rPr>
                 <w:sz w:val="19"/>
               </w:rPr>
-              <w:t xml:space="preserve">Timer rollover (§7.2)</w:t>
+              <w:t xml:space="preserve">Timer rollover (§6)</w:t>
             </w:r>
           </w:p>
         </w:tc>
@@ -5895,7 +6281,7 @@
               <w:rPr>
                 <w:sz w:val="19"/>
               </w:rPr>
-              <w:t xml:space="preserve">Check mounting (§3.2); look at the raw traces</w:t>
+              <w:t xml:space="preserve">Check mounting (§2.2); look at the raw traces</w:t>
             </w:r>
           </w:p>
         </w:tc>
@@ -5922,21 +6308,11 @@
             </w:r>
             <w:r>
               <w:rPr>
-                <w:sz w:val="19"/>
-              </w:rPr>
-              <w:t xml:space="preserve">“</w:t>
-            </w:r>
-            <w:r>
-              <w:rPr>
+                <w:bCs/>
+                <w:b/>
                 <w:sz w:val="19"/>
               </w:rPr>
               <w:t xml:space="preserve">Interface Terminated</w:t>
-            </w:r>
-            <w:r>
-              <w:rPr>
-                <w:sz w:val="19"/>
-              </w:rPr>
-              <w:t xml:space="preserve">”</w:t>
             </w:r>
           </w:p>
         </w:tc>
@@ -6013,7 +6389,7 @@
               <w:rPr>
                 <w:sz w:val="19"/>
               </w:rPr>
-              <w:t xml:space="preserve">Download the latest release (§4.3)</w:t>
+              <w:t xml:space="preserve">Download the latest release (§3.3)</w:t>
             </w:r>
           </w:p>
         </w:tc>
@@ -6155,20 +6531,20 @@
               <w:rPr>
                 <w:sz w:val="19"/>
               </w:rPr>
-              <w:t xml:space="preserve">Bridge the jumper (§4.2); data cable, another port; double-press reset and upload again</w:t>
+              <w:t xml:space="preserve">Bridge the jumper and remove the coin cell (§3.2); data cable, another port; double-press reset and upload again</w:t>
             </w:r>
           </w:p>
         </w:tc>
       </w:tr>
     </w:tbl>
-    <w:bookmarkEnd w:id="73"/>
-    <w:bookmarkStart w:id="74" w:name="after-the-deployment"/>
+    <w:bookmarkEnd w:id="88"/>
+    <w:bookmarkStart w:id="89" w:name="after-the-deployment"/>
     <w:p>
       <w:pPr>
         <w:pStyle w:val="Heading1"/>
       </w:pPr>
       <w:r>
-        <w:t xml:space="preserve">12. After the deployment</w:t>
+        <w:t xml:space="preserve">11. After the deployment</w:t>
       </w:r>
     </w:p>
     <w:p>
@@ -6180,96 +6556,7 @@
         <w:pStyle w:val="Compact"/>
       </w:pPr>
       <w:r>
-        <w:t xml:space="preserve">Download the recording (§8) and check it on the Data Analysis page (§9).</w:t>
-      </w:r>
-    </w:p>
-    <w:p>
-      <w:pPr>
-        <w:numPr>
-          <w:ilvl w:val="0"/>
-          <w:numId w:val="1021"/>
-        </w:numPr>
-        <w:pStyle w:val="Compact"/>
-      </w:pPr>
-      <w:r>
-        <w:t xml:space="preserve">Store the CSV with the deployment log (§10).</w:t>
-      </w:r>
-    </w:p>
-    <w:p>
-      <w:pPr>
-        <w:numPr>
-          <w:ilvl w:val="0"/>
-          <w:numId w:val="1021"/>
-        </w:numPr>
-        <w:pStyle w:val="Compact"/>
-      </w:pPr>
-      <w:r>
-        <w:t xml:space="preserve">Unscrew the case from the splint. The splint is custom-moulded for the participant and is not reused.</w:t>
-      </w:r>
-    </w:p>
-    <w:p>
-      <w:pPr>
-        <w:numPr>
-          <w:ilvl w:val="0"/>
-          <w:numId w:val="1021"/>
-        </w:numPr>
-        <w:pStyle w:val="Compact"/>
-      </w:pPr>
-      <w:r>
-        <w:t xml:space="preserve">Remove the coin cell and dispose of it safely, out of reach of children.</w:t>
-      </w:r>
-    </w:p>
-    <w:p>
-      <w:pPr>
-        <w:numPr>
-          <w:ilvl w:val="0"/>
-          <w:numId w:val="1021"/>
-        </w:numPr>
-        <w:pStyle w:val="Compact"/>
-      </w:pPr>
-      <w:r>
-        <w:t xml:space="preserve">Wipe the case, remove the old skin-friendly tape, and apply new tape before the next deployment.</w:t>
-      </w:r>
-    </w:p>
-    <w:p>
-      <w:pPr>
-        <w:numPr>
-          <w:ilvl w:val="0"/>
-          <w:numId w:val="1021"/>
-        </w:numPr>
-        <w:pStyle w:val="Compact"/>
-      </w:pPr>
-      <w:r>
-        <w:t xml:space="preserve">Note any problems (lights, error messages, short recordings) in the deployment log.</w:t>
-      </w:r>
-    </w:p>
-    <w:bookmarkEnd w:id="74"/>
-    <w:bookmarkStart w:id="75" w:name="X1c2a9af42fc46261235cfeef7caf729eee26057"/>
-    <w:p>
-      <w:pPr>
-        <w:pStyle w:val="Heading1"/>
-      </w:pPr>
-      <w:r>
-        <w:t xml:space="preserve">Appendix A. Running the app from Python (optional)</w:t>
-      </w:r>
-    </w:p>
-    <w:p>
-      <w:pPr>
-        <w:pStyle w:val="FirstParagraph"/>
-      </w:pPr>
-      <w:r>
-        <w:t xml:space="preserve">You only need this to change the app, to run the tests, or to use a system without a ready-made build.</w:t>
-      </w:r>
-    </w:p>
-    <w:p>
-      <w:pPr>
-        <w:numPr>
-          <w:ilvl w:val="0"/>
-          <w:numId w:val="1022"/>
-        </w:numPr>
-      </w:pPr>
-      <w:r>
-        <w:t xml:space="preserve">Install Python</w:t>
+        <w:t xml:space="preserve">Download the recording (§7) and check it on the</w:t>
       </w:r>
       <w:r>
         <w:t xml:space="preserve"> </w:t>
@@ -6279,13 +6566,102 @@
           <w:bCs/>
           <w:b/>
         </w:rPr>
-        <w:t xml:space="preserve">3.11</w:t>
-      </w:r>
-      <w:r>
-        <w:t xml:space="preserve"> </w:t>
-      </w:r>
-      <w:r>
-        <w:t xml:space="preserve">or newer from python.org. On Windows, tick</w:t>
+        <w:t xml:space="preserve">Data Analysis</w:t>
+      </w:r>
+      <w:r>
+        <w:t xml:space="preserve"> </w:t>
+      </w:r>
+      <w:r>
+        <w:t xml:space="preserve">page (§8).</w:t>
+      </w:r>
+    </w:p>
+    <w:p>
+      <w:pPr>
+        <w:numPr>
+          <w:ilvl w:val="0"/>
+          <w:numId w:val="1021"/>
+        </w:numPr>
+        <w:pStyle w:val="Compact"/>
+      </w:pPr>
+      <w:r>
+        <w:t xml:space="preserve">Store the CSV with the deployment log (§9).</w:t>
+      </w:r>
+    </w:p>
+    <w:p>
+      <w:pPr>
+        <w:numPr>
+          <w:ilvl w:val="0"/>
+          <w:numId w:val="1021"/>
+        </w:numPr>
+        <w:pStyle w:val="Compact"/>
+      </w:pPr>
+      <w:r>
+        <w:t xml:space="preserve">Unscrew the case from the splint. The splint is custom-moulded for the participant and is not reused.</w:t>
+      </w:r>
+    </w:p>
+    <w:p>
+      <w:pPr>
+        <w:numPr>
+          <w:ilvl w:val="0"/>
+          <w:numId w:val="1021"/>
+        </w:numPr>
+        <w:pStyle w:val="Compact"/>
+      </w:pPr>
+      <w:r>
+        <w:t xml:space="preserve">Remove the coin cell and dispose of it safely, out of reach of children.</w:t>
+      </w:r>
+    </w:p>
+    <w:p>
+      <w:pPr>
+        <w:numPr>
+          <w:ilvl w:val="0"/>
+          <w:numId w:val="1021"/>
+        </w:numPr>
+        <w:pStyle w:val="Compact"/>
+      </w:pPr>
+      <w:r>
+        <w:t xml:space="preserve">Wipe the case, remove the old skin-friendly tape, and apply new tape before the next deployment.</w:t>
+      </w:r>
+    </w:p>
+    <w:p>
+      <w:pPr>
+        <w:numPr>
+          <w:ilvl w:val="0"/>
+          <w:numId w:val="1021"/>
+        </w:numPr>
+        <w:pStyle w:val="Compact"/>
+      </w:pPr>
+      <w:r>
+        <w:t xml:space="preserve">Note any problems (lights, error messages, short recordings) in the deployment log.</w:t>
+      </w:r>
+    </w:p>
+    <w:bookmarkEnd w:id="89"/>
+    <w:bookmarkStart w:id="90" w:name="X1c2a9af42fc46261235cfeef7caf729eee26057"/>
+    <w:p>
+      <w:pPr>
+        <w:pStyle w:val="Heading1"/>
+      </w:pPr>
+      <w:r>
+        <w:t xml:space="preserve">Appendix A. Running the app from Python (optional)</w:t>
+      </w:r>
+    </w:p>
+    <w:p>
+      <w:pPr>
+        <w:pStyle w:val="FirstParagraph"/>
+      </w:pPr>
+      <w:r>
+        <w:t xml:space="preserve">You only need this to change the app, to run the tests, or to use a system without a ready-made build.</w:t>
+      </w:r>
+    </w:p>
+    <w:p>
+      <w:pPr>
+        <w:numPr>
+          <w:ilvl w:val="0"/>
+          <w:numId w:val="1022"/>
+        </w:numPr>
+      </w:pPr>
+      <w:r>
+        <w:t xml:space="preserve">Install Python 3.11 or newer from python.org. On Windows, tick</w:t>
       </w:r>
       <w:r>
         <w:t xml:space="preserve"> </w:t>
@@ -6449,7 +6825,7 @@
         </w:numPr>
       </w:pPr>
       <w:r>
-        <w:t xml:space="preserve">The app opens in the browser as in §4.3.</w:t>
+        <w:t xml:space="preserve">The app opens in the browser as in §3.3.</w:t>
       </w:r>
     </w:p>
     <w:p>
@@ -6521,8 +6897,8 @@
         <w:t xml:space="preserve">. All tests should pass.</w:t>
       </w:r>
     </w:p>
-    <w:bookmarkEnd w:id="75"/>
-    <w:bookmarkStart w:id="76" w:name="Xb519db7786b85d079567a6bb61c32c50c041deb"/>
+    <w:bookmarkEnd w:id="90"/>
+    <w:bookmarkStart w:id="91" w:name="Xb519db7786b85d079567a6bb61c32c50c041deb"/>
     <w:p>
       <w:pPr>
         <w:pStyle w:val="Heading1"/>
@@ -6830,11 +7206,11 @@
         <w:t xml:space="preserve">collect_temperature.ino</w:t>
       </w:r>
       <w:r>
-        <w:t xml:space="preserve">) are not part of the app release: every logger must be re-flashed (§4.2), after downloading its data.</w:t>
-      </w:r>
-    </w:p>
-    <w:bookmarkEnd w:id="76"/>
-    <w:bookmarkStart w:id="81" w:name="X90b4db90829aeafcc8f98a071b2c690d37f275d"/>
+        <w:t xml:space="preserve">) are not part of the app release: every logger must be re-flashed (§3.2), after downloading its data.</w:t>
+      </w:r>
+    </w:p>
+    <w:bookmarkEnd w:id="91"/>
+    <w:bookmarkStart w:id="96" w:name="X90b4db90829aeafcc8f98a071b2c690d37f275d"/>
     <w:p>
       <w:pPr>
         <w:pStyle w:val="Heading1"/>
@@ -6872,7 +7248,7 @@
         <w:t xml:space="preserve">) with no setting in the app, so a change needs the Python version (Appendix A) and a new app release (Appendix B).</w:t>
       </w:r>
     </w:p>
-    <w:bookmarkStart w:id="77" w:name="c.1-collect-ground-truth"/>
+    <w:bookmarkStart w:id="92" w:name="c.1-collect-ground-truth"/>
     <w:p>
       <w:pPr>
         <w:pStyle w:val="Heading2"/>
@@ -6947,8 +7323,8 @@
         <w:t xml:space="preserve">a second, independent sensor on the skin side (e.g. a commercial temperature button logger) for a few deployments.</w:t>
       </w:r>
     </w:p>
-    <w:bookmarkEnd w:id="77"/>
-    <w:bookmarkStart w:id="78" w:name="c.2-what-to-check"/>
+    <w:bookmarkEnd w:id="92"/>
+    <w:bookmarkStart w:id="93" w:name="c.2-what-to-check"/>
     <w:p>
       <w:pPr>
         <w:pStyle w:val="Heading2"/>
@@ -7003,8 +7379,8 @@
         <w:t xml:space="preserve">False wear in warm environments, and missed wear with a loose splint.</w:t>
       </w:r>
     </w:p>
-    <w:bookmarkEnd w:id="78"/>
-    <w:bookmarkStart w:id="79" w:name="c.3-parameters"/>
+    <w:bookmarkEnd w:id="93"/>
+    <w:bookmarkStart w:id="94" w:name="c.3-parameters"/>
     <w:p>
       <w:pPr>
         <w:pStyle w:val="Heading2"/>
@@ -7935,8 +8311,8 @@
         </w:tc>
       </w:tr>
     </w:tbl>
-    <w:bookmarkEnd w:id="79"/>
-    <w:bookmarkStart w:id="80" w:name="c.4-procedure"/>
+    <w:bookmarkEnd w:id="94"/>
+    <w:bookmarkStart w:id="95" w:name="c.4-procedure"/>
     <w:p>
       <w:pPr>
         <w:pStyle w:val="Heading2"/>
@@ -8080,8 +8456,8 @@
         <w:t xml:space="preserve">Release a new app version (Appendix B). Older downloads can simply be re-opened in the new version, since the raw readings are unchanged.</w:t>
       </w:r>
     </w:p>
-    <w:bookmarkEnd w:id="80"/>
-    <w:bookmarkEnd w:id="81"/>
+    <w:bookmarkEnd w:id="95"/>
+    <w:bookmarkEnd w:id="96"/>
     <w:sectPr/>
   </w:body>
 </w:document>

--- a/docs/SOP_Build_and_Use.docx
+++ b/docs/SOP_Build_and_Use.docx
@@ -468,7 +468,7 @@
         <w:pStyle w:val="FirstParagraph"/>
       </w:pPr>
       <w:r>
-        <w:t xml:space="preserve">The most important thing to understand before using the logger: every time it is powered on, it decides what to do from what happened last time (Figure 1).</w:t>
+        <w:t xml:space="preserve">What the logger does when it is powered on depends on its current state (Figure 1).</w:t>
       </w:r>
     </w:p>
     <w:p>
@@ -480,7 +480,7 @@
           <wp:inline>
             <wp:extent cx="5334000" cy="3200400"/>
             <wp:effectExtent b="0" l="0" r="0" t="0"/>
-            <wp:docPr descr="Figure 1. The logger’s states and what triggers each change. The app can connect only in states 1 and 4; in state 2 the board is powered down. Every timestamp is counted from the power-on that starts data collection, so that must happen at the start time entered in the app." title="" id="21" name="Picture"/>
+            <wp:docPr descr="Figure 1. The logger’s states and what triggers each change." title="" id="21" name="Picture"/>
             <a:graphic>
               <a:graphicData uri="http://schemas.openxmlformats.org/drawingml/2006/picture">
                 <pic:pic>
@@ -523,7 +523,7 @@
         <w:pStyle w:val="ImageCaption"/>
       </w:pPr>
       <w:r>
-        <w:t xml:space="preserve">Figure 1. The logger’s states and what triggers each change. The app can connect only in states 1 and 4; in state 2 the board is powered down. Every timestamp is counted from the power-on that starts data collection, so that must happen at the start time entered in the app.</w:t>
+        <w:t xml:space="preserve">Figure 1. The logger’s states and what triggers each change.</w:t>
       </w:r>
     </w:p>
     <w:tbl>
@@ -601,7 +601,7 @@
                 <w:b/>
                 <w:sz w:val="19"/>
               </w:rPr>
-              <w:t xml:space="preserve">Can the app see it?</w:t>
+              <w:t xml:space="preserve">Visible to the app?</w:t>
             </w:r>
           </w:p>
         </w:tc>
@@ -619,7 +619,7 @@
                 <w:b/>
                 <w:sz w:val="19"/>
               </w:rPr>
-              <w:t xml:space="preserve">How it gets there</w:t>
+              <w:t xml:space="preserve">Reached by</w:t>
             </w:r>
           </w:p>
         </w:tc>
@@ -681,7 +681,7 @@
               <w:rPr>
                 <w:sz w:val="19"/>
               </w:rPr>
-              <w:t xml:space="preserve">Freshly flashed board</w:t>
+              <w:t xml:space="preserve">Flashing the firmware</w:t>
             </w:r>
           </w:p>
         </w:tc>
@@ -743,7 +743,7 @@
               <w:rPr>
                 <w:sz w:val="19"/>
               </w:rPr>
-              <w:t xml:space="preserve">Initialize in the app (from state 1 or 4)</w:t>
+              <w:t xml:space="preserve">Initialize in the app, from state 1 or 4</w:t>
             </w:r>
           </w:p>
         </w:tc>
@@ -775,7 +775,7 @@
               <w:rPr>
                 <w:sz w:val="19"/>
               </w:rPr>
-              <w:t xml:space="preserve">Off (briefly on at power-on)</w:t>
+              <w:t xml:space="preserve">Brief flash at power-on, then off</w:t>
             </w:r>
           </w:p>
         </w:tc>
@@ -805,7 +805,7 @@
               <w:rPr>
                 <w:sz w:val="19"/>
               </w:rPr>
-              <w:t xml:space="preserve">Powered on after Initialize</w:t>
+              <w:t xml:space="preserve">Powering on after Initialize</w:t>
             </w:r>
           </w:p>
         </w:tc>
@@ -867,7 +867,7 @@
               <w:rPr>
                 <w:sz w:val="19"/>
               </w:rPr>
-              <w:t xml:space="preserve">Power-cycle, or any reset, during collection</w:t>
+              <w:t xml:space="preserve">A power-cycle or any reset during data collection</w:t>
             </w:r>
           </w:p>
         </w:tc>
@@ -878,7 +878,7 @@
         <w:pStyle w:val="BodyText"/>
       </w:pPr>
       <w:r>
-        <w:t xml:space="preserve">What this means in practice:</w:t>
+        <w:t xml:space="preserve">Keep in mind:</w:t>
       </w:r>
     </w:p>
     <w:p>
@@ -890,20 +890,29 @@
         <w:pStyle w:val="Compact"/>
       </w:pPr>
       <w:r>
-        <w:t xml:space="preserve">A logger that is collecting data</w:t>
-      </w:r>
-      <w:r>
-        <w:t xml:space="preserve"> </w:t>
-      </w:r>
+        <w:t xml:space="preserve">The app cannot see a logger that is collecting data. Power-cycle it first to reach state 4.</w:t>
+      </w:r>
+    </w:p>
+    <w:p>
+      <w:pPr>
+        <w:numPr>
+          <w:ilvl w:val="0"/>
+          <w:numId w:val="1002"/>
+        </w:numPr>
+        <w:pStyle w:val="Compact"/>
+      </w:pPr>
       <w:r>
         <w:rPr>
           <w:bCs/>
           <w:b/>
         </w:rPr>
-        <w:t xml:space="preserve">cannot be found by the app</w:t>
-      </w:r>
-      <w:r>
-        <w:t xml:space="preserve">. Power-cycle it once to reach state 4, then connect.</w:t>
+        <w:t xml:space="preserve">Any reset or power loss</w:t>
+      </w:r>
+      <w:r>
+        <w:t xml:space="preserve"> </w:t>
+      </w:r>
+      <w:r>
+        <w:t xml:space="preserve">during a deployment, such as a loose coin cell, ends the recording for good.</w:t>
       </w:r>
     </w:p>
     <w:p>
@@ -914,18 +923,21 @@
         </w:numPr>
         <w:pStyle w:val="Compact"/>
       </w:pPr>
+      <w:r>
+        <w:t xml:space="preserve">Initializing</w:t>
+      </w:r>
+      <w:r>
+        <w:t xml:space="preserve"> </w:t>
+      </w:r>
       <w:r>
         <w:rPr>
           <w:bCs/>
           <w:b/>
         </w:rPr>
-        <w:t xml:space="preserve">Any reset or power interruption</w:t>
-      </w:r>
-      <w:r>
-        <w:t xml:space="preserve"> </w:t>
-      </w:r>
-      <w:r>
-        <w:t xml:space="preserve">during a deployment (a loose battery, a knock on the reset button) ends the recording. The logger goes to idle and does not resume data collection.</w:t>
+        <w:t xml:space="preserve">erases the previous recording</w:t>
+      </w:r>
+      <w:r>
+        <w:t xml:space="preserve">, so download it first (§7).</w:t>
       </w:r>
     </w:p>
     <w:p>
@@ -937,20 +949,7 @@
         <w:pStyle w:val="Compact"/>
       </w:pPr>
       <w:r>
-        <w:t xml:space="preserve">Initializing (state 4 → 2)</w:t>
-      </w:r>
-      <w:r>
-        <w:t xml:space="preserve"> </w:t>
-      </w:r>
-      <w:r>
-        <w:rPr>
-          <w:bCs/>
-          <w:b/>
-        </w:rPr>
-        <w:t xml:space="preserve">erases the previous recording</w:t>
-      </w:r>
-      <w:r>
-        <w:t xml:space="preserve">. Ensure that you have downloaded the existing data first.</w:t>
+        <w:t xml:space="preserve">Timestamps count from the power-on that starts data collection, so power on at the start time entered in the app (§5).</w:t>
       </w:r>
     </w:p>
     <w:p>
@@ -3535,7 +3534,7 @@
         <w:pStyle w:val="Compact"/>
       </w:pPr>
       <w:r>
-        <w:t xml:space="preserve">☐ A USB data cable is at hand, and the Arduino Serial Monitor (or anything else using the logger’s port) is closed.</w:t>
+        <w:t xml:space="preserve">☐ A micro-USB data cable is at hand, and the Arduino Serial Monitor (or anything else using the logger’s port) is closed.</w:t>
       </w:r>
     </w:p>
     <w:p>

--- a/docs/SOP_Build_and_Use.docx
+++ b/docs/SOP_Build_and_Use.docx
@@ -153,7 +153,7 @@
         <w:t xml:space="preserve"> </w:t>
       </w:r>
       <w:r>
-        <w:t xml:space="preserve">analysing</w:t>
+        <w:t xml:space="preserve">analyzing</w:t>
       </w:r>
       <w:r>
         <w:t xml:space="preserve"> </w:t>
@@ -1844,6 +1844,46 @@
           <w:p>
             <w:pPr>
               <w:pStyle w:val="Compact"/>
+            </w:pPr>
+          </w:p>
+        </w:tc>
+        <w:tc>
+          <w:tcPr/>
+          <w:p>
+            <w:pPr>
+              <w:pStyle w:val="Compact"/>
+              <w:jc w:val="left"/>
+            </w:pPr>
+            <w:r>
+              <w:rPr>
+                <w:sz w:val="19"/>
+              </w:rPr>
+              <w:t xml:space="preserve">EVA foam</w:t>
+            </w:r>
+          </w:p>
+        </w:tc>
+        <w:tc>
+          <w:tcPr/>
+          <w:p>
+            <w:pPr>
+              <w:pStyle w:val="Compact"/>
+              <w:jc w:val="left"/>
+            </w:pPr>
+            <w:r>
+              <w:rPr>
+                <w:sz w:val="19"/>
+              </w:rPr>
+              <w:t xml:space="preserve">Used to fill the gap between the Arduino and coin cell holder when folded; Optional</w:t>
+            </w:r>
+          </w:p>
+        </w:tc>
+      </w:tr>
+      <w:tr>
+        <w:tc>
+          <w:tcPr/>
+          <w:p>
+            <w:pPr>
+              <w:pStyle w:val="Compact"/>
               <w:jc w:val="left"/>
             </w:pPr>
             <w:r>
@@ -2523,6 +2563,17 @@
     </w:p>
     <w:p>
       <w:pPr>
+        <w:numPr>
+          <w:ilvl w:val="0"/>
+          <w:numId w:val="1000"/>
+        </w:numPr>
+      </w:pPr>
+      <w:r>
+        <w:t xml:space="preserve">If the proximity sensor sits tilted because of the gap between the Arduino and the coin cell holder, place a thin piece of non-conductive EVA foam in the gap so the sensor sits flat under the window.</w:t>
+      </w:r>
+    </w:p>
+    <w:p>
+      <w:pPr>
         <w:pStyle w:val="FirstParagraph"/>
       </w:pPr>
       <w:r>
@@ -2971,7 +3022,7 @@
         <w:t xml:space="preserve"> </w:t>
       </w:r>
       <w:r>
-        <w:t xml:space="preserve">on the back of the board (Figure 7). This stops the board’s regulator and USB circuitry from drawing power, which keeps the resting current low (below about 750 µA, measured on the bench).</w:t>
+        <w:t xml:space="preserve">on the back of the board (Figure 7). This stops the board’s regulator and USB circuitry from drawing power, which keeps the resting current low (below about 750 µA).</w:t>
       </w:r>
     </w:p>
     <w:p>
@@ -4184,43 +4235,7 @@
         <w:t xml:space="preserve">about one month at most</w:t>
       </w:r>
       <w:r>
-        <w:t xml:space="preserve">. The longest full recording tested lasted about 36 days.</w:t>
-      </w:r>
-    </w:p>
-    <w:p>
-      <w:pPr>
-        <w:numPr>
-          <w:ilvl w:val="0"/>
-          <w:numId w:val="1014"/>
-        </w:numPr>
-        <w:pStyle w:val="Compact"/>
-      </w:pPr>
-      <w:r>
-        <w:t xml:space="preserve">At about 49.7 days the logger’s internal timer rolls over, and its sampling is expected to misbehave (a burst of readings, then possibly a long gap). This is predicted from the code and has not been bench-tested.</w:t>
-      </w:r>
-    </w:p>
-    <w:p>
-      <w:pPr>
-        <w:numPr>
-          <w:ilvl w:val="0"/>
-          <w:numId w:val="1014"/>
-        </w:numPr>
-        <w:pStyle w:val="Compact"/>
-      </w:pPr>
-      <w:r>
-        <w:t xml:space="preserve">Storage is full after about 52 days (15 000 readings at one every 5 minutes).</w:t>
-      </w:r>
-    </w:p>
-    <w:p>
-      <w:pPr>
-        <w:numPr>
-          <w:ilvl w:val="0"/>
-          <w:numId w:val="1014"/>
-        </w:numPr>
-        <w:pStyle w:val="Compact"/>
-      </w:pPr>
-      <w:r>
-        <w:t xml:space="preserve">Battery life over a full deployment has not been measured. A CR2450 (about 620 mAh) at the measured resting current gives a rough upper bound of about 34 days, which fits the 36-day recording. This is why a new cell is used for every deployment.</w:t>
+        <w:t xml:space="preserve">. The longest full recording tested lasted about 36 days. With the current firmware, the logger’s internal timer rolls over at around 49.7 days, and its sampling can get affected. Also, the onboard storage becomes full about after 52 days (15000 readings at one every 5 minutes).</w:t>
       </w:r>
     </w:p>
     <w:bookmarkEnd w:id="64"/>
@@ -4246,9 +4261,8 @@
       <w:pPr>
         <w:numPr>
           <w:ilvl w:val="0"/>
-          <w:numId w:val="1015"/>
-        </w:numPr>
-        <w:pStyle w:val="Compact"/>
+          <w:numId w:val="1014"/>
+        </w:numPr>
       </w:pPr>
       <w:r>
         <w:t xml:space="preserve">At the end of the deployment, power-cycle the logger once (unplug the coin cell and plug it back in) to bring it to state 4 (green light on; Figure 1). Note the real time of the power-cycle in the deployment log.</w:t>
@@ -4258,9 +4272,8 @@
       <w:pPr>
         <w:numPr>
           <w:ilvl w:val="0"/>
-          <w:numId w:val="1015"/>
-        </w:numPr>
-        <w:pStyle w:val="Compact"/>
+          <w:numId w:val="1014"/>
+        </w:numPr>
       </w:pPr>
       <w:r>
         <w:t xml:space="preserve">With the cell still connected, connect the logger by USB. In the app, click</w:t>
@@ -4296,7 +4309,7 @@
       <w:pPr>
         <w:numPr>
           <w:ilvl w:val="1"/>
-          <w:numId w:val="1016"/>
+          <w:numId w:val="1015"/>
         </w:numPr>
         <w:pStyle w:val="Compact"/>
       </w:pPr>
@@ -4315,7 +4328,7 @@
       <w:pPr>
         <w:numPr>
           <w:ilvl w:val="1"/>
-          <w:numId w:val="1016"/>
+          <w:numId w:val="1015"/>
         </w:numPr>
         <w:pStyle w:val="Compact"/>
       </w:pPr>
@@ -4334,9 +4347,8 @@
       <w:pPr>
         <w:numPr>
           <w:ilvl w:val="0"/>
-          <w:numId w:val="1015"/>
-        </w:numPr>
-        <w:pStyle w:val="Compact"/>
+          <w:numId w:val="1014"/>
+        </w:numPr>
       </w:pPr>
       <w:r>
         <w:t xml:space="preserve">Enter a</w:t>
@@ -4395,9 +4407,8 @@
       <w:pPr>
         <w:numPr>
           <w:ilvl w:val="0"/>
-          <w:numId w:val="1015"/>
-        </w:numPr>
-        <w:pStyle w:val="Compact"/>
+          <w:numId w:val="1014"/>
+        </w:numPr>
       </w:pPr>
       <w:r>
         <w:t xml:space="preserve">Click</w:t>
@@ -4436,56 +4447,8 @@
       <w:pPr>
         <w:numPr>
           <w:ilvl w:val="0"/>
-          <w:numId w:val="1015"/>
-        </w:numPr>
-        <w:pStyle w:val="Compact"/>
-      </w:pPr>
-      <w:r>
-        <w:t xml:space="preserve">The file is saved through the browser, normally to your Downloads folder. Move it to the study’s data storage.</w:t>
-      </w:r>
-    </w:p>
-    <w:p>
-      <w:pPr>
-        <w:numPr>
-          <w:ilvl w:val="0"/>
-          <w:numId w:val="1015"/>
-        </w:numPr>
-        <w:pStyle w:val="Compact"/>
-      </w:pPr>
-      <w:r>
-        <w:t xml:space="preserve">Open it on the</w:t>
-      </w:r>
-      <w:r>
-        <w:t xml:space="preserve"> </w:t>
-      </w:r>
-      <w:r>
-        <w:rPr>
-          <w:bCs/>
-          <w:b/>
-        </w:rPr>
-        <w:t xml:space="preserve">Data Analysis</w:t>
-      </w:r>
-      <w:r>
-        <w:t xml:space="preserve"> </w:t>
-      </w:r>
-      <w:r>
-        <w:t xml:space="preserve">page (§8) to check that it looks complete before the logger is initialized again.</w:t>
-      </w:r>
-    </w:p>
-    <w:p>
-      <w:pPr>
-        <w:numPr>
-          <w:ilvl w:val="0"/>
-          <w:numId w:val="1015"/>
-        </w:numPr>
-        <w:pStyle w:val="Compact"/>
-      </w:pPr>
-      <w:r>
-        <w:t xml:space="preserve">Check the last timestamp in the file against the power-cycle time you noted: it should be no more than about 5 minutes earlier. A larger gap means the logger was powered on late (or early) at the start, or its clock drifted; note it in the log.</w:t>
-      </w:r>
-    </w:p>
-    <w:p>
-      <w:pPr>
+          <w:numId w:val="1000"/>
+        </w:numPr>
         <w:pStyle w:val="CaptionedFigure"/>
       </w:pPr>
       <w:r>
@@ -4533,6 +4496,10 @@
     </w:p>
     <w:p>
       <w:pPr>
+        <w:numPr>
+          <w:ilvl w:val="0"/>
+          <w:numId w:val="1000"/>
+        </w:numPr>
         <w:pStyle w:val="ImageCaption"/>
       </w:pPr>
       <w:r>
@@ -4541,6 +4508,10 @@
     </w:p>
     <w:p>
       <w:pPr>
+        <w:numPr>
+          <w:ilvl w:val="0"/>
+          <w:numId w:val="1000"/>
+        </w:numPr>
         <w:pStyle w:val="CaptionedFigure"/>
       </w:pPr>
       <w:r>
@@ -4588,6 +4559,10 @@
     </w:p>
     <w:p>
       <w:pPr>
+        <w:numPr>
+          <w:ilvl w:val="0"/>
+          <w:numId w:val="1000"/>
+        </w:numPr>
         <w:pStyle w:val="ImageCaption"/>
       </w:pPr>
       <w:r>
@@ -4596,7 +4571,45 @@
     </w:p>
     <w:p>
       <w:pPr>
-        <w:pStyle w:val="BodyText"/>
+        <w:numPr>
+          <w:ilvl w:val="0"/>
+          <w:numId w:val="1014"/>
+        </w:numPr>
+      </w:pPr>
+      <w:r>
+        <w:t xml:space="preserve">The file is saved through the browser, normally to your Downloads folder. Move it to the study’s data storage.</w:t>
+      </w:r>
+    </w:p>
+    <w:p>
+      <w:pPr>
+        <w:numPr>
+          <w:ilvl w:val="0"/>
+          <w:numId w:val="1014"/>
+        </w:numPr>
+      </w:pPr>
+      <w:r>
+        <w:t xml:space="preserve">Open it on the</w:t>
+      </w:r>
+      <w:r>
+        <w:t xml:space="preserve"> </w:t>
+      </w:r>
+      <w:r>
+        <w:rPr>
+          <w:bCs/>
+          <w:b/>
+        </w:rPr>
+        <w:t xml:space="preserve">Data Analysis</w:t>
+      </w:r>
+      <w:r>
+        <w:t xml:space="preserve"> </w:t>
+      </w:r>
+      <w:r>
+        <w:t xml:space="preserve">page (§8) to check that it looks complete before the logger is initialized again. Alternatively, you can manually inspect the downloaded CSV file.</w:t>
+      </w:r>
+    </w:p>
+    <w:p>
+      <w:pPr>
+        <w:pStyle w:val="FirstParagraph"/>
       </w:pPr>
       <w:r>
         <w:t xml:space="preserve">Closing the modal window releases the logger. Power-cycling the logger in idle mode keeps it idle; the recording stays on it until the next Initialize.</w:t>
@@ -4656,7 +4669,7 @@
       <w:pPr>
         <w:numPr>
           <w:ilvl w:val="0"/>
-          <w:numId w:val="1017"/>
+          <w:numId w:val="1016"/>
         </w:numPr>
         <w:pStyle w:val="Compact"/>
       </w:pPr>
@@ -4668,7 +4681,7 @@
       <w:pPr>
         <w:numPr>
           <w:ilvl w:val="0"/>
-          <w:numId w:val="1017"/>
+          <w:numId w:val="1016"/>
         </w:numPr>
         <w:pStyle w:val="Compact"/>
       </w:pPr>
@@ -4731,7 +4744,7 @@
       <w:pPr>
         <w:numPr>
           <w:ilvl w:val="0"/>
-          <w:numId w:val="1017"/>
+          <w:numId w:val="1016"/>
         </w:numPr>
         <w:pStyle w:val="Compact"/>
       </w:pPr>
@@ -4754,20 +4767,20 @@
     </w:p>
     <w:bookmarkEnd w:id="72"/>
     <w:bookmarkEnd w:id="73"/>
-    <w:bookmarkStart w:id="86" w:name="analysing-data"/>
+    <w:bookmarkStart w:id="86" w:name="analyzing-data"/>
     <w:p>
       <w:pPr>
         <w:pStyle w:val="Heading1"/>
       </w:pPr>
       <w:r>
-        <w:t xml:space="preserve">8. Analysing data</w:t>
-      </w:r>
-    </w:p>
-    <w:p>
-      <w:pPr>
-        <w:numPr>
-          <w:ilvl w:val="0"/>
-          <w:numId w:val="1018"/>
+        <w:t xml:space="preserve">8. Analyzing data</w:t>
+      </w:r>
+    </w:p>
+    <w:p>
+      <w:pPr>
+        <w:numPr>
+          <w:ilvl w:val="0"/>
+          <w:numId w:val="1017"/>
         </w:numPr>
         <w:pStyle w:val="Compact"/>
       </w:pPr>
@@ -4808,19 +4821,19 @@
       <w:pPr>
         <w:numPr>
           <w:ilvl w:val="0"/>
+          <w:numId w:val="1017"/>
+        </w:numPr>
+        <w:pStyle w:val="Compact"/>
+      </w:pPr>
+      <w:r>
+        <w:t xml:space="preserve">The page shows (Figures 14–17):</w:t>
+      </w:r>
+    </w:p>
+    <w:p>
+      <w:pPr>
+        <w:numPr>
+          <w:ilvl w:val="1"/>
           <w:numId w:val="1018"/>
-        </w:numPr>
-        <w:pStyle w:val="Compact"/>
-      </w:pPr>
-      <w:r>
-        <w:t xml:space="preserve">The page shows (Figures 14–17):</w:t>
-      </w:r>
-    </w:p>
-    <w:p>
-      <w:pPr>
-        <w:numPr>
-          <w:ilvl w:val="1"/>
-          <w:numId w:val="1019"/>
         </w:numPr>
         <w:pStyle w:val="Compact"/>
       </w:pPr>
@@ -4839,7 +4852,7 @@
       <w:pPr>
         <w:numPr>
           <w:ilvl w:val="1"/>
-          <w:numId w:val="1019"/>
+          <w:numId w:val="1018"/>
         </w:numPr>
         <w:pStyle w:val="Compact"/>
       </w:pPr>
@@ -4858,7 +4871,7 @@
       <w:pPr>
         <w:numPr>
           <w:ilvl w:val="1"/>
-          <w:numId w:val="1019"/>
+          <w:numId w:val="1018"/>
         </w:numPr>
         <w:pStyle w:val="Compact"/>
       </w:pPr>
@@ -4877,7 +4890,7 @@
       <w:pPr>
         <w:numPr>
           <w:ilvl w:val="1"/>
-          <w:numId w:val="1019"/>
+          <w:numId w:val="1018"/>
         </w:numPr>
         <w:pStyle w:val="Compact"/>
       </w:pPr>
@@ -4896,7 +4909,7 @@
       <w:pPr>
         <w:numPr>
           <w:ilvl w:val="0"/>
-          <w:numId w:val="1018"/>
+          <w:numId w:val="1017"/>
         </w:numPr>
         <w:pStyle w:val="Compact"/>
       </w:pPr>
@@ -5154,14 +5167,6 @@
         <w:t xml:space="preserve">The detection thresholds were tuned on a small amount of data and have not been checked against a record of when the splint was really worn. Long continuous wear (e.g. overnight) may be split or cut short (Project Handover, §5.1). Look at the traces, not only the totals. Appendix C describes how to re-tune the detection.</w:t>
       </w:r>
     </w:p>
-    <w:p>
-      <w:pPr>
-        <w:pStyle w:val="FirstParagraph"/>
-      </w:pPr>
-      <w:r>
-        <w:t xml:space="preserve">The page also opens older files: files without a proximity column (treated as covered throughout) and files downloaded before app v1.2.0 (timestamps converted from UTC to Eastern automatically).</w:t>
-      </w:r>
-    </w:p>
     <w:bookmarkEnd w:id="86"/>
     <w:bookmarkStart w:id="87" w:name="data-handling"/>
     <w:p>
@@ -5462,7 +5467,7 @@
       <w:pPr>
         <w:numPr>
           <w:ilvl w:val="0"/>
-          <w:numId w:val="1020"/>
+          <w:numId w:val="1019"/>
         </w:numPr>
         <w:pStyle w:val="Compact"/>
       </w:pPr>
@@ -5474,28 +5479,19 @@
       <w:pPr>
         <w:numPr>
           <w:ilvl w:val="0"/>
-          <w:numId w:val="1020"/>
+          <w:numId w:val="1019"/>
         </w:numPr>
         <w:pStyle w:val="Compact"/>
       </w:pPr>
       <w:r>
-        <w:t xml:space="preserve">Keep the original download untouched; save any corrected copy (</w:t>
-      </w:r>
-      <w:r>
-        <w:rPr>
-          <w:rStyle w:val="VerbatimChar"/>
-        </w:rPr>
-        <w:t xml:space="preserve">_recovered.csv</w:t>
-      </w:r>
-      <w:r>
-        <w:t xml:space="preserve">) alongside it.</w:t>
-      </w:r>
-    </w:p>
-    <w:p>
-      <w:pPr>
-        <w:numPr>
-          <w:ilvl w:val="0"/>
-          <w:numId w:val="1020"/>
+        <w:t xml:space="preserve">Keep the original download untouched; if modified (i.e., corrected), save any copy alongside it.</w:t>
+      </w:r>
+    </w:p>
+    <w:p>
+      <w:pPr>
+        <w:numPr>
+          <w:ilvl w:val="0"/>
+          <w:numId w:val="1019"/>
         </w:numPr>
         <w:pStyle w:val="Compact"/>
       </w:pPr>
@@ -5507,19 +5503,12 @@
       <w:pPr>
         <w:numPr>
           <w:ilvl w:val="0"/>
-          <w:numId w:val="1020"/>
+          <w:numId w:val="1019"/>
         </w:numPr>
         <w:pStyle w:val="Compact"/>
       </w:pPr>
       <w:r>
-        <w:rPr>
-          <w:bCs/>
-          <w:b/>
-        </w:rPr>
-        <w:t xml:space="preserve">[TODO]</w:t>
-      </w:r>
-      <w:r>
-        <w:t xml:space="preserve">: where study data are stored and who can access them (participant data). No policy exists yet; see Project Handover §1.2 item 4.</w:t>
+        <w:t xml:space="preserve">The PI and research team will need to plan for data governance and where study data are stored and who can access them (participant data). No policy exists yet; see Project Handover §1.2 item 4.</w:t>
       </w:r>
     </w:p>
     <w:bookmarkEnd w:id="87"/>
@@ -5655,7 +5644,7 @@
               <w:rPr>
                 <w:sz w:val="19"/>
               </w:rPr>
-              <w:t xml:space="preserve">Power-cycle the logger once, check the green light is on, reconnect, click</w:t>
+              <w:t xml:space="preserve">Power-cycle the logger once (press the reset button once, or unplug and replug the coin cell), check the green light is on, reconnect, click</w:t>
             </w:r>
             <w:r>
               <w:rPr>
@@ -6550,7 +6539,7 @@
       <w:pPr>
         <w:numPr>
           <w:ilvl w:val="0"/>
-          <w:numId w:val="1021"/>
+          <w:numId w:val="1020"/>
         </w:numPr>
         <w:pStyle w:val="Compact"/>
       </w:pPr>
@@ -6578,7 +6567,7 @@
       <w:pPr>
         <w:numPr>
           <w:ilvl w:val="0"/>
-          <w:numId w:val="1021"/>
+          <w:numId w:val="1020"/>
         </w:numPr>
         <w:pStyle w:val="Compact"/>
       </w:pPr>
@@ -6590,19 +6579,19 @@
       <w:pPr>
         <w:numPr>
           <w:ilvl w:val="0"/>
-          <w:numId w:val="1021"/>
+          <w:numId w:val="1020"/>
         </w:numPr>
         <w:pStyle w:val="Compact"/>
       </w:pPr>
       <w:r>
-        <w:t xml:space="preserve">Unscrew the case from the splint. The splint is custom-moulded for the participant and is not reused.</w:t>
-      </w:r>
-    </w:p>
-    <w:p>
-      <w:pPr>
-        <w:numPr>
-          <w:ilvl w:val="0"/>
-          <w:numId w:val="1021"/>
+        <w:t xml:space="preserve">Unscrew the case from the splint.</w:t>
+      </w:r>
+    </w:p>
+    <w:p>
+      <w:pPr>
+        <w:numPr>
+          <w:ilvl w:val="0"/>
+          <w:numId w:val="1020"/>
         </w:numPr>
         <w:pStyle w:val="Compact"/>
       </w:pPr>
@@ -6614,7 +6603,7 @@
       <w:pPr>
         <w:numPr>
           <w:ilvl w:val="0"/>
-          <w:numId w:val="1021"/>
+          <w:numId w:val="1020"/>
         </w:numPr>
         <w:pStyle w:val="Compact"/>
       </w:pPr>
@@ -6626,7 +6615,7 @@
       <w:pPr>
         <w:numPr>
           <w:ilvl w:val="0"/>
-          <w:numId w:val="1021"/>
+          <w:numId w:val="1020"/>
         </w:numPr>
         <w:pStyle w:val="Compact"/>
       </w:pPr>
@@ -6656,7 +6645,7 @@
       <w:pPr>
         <w:numPr>
           <w:ilvl w:val="0"/>
-          <w:numId w:val="1022"/>
+          <w:numId w:val="1021"/>
         </w:numPr>
       </w:pPr>
       <w:r>
@@ -6680,7 +6669,7 @@
       <w:pPr>
         <w:numPr>
           <w:ilvl w:val="0"/>
-          <w:numId w:val="1022"/>
+          <w:numId w:val="1021"/>
         </w:numPr>
       </w:pPr>
       <w:r>
@@ -6703,7 +6692,7 @@
       <w:pPr>
         <w:numPr>
           <w:ilvl w:val="0"/>
-          <w:numId w:val="1022"/>
+          <w:numId w:val="1021"/>
         </w:numPr>
       </w:pPr>
       <w:r>
@@ -6820,7 +6809,7 @@
       <w:pPr>
         <w:numPr>
           <w:ilvl w:val="0"/>
-          <w:numId w:val="1022"/>
+          <w:numId w:val="1021"/>
         </w:numPr>
       </w:pPr>
       <w:r>
@@ -6918,7 +6907,7 @@
       <w:pPr>
         <w:numPr>
           <w:ilvl w:val="0"/>
-          <w:numId w:val="1023"/>
+          <w:numId w:val="1022"/>
         </w:numPr>
       </w:pPr>
       <w:r>
@@ -6956,7 +6945,7 @@
       <w:pPr>
         <w:numPr>
           <w:ilvl w:val="0"/>
-          <w:numId w:val="1023"/>
+          <w:numId w:val="1022"/>
         </w:numPr>
       </w:pPr>
       <w:r>
@@ -7045,7 +7034,7 @@
       <w:pPr>
         <w:numPr>
           <w:ilvl w:val="0"/>
-          <w:numId w:val="1023"/>
+          <w:numId w:val="1022"/>
         </w:numPr>
       </w:pPr>
       <w:r>
@@ -7098,7 +7087,7 @@
       <w:pPr>
         <w:numPr>
           <w:ilvl w:val="0"/>
-          <w:numId w:val="1023"/>
+          <w:numId w:val="1022"/>
         </w:numPr>
       </w:pPr>
       <w:r>
@@ -7171,7 +7160,7 @@
       <w:pPr>
         <w:numPr>
           <w:ilvl w:val="0"/>
-          <w:numId w:val="1023"/>
+          <w:numId w:val="1022"/>
         </w:numPr>
       </w:pPr>
       <w:r>
@@ -7223,7 +7212,7 @@
         <w:pStyle w:val="FirstParagraph"/>
       </w:pPr>
       <w:r>
-        <w:t xml:space="preserve">The rules that turn temperature and proximity into wear events were set by inspecting a small number of recordings (Project Handover, §5). Re-tune them once there are recordings with a known record of actual wear (</w:t>
+        <w:t xml:space="preserve">The rules that use temperature and proximity values to estimate wear events were set by inspecting a small number of recordings (Project Handover, §5). Re-tune them once there are recordings with a known record of actual wear (</w:t>
       </w:r>
       <w:r>
         <w:t xml:space="preserve">“</w:t>
@@ -7260,7 +7249,7 @@
       <w:pPr>
         <w:numPr>
           <w:ilvl w:val="0"/>
-          <w:numId w:val="1024"/>
+          <w:numId w:val="1023"/>
         </w:numPr>
         <w:pStyle w:val="Compact"/>
       </w:pPr>
@@ -7275,14 +7264,14 @@
         <w:t xml:space="preserve"> </w:t>
       </w:r>
       <w:r>
-        <w:t xml:space="preserve">the participant (or staff, in a supervised session) records on/off times. Cheap, but coarse and subject to recall bias.</w:t>
-      </w:r>
-    </w:p>
-    <w:p>
-      <w:pPr>
-        <w:numPr>
-          <w:ilvl w:val="0"/>
-          <w:numId w:val="1024"/>
+        <w:t xml:space="preserve">the participant (or staff, in a supervised session) records on/off times.</w:t>
+      </w:r>
+    </w:p>
+    <w:p>
+      <w:pPr>
+        <w:numPr>
+          <w:ilvl w:val="0"/>
+          <w:numId w:val="1023"/>
         </w:numPr>
         <w:pStyle w:val="Compact"/>
       </w:pPr>
@@ -7300,6 +7289,28 @@
         <w:t xml:space="preserve">scripted on/off periods in the lab, including long continuous wear and confounders (warm room, splint left on a warm surface, sensor covered but splint not worn).</w:t>
       </w:r>
     </w:p>
+    <w:bookmarkEnd w:id="92"/>
+    <w:bookmarkStart w:id="93" w:name="c.2-what-to-check"/>
+    <w:p>
+      <w:pPr>
+        <w:pStyle w:val="Heading2"/>
+      </w:pPr>
+      <w:r>
+        <w:t xml:space="preserve">C.2 What to check</w:t>
+      </w:r>
+    </w:p>
+    <w:p>
+      <w:pPr>
+        <w:numPr>
+          <w:ilvl w:val="0"/>
+          <w:numId w:val="1024"/>
+        </w:numPr>
+        <w:pStyle w:val="Compact"/>
+      </w:pPr>
+      <w:r>
+        <w:t xml:space="preserve">Agreement per event (start and end within one 5-minute reading) and per day (total wear minutes).</w:t>
+      </w:r>
+    </w:p>
     <w:p>
       <w:pPr>
         <w:numPr>
@@ -7313,50 +7324,6 @@
           <w:bCs/>
           <w:b/>
         </w:rPr>
-        <w:t xml:space="preserve">Reference sensor:</w:t>
-      </w:r>
-      <w:r>
-        <w:t xml:space="preserve"> </w:t>
-      </w:r>
-      <w:r>
-        <w:t xml:space="preserve">a second, independent sensor on the skin side (e.g. a commercial temperature button logger) for a few deployments.</w:t>
-      </w:r>
-    </w:p>
-    <w:bookmarkEnd w:id="92"/>
-    <w:bookmarkStart w:id="93" w:name="c.2-what-to-check"/>
-    <w:p>
-      <w:pPr>
-        <w:pStyle w:val="Heading2"/>
-      </w:pPr>
-      <w:r>
-        <w:t xml:space="preserve">C.2 What to check</w:t>
-      </w:r>
-    </w:p>
-    <w:p>
-      <w:pPr>
-        <w:numPr>
-          <w:ilvl w:val="0"/>
-          <w:numId w:val="1025"/>
-        </w:numPr>
-        <w:pStyle w:val="Compact"/>
-      </w:pPr>
-      <w:r>
-        <w:t xml:space="preserve">Agreement per event (start and end within one 5-minute reading) and per day (total wear minutes).</w:t>
-      </w:r>
-    </w:p>
-    <w:p>
-      <w:pPr>
-        <w:numPr>
-          <w:ilvl w:val="0"/>
-          <w:numId w:val="1025"/>
-        </w:numPr>
-        <w:pStyle w:val="Compact"/>
-      </w:pPr>
-      <w:r>
-        <w:rPr>
-          <w:bCs/>
-          <w:b/>
-        </w:rPr>
         <w:t xml:space="preserve">Long wear:</w:t>
       </w:r>
       <w:r>
@@ -7370,7 +7337,7 @@
       <w:pPr>
         <w:numPr>
           <w:ilvl w:val="0"/>
-          <w:numId w:val="1025"/>
+          <w:numId w:val="1024"/>
         </w:numPr>
         <w:pStyle w:val="Compact"/>
       </w:pPr>
@@ -8324,7 +8291,7 @@
       <w:pPr>
         <w:numPr>
           <w:ilvl w:val="0"/>
-          <w:numId w:val="1026"/>
+          <w:numId w:val="1025"/>
         </w:numPr>
         <w:pStyle w:val="Compact"/>
       </w:pPr>
@@ -8348,7 +8315,7 @@
       <w:pPr>
         <w:numPr>
           <w:ilvl w:val="0"/>
-          <w:numId w:val="1026"/>
+          <w:numId w:val="1025"/>
         </w:numPr>
         <w:pStyle w:val="Compact"/>
       </w:pPr>
@@ -8372,7 +8339,7 @@
       <w:pPr>
         <w:numPr>
           <w:ilvl w:val="0"/>
-          <w:numId w:val="1026"/>
+          <w:numId w:val="1025"/>
         </w:numPr>
         <w:pStyle w:val="Compact"/>
       </w:pPr>
@@ -8393,7 +8360,7 @@
       <w:pPr>
         <w:numPr>
           <w:ilvl w:val="0"/>
-          <w:numId w:val="1026"/>
+          <w:numId w:val="1025"/>
         </w:numPr>
         <w:pStyle w:val="Compact"/>
       </w:pPr>
@@ -8420,7 +8387,7 @@
       <w:pPr>
         <w:numPr>
           <w:ilvl w:val="0"/>
-          <w:numId w:val="1026"/>
+          <w:numId w:val="1025"/>
         </w:numPr>
         <w:pStyle w:val="Compact"/>
       </w:pPr>
@@ -8447,7 +8414,7 @@
       <w:pPr>
         <w:numPr>
           <w:ilvl w:val="0"/>
-          <w:numId w:val="1026"/>
+          <w:numId w:val="1025"/>
         </w:numPr>
         <w:pStyle w:val="Compact"/>
       </w:pPr>
@@ -8457,6 +8424,130 @@
     </w:p>
     <w:bookmarkEnd w:id="95"/>
     <w:bookmarkEnd w:id="96"/>
+    <w:bookmarkStart w:id="97" w:name="X29c78ca3e0f6389cfa467f2787f32bd306c1a7e"/>
+    <w:p>
+      <w:pPr>
+        <w:pStyle w:val="Heading1"/>
+      </w:pPr>
+      <w:r>
+        <w:t xml:space="preserve">Appendix D. Checking clock drift (bench test)</w:t>
+      </w:r>
+    </w:p>
+    <w:p>
+      <w:pPr>
+        <w:pStyle w:val="FirstParagraph"/>
+      </w:pPr>
+      <w:r>
+        <w:t xml:space="preserve">The logger keeps time with its own clock, with no correction. Its drift is expected to be negligible (about 1–2 minutes a month; Project Handover §4.4). This one-off bench test measures it. It is not part of a deployment: it needs a known stop time while the battery is still good.</w:t>
+      </w:r>
+    </w:p>
+    <w:p>
+      <w:pPr>
+        <w:numPr>
+          <w:ilvl w:val="0"/>
+          <w:numId w:val="1026"/>
+        </w:numPr>
+        <w:pStyle w:val="Compact"/>
+      </w:pPr>
+      <w:r>
+        <w:t xml:space="preserve">Fit a new CR2450 and initialize the logger (§5) with a start time a few minutes ahead.</w:t>
+      </w:r>
+    </w:p>
+    <w:p>
+      <w:pPr>
+        <w:numPr>
+          <w:ilvl w:val="0"/>
+          <w:numId w:val="1026"/>
+        </w:numPr>
+        <w:pStyle w:val="Compact"/>
+      </w:pPr>
+      <w:r>
+        <w:t xml:space="preserve">Connect the coin cell exactly at that start time, read from a reliable clock (e.g. a phone set to automatic network time).</w:t>
+      </w:r>
+    </w:p>
+    <w:p>
+      <w:pPr>
+        <w:numPr>
+          <w:ilvl w:val="0"/>
+          <w:numId w:val="1026"/>
+        </w:numPr>
+        <w:pStyle w:val="Compact"/>
+      </w:pPr>
+      <w:r>
+        <w:t xml:space="preserve">Leave the logger on the bench, not worn, for a fixed period of 2–4 weeks. Stop well before a month, so the battery is still good and the timer rollover (about 49.7 days) is far away.</w:t>
+      </w:r>
+    </w:p>
+    <w:p>
+      <w:pPr>
+        <w:numPr>
+          <w:ilvl w:val="0"/>
+          <w:numId w:val="1026"/>
+        </w:numPr>
+        <w:pStyle w:val="Compact"/>
+      </w:pPr>
+      <w:r>
+        <w:t xml:space="preserve">Note the exact real time, then power-cycle the logger to stop data collection.</w:t>
+      </w:r>
+    </w:p>
+    <w:p>
+      <w:pPr>
+        <w:numPr>
+          <w:ilvl w:val="0"/>
+          <w:numId w:val="1026"/>
+        </w:numPr>
+        <w:pStyle w:val="Compact"/>
+      </w:pPr>
+      <w:r>
+        <w:t xml:space="preserve">Download the recording (§7). Compare the real elapsed time (stop time − start time) with the recorded elapsed time (last timestamp − first timestamp).</w:t>
+      </w:r>
+    </w:p>
+    <w:p>
+      <w:pPr>
+        <w:pStyle w:val="FirstParagraph"/>
+      </w:pPr>
+      <w:r>
+        <w:t xml:space="preserve">Without drift, the recorded elapsed time is up to one interval (5 minutes) shorter than the real elapsed time, because the stop falls between readings. Any difference beyond that is drift.</w:t>
+      </w:r>
+    </w:p>
+    <w:p>
+      <w:pPr>
+        <w:pStyle w:val="BodyText"/>
+      </w:pPr>
+      <w:r>
+        <w:t xml:space="preserve">For finer resolution, run the app from Python (Appendix A) with</w:t>
+      </w:r>
+      <w:r>
+        <w:t xml:space="preserve"> </w:t>
+      </w:r>
+      <w:r>
+        <w:rPr>
+          <w:rStyle w:val="VerbatimChar"/>
+        </w:rPr>
+        <w:t xml:space="preserve">WAKEUP_INTERVAL_SECONDS = 60</w:t>
+      </w:r>
+      <w:r>
+        <w:t xml:space="preserve"> </w:t>
+      </w:r>
+      <w:r>
+        <w:t xml:space="preserve">in</w:t>
+      </w:r>
+      <w:r>
+        <w:t xml:space="preserve"> </w:t>
+      </w:r>
+      <w:r>
+        <w:rPr>
+          <w:rStyle w:val="VerbatimChar"/>
+        </w:rPr>
+        <w:t xml:space="preserve">arduino.py</w:t>
+      </w:r>
+      <w:r>
+        <w:t xml:space="preserve"> </w:t>
+      </w:r>
+      <w:r>
+        <w:t xml:space="preserve">for the test: readings are then 1 minute apart, and storage lasts about 10 days, so keep the test under 10 days.</w:t>
+      </w:r>
+    </w:p>
+    <w:bookmarkEnd w:id="97"/>
     <w:sectPr/>
   </w:body>
 </w:document>
@@ -8956,9 +9047,39 @@
     </w:lvlOverride>
   </w:num>
   <w:num w:numId="1014">
+    <w:abstractNumId w:val="99411"/>
+    <w:lvlOverride w:ilvl="0">
+      <w:startOverride w:val="1"/>
+    </w:lvlOverride>
+    <w:lvlOverride w:ilvl="1">
+      <w:startOverride w:val="1"/>
+    </w:lvlOverride>
+    <w:lvlOverride w:ilvl="2">
+      <w:startOverride w:val="1"/>
+    </w:lvlOverride>
+    <w:lvlOverride w:ilvl="3">
+      <w:startOverride w:val="1"/>
+    </w:lvlOverride>
+    <w:lvlOverride w:ilvl="4">
+      <w:startOverride w:val="1"/>
+    </w:lvlOverride>
+    <w:lvlOverride w:ilvl="5">
+      <w:startOverride w:val="1"/>
+    </w:lvlOverride>
+    <w:lvlOverride w:ilvl="6">
+      <w:startOverride w:val="1"/>
+    </w:lvlOverride>
+    <w:lvlOverride w:ilvl="7">
+      <w:startOverride w:val="1"/>
+    </w:lvlOverride>
+    <w:lvlOverride w:ilvl="8">
+      <w:startOverride w:val="1"/>
+    </w:lvlOverride>
+  </w:num>
+  <w:num w:numId="1015">
     <w:abstractNumId w:val="991"/>
   </w:num>
-  <w:num w:numId="1015">
+  <w:num w:numId="1016">
     <w:abstractNumId w:val="99411"/>
     <w:lvlOverride w:ilvl="0">
       <w:startOverride w:val="1"/>
@@ -8987,9 +9108,6 @@
     <w:lvlOverride w:ilvl="8">
       <w:startOverride w:val="1"/>
     </w:lvlOverride>
-  </w:num>
-  <w:num w:numId="1016">
-    <w:abstractNumId w:val="991"/>
   </w:num>
   <w:num w:numId="1017">
     <w:abstractNumId w:val="99411"/>
@@ -9022,40 +9140,40 @@
     </w:lvlOverride>
   </w:num>
   <w:num w:numId="1018">
-    <w:abstractNumId w:val="99411"/>
-    <w:lvlOverride w:ilvl="0">
-      <w:startOverride w:val="1"/>
-    </w:lvlOverride>
-    <w:lvlOverride w:ilvl="1">
-      <w:startOverride w:val="1"/>
-    </w:lvlOverride>
-    <w:lvlOverride w:ilvl="2">
-      <w:startOverride w:val="1"/>
-    </w:lvlOverride>
-    <w:lvlOverride w:ilvl="3">
-      <w:startOverride w:val="1"/>
-    </w:lvlOverride>
-    <w:lvlOverride w:ilvl="4">
-      <w:startOverride w:val="1"/>
-    </w:lvlOverride>
-    <w:lvlOverride w:ilvl="5">
-      <w:startOverride w:val="1"/>
-    </w:lvlOverride>
-    <w:lvlOverride w:ilvl="6">
-      <w:startOverride w:val="1"/>
-    </w:lvlOverride>
-    <w:lvlOverride w:ilvl="7">
-      <w:startOverride w:val="1"/>
-    </w:lvlOverride>
-    <w:lvlOverride w:ilvl="8">
-      <w:startOverride w:val="1"/>
-    </w:lvlOverride>
+    <w:abstractNumId w:val="991"/>
   </w:num>
   <w:num w:numId="1019">
     <w:abstractNumId w:val="991"/>
   </w:num>
   <w:num w:numId="1020">
-    <w:abstractNumId w:val="991"/>
+    <w:abstractNumId w:val="99411"/>
+    <w:lvlOverride w:ilvl="0">
+      <w:startOverride w:val="1"/>
+    </w:lvlOverride>
+    <w:lvlOverride w:ilvl="1">
+      <w:startOverride w:val="1"/>
+    </w:lvlOverride>
+    <w:lvlOverride w:ilvl="2">
+      <w:startOverride w:val="1"/>
+    </w:lvlOverride>
+    <w:lvlOverride w:ilvl="3">
+      <w:startOverride w:val="1"/>
+    </w:lvlOverride>
+    <w:lvlOverride w:ilvl="4">
+      <w:startOverride w:val="1"/>
+    </w:lvlOverride>
+    <w:lvlOverride w:ilvl="5">
+      <w:startOverride w:val="1"/>
+    </w:lvlOverride>
+    <w:lvlOverride w:ilvl="6">
+      <w:startOverride w:val="1"/>
+    </w:lvlOverride>
+    <w:lvlOverride w:ilvl="7">
+      <w:startOverride w:val="1"/>
+    </w:lvlOverride>
+    <w:lvlOverride w:ilvl="8">
+      <w:startOverride w:val="1"/>
+    </w:lvlOverride>
   </w:num>
   <w:num w:numId="1021">
     <w:abstractNumId w:val="99411"/>
@@ -9118,40 +9236,40 @@
     </w:lvlOverride>
   </w:num>
   <w:num w:numId="1023">
-    <w:abstractNumId w:val="99411"/>
-    <w:lvlOverride w:ilvl="0">
-      <w:startOverride w:val="1"/>
-    </w:lvlOverride>
-    <w:lvlOverride w:ilvl="1">
-      <w:startOverride w:val="1"/>
-    </w:lvlOverride>
-    <w:lvlOverride w:ilvl="2">
-      <w:startOverride w:val="1"/>
-    </w:lvlOverride>
-    <w:lvlOverride w:ilvl="3">
-      <w:startOverride w:val="1"/>
-    </w:lvlOverride>
-    <w:lvlOverride w:ilvl="4">
-      <w:startOverride w:val="1"/>
-    </w:lvlOverride>
-    <w:lvlOverride w:ilvl="5">
-      <w:startOverride w:val="1"/>
-    </w:lvlOverride>
-    <w:lvlOverride w:ilvl="6">
-      <w:startOverride w:val="1"/>
-    </w:lvlOverride>
-    <w:lvlOverride w:ilvl="7">
-      <w:startOverride w:val="1"/>
-    </w:lvlOverride>
-    <w:lvlOverride w:ilvl="8">
-      <w:startOverride w:val="1"/>
-    </w:lvlOverride>
+    <w:abstractNumId w:val="991"/>
   </w:num>
   <w:num w:numId="1024">
     <w:abstractNumId w:val="991"/>
   </w:num>
   <w:num w:numId="1025">
-    <w:abstractNumId w:val="991"/>
+    <w:abstractNumId w:val="99411"/>
+    <w:lvlOverride w:ilvl="0">
+      <w:startOverride w:val="1"/>
+    </w:lvlOverride>
+    <w:lvlOverride w:ilvl="1">
+      <w:startOverride w:val="1"/>
+    </w:lvlOverride>
+    <w:lvlOverride w:ilvl="2">
+      <w:startOverride w:val="1"/>
+    </w:lvlOverride>
+    <w:lvlOverride w:ilvl="3">
+      <w:startOverride w:val="1"/>
+    </w:lvlOverride>
+    <w:lvlOverride w:ilvl="4">
+      <w:startOverride w:val="1"/>
+    </w:lvlOverride>
+    <w:lvlOverride w:ilvl="5">
+      <w:startOverride w:val="1"/>
+    </w:lvlOverride>
+    <w:lvlOverride w:ilvl="6">
+      <w:startOverride w:val="1"/>
+    </w:lvlOverride>
+    <w:lvlOverride w:ilvl="7">
+      <w:startOverride w:val="1"/>
+    </w:lvlOverride>
+    <w:lvlOverride w:ilvl="8">
+      <w:startOverride w:val="1"/>
+    </w:lvlOverride>
   </w:num>
   <w:num w:numId="1026">
     <w:abstractNumId w:val="99411"/>

--- a/docs/SOP_Build_and_Use.docx
+++ b/docs/SOP_Build_and_Use.docx
@@ -4188,7 +4188,7 @@
         <w:pStyle w:val="Compact"/>
       </w:pPr>
       <w:r>
-        <w:t xml:space="preserve">Secure the case into the participant’s splint with the Chicago screws, with fresh skin-friendly tape on the skin-contact face.</w:t>
+        <w:t xml:space="preserve">Secure the case into the participant’s splint with the Chicago screws, with fresh skin-friendly tape on the skin-contact face. The case’s place in the splint is moulded by the PI (an orthopedist) when the participant’s splint itself is moulded.</w:t>
       </w:r>
     </w:p>
     <w:p>
@@ -4612,7 +4612,7 @@
         <w:pStyle w:val="FirstParagraph"/>
       </w:pPr>
       <w:r>
-        <w:t xml:space="preserve">Closing the modal window releases the logger. Power-cycling the logger in idle mode keeps it idle; the recording stays on it until the next Initialize.</w:t>
+        <w:t xml:space="preserve">Closing the Download window releases the logger. Power-cycling the logger in idle mode keeps it idle; the recording stays on it until the next Initialize.</w:t>
       </w:r>
     </w:p>
     <w:bookmarkEnd w:id="71"/>
@@ -5167,6 +5167,44 @@
         <w:t xml:space="preserve">The detection thresholds were tuned on a small amount of data and have not been checked against a record of when the splint was really worn. Long continuous wear (e.g. overnight) may be split or cut short (Project Handover, §5.1). Look at the traces, not only the totals. Appendix C describes how to re-tune the detection.</w:t>
       </w:r>
     </w:p>
+    <w:p>
+      <w:pPr>
+        <w:pStyle w:val="BlockText"/>
+        <w:pBdr>
+          <w:left w:val="single" w:sz="18" w:space="8" w:color="1F4E79"/>
+        </w:pBdr>
+        <w:shd w:val="clear" w:color="auto" w:fill="F2F6FA"/>
+      </w:pPr>
+      <w:r>
+        <w:rPr>
+          <w:bCs/>
+          <w:b/>
+        </w:rPr>
+        <w:t xml:space="preserve">Average Wear Time Per Day overstates adherence.</w:t>
+      </w:r>
+      <w:r>
+        <w:t xml:space="preserve"> </w:t>
+      </w:r>
+      <w:r>
+        <w:t xml:space="preserve">It is averaged only over days with at least one detected wear event, so days without wear are left out, and the partial first and last days of a recording count as full days. To estimate adherence, divide</w:t>
+      </w:r>
+      <w:r>
+        <w:t xml:space="preserve"> </w:t>
+      </w:r>
+      <w:r>
+        <w:rPr>
+          <w:bCs/>
+          <w:b/>
+        </w:rPr>
+        <w:t xml:space="preserve">Total Wear Time</w:t>
+      </w:r>
+      <w:r>
+        <w:t xml:space="preserve"> </w:t>
+      </w:r>
+      <w:r>
+        <w:t xml:space="preserve">by the number of days in the recording instead.</w:t>
+      </w:r>
+    </w:p>
     <w:bookmarkEnd w:id="86"/>
     <w:bookmarkStart w:id="87" w:name="data-handling"/>
     <w:p>
@@ -5472,7 +5510,7 @@
         <w:pStyle w:val="Compact"/>
       </w:pPr>
       <w:r>
-        <w:t xml:space="preserve">Keep a deployment log: device label, participant ID, firmware/library versions, start time entered, actual power-on time, actual power-cycle (end) time, file name, and notes (device knocked, battery changed, splint removed for long periods, skin issues).</w:t>
+        <w:t xml:space="preserve">Keep a deployment log: device label, participant ID, firmware version, start time entered, actual power-on time, actual power-cycle (end) time, file name, and notes (device knocked, battery changed, splint removed for long periods, skin issues).</w:t>
       </w:r>
     </w:p>
     <w:p>

--- a/docs/SOP_Build_and_Use.docx
+++ b/docs/SOP_Build_and_Use.docx
@@ -942,18 +942,6 @@
     </w:p>
     <w:p>
       <w:pPr>
-        <w:numPr>
-          <w:ilvl w:val="0"/>
-          <w:numId w:val="1002"/>
-        </w:numPr>
-        <w:pStyle w:val="Compact"/>
-      </w:pPr>
-      <w:r>
-        <w:t xml:space="preserve">Timestamps count from the power-on that starts data collection, so power on at the start time entered in the app (§5).</w:t>
-      </w:r>
-    </w:p>
-    <w:p>
-      <w:pPr>
         <w:pStyle w:val="BlockText"/>
         <w:pBdr>
           <w:left w:val="single" w:sz="18" w:space="8" w:color="1F4E79"/>
@@ -971,7 +959,7 @@
         <w:t xml:space="preserve"> </w:t>
       </w:r>
       <w:r>
-        <w:t xml:space="preserve">This is a research prototype worn against the skin. It runs on a CR2450 coin cell: keep spare and used cells away from children, as a swallowed coin cell can cause serious internal injury. The skin-contact face of the case is covered with skin-friendly tape, renewed for every deployment. Check the skin under the case at each visit.</w:t>
+        <w:t xml:space="preserve">This is a research prototype worn against the skin. It runs on a CR2450 coin cell. The skin-contact face of the case is covered with skin-friendly tape, renewed for every deployment. Check the skin under the case at each visit.</w:t>
       </w:r>
     </w:p>
     <w:bookmarkEnd w:id="23"/>
@@ -2243,7 +2231,7 @@
         </w:numPr>
       </w:pPr>
       <w:r>
-        <w:t xml:space="preserve">Insert a CR2450 to check that the Arduino is powered, and use the multimeter across the joints to check the voltage.</w:t>
+        <w:t xml:space="preserve">Insert a CR2450 to check that the Arduino is powered, and use the multimeter across the joints to check the connection.</w:t>
       </w:r>
       <w:r>
         <w:t xml:space="preserve"> </w:t>
@@ -4188,7 +4176,7 @@
         <w:pStyle w:val="Compact"/>
       </w:pPr>
       <w:r>
-        <w:t xml:space="preserve">Secure the case into the participant’s splint with the Chicago screws, with fresh skin-friendly tape on the skin-contact face. The case’s place in the splint is moulded by the PI (an orthopedist) when the participant’s splint itself is moulded.</w:t>
+        <w:t xml:space="preserve">Secure the case into the participant’s splint with the Chicago screws, with fresh skin-friendly tape on the skin-contact face. (The PI, an orthopedist, moulds the case into the participant’s splint when making the splint.)</w:t>
       </w:r>
     </w:p>
     <w:p>
@@ -4235,7 +4223,7 @@
         <w:t xml:space="preserve">about one month at most</w:t>
       </w:r>
       <w:r>
-        <w:t xml:space="preserve">. The longest full recording tested lasted about 36 days. With the current firmware, the logger’s internal timer rolls over at around 49.7 days, and its sampling can get affected. Also, the onboard storage becomes full about after 52 days (15000 readings at one every 5 minutes).</w:t>
+        <w:t xml:space="preserve">. The longest full recording tested lasted about 36 days. With the current firmware, the logger’s internal timer rolls over at around 49.7 days, and its sampling may be disrupted. Also, the onboard storage is full after about 52 days (15 000 readings at one every 5 minutes).</w:t>
       </w:r>
     </w:p>
     <w:bookmarkEnd w:id="64"/>
@@ -5180,13 +5168,13 @@
           <w:bCs/>
           <w:b/>
         </w:rPr>
-        <w:t xml:space="preserve">Average Wear Time Per Day overstates adherence.</w:t>
-      </w:r>
-      <w:r>
-        <w:t xml:space="preserve"> </w:t>
-      </w:r>
-      <w:r>
-        <w:t xml:space="preserve">It is averaged only over days with at least one detected wear event, so days without wear are left out, and the partial first and last days of a recording count as full days. To estimate adherence, divide</w:t>
+        <w:t xml:space="preserve">How Average Wear Time Per Day is calculated.</w:t>
+      </w:r>
+      <w:r>
+        <w:t xml:space="preserve"> </w:t>
+      </w:r>
+      <w:r>
+        <w:t xml:space="preserve">It is averaged over days with at least one detected wear event, so a day with no detected wear (e.g. the splint was not worn at all) is not counted, and the partial first and last days of a recording count as days. If you would rather count every day of the recording, divide</w:t>
       </w:r>
       <w:r>
         <w:t xml:space="preserve"> </w:t>
@@ -5202,7 +5190,7 @@
         <w:t xml:space="preserve"> </w:t>
       </w:r>
       <w:r>
-        <w:t xml:space="preserve">by the number of days in the recording instead.</w:t>
+        <w:t xml:space="preserve">by the number of days in the recording.</w:t>
       </w:r>
     </w:p>
     <w:bookmarkEnd w:id="86"/>

--- a/docs/SOP_Build_and_Use.docx
+++ b/docs/SOP_Build_and_Use.docx
@@ -177,7 +177,7 @@
           <w:iCs/>
           <w:i/>
         </w:rPr>
-        <w:t xml:space="preserve">Drafted in October 2026, prepared by Jamie Kim.</w:t>
+        <w:t xml:space="preserve">Version: October 2026. Prepared by Jamie Kim.</w:t>
       </w:r>
     </w:p>
     <w:bookmarkStart w:id="24" w:name="purpose-and-scope"/>
@@ -1654,7 +1654,7 @@
               <w:rPr>
                 <w:sz w:val="19"/>
               </w:rPr>
-              <w:t xml:space="preserve">in the repository. MSK-IF used PLA as the filament material</w:t>
+              <w:t xml:space="preserve">in the repository. PLA was used for the prototypes</w:t>
             </w:r>
           </w:p>
         </w:tc>
@@ -2354,7 +2354,7 @@
         <w:t xml:space="preserve">splint_adherece_case.stl</w:t>
       </w:r>
       <w:r>
-        <w:t xml:space="preserve">, in a material of your choice. PLA was used during MSK-IF development.</w:t>
+        <w:t xml:space="preserve">, in a material of your choice. PLA was used for the prototypes.</w:t>
       </w:r>
     </w:p>
     <w:p>
